--- a/Отчётность по летней практике.docx
+++ b/Отчётность по летней практике.docx
@@ -1,6 +1,6 @@
 
 <file path=word/document.xml><?xml version="1.0" encoding="utf-8"?>
-<w:document xmlns:wpc="http://schemas.microsoft.com/office/word/2010/wordprocessingCanvas" xmlns:mc="http://schemas.openxmlformats.org/markup-compatibility/2006" xmlns:o="urn:schemas-microsoft-com:office:office" xmlns:r="http://schemas.openxmlformats.org/officeDocument/2006/relationships" xmlns:m="http://schemas.openxmlformats.org/officeDocument/2006/math" xmlns:v="urn:schemas-microsoft-com:vml" xmlns:wp14="http://schemas.microsoft.com/office/word/2010/wordprocessingDrawing" xmlns:wp="http://schemas.openxmlformats.org/drawingml/2006/wordprocessingDrawing" xmlns:w10="urn:schemas-microsoft-com:office:word" xmlns:w="http://schemas.openxmlformats.org/wordprocessingml/2006/main" xmlns:w14="http://schemas.microsoft.com/office/word/2010/wordml" xmlns:w15="http://schemas.microsoft.com/office/word/2012/wordml" xmlns:wpg="http://schemas.microsoft.com/office/word/2010/wordprocessingGroup" xmlns:wpi="http://schemas.microsoft.com/office/word/2010/wordprocessingInk" xmlns:wne="http://schemas.microsoft.com/office/word/2006/wordml" xmlns:wps="http://schemas.microsoft.com/office/word/2010/wordprocessingShape" mc:Ignorable="w14 w15 wp14">
+<w:document xmlns:wpc="http://schemas.microsoft.com/office/word/2010/wordprocessingCanvas" xmlns:cx="http://schemas.microsoft.com/office/drawing/2014/chartex" xmlns:cx1="http://schemas.microsoft.com/office/drawing/2015/9/8/chartex" xmlns:cx2="http://schemas.microsoft.com/office/drawing/2015/10/21/chartex" xmlns:cx3="http://schemas.microsoft.com/office/drawing/2016/5/9/chartex" xmlns:cx4="http://schemas.microsoft.com/office/drawing/2016/5/10/chartex" xmlns:cx5="http://schemas.microsoft.com/office/drawing/2016/5/11/chartex" xmlns:cx6="http://schemas.microsoft.com/office/drawing/2016/5/12/chartex" xmlns:cx7="http://schemas.microsoft.com/office/drawing/2016/5/13/chartex" xmlns:cx8="http://schemas.microsoft.com/office/drawing/2016/5/14/chartex" xmlns:mc="http://schemas.openxmlformats.org/markup-compatibility/2006" xmlns:aink="http://schemas.microsoft.com/office/drawing/2016/ink" xmlns:am3d="http://schemas.microsoft.com/office/drawing/2017/model3d" xmlns:o="urn:schemas-microsoft-com:office:office" xmlns:oel="http://schemas.microsoft.com/office/2019/extlst" xmlns:r="http://schemas.openxmlformats.org/officeDocument/2006/relationships" xmlns:m="http://schemas.openxmlformats.org/officeDocument/2006/math" xmlns:v="urn:schemas-microsoft-com:vml" xmlns:wp14="http://schemas.microsoft.com/office/word/2010/wordprocessingDrawing" xmlns:wp="http://schemas.openxmlformats.org/drawingml/2006/wordprocessingDrawing" xmlns:w10="urn:schemas-microsoft-com:office:word" xmlns:w="http://schemas.openxmlformats.org/wordprocessingml/2006/main" xmlns:w14="http://schemas.microsoft.com/office/word/2010/wordml" xmlns:w15="http://schemas.microsoft.com/office/word/2012/wordml" xmlns:w16cex="http://schemas.microsoft.com/office/word/2018/wordml/cex" xmlns:w16cid="http://schemas.microsoft.com/office/word/2016/wordml/cid" xmlns:w16="http://schemas.microsoft.com/office/word/2018/wordml" xmlns:w16du="http://schemas.microsoft.com/office/word/2023/wordml/word16du" xmlns:w16sdtdh="http://schemas.microsoft.com/office/word/2020/wordml/sdtdatahash" xmlns:w16sdtfl="http://schemas.microsoft.com/office/word/2024/wordml/sdtformatlock" xmlns:w16se="http://schemas.microsoft.com/office/word/2015/wordml/symex" xmlns:wpg="http://schemas.microsoft.com/office/word/2010/wordprocessingGroup" xmlns:wpi="http://schemas.microsoft.com/office/word/2010/wordprocessingInk" xmlns:wne="http://schemas.microsoft.com/office/word/2006/wordml" xmlns:wps="http://schemas.microsoft.com/office/word/2010/wordprocessingShape" mc:Ignorable="w14 w15 w16se w16cid w16 w16cex w16sdtdh w16sdtfl w16du wp14">
   <w:body>
     <w:p>
       <w:pPr>
@@ -101,6 +101,14 @@
         </w:rPr>
         <w:t>«Кубанский государственный университет</w:t>
       </w:r>
+      <w:r>
+        <w:rPr>
+          <w:rFonts w:ascii="Times New Roman" w:hAnsi="Times New Roman"/>
+          <w:sz w:val="24"/>
+          <w:szCs w:val="24"/>
+        </w:rPr>
+        <w:t>»</w:t>
+      </w:r>
     </w:p>
     <w:p>
       <w:pPr>
@@ -144,7 +152,6 @@
           <w:rFonts w:ascii="Times New Roman" w:hAnsi="Times New Roman"/>
           <w:sz w:val="24"/>
           <w:szCs w:val="24"/>
-          <w:highlight w:val="yellow"/>
         </w:rPr>
         <w:t>информационных технологий</w:t>
       </w:r>
@@ -436,16 +443,17 @@
           <w:rFonts w:ascii="Times New Roman" w:hAnsi="Times New Roman"/>
           <w:sz w:val="24"/>
           <w:szCs w:val="24"/>
-        </w:rPr>
-      </w:pPr>
-      <w:r>
-        <w:rPr>
-          <w:rFonts w:ascii="Times New Roman" w:hAnsi="Times New Roman"/>
-          <w:sz w:val="24"/>
-          <w:szCs w:val="24"/>
-          <w:highlight w:val="yellow"/>
-        </w:rPr>
-        <w:t>___________________________________________________</w:t>
+          <w:u w:val="single"/>
+        </w:rPr>
+      </w:pPr>
+      <w:r>
+        <w:rPr>
+          <w:rFonts w:ascii="Times New Roman" w:hAnsi="Times New Roman"/>
+          <w:sz w:val="24"/>
+          <w:szCs w:val="24"/>
+          <w:u w:val="single"/>
+        </w:rPr>
+        <w:t>Яценко Вероника Игоревна</w:t>
       </w:r>
     </w:p>
     <w:p>
@@ -519,9 +527,16 @@
           <w:rFonts w:ascii="Times New Roman" w:hAnsi="Times New Roman"/>
           <w:sz w:val="24"/>
           <w:szCs w:val="24"/>
-          <w:highlight w:val="yellow"/>
-        </w:rPr>
-        <w:t>МО 31</w:t>
+        </w:rPr>
+        <w:t>МО 3</w:t>
+      </w:r>
+      <w:r>
+        <w:rPr>
+          <w:rFonts w:ascii="Times New Roman" w:hAnsi="Times New Roman"/>
+          <w:sz w:val="24"/>
+          <w:szCs w:val="24"/>
+        </w:rPr>
+        <w:t>2</w:t>
       </w:r>
       <w:r>
         <w:rPr>
@@ -597,46 +612,52 @@
           <w:rFonts w:ascii="Times New Roman" w:hAnsi="Times New Roman"/>
           <w:sz w:val="24"/>
           <w:szCs w:val="24"/>
-          <w:highlight w:val="yellow"/>
-        </w:rPr>
-      </w:pPr>
-      <w:r>
-        <w:rPr>
-          <w:rFonts w:ascii="Times New Roman" w:hAnsi="Times New Roman"/>
-          <w:sz w:val="24"/>
-          <w:szCs w:val="24"/>
-          <w:highlight w:val="yellow"/>
-        </w:rPr>
-        <w:t xml:space="preserve">Руководитель практики </w:t>
-      </w:r>
-      <w:r>
-        <w:rPr>
-          <w:rFonts w:ascii="Times New Roman" w:hAnsi="Times New Roman"/>
-          <w:sz w:val="24"/>
-          <w:szCs w:val="24"/>
-          <w:highlight w:val="yellow"/>
-        </w:rPr>
-        <w:t>от факультета</w:t>
-      </w:r>
-    </w:p>
-    <w:p>
-      <w:pPr>
-        <w:spacing w:after="0" w:line="240" w:lineRule="auto"/>
-        <w:rPr>
-          <w:rFonts w:ascii="Times New Roman" w:hAnsi="Times New Roman"/>
-          <w:sz w:val="24"/>
-          <w:szCs w:val="24"/>
-          <w:highlight w:val="yellow"/>
-        </w:rPr>
-      </w:pPr>
-      <w:r>
-        <w:rPr>
-          <w:rFonts w:ascii="Times New Roman" w:hAnsi="Times New Roman"/>
-          <w:sz w:val="24"/>
-          <w:szCs w:val="24"/>
-          <w:highlight w:val="yellow"/>
-        </w:rPr>
-        <w:t>_____________________________________________________________________________</w:t>
+        </w:rPr>
+      </w:pPr>
+      <w:r>
+        <w:rPr>
+          <w:rFonts w:ascii="Times New Roman" w:hAnsi="Times New Roman"/>
+          <w:sz w:val="24"/>
+          <w:szCs w:val="24"/>
+        </w:rPr>
+        <w:t>Руководитель практики от факультета</w:t>
+      </w:r>
+    </w:p>
+    <w:p>
+      <w:pPr>
+        <w:spacing w:after="0" w:line="240" w:lineRule="auto"/>
+        <w:rPr>
+          <w:rFonts w:ascii="Times New Roman" w:hAnsi="Times New Roman"/>
+          <w:sz w:val="24"/>
+          <w:szCs w:val="24"/>
+        </w:rPr>
+      </w:pPr>
+      <w:r>
+        <w:rPr>
+          <w:rFonts w:ascii="Times New Roman" w:hAnsi="Times New Roman"/>
+          <w:sz w:val="24"/>
+          <w:szCs w:val="24"/>
+          <w:u w:val="single"/>
+        </w:rPr>
+        <w:t>доц., канд. пед. наук</w:t>
+      </w:r>
+      <w:r>
+        <w:rPr>
+          <w:rFonts w:ascii="Times New Roman" w:hAnsi="Times New Roman"/>
+          <w:sz w:val="24"/>
+          <w:szCs w:val="24"/>
+          <w:u w:val="single"/>
+        </w:rPr>
+        <w:t>______________________________________</w:t>
+      </w:r>
+      <w:r>
+        <w:rPr>
+          <w:rFonts w:ascii="Times New Roman" w:hAnsi="Times New Roman"/>
+          <w:sz w:val="24"/>
+          <w:szCs w:val="24"/>
+          <w:u w:val="single"/>
+        </w:rPr>
+        <w:t xml:space="preserve"> Добровольская Н.Ю.</w:t>
       </w:r>
     </w:p>
     <w:p>
@@ -655,7 +676,6 @@
           <w:i/>
           <w:sz w:val="20"/>
           <w:szCs w:val="20"/>
-          <w:highlight w:val="yellow"/>
         </w:rPr>
         <w:t>ученое звание, должность</w:t>
       </w:r>
@@ -665,7 +685,6 @@
           <w:i/>
           <w:sz w:val="20"/>
           <w:szCs w:val="20"/>
-          <w:highlight w:val="yellow"/>
         </w:rPr>
         <w:tab/>
       </w:r>
@@ -675,7 +694,6 @@
           <w:i/>
           <w:sz w:val="20"/>
           <w:szCs w:val="20"/>
-          <w:highlight w:val="yellow"/>
         </w:rPr>
         <w:tab/>
       </w:r>
@@ -685,7 +703,6 @@
           <w:i/>
           <w:sz w:val="20"/>
           <w:szCs w:val="20"/>
-          <w:highlight w:val="yellow"/>
         </w:rPr>
         <w:tab/>
         <w:t xml:space="preserve">   </w:t>
@@ -696,31 +713,29 @@
           <w:i/>
           <w:sz w:val="20"/>
           <w:szCs w:val="20"/>
-          <w:highlight w:val="yellow"/>
         </w:rPr>
         <w:tab/>
-        <w:t xml:space="preserve">     (подпись) </w:t>
-      </w:r>
+        <w:t xml:space="preserve">  </w:t>
+      </w:r>
+      <w:proofErr w:type="gramStart"/>
       <w:r>
         <w:rPr>
           <w:rFonts w:ascii="Times New Roman" w:hAnsi="Times New Roman"/>
           <w:i/>
           <w:sz w:val="20"/>
           <w:szCs w:val="20"/>
-          <w:highlight w:val="yellow"/>
-        </w:rPr>
-        <w:tab/>
-      </w:r>
+        </w:rPr>
+        <w:t xml:space="preserve">   (</w:t>
+      </w:r>
+      <w:proofErr w:type="gramEnd"/>
       <w:r>
         <w:rPr>
           <w:rFonts w:ascii="Times New Roman" w:hAnsi="Times New Roman"/>
           <w:i/>
           <w:sz w:val="20"/>
           <w:szCs w:val="20"/>
-          <w:highlight w:val="yellow"/>
-        </w:rPr>
-        <w:tab/>
-        <w:t xml:space="preserve">    (Ф.И.О)</w:t>
+        </w:rPr>
+        <w:t xml:space="preserve">подпись) </w:t>
       </w:r>
       <w:r>
         <w:rPr>
@@ -729,99 +744,7 @@
           <w:sz w:val="20"/>
           <w:szCs w:val="20"/>
         </w:rPr>
-        <w:t xml:space="preserve"> </w:t>
-      </w:r>
-    </w:p>
-    <w:p>
-      <w:pPr>
-        <w:spacing w:after="0" w:line="240" w:lineRule="auto"/>
-        <w:rPr>
-          <w:rFonts w:ascii="Times New Roman" w:hAnsi="Times New Roman"/>
-          <w:sz w:val="24"/>
-          <w:szCs w:val="24"/>
-        </w:rPr>
-      </w:pPr>
-    </w:p>
-    <w:p>
-      <w:pPr>
-        <w:spacing w:after="0" w:line="240" w:lineRule="auto"/>
-        <w:rPr>
-          <w:rFonts w:ascii="Times New Roman" w:hAnsi="Times New Roman"/>
-          <w:sz w:val="24"/>
-          <w:szCs w:val="24"/>
-        </w:rPr>
-      </w:pPr>
-      <w:r>
-        <w:rPr>
-          <w:rFonts w:ascii="Times New Roman" w:hAnsi="Times New Roman"/>
-          <w:sz w:val="24"/>
-          <w:szCs w:val="24"/>
-        </w:rPr>
-        <w:t xml:space="preserve">Оценка по итогам защиты практики: </w:t>
-      </w:r>
-      <w:r>
-        <w:rPr>
-          <w:rFonts w:ascii="Times New Roman" w:hAnsi="Times New Roman"/>
-          <w:sz w:val="24"/>
-          <w:szCs w:val="24"/>
-          <w:highlight w:val="yellow"/>
-        </w:rPr>
-        <w:t>_____________________</w:t>
-      </w:r>
-      <w:r>
-        <w:rPr>
-          <w:rFonts w:ascii="Times New Roman" w:hAnsi="Times New Roman"/>
-          <w:sz w:val="24"/>
-          <w:szCs w:val="24"/>
-        </w:rPr>
-        <w:t xml:space="preserve"> </w:t>
-      </w:r>
-    </w:p>
-    <w:p>
-      <w:pPr>
-        <w:spacing w:after="0" w:line="240" w:lineRule="auto"/>
-        <w:rPr>
-          <w:rFonts w:ascii="Times New Roman" w:eastAsia="Times New Roman" w:hAnsi="Times New Roman"/>
-          <w:sz w:val="24"/>
-          <w:szCs w:val="24"/>
-        </w:rPr>
-      </w:pPr>
-    </w:p>
-    <w:p>
-      <w:pPr>
-        <w:spacing w:after="0" w:line="240" w:lineRule="auto"/>
-        <w:rPr>
-          <w:rFonts w:ascii="Times New Roman" w:eastAsia="Times New Roman" w:hAnsi="Times New Roman"/>
-          <w:sz w:val="24"/>
-          <w:szCs w:val="24"/>
-        </w:rPr>
-      </w:pPr>
-      <w:r>
-        <w:rPr>
-          <w:rFonts w:ascii="Times New Roman" w:eastAsia="Times New Roman" w:hAnsi="Times New Roman"/>
-          <w:sz w:val="24"/>
-          <w:szCs w:val="24"/>
-          <w:u w:val="single"/>
-        </w:rPr>
-        <w:t>«26» июля 202</w:t>
-      </w:r>
-      <w:r>
-        <w:rPr>
-          <w:rFonts w:ascii="Times New Roman" w:eastAsia="Times New Roman" w:hAnsi="Times New Roman"/>
-          <w:sz w:val="24"/>
-          <w:szCs w:val="24"/>
-          <w:u w:val="single"/>
-        </w:rPr>
-        <w:t>6</w:t>
-      </w:r>
-      <w:r>
-        <w:rPr>
-          <w:rFonts w:ascii="Times New Roman" w:eastAsia="Times New Roman" w:hAnsi="Times New Roman"/>
-          <w:sz w:val="24"/>
-          <w:szCs w:val="24"/>
-          <w:u w:val="single"/>
-        </w:rPr>
-        <w:t xml:space="preserve"> г. </w:t>
+        <w:tab/>
       </w:r>
       <w:r>
         <w:rPr>
@@ -830,8 +753,10 @@
           <w:sz w:val="20"/>
           <w:szCs w:val="20"/>
         </w:rPr>
+        <w:tab/>
         <w:t xml:space="preserve"> </w:t>
       </w:r>
+      <w:proofErr w:type="gramStart"/>
       <w:r>
         <w:rPr>
           <w:rFonts w:ascii="Times New Roman" w:hAnsi="Times New Roman"/>
@@ -839,7 +764,126 @@
           <w:sz w:val="20"/>
           <w:szCs w:val="20"/>
         </w:rPr>
-        <w:t>(дата)</w:t>
+        <w:t xml:space="preserve">   (</w:t>
+      </w:r>
+      <w:proofErr w:type="gramEnd"/>
+      <w:r>
+        <w:rPr>
+          <w:rFonts w:ascii="Times New Roman" w:hAnsi="Times New Roman"/>
+          <w:i/>
+          <w:sz w:val="20"/>
+          <w:szCs w:val="20"/>
+        </w:rPr>
+        <w:t>Ф.И.О)</w:t>
+      </w:r>
+      <w:r>
+        <w:rPr>
+          <w:rFonts w:ascii="Times New Roman" w:hAnsi="Times New Roman"/>
+          <w:i/>
+          <w:sz w:val="20"/>
+          <w:szCs w:val="20"/>
+        </w:rPr>
+        <w:t xml:space="preserve"> </w:t>
+      </w:r>
+    </w:p>
+    <w:p>
+      <w:pPr>
+        <w:spacing w:after="0" w:line="240" w:lineRule="auto"/>
+        <w:rPr>
+          <w:rFonts w:ascii="Times New Roman" w:hAnsi="Times New Roman"/>
+          <w:sz w:val="24"/>
+          <w:szCs w:val="24"/>
+        </w:rPr>
+      </w:pPr>
+    </w:p>
+    <w:p>
+      <w:pPr>
+        <w:spacing w:after="0" w:line="240" w:lineRule="auto"/>
+        <w:rPr>
+          <w:rFonts w:ascii="Times New Roman" w:hAnsi="Times New Roman"/>
+          <w:sz w:val="24"/>
+          <w:szCs w:val="24"/>
+        </w:rPr>
+      </w:pPr>
+      <w:r>
+        <w:rPr>
+          <w:rFonts w:ascii="Times New Roman" w:hAnsi="Times New Roman"/>
+          <w:sz w:val="24"/>
+          <w:szCs w:val="24"/>
+        </w:rPr>
+        <w:t xml:space="preserve">Оценка по итогам защиты практики: </w:t>
+      </w:r>
+      <w:r>
+        <w:rPr>
+          <w:rFonts w:ascii="Times New Roman" w:hAnsi="Times New Roman"/>
+          <w:sz w:val="24"/>
+          <w:szCs w:val="24"/>
+        </w:rPr>
+        <w:t>_____________________</w:t>
+      </w:r>
+      <w:r>
+        <w:rPr>
+          <w:rFonts w:ascii="Times New Roman" w:hAnsi="Times New Roman"/>
+          <w:sz w:val="24"/>
+          <w:szCs w:val="24"/>
+        </w:rPr>
+        <w:t xml:space="preserve"> </w:t>
+      </w:r>
+    </w:p>
+    <w:p>
+      <w:pPr>
+        <w:spacing w:after="0" w:line="240" w:lineRule="auto"/>
+        <w:rPr>
+          <w:rFonts w:ascii="Times New Roman" w:eastAsia="Times New Roman" w:hAnsi="Times New Roman"/>
+          <w:sz w:val="24"/>
+          <w:szCs w:val="24"/>
+        </w:rPr>
+      </w:pPr>
+    </w:p>
+    <w:p>
+      <w:pPr>
+        <w:spacing w:after="0" w:line="240" w:lineRule="auto"/>
+        <w:rPr>
+          <w:rFonts w:ascii="Times New Roman" w:eastAsia="Times New Roman" w:hAnsi="Times New Roman"/>
+          <w:sz w:val="24"/>
+          <w:szCs w:val="24"/>
+        </w:rPr>
+      </w:pPr>
+      <w:r>
+        <w:rPr>
+          <w:rFonts w:ascii="Times New Roman" w:eastAsia="Times New Roman" w:hAnsi="Times New Roman"/>
+          <w:sz w:val="24"/>
+          <w:szCs w:val="24"/>
+          <w:u w:val="single"/>
+        </w:rPr>
+        <w:t>«26» июля 202</w:t>
+      </w:r>
+      <w:r>
+        <w:rPr>
+          <w:rFonts w:ascii="Times New Roman" w:eastAsia="Times New Roman" w:hAnsi="Times New Roman"/>
+          <w:sz w:val="24"/>
+          <w:szCs w:val="24"/>
+          <w:u w:val="single"/>
+        </w:rPr>
+        <w:t>6</w:t>
+      </w:r>
+      <w:r>
+        <w:rPr>
+          <w:rFonts w:ascii="Times New Roman" w:eastAsia="Times New Roman" w:hAnsi="Times New Roman"/>
+          <w:sz w:val="24"/>
+          <w:szCs w:val="24"/>
+          <w:u w:val="single"/>
+        </w:rPr>
+        <w:t xml:space="preserve"> г. </w:t>
+      </w:r>
+      <w:r>
+        <w:rPr>
+          <w:rFonts w:ascii="Times New Roman" w:hAnsi="Times New Roman"/>
+          <w:i/>
+          <w:sz w:val="20"/>
+          <w:szCs w:val="20"/>
+        </w:rPr>
+        <w:t xml:space="preserve"> </w:t>
       </w:r>
     </w:p>
     <w:p>
@@ -942,14 +986,32 @@
           <w:highlight w:val="yellow"/>
         </w:rPr>
         <w:tab/>
-        <w:t xml:space="preserve">     (подпись) </w:t>
-      </w:r>
+        <w:t xml:space="preserve">  </w:t>
+      </w:r>
+      <w:proofErr w:type="gramStart"/>
       <w:r>
         <w:rPr>
           <w:rFonts w:ascii="Times New Roman" w:hAnsi="Times New Roman"/>
           <w:i/>
           <w:highlight w:val="yellow"/>
         </w:rPr>
+        <w:t xml:space="preserve">   (</w:t>
+      </w:r>
+      <w:proofErr w:type="gramEnd"/>
+      <w:r>
+        <w:rPr>
+          <w:rFonts w:ascii="Times New Roman" w:hAnsi="Times New Roman"/>
+          <w:i/>
+          <w:highlight w:val="yellow"/>
+        </w:rPr>
+        <w:t xml:space="preserve">подпись) </w:t>
+      </w:r>
+      <w:r>
+        <w:rPr>
+          <w:rFonts w:ascii="Times New Roman" w:hAnsi="Times New Roman"/>
+          <w:i/>
+          <w:highlight w:val="yellow"/>
+        </w:rPr>
         <w:tab/>
       </w:r>
       <w:r>
@@ -959,15 +1021,33 @@
           <w:highlight w:val="yellow"/>
         </w:rPr>
         <w:tab/>
-        <w:t xml:space="preserve">    (Ф.И.О)</w:t>
-      </w:r>
-      <w:r>
-        <w:rPr>
-          <w:rFonts w:ascii="Times New Roman" w:hAnsi="Times New Roman"/>
-          <w:i/>
-        </w:rPr>
         <w:t xml:space="preserve"> </w:t>
       </w:r>
+      <w:proofErr w:type="gramStart"/>
+      <w:r>
+        <w:rPr>
+          <w:rFonts w:ascii="Times New Roman" w:hAnsi="Times New Roman"/>
+          <w:i/>
+          <w:highlight w:val="yellow"/>
+        </w:rPr>
+        <w:t xml:space="preserve">   (</w:t>
+      </w:r>
+      <w:proofErr w:type="gramEnd"/>
+      <w:r>
+        <w:rPr>
+          <w:rFonts w:ascii="Times New Roman" w:hAnsi="Times New Roman"/>
+          <w:i/>
+          <w:highlight w:val="yellow"/>
+        </w:rPr>
+        <w:t>Ф.И.О)</w:t>
+      </w:r>
+      <w:r>
+        <w:rPr>
+          <w:rFonts w:ascii="Times New Roman" w:hAnsi="Times New Roman"/>
+          <w:i/>
+        </w:rPr>
+        <w:t xml:space="preserve"> </w:t>
+      </w:r>
     </w:p>
     <w:p>
       <w:pPr>
@@ -1030,6 +1110,72 @@
           <w:szCs w:val="24"/>
         </w:rPr>
       </w:pPr>
+    </w:p>
+    <w:p>
+      <w:pPr>
+        <w:spacing w:after="0" w:line="240" w:lineRule="auto"/>
+        <w:jc w:val="center"/>
+        <w:rPr>
+          <w:rFonts w:ascii="Times New Roman" w:hAnsi="Times New Roman"/>
+          <w:sz w:val="24"/>
+          <w:szCs w:val="24"/>
+        </w:rPr>
+      </w:pPr>
+    </w:p>
+    <w:p>
+      <w:pPr>
+        <w:spacing w:after="0" w:line="240" w:lineRule="auto"/>
+        <w:jc w:val="center"/>
+        <w:rPr>
+          <w:rFonts w:ascii="Times New Roman" w:hAnsi="Times New Roman"/>
+          <w:sz w:val="24"/>
+          <w:szCs w:val="24"/>
+        </w:rPr>
+      </w:pPr>
+    </w:p>
+    <w:p>
+      <w:pPr>
+        <w:spacing w:after="0" w:line="240" w:lineRule="auto"/>
+        <w:jc w:val="center"/>
+        <w:rPr>
+          <w:rFonts w:ascii="Times New Roman" w:hAnsi="Times New Roman"/>
+          <w:sz w:val="24"/>
+          <w:szCs w:val="24"/>
+        </w:rPr>
+      </w:pPr>
+    </w:p>
+    <w:p>
+      <w:pPr>
+        <w:spacing w:after="0" w:line="240" w:lineRule="auto"/>
+        <w:jc w:val="center"/>
+        <w:rPr>
+          <w:rFonts w:ascii="Times New Roman" w:hAnsi="Times New Roman"/>
+          <w:sz w:val="24"/>
+          <w:szCs w:val="24"/>
+        </w:rPr>
+      </w:pPr>
+    </w:p>
+    <w:p>
+      <w:pPr>
+        <w:spacing w:after="0" w:line="240" w:lineRule="auto"/>
+        <w:jc w:val="center"/>
+        <w:rPr>
+          <w:rFonts w:ascii="Times New Roman" w:hAnsi="Times New Roman"/>
+          <w:sz w:val="24"/>
+          <w:szCs w:val="24"/>
+        </w:rPr>
+      </w:pPr>
+    </w:p>
+    <w:p>
+      <w:pPr>
+        <w:spacing w:after="0" w:line="240" w:lineRule="auto"/>
+        <w:jc w:val="center"/>
+        <w:rPr>
+          <w:rFonts w:ascii="Times New Roman" w:hAnsi="Times New Roman"/>
+          <w:sz w:val="24"/>
+          <w:szCs w:val="24"/>
+        </w:rPr>
+      </w:pPr>
       <w:r>
         <w:rPr>
           <w:rFonts w:ascii="Times New Roman" w:hAnsi="Times New Roman"/>
@@ -1062,81 +1208,6 @@
         </w:rPr>
         <w:t>г.</w:t>
       </w:r>
-    </w:p>
-    <w:p>
-      <w:pPr>
-        <w:spacing w:after="0" w:line="240" w:lineRule="auto"/>
-        <w:jc w:val="center"/>
-        <w:rPr>
-          <w:rFonts w:ascii="Times New Roman" w:hAnsi="Times New Roman"/>
-          <w:sz w:val="24"/>
-          <w:szCs w:val="24"/>
-        </w:rPr>
-      </w:pPr>
-    </w:p>
-    <w:p>
-      <w:pPr>
-        <w:spacing w:after="0" w:line="240" w:lineRule="auto"/>
-        <w:jc w:val="center"/>
-        <w:rPr>
-          <w:rFonts w:ascii="Times New Roman" w:hAnsi="Times New Roman"/>
-          <w:sz w:val="24"/>
-          <w:szCs w:val="24"/>
-        </w:rPr>
-      </w:pPr>
-    </w:p>
-    <w:p>
-      <w:pPr>
-        <w:spacing w:after="0" w:line="240" w:lineRule="auto"/>
-        <w:rPr>
-          <w:rFonts w:ascii="Times New Roman" w:hAnsi="Times New Roman"/>
-          <w:sz w:val="24"/>
-          <w:szCs w:val="24"/>
-        </w:rPr>
-      </w:pPr>
-      <w:r>
-        <w:rPr>
-          <w:rFonts w:ascii="Times New Roman" w:hAnsi="Times New Roman"/>
-          <w:i/>
-          <w:sz w:val="48"/>
-          <w:szCs w:val="48"/>
-          <w:highlight w:val="yellow"/>
-        </w:rPr>
-        <w:t>+ сам отчет,  не менее 10 стр</w:t>
-      </w:r>
-    </w:p>
-    <w:p>
-      <w:pPr>
-        <w:spacing w:after="0" w:line="240" w:lineRule="auto"/>
-        <w:jc w:val="center"/>
-        <w:rPr>
-          <w:rFonts w:ascii="Times New Roman" w:hAnsi="Times New Roman"/>
-          <w:sz w:val="24"/>
-          <w:szCs w:val="24"/>
-        </w:rPr>
-      </w:pPr>
-    </w:p>
-    <w:p>
-      <w:pPr>
-        <w:spacing w:after="0" w:line="240" w:lineRule="auto"/>
-        <w:jc w:val="center"/>
-        <w:rPr>
-          <w:rFonts w:ascii="Times New Roman" w:hAnsi="Times New Roman"/>
-          <w:sz w:val="20"/>
-          <w:szCs w:val="20"/>
-        </w:rPr>
-      </w:pPr>
-    </w:p>
-    <w:p>
-      <w:pPr>
-        <w:spacing w:after="0" w:line="240" w:lineRule="auto"/>
-        <w:jc w:val="center"/>
-        <w:rPr>
-          <w:rFonts w:ascii="Times New Roman" w:hAnsi="Times New Roman"/>
-          <w:sz w:val="20"/>
-          <w:szCs w:val="20"/>
-        </w:rPr>
-      </w:pPr>
     </w:p>
     <w:p>
       <w:pPr>
@@ -1210,25 +1281,34 @@
           <w:rFonts w:ascii="Times New Roman" w:hAnsi="Times New Roman"/>
           <w:sz w:val="24"/>
           <w:szCs w:val="24"/>
-        </w:rPr>
-      </w:pPr>
-      <w:r>
-        <w:rPr>
-          <w:rFonts w:ascii="Times New Roman" w:hAnsi="Times New Roman"/>
-          <w:sz w:val="24"/>
-          <w:szCs w:val="24"/>
-          <w:highlight w:val="yellow"/>
-        </w:rPr>
-        <w:t xml:space="preserve">Студент </w:t>
-      </w:r>
-      <w:r>
-        <w:rPr>
-          <w:rFonts w:ascii="Times New Roman" w:hAnsi="Times New Roman"/>
-          <w:sz w:val="24"/>
-          <w:szCs w:val="24"/>
-          <w:highlight w:val="yellow"/>
-        </w:rPr>
-        <w:t>________________________________________________________________</w:t>
+          <w:u w:val="single"/>
+        </w:rPr>
+      </w:pPr>
+      <w:r>
+        <w:rPr>
+          <w:rFonts w:ascii="Times New Roman" w:hAnsi="Times New Roman"/>
+          <w:sz w:val="24"/>
+          <w:szCs w:val="24"/>
+        </w:rPr>
+        <w:t>Студент</w:t>
+      </w:r>
+      <w:r>
+        <w:rPr>
+          <w:rFonts w:ascii="Times New Roman" w:hAnsi="Times New Roman"/>
+          <w:sz w:val="24"/>
+          <w:szCs w:val="24"/>
+          <w:u w:val="single"/>
+        </w:rPr>
+        <w:t xml:space="preserve"> </w:t>
+      </w:r>
+      <w:r>
+        <w:rPr>
+          <w:rFonts w:ascii="Times New Roman" w:hAnsi="Times New Roman"/>
+          <w:sz w:val="24"/>
+          <w:szCs w:val="24"/>
+          <w:u w:val="single"/>
+        </w:rPr>
+        <w:t>Яценко Вероника Игоревна</w:t>
       </w:r>
     </w:p>
     <w:p>
@@ -1290,6 +1370,17 @@
     <w:p>
       <w:pPr>
         <w:spacing w:after="0" w:line="240" w:lineRule="auto"/>
+        <w:rPr>
+          <w:rFonts w:ascii="Times New Roman" w:hAnsi="Times New Roman"/>
+          <w:sz w:val="24"/>
+          <w:szCs w:val="24"/>
+          <w:u w:val="single"/>
+        </w:rPr>
+      </w:pPr>
+    </w:p>
+    <w:p>
+      <w:pPr>
+        <w:spacing w:after="0" w:line="240" w:lineRule="auto"/>
         <w:jc w:val="both"/>
         <w:rPr>
           <w:rFonts w:ascii="Times New Roman" w:hAnsi="Times New Roman"/>
@@ -1319,9 +1410,9 @@
           <w:rFonts w:ascii="Times New Roman" w:hAnsi="Times New Roman"/>
           <w:sz w:val="24"/>
           <w:szCs w:val="24"/>
-          <w:highlight w:val="yellow"/>
-        </w:rPr>
-        <w:t>_______________________________________________________________</w:t>
+          <w:u w:val="single"/>
+        </w:rPr>
+        <w:t>ООО «Рус Интер Сервис»</w:t>
       </w:r>
     </w:p>
     <w:p>
@@ -1332,6 +1423,18 @@
           <w:rFonts w:ascii="Times New Roman" w:hAnsi="Times New Roman"/>
           <w:sz w:val="24"/>
           <w:szCs w:val="24"/>
+          <w:u w:val="single"/>
+        </w:rPr>
+      </w:pPr>
+    </w:p>
+    <w:p>
+      <w:pPr>
+        <w:spacing w:after="0" w:line="240" w:lineRule="auto"/>
+        <w:jc w:val="both"/>
+        <w:rPr>
+          <w:rFonts w:ascii="Times New Roman" w:hAnsi="Times New Roman"/>
+          <w:sz w:val="24"/>
+          <w:szCs w:val="24"/>
         </w:rPr>
       </w:pPr>
       <w:r>
@@ -1453,6 +1556,17 @@
         </w:rPr>
         <w:t>.</w:t>
       </w:r>
+    </w:p>
+    <w:p>
+      <w:pPr>
+        <w:spacing w:after="0" w:line="240" w:lineRule="auto"/>
+        <w:jc w:val="both"/>
+        <w:rPr>
+          <w:rFonts w:ascii="Times New Roman" w:hAnsi="Times New Roman"/>
+          <w:sz w:val="24"/>
+          <w:szCs w:val="24"/>
+        </w:rPr>
+      </w:pPr>
     </w:p>
     <w:p>
       <w:pPr>
@@ -1521,44 +1635,23 @@
     </w:p>
     <w:tbl>
       <w:tblPr>
-        <w:tblW w:w="9498" w:type="dxa"/>
-        <w:tblInd w:w="-5" w:type="dxa"/>
-        <w:tblBorders>
-          <w:top w:val="single" w:sz="4" w:space="0" w:color="000000"/>
-          <w:left w:val="single" w:sz="4" w:space="0" w:color="000000"/>
-          <w:bottom w:val="single" w:sz="4" w:space="0" w:color="000000"/>
-          <w:right w:val="single" w:sz="4" w:space="0" w:color="000000"/>
-          <w:insideH w:val="single" w:sz="4" w:space="0" w:color="000000"/>
-          <w:insideV w:val="single" w:sz="4" w:space="0" w:color="000000"/>
-        </w:tblBorders>
-        <w:tblLayout w:type="fixed"/>
-        <w:tblLook w:val="00A0" w:firstRow="1" w:lastRow="0" w:firstColumn="1" w:lastColumn="0" w:noHBand="0" w:noVBand="0"/>
+        <w:tblStyle w:val="a9"/>
+        <w:tblW w:w="5000" w:type="pct"/>
+        <w:tblLook w:val="04A0" w:firstRow="1" w:lastRow="0" w:firstColumn="1" w:lastColumn="0" w:noHBand="0" w:noVBand="1"/>
       </w:tblPr>
       <w:tblGrid>
-        <w:gridCol w:w="993"/>
-        <w:gridCol w:w="6095"/>
-        <w:gridCol w:w="2410"/>
+        <w:gridCol w:w="988"/>
+        <w:gridCol w:w="5671"/>
+        <w:gridCol w:w="2686"/>
       </w:tblGrid>
       <w:tr>
-        <w:trPr>
-          <w:trHeight w:val="20"/>
-          <w:tblHeader/>
-        </w:trPr>
-        <w:tc>
-          <w:tcPr>
-            <w:tcW w:w="993" w:type="dxa"/>
-            <w:tcBorders>
-              <w:top w:val="single" w:sz="4" w:space="0" w:color="000000"/>
-              <w:left w:val="single" w:sz="4" w:space="0" w:color="000000"/>
-              <w:bottom w:val="single" w:sz="4" w:space="0" w:color="000000"/>
-              <w:right w:val="single" w:sz="4" w:space="0" w:color="000000"/>
-            </w:tcBorders>
+        <w:tc>
+          <w:tcPr>
+            <w:tcW w:w="529" w:type="pct"/>
             <w:vAlign w:val="center"/>
-            <w:hideMark/>
-          </w:tcPr>
-          <w:p>
-            <w:pPr>
-              <w:spacing w:after="0" w:line="240" w:lineRule="auto"/>
+          </w:tcPr>
+          <w:p>
+            <w:pPr>
               <w:jc w:val="both"/>
               <w:rPr>
                 <w:rFonts w:ascii="Times New Roman" w:hAnsi="Times New Roman"/>
@@ -1577,7 +1670,6 @@
           </w:p>
           <w:p>
             <w:pPr>
-              <w:spacing w:after="0" w:line="240" w:lineRule="auto"/>
               <w:jc w:val="both"/>
               <w:rPr>
                 <w:rFonts w:ascii="Times New Roman" w:hAnsi="Times New Roman"/>
@@ -1585,6 +1677,7 @@
                 <w:szCs w:val="24"/>
               </w:rPr>
             </w:pPr>
+            <w:proofErr w:type="spellStart"/>
             <w:r>
               <w:rPr>
                 <w:rFonts w:ascii="Times New Roman" w:hAnsi="Times New Roman"/>
@@ -1593,23 +1686,16 @@
               </w:rPr>
               <w:t>тенции</w:t>
             </w:r>
-          </w:p>
-        </w:tc>
-        <w:tc>
-          <w:tcPr>
-            <w:tcW w:w="6095" w:type="dxa"/>
-            <w:tcBorders>
-              <w:top w:val="single" w:sz="4" w:space="0" w:color="000000"/>
-              <w:left w:val="single" w:sz="4" w:space="0" w:color="000000"/>
-              <w:bottom w:val="single" w:sz="4" w:space="0" w:color="000000"/>
-              <w:right w:val="single" w:sz="4" w:space="0" w:color="000000"/>
-            </w:tcBorders>
+            <w:proofErr w:type="spellEnd"/>
+          </w:p>
+        </w:tc>
+        <w:tc>
+          <w:tcPr>
+            <w:tcW w:w="3034" w:type="pct"/>
             <w:vAlign w:val="center"/>
-            <w:hideMark/>
-          </w:tcPr>
-          <w:p>
-            <w:pPr>
-              <w:spacing w:after="0" w:line="240" w:lineRule="auto"/>
+          </w:tcPr>
+          <w:p>
+            <w:pPr>
               <w:jc w:val="both"/>
               <w:rPr>
                 <w:rFonts w:ascii="Times New Roman" w:hAnsi="Times New Roman"/>
@@ -1629,23 +1715,15 @@
         </w:tc>
         <w:tc>
           <w:tcPr>
-            <w:tcW w:w="2410" w:type="dxa"/>
-            <w:tcBorders>
-              <w:top w:val="single" w:sz="4" w:space="0" w:color="000000"/>
-              <w:left w:val="single" w:sz="4" w:space="0" w:color="000000"/>
-              <w:bottom w:val="single" w:sz="4" w:space="0" w:color="000000"/>
-              <w:right w:val="single" w:sz="4" w:space="0" w:color="000000"/>
-            </w:tcBorders>
-            <w:hideMark/>
-          </w:tcPr>
-          <w:p>
-            <w:pPr>
-              <w:spacing w:after="0" w:line="240" w:lineRule="auto"/>
-              <w:rPr>
-                <w:rFonts w:ascii="Times New Roman" w:hAnsi="Times New Roman"/>
-                <w:sz w:val="24"/>
-                <w:szCs w:val="24"/>
-                <w:highlight w:val="yellow"/>
+            <w:tcW w:w="1437" w:type="pct"/>
+          </w:tcPr>
+          <w:p>
+            <w:pPr>
+              <w:jc w:val="both"/>
+              <w:rPr>
+                <w:rFonts w:ascii="Times New Roman" w:hAnsi="Times New Roman"/>
+                <w:sz w:val="24"/>
+                <w:szCs w:val="24"/>
               </w:rPr>
             </w:pPr>
             <w:r>
@@ -1660,23 +1738,20 @@
         </w:tc>
       </w:tr>
       <w:tr>
-        <w:trPr>
-          <w:trHeight w:val="20"/>
-          <w:tblHeader/>
-        </w:trPr>
-        <w:tc>
-          <w:tcPr>
-            <w:tcW w:w="993" w:type="dxa"/>
-            <w:tcBorders>
-              <w:top w:val="single" w:sz="4" w:space="0" w:color="000000"/>
-              <w:left w:val="single" w:sz="4" w:space="0" w:color="000000"/>
-              <w:bottom w:val="single" w:sz="4" w:space="0" w:color="000000"/>
-              <w:right w:val="single" w:sz="4" w:space="0" w:color="000000"/>
-            </w:tcBorders>
-          </w:tcPr>
-          <w:p>
-            <w:pPr>
-              <w:spacing w:after="0" w:line="240" w:lineRule="auto"/>
+        <w:tc>
+          <w:tcPr>
+            <w:tcW w:w="529" w:type="pct"/>
+          </w:tcPr>
+          <w:p>
+            <w:pPr>
+              <w:jc w:val="both"/>
+              <w:rPr>
+                <w:rFonts w:ascii="Times New Roman" w:hAnsi="Times New Roman"/>
+                <w:sz w:val="24"/>
+                <w:szCs w:val="24"/>
+              </w:rPr>
+            </w:pPr>
+            <w:r>
               <w:rPr>
                 <w:rFonts w:ascii="Times New Roman" w:eastAsia="Times New Roman" w:hAnsi="Times New Roman"/>
                 <w:color w:val="000000"/>
@@ -1684,6 +1759,22 @@
                 <w:szCs w:val="24"/>
                 <w:lang w:eastAsia="ru-RU"/>
               </w:rPr>
+              <w:t>УК-2</w:t>
+            </w:r>
+          </w:p>
+        </w:tc>
+        <w:tc>
+          <w:tcPr>
+            <w:tcW w:w="3034" w:type="pct"/>
+          </w:tcPr>
+          <w:p>
+            <w:pPr>
+              <w:jc w:val="both"/>
+              <w:rPr>
+                <w:rFonts w:ascii="Times New Roman" w:hAnsi="Times New Roman"/>
+                <w:sz w:val="24"/>
+                <w:szCs w:val="24"/>
+              </w:rPr>
             </w:pPr>
             <w:r>
               <w:rPr>
@@ -1693,23 +1784,191 @@
                 <w:szCs w:val="24"/>
                 <w:lang w:eastAsia="ru-RU"/>
               </w:rPr>
-              <w:t>УК-2</w:t>
-            </w:r>
-          </w:p>
-        </w:tc>
-        <w:tc>
-          <w:tcPr>
-            <w:tcW w:w="6095" w:type="dxa"/>
-            <w:tcBorders>
-              <w:top w:val="single" w:sz="4" w:space="0" w:color="000000"/>
-              <w:left w:val="single" w:sz="4" w:space="0" w:color="000000"/>
-              <w:bottom w:val="single" w:sz="4" w:space="0" w:color="000000"/>
-              <w:right w:val="single" w:sz="4" w:space="0" w:color="000000"/>
-            </w:tcBorders>
-          </w:tcPr>
-          <w:p>
-            <w:pPr>
-              <w:spacing w:after="0" w:line="240" w:lineRule="auto"/>
+              <w:t>Способен определять круг задач в рамках поставленной цели и выбирать оптимальные способы их решения, исходя из действующих правовых норм, имеющихся ресурсов и ограничений</w:t>
+            </w:r>
+          </w:p>
+        </w:tc>
+        <w:tc>
+          <w:tcPr>
+            <w:tcW w:w="1437" w:type="pct"/>
+          </w:tcPr>
+          <w:p>
+            <w:pPr>
+              <w:jc w:val="both"/>
+              <w:rPr>
+                <w:rFonts w:ascii="Times New Roman" w:hAnsi="Times New Roman"/>
+                <w:sz w:val="24"/>
+                <w:szCs w:val="24"/>
+              </w:rPr>
+            </w:pPr>
+            <w:r>
+              <w:rPr>
+                <w:rFonts w:ascii="Times New Roman" w:hAnsi="Times New Roman"/>
+                <w:sz w:val="24"/>
+                <w:szCs w:val="24"/>
+              </w:rPr>
+              <w:t>Определён круг задач: загрузка данных</w:t>
+            </w:r>
+            <w:r>
+              <w:rPr>
+                <w:rFonts w:ascii="Times New Roman" w:hAnsi="Times New Roman"/>
+                <w:sz w:val="24"/>
+                <w:szCs w:val="24"/>
+              </w:rPr>
+              <w:t>,</w:t>
+            </w:r>
+            <w:r>
+              <w:rPr>
+                <w:rFonts w:ascii="Times New Roman" w:hAnsi="Times New Roman"/>
+                <w:sz w:val="24"/>
+                <w:szCs w:val="24"/>
+              </w:rPr>
+              <w:t xml:space="preserve"> предобработка</w:t>
+            </w:r>
+            <w:r>
+              <w:rPr>
+                <w:rFonts w:ascii="Times New Roman" w:hAnsi="Times New Roman"/>
+                <w:sz w:val="24"/>
+                <w:szCs w:val="24"/>
+              </w:rPr>
+              <w:t>,</w:t>
+            </w:r>
+            <w:r>
+              <w:rPr>
+                <w:rFonts w:ascii="Times New Roman" w:hAnsi="Times New Roman"/>
+                <w:sz w:val="24"/>
+                <w:szCs w:val="24"/>
+              </w:rPr>
+              <w:t xml:space="preserve"> поиск закономерностей</w:t>
+            </w:r>
+            <w:r>
+              <w:rPr>
+                <w:rFonts w:ascii="Times New Roman" w:hAnsi="Times New Roman"/>
+                <w:sz w:val="24"/>
+                <w:szCs w:val="24"/>
+              </w:rPr>
+              <w:t>,</w:t>
+            </w:r>
+            <w:r>
+              <w:rPr>
+                <w:rFonts w:ascii="Times New Roman" w:hAnsi="Times New Roman"/>
+                <w:sz w:val="24"/>
+                <w:szCs w:val="24"/>
+              </w:rPr>
+              <w:t xml:space="preserve"> сравнение моделей</w:t>
+            </w:r>
+            <w:r>
+              <w:rPr>
+                <w:rFonts w:ascii="Times New Roman" w:hAnsi="Times New Roman"/>
+                <w:sz w:val="24"/>
+                <w:szCs w:val="24"/>
+              </w:rPr>
+              <w:t>,</w:t>
+            </w:r>
+            <w:r>
+              <w:rPr>
+                <w:rFonts w:ascii="Times New Roman" w:hAnsi="Times New Roman"/>
+                <w:sz w:val="24"/>
+                <w:szCs w:val="24"/>
+              </w:rPr>
+              <w:t xml:space="preserve"> выбор оптимальной. Выбран оптимальный способ </w:t>
+            </w:r>
+            <w:r>
+              <w:rPr>
+                <w:rFonts w:ascii="Times New Roman" w:hAnsi="Times New Roman"/>
+                <w:sz w:val="24"/>
+                <w:szCs w:val="24"/>
+              </w:rPr>
+              <w:t>–</w:t>
+            </w:r>
+            <w:r>
+              <w:rPr>
+                <w:rFonts w:ascii="Times New Roman" w:hAnsi="Times New Roman"/>
+                <w:sz w:val="24"/>
+                <w:szCs w:val="24"/>
+              </w:rPr>
+              <w:t xml:space="preserve"> ансамблевый метод </w:t>
+            </w:r>
+            <w:proofErr w:type="spellStart"/>
+            <w:r>
+              <w:rPr>
+                <w:rFonts w:ascii="Times New Roman" w:hAnsi="Times New Roman"/>
+                <w:sz w:val="24"/>
+                <w:szCs w:val="24"/>
+              </w:rPr>
+              <w:t>CatBoost</w:t>
+            </w:r>
+            <w:proofErr w:type="spellEnd"/>
+            <w:r>
+              <w:rPr>
+                <w:rFonts w:ascii="Times New Roman" w:hAnsi="Times New Roman"/>
+                <w:sz w:val="24"/>
+                <w:szCs w:val="24"/>
+              </w:rPr>
+              <w:t xml:space="preserve"> </w:t>
+            </w:r>
+            <w:r>
+              <w:rPr>
+                <w:rFonts w:ascii="Times New Roman" w:hAnsi="Times New Roman"/>
+                <w:sz w:val="24"/>
+                <w:szCs w:val="24"/>
+              </w:rPr>
+              <w:t xml:space="preserve">на основе сравнения с </w:t>
+            </w:r>
+            <w:proofErr w:type="spellStart"/>
+            <w:r>
+              <w:rPr>
+                <w:rFonts w:ascii="Times New Roman" w:hAnsi="Times New Roman"/>
+                <w:sz w:val="24"/>
+                <w:szCs w:val="24"/>
+              </w:rPr>
+              <w:t>Random</w:t>
+            </w:r>
+            <w:proofErr w:type="spellEnd"/>
+            <w:r>
+              <w:rPr>
+                <w:rFonts w:ascii="Times New Roman" w:hAnsi="Times New Roman"/>
+                <w:sz w:val="24"/>
+                <w:szCs w:val="24"/>
+              </w:rPr>
+              <w:t xml:space="preserve"> </w:t>
+            </w:r>
+            <w:proofErr w:type="spellStart"/>
+            <w:r>
+              <w:rPr>
+                <w:rFonts w:ascii="Times New Roman" w:hAnsi="Times New Roman"/>
+                <w:sz w:val="24"/>
+                <w:szCs w:val="24"/>
+              </w:rPr>
+              <w:t>Forest</w:t>
+            </w:r>
+            <w:proofErr w:type="spellEnd"/>
+            <w:r>
+              <w:rPr>
+                <w:rFonts w:ascii="Times New Roman" w:hAnsi="Times New Roman"/>
+                <w:sz w:val="24"/>
+                <w:szCs w:val="24"/>
+              </w:rPr>
+              <w:t>.</w:t>
+            </w:r>
+          </w:p>
+        </w:tc>
+      </w:tr>
+      <w:tr>
+        <w:tc>
+          <w:tcPr>
+            <w:tcW w:w="529" w:type="pct"/>
+          </w:tcPr>
+          <w:p>
+            <w:pPr>
+              <w:jc w:val="both"/>
+              <w:rPr>
+                <w:rFonts w:ascii="Times New Roman" w:hAnsi="Times New Roman"/>
+                <w:sz w:val="24"/>
+                <w:szCs w:val="24"/>
+              </w:rPr>
+            </w:pPr>
+            <w:r>
               <w:rPr>
                 <w:rFonts w:ascii="Times New Roman" w:eastAsia="Times New Roman" w:hAnsi="Times New Roman"/>
                 <w:color w:val="000000"/>
@@ -1717,6 +1976,22 @@
                 <w:szCs w:val="24"/>
                 <w:lang w:eastAsia="ru-RU"/>
               </w:rPr>
+              <w:t>УК-3</w:t>
+            </w:r>
+          </w:p>
+        </w:tc>
+        <w:tc>
+          <w:tcPr>
+            <w:tcW w:w="3034" w:type="pct"/>
+          </w:tcPr>
+          <w:p>
+            <w:pPr>
+              <w:jc w:val="both"/>
+              <w:rPr>
+                <w:rFonts w:ascii="Times New Roman" w:hAnsi="Times New Roman"/>
+                <w:sz w:val="24"/>
+                <w:szCs w:val="24"/>
+              </w:rPr>
             </w:pPr>
             <w:r>
               <w:rPr>
@@ -1726,63 +2001,57 @@
                 <w:szCs w:val="24"/>
                 <w:lang w:eastAsia="ru-RU"/>
               </w:rPr>
-              <w:t>Способен определять круг задач в рамках поставленной цели и выбирать оптимальные способы их решения, исходя из действующих правовых норм, имеющихся ресурсов и ограничений</w:t>
-            </w:r>
-          </w:p>
-        </w:tc>
-        <w:tc>
-          <w:tcPr>
-            <w:tcW w:w="2410" w:type="dxa"/>
-            <w:tcBorders>
-              <w:top w:val="single" w:sz="4" w:space="0" w:color="000000"/>
-              <w:left w:val="single" w:sz="4" w:space="0" w:color="000000"/>
-              <w:bottom w:val="single" w:sz="4" w:space="0" w:color="000000"/>
-              <w:right w:val="single" w:sz="4" w:space="0" w:color="000000"/>
-            </w:tcBorders>
-            <w:hideMark/>
-          </w:tcPr>
-          <w:p>
-            <w:pPr>
-              <w:spacing w:after="0" w:line="240" w:lineRule="auto"/>
-              <w:ind w:right="7718"/>
+              <w:t>Способен осуществлять социальное взаимодействие и реализовывать свою роль в команде</w:t>
+            </w:r>
+          </w:p>
+        </w:tc>
+        <w:tc>
+          <w:tcPr>
+            <w:tcW w:w="1437" w:type="pct"/>
+          </w:tcPr>
+          <w:p>
+            <w:pPr>
               <w:jc w:val="both"/>
               <w:rPr>
                 <w:rFonts w:ascii="Times New Roman" w:hAnsi="Times New Roman"/>
                 <w:sz w:val="24"/>
                 <w:szCs w:val="24"/>
-                <w:highlight w:val="yellow"/>
-              </w:rPr>
-            </w:pPr>
-            <w:r>
-              <w:rPr>
-                <w:rFonts w:ascii="Times New Roman" w:hAnsi="Times New Roman"/>
-                <w:sz w:val="24"/>
-                <w:szCs w:val="24"/>
-                <w:highlight w:val="yellow"/>
-              </w:rPr>
-              <w:t>…</w:t>
+              </w:rPr>
+            </w:pPr>
+            <w:r>
+              <w:rPr>
+                <w:rFonts w:ascii="Times New Roman" w:hAnsi="Times New Roman"/>
+                <w:sz w:val="24"/>
+                <w:szCs w:val="24"/>
+              </w:rPr>
+              <w:t>Взаимодействовал с руководителем практики: согласована методология сравнения моделей, получены данные транспортного предприятия. Реализована роль разработчика аналитического решения</w:t>
+            </w:r>
+            <w:r>
+              <w:rPr>
+                <w:rFonts w:ascii="Times New Roman" w:hAnsi="Times New Roman"/>
+                <w:sz w:val="24"/>
+                <w:szCs w:val="24"/>
+              </w:rPr>
+              <w:t>.</w:t>
             </w:r>
           </w:p>
         </w:tc>
       </w:tr>
       <w:tr>
-        <w:trPr>
-          <w:trHeight w:val="20"/>
-          <w:tblHeader/>
-        </w:trPr>
-        <w:tc>
-          <w:tcPr>
-            <w:tcW w:w="993" w:type="dxa"/>
-            <w:tcBorders>
-              <w:top w:val="single" w:sz="4" w:space="0" w:color="000000"/>
-              <w:left w:val="single" w:sz="4" w:space="0" w:color="000000"/>
-              <w:bottom w:val="single" w:sz="4" w:space="0" w:color="000000"/>
-              <w:right w:val="single" w:sz="4" w:space="0" w:color="000000"/>
-            </w:tcBorders>
-          </w:tcPr>
-          <w:p>
-            <w:pPr>
-              <w:spacing w:after="0" w:line="240" w:lineRule="auto"/>
+        <w:tc>
+          <w:tcPr>
+            <w:tcW w:w="529" w:type="pct"/>
+          </w:tcPr>
+          <w:p>
+            <w:pPr>
+              <w:jc w:val="both"/>
+              <w:rPr>
+                <w:rFonts w:ascii="Times New Roman" w:hAnsi="Times New Roman"/>
+                <w:sz w:val="24"/>
+                <w:szCs w:val="24"/>
+              </w:rPr>
+            </w:pPr>
+            <w:r>
               <w:rPr>
                 <w:rFonts w:ascii="Times New Roman" w:eastAsia="Times New Roman" w:hAnsi="Times New Roman"/>
                 <w:color w:val="000000"/>
@@ -1790,6 +2059,22 @@
                 <w:szCs w:val="24"/>
                 <w:lang w:eastAsia="ru-RU"/>
               </w:rPr>
+              <w:t>УК-4</w:t>
+            </w:r>
+          </w:p>
+        </w:tc>
+        <w:tc>
+          <w:tcPr>
+            <w:tcW w:w="3034" w:type="pct"/>
+          </w:tcPr>
+          <w:p>
+            <w:pPr>
+              <w:jc w:val="both"/>
+              <w:rPr>
+                <w:rFonts w:ascii="Times New Roman" w:hAnsi="Times New Roman"/>
+                <w:sz w:val="24"/>
+                <w:szCs w:val="24"/>
+              </w:rPr>
             </w:pPr>
             <w:r>
               <w:rPr>
@@ -1799,23 +2084,10 @@
                 <w:szCs w:val="24"/>
                 <w:lang w:eastAsia="ru-RU"/>
               </w:rPr>
-              <w:t>УК-3</w:t>
-            </w:r>
-          </w:p>
-        </w:tc>
-        <w:tc>
-          <w:tcPr>
-            <w:tcW w:w="6095" w:type="dxa"/>
-            <w:tcBorders>
-              <w:top w:val="single" w:sz="4" w:space="0" w:color="000000"/>
-              <w:left w:val="single" w:sz="4" w:space="0" w:color="000000"/>
-              <w:bottom w:val="single" w:sz="4" w:space="0" w:color="000000"/>
-              <w:right w:val="single" w:sz="4" w:space="0" w:color="000000"/>
-            </w:tcBorders>
-          </w:tcPr>
-          <w:p>
-            <w:pPr>
-              <w:spacing w:after="0" w:line="240" w:lineRule="auto"/>
+              <w:t>Способен осуществлять деловую коммуникацию в устной и письменной формах на государственном языке Российской Федерации и иностранном(</w:t>
+            </w:r>
+            <w:proofErr w:type="spellStart"/>
+            <w:r>
               <w:rPr>
                 <w:rFonts w:ascii="Times New Roman" w:eastAsia="Times New Roman" w:hAnsi="Times New Roman"/>
                 <w:color w:val="000000"/>
@@ -1823,7 +2095,9 @@
                 <w:szCs w:val="24"/>
                 <w:lang w:eastAsia="ru-RU"/>
               </w:rPr>
-            </w:pPr>
+              <w:t>ых</w:t>
+            </w:r>
+            <w:proofErr w:type="spellEnd"/>
             <w:r>
               <w:rPr>
                 <w:rFonts w:ascii="Times New Roman" w:eastAsia="Times New Roman" w:hAnsi="Times New Roman"/>
@@ -1832,53 +2106,49 @@
                 <w:szCs w:val="24"/>
                 <w:lang w:eastAsia="ru-RU"/>
               </w:rPr>
-              <w:t>Способен осуществлять социальное взаимодействие и реализовывать свою роль в команде</w:t>
-            </w:r>
-          </w:p>
-        </w:tc>
-        <w:tc>
-          <w:tcPr>
-            <w:tcW w:w="2410" w:type="dxa"/>
-            <w:tcBorders>
-              <w:top w:val="single" w:sz="4" w:space="0" w:color="000000"/>
-              <w:left w:val="single" w:sz="4" w:space="0" w:color="000000"/>
-              <w:bottom w:val="single" w:sz="4" w:space="0" w:color="000000"/>
-              <w:right w:val="single" w:sz="4" w:space="0" w:color="000000"/>
-            </w:tcBorders>
-          </w:tcPr>
-          <w:p>
-            <w:pPr>
-              <w:spacing w:after="0" w:line="240" w:lineRule="auto"/>
-              <w:ind w:right="7718"/>
+              <w:t>) языке(ах)</w:t>
+            </w:r>
+          </w:p>
+        </w:tc>
+        <w:tc>
+          <w:tcPr>
+            <w:tcW w:w="1437" w:type="pct"/>
+          </w:tcPr>
+          <w:p>
+            <w:pPr>
               <w:jc w:val="both"/>
               <w:rPr>
                 <w:rFonts w:ascii="Times New Roman" w:hAnsi="Times New Roman"/>
                 <w:sz w:val="24"/>
                 <w:szCs w:val="24"/>
-                <w:highlight w:val="yellow"/>
-              </w:rPr>
-            </w:pPr>
+              </w:rPr>
+            </w:pPr>
+            <w:r>
+              <w:rPr>
+                <w:rFonts w:ascii="Times New Roman" w:hAnsi="Times New Roman"/>
+                <w:sz w:val="24"/>
+                <w:szCs w:val="24"/>
+              </w:rPr>
+              <w:t>Подготовлен отчёт по практике с описанием методологии, результатов и выводов. Написаны комментарии к коду на русском и английском языках.</w:t>
+            </w:r>
           </w:p>
         </w:tc>
       </w:tr>
       <w:tr>
-        <w:trPr>
-          <w:trHeight w:val="20"/>
-          <w:tblHeader/>
-        </w:trPr>
-        <w:tc>
-          <w:tcPr>
-            <w:tcW w:w="993" w:type="dxa"/>
-            <w:tcBorders>
-              <w:top w:val="single" w:sz="4" w:space="0" w:color="000000"/>
-              <w:left w:val="single" w:sz="4" w:space="0" w:color="000000"/>
-              <w:bottom w:val="single" w:sz="4" w:space="0" w:color="000000"/>
-              <w:right w:val="single" w:sz="4" w:space="0" w:color="000000"/>
-            </w:tcBorders>
-          </w:tcPr>
-          <w:p>
-            <w:pPr>
-              <w:spacing w:after="0" w:line="240" w:lineRule="auto"/>
+        <w:tc>
+          <w:tcPr>
+            <w:tcW w:w="529" w:type="pct"/>
+          </w:tcPr>
+          <w:p>
+            <w:pPr>
+              <w:jc w:val="both"/>
+              <w:rPr>
+                <w:rFonts w:ascii="Times New Roman" w:hAnsi="Times New Roman"/>
+                <w:sz w:val="24"/>
+                <w:szCs w:val="24"/>
+              </w:rPr>
+            </w:pPr>
+            <w:r>
               <w:rPr>
                 <w:rFonts w:ascii="Times New Roman" w:eastAsia="Times New Roman" w:hAnsi="Times New Roman"/>
                 <w:color w:val="000000"/>
@@ -1886,6 +2156,22 @@
                 <w:szCs w:val="24"/>
                 <w:lang w:eastAsia="ru-RU"/>
               </w:rPr>
+              <w:t>ОПК-1</w:t>
+            </w:r>
+          </w:p>
+        </w:tc>
+        <w:tc>
+          <w:tcPr>
+            <w:tcW w:w="3034" w:type="pct"/>
+          </w:tcPr>
+          <w:p>
+            <w:pPr>
+              <w:jc w:val="both"/>
+              <w:rPr>
+                <w:rFonts w:ascii="Times New Roman" w:hAnsi="Times New Roman"/>
+                <w:sz w:val="24"/>
+                <w:szCs w:val="24"/>
+              </w:rPr>
             </w:pPr>
             <w:r>
               <w:rPr>
@@ -1895,23 +2181,94 @@
                 <w:szCs w:val="24"/>
                 <w:lang w:eastAsia="ru-RU"/>
               </w:rPr>
-              <w:t>УК-4</w:t>
-            </w:r>
-          </w:p>
-        </w:tc>
-        <w:tc>
-          <w:tcPr>
-            <w:tcW w:w="6095" w:type="dxa"/>
-            <w:tcBorders>
-              <w:top w:val="single" w:sz="4" w:space="0" w:color="000000"/>
-              <w:left w:val="single" w:sz="4" w:space="0" w:color="000000"/>
-              <w:bottom w:val="single" w:sz="4" w:space="0" w:color="000000"/>
-              <w:right w:val="single" w:sz="4" w:space="0" w:color="000000"/>
-            </w:tcBorders>
-          </w:tcPr>
-          <w:p>
-            <w:pPr>
-              <w:spacing w:after="0" w:line="240" w:lineRule="auto"/>
+              <w:t>Способен применять фундаментальные знания, полученные в области математических и (или) естественных наук, и использовать их в профессиональной деятельности</w:t>
+            </w:r>
+          </w:p>
+        </w:tc>
+        <w:tc>
+          <w:tcPr>
+            <w:tcW w:w="1437" w:type="pct"/>
+          </w:tcPr>
+          <w:p>
+            <w:pPr>
+              <w:jc w:val="both"/>
+              <w:rPr>
+                <w:rFonts w:ascii="Times New Roman" w:hAnsi="Times New Roman"/>
+                <w:sz w:val="24"/>
+                <w:szCs w:val="24"/>
+              </w:rPr>
+            </w:pPr>
+            <w:r>
+              <w:rPr>
+                <w:rFonts w:ascii="Times New Roman" w:hAnsi="Times New Roman"/>
+                <w:sz w:val="24"/>
+                <w:szCs w:val="24"/>
+              </w:rPr>
+              <w:t xml:space="preserve">Применены: корреляционный анализ </w:t>
+            </w:r>
+            <w:proofErr w:type="spellStart"/>
+            <w:r>
+              <w:rPr>
+                <w:rFonts w:ascii="Times New Roman" w:hAnsi="Times New Roman"/>
+                <w:sz w:val="24"/>
+                <w:szCs w:val="24"/>
+              </w:rPr>
+              <w:t>Спирмена</w:t>
+            </w:r>
+            <w:proofErr w:type="spellEnd"/>
+            <w:r>
+              <w:rPr>
+                <w:rFonts w:ascii="Times New Roman" w:hAnsi="Times New Roman"/>
+                <w:sz w:val="24"/>
+                <w:szCs w:val="24"/>
+              </w:rPr>
+              <w:t xml:space="preserve">, кросс-валидация </w:t>
+            </w:r>
+            <w:proofErr w:type="spellStart"/>
+            <w:r>
+              <w:rPr>
+                <w:rFonts w:ascii="Times New Roman" w:hAnsi="Times New Roman"/>
+                <w:sz w:val="24"/>
+                <w:szCs w:val="24"/>
+              </w:rPr>
+              <w:lastRenderedPageBreak/>
+              <w:t>TimeSeriesSplit</w:t>
+            </w:r>
+            <w:proofErr w:type="spellEnd"/>
+            <w:r>
+              <w:rPr>
+                <w:rFonts w:ascii="Times New Roman" w:hAnsi="Times New Roman"/>
+                <w:sz w:val="24"/>
+                <w:szCs w:val="24"/>
+              </w:rPr>
+              <w:t>, метрики R² и MAE, логарифмическая шкала для сравнения соотношений. Математически обоснован композитный скор выбора модели</w:t>
+            </w:r>
+            <w:r>
+              <w:rPr>
+                <w:rFonts w:ascii="Times New Roman" w:hAnsi="Times New Roman"/>
+                <w:sz w:val="24"/>
+                <w:szCs w:val="24"/>
+              </w:rPr>
+              <w:t>.</w:t>
+            </w:r>
+          </w:p>
+        </w:tc>
+      </w:tr>
+      <w:tr>
+        <w:tc>
+          <w:tcPr>
+            <w:tcW w:w="529" w:type="pct"/>
+          </w:tcPr>
+          <w:p>
+            <w:pPr>
+              <w:jc w:val="both"/>
+              <w:rPr>
+                <w:rFonts w:ascii="Times New Roman" w:hAnsi="Times New Roman"/>
+                <w:sz w:val="24"/>
+                <w:szCs w:val="24"/>
+              </w:rPr>
+            </w:pPr>
+            <w:r>
               <w:rPr>
                 <w:rFonts w:ascii="Times New Roman" w:eastAsia="Times New Roman" w:hAnsi="Times New Roman"/>
                 <w:color w:val="000000"/>
@@ -1919,6 +2276,23 @@
                 <w:szCs w:val="24"/>
                 <w:lang w:eastAsia="ru-RU"/>
               </w:rPr>
+              <w:lastRenderedPageBreak/>
+              <w:t>ОПК-2</w:t>
+            </w:r>
+          </w:p>
+        </w:tc>
+        <w:tc>
+          <w:tcPr>
+            <w:tcW w:w="3034" w:type="pct"/>
+          </w:tcPr>
+          <w:p>
+            <w:pPr>
+              <w:jc w:val="both"/>
+              <w:rPr>
+                <w:rFonts w:ascii="Times New Roman" w:hAnsi="Times New Roman"/>
+                <w:sz w:val="24"/>
+                <w:szCs w:val="24"/>
+              </w:rPr>
             </w:pPr>
             <w:r>
               <w:rPr>
@@ -1928,53 +2302,85 @@
                 <w:szCs w:val="24"/>
                 <w:lang w:eastAsia="ru-RU"/>
               </w:rPr>
-              <w:t>Способен осуществлять деловую коммуникацию в устной и письменной формах на государственном языке Российской Федерации и иностранном(ых) языке(ах)</w:t>
-            </w:r>
-          </w:p>
-        </w:tc>
-        <w:tc>
-          <w:tcPr>
-            <w:tcW w:w="2410" w:type="dxa"/>
-            <w:tcBorders>
-              <w:top w:val="single" w:sz="4" w:space="0" w:color="000000"/>
-              <w:left w:val="single" w:sz="4" w:space="0" w:color="000000"/>
-              <w:bottom w:val="single" w:sz="4" w:space="0" w:color="000000"/>
-              <w:right w:val="single" w:sz="4" w:space="0" w:color="000000"/>
-            </w:tcBorders>
-          </w:tcPr>
-          <w:p>
-            <w:pPr>
-              <w:spacing w:after="0" w:line="240" w:lineRule="auto"/>
-              <w:ind w:right="7718"/>
+              <w:t>Способен применять современный математический аппарат, связанный с проектированием, разработкой, реализацией и оценкой качества программных продуктов и программных комплексов в различных областях человеческой деятельности</w:t>
+            </w:r>
+          </w:p>
+        </w:tc>
+        <w:tc>
+          <w:tcPr>
+            <w:tcW w:w="1437" w:type="pct"/>
+          </w:tcPr>
+          <w:p>
+            <w:pPr>
               <w:jc w:val="both"/>
               <w:rPr>
                 <w:rFonts w:ascii="Times New Roman" w:hAnsi="Times New Roman"/>
                 <w:sz w:val="24"/>
                 <w:szCs w:val="24"/>
-                <w:highlight w:val="yellow"/>
-              </w:rPr>
-            </w:pPr>
+              </w:rPr>
+            </w:pPr>
+            <w:r>
+              <w:rPr>
+                <w:rFonts w:ascii="Times New Roman" w:hAnsi="Times New Roman"/>
+                <w:sz w:val="24"/>
+                <w:szCs w:val="24"/>
+              </w:rPr>
+              <w:t xml:space="preserve">Разработана метрика согласованности моделей с ранее найденными закономерностями (4 компонента: топ-факторы, эффекты, синергии, соотношение Маршрут/Парк). Проведена оценка качества RF и </w:t>
+            </w:r>
+            <w:proofErr w:type="spellStart"/>
+            <w:r>
+              <w:rPr>
+                <w:rFonts w:ascii="Times New Roman" w:hAnsi="Times New Roman"/>
+                <w:sz w:val="24"/>
+                <w:szCs w:val="24"/>
+              </w:rPr>
+              <w:t>CatBoost</w:t>
+            </w:r>
+            <w:proofErr w:type="spellEnd"/>
+            <w:r>
+              <w:rPr>
+                <w:rFonts w:ascii="Times New Roman" w:hAnsi="Times New Roman"/>
+                <w:sz w:val="24"/>
+                <w:szCs w:val="24"/>
+              </w:rPr>
+              <w:t xml:space="preserve"> через </w:t>
+            </w:r>
+            <w:proofErr w:type="spellStart"/>
+            <w:r>
+              <w:rPr>
+                <w:rFonts w:ascii="Times New Roman" w:hAnsi="Times New Roman"/>
+                <w:sz w:val="24"/>
+                <w:szCs w:val="24"/>
+              </w:rPr>
+              <w:t>TimeSeriesSplit</w:t>
+            </w:r>
+            <w:proofErr w:type="spellEnd"/>
+            <w:r>
+              <w:rPr>
+                <w:rFonts w:ascii="Times New Roman" w:hAnsi="Times New Roman"/>
+                <w:sz w:val="24"/>
+                <w:szCs w:val="24"/>
+              </w:rPr>
+              <w:t>.</w:t>
+            </w:r>
           </w:p>
         </w:tc>
       </w:tr>
       <w:tr>
-        <w:trPr>
-          <w:trHeight w:val="20"/>
-          <w:tblHeader/>
-        </w:trPr>
-        <w:tc>
-          <w:tcPr>
-            <w:tcW w:w="993" w:type="dxa"/>
-            <w:tcBorders>
-              <w:top w:val="single" w:sz="4" w:space="0" w:color="000000"/>
-              <w:left w:val="single" w:sz="4" w:space="0" w:color="000000"/>
-              <w:bottom w:val="single" w:sz="4" w:space="0" w:color="000000"/>
-              <w:right w:val="single" w:sz="4" w:space="0" w:color="000000"/>
-            </w:tcBorders>
-          </w:tcPr>
-          <w:p>
-            <w:pPr>
-              <w:spacing w:after="0" w:line="240" w:lineRule="auto"/>
+        <w:tc>
+          <w:tcPr>
+            <w:tcW w:w="529" w:type="pct"/>
+          </w:tcPr>
+          <w:p>
+            <w:pPr>
+              <w:jc w:val="both"/>
+              <w:rPr>
+                <w:rFonts w:ascii="Times New Roman" w:hAnsi="Times New Roman"/>
+                <w:sz w:val="24"/>
+                <w:szCs w:val="24"/>
+              </w:rPr>
+            </w:pPr>
+            <w:r>
               <w:rPr>
                 <w:rFonts w:ascii="Times New Roman" w:eastAsia="Times New Roman" w:hAnsi="Times New Roman"/>
                 <w:color w:val="000000"/>
@@ -1982,6 +2388,22 @@
                 <w:szCs w:val="24"/>
                 <w:lang w:eastAsia="ru-RU"/>
               </w:rPr>
+              <w:t>ОПК-3</w:t>
+            </w:r>
+          </w:p>
+        </w:tc>
+        <w:tc>
+          <w:tcPr>
+            <w:tcW w:w="3034" w:type="pct"/>
+          </w:tcPr>
+          <w:p>
+            <w:pPr>
+              <w:jc w:val="both"/>
+              <w:rPr>
+                <w:rFonts w:ascii="Times New Roman" w:hAnsi="Times New Roman"/>
+                <w:sz w:val="24"/>
+                <w:szCs w:val="24"/>
+              </w:rPr>
             </w:pPr>
             <w:r>
               <w:rPr>
@@ -1991,23 +2413,154 @@
                 <w:szCs w:val="24"/>
                 <w:lang w:eastAsia="ru-RU"/>
               </w:rPr>
-              <w:t>ОПК-1</w:t>
-            </w:r>
-          </w:p>
-        </w:tc>
-        <w:tc>
-          <w:tcPr>
-            <w:tcW w:w="6095" w:type="dxa"/>
-            <w:tcBorders>
-              <w:top w:val="single" w:sz="4" w:space="0" w:color="000000"/>
-              <w:left w:val="single" w:sz="4" w:space="0" w:color="000000"/>
-              <w:bottom w:val="single" w:sz="4" w:space="0" w:color="000000"/>
-              <w:right w:val="single" w:sz="4" w:space="0" w:color="000000"/>
-            </w:tcBorders>
-          </w:tcPr>
-          <w:p>
-            <w:pPr>
-              <w:spacing w:after="0" w:line="240" w:lineRule="auto"/>
+              <w:t>Способен применять современные информационные технологии, в том числе отечественные, при создании программных продуктов и программных комплексов различного назначения</w:t>
+            </w:r>
+          </w:p>
+        </w:tc>
+        <w:tc>
+          <w:tcPr>
+            <w:tcW w:w="1437" w:type="pct"/>
+          </w:tcPr>
+          <w:p>
+            <w:pPr>
+              <w:jc w:val="both"/>
+              <w:rPr>
+                <w:rFonts w:ascii="Times New Roman" w:hAnsi="Times New Roman"/>
+                <w:sz w:val="24"/>
+                <w:szCs w:val="24"/>
+              </w:rPr>
+            </w:pPr>
+            <w:r>
+              <w:rPr>
+                <w:rFonts w:ascii="Times New Roman" w:hAnsi="Times New Roman"/>
+                <w:sz w:val="24"/>
+                <w:szCs w:val="24"/>
+              </w:rPr>
+              <w:t>Использованы</w:t>
+            </w:r>
+            <w:r>
+              <w:rPr>
+                <w:rFonts w:ascii="Times New Roman" w:hAnsi="Times New Roman"/>
+                <w:sz w:val="24"/>
+                <w:szCs w:val="24"/>
+                <w:lang w:val="en-US"/>
+              </w:rPr>
+              <w:t xml:space="preserve">: Python 3, pandas, </w:t>
+            </w:r>
+            <w:proofErr w:type="spellStart"/>
+            <w:r>
+              <w:rPr>
+                <w:rFonts w:ascii="Times New Roman" w:hAnsi="Times New Roman"/>
+                <w:sz w:val="24"/>
+                <w:szCs w:val="24"/>
+                <w:lang w:val="en-US"/>
+              </w:rPr>
+              <w:t>numpy</w:t>
+            </w:r>
+            <w:proofErr w:type="spellEnd"/>
+            <w:r>
+              <w:rPr>
+                <w:rFonts w:ascii="Times New Roman" w:hAnsi="Times New Roman"/>
+                <w:sz w:val="24"/>
+                <w:szCs w:val="24"/>
+                <w:lang w:val="en-US"/>
+              </w:rPr>
+              <w:t xml:space="preserve">, </w:t>
+            </w:r>
+            <w:proofErr w:type="spellStart"/>
+            <w:r>
+              <w:rPr>
+                <w:rFonts w:ascii="Times New Roman" w:hAnsi="Times New Roman"/>
+                <w:sz w:val="24"/>
+                <w:szCs w:val="24"/>
+                <w:lang w:val="en-US"/>
+              </w:rPr>
+              <w:t>sklearn</w:t>
+            </w:r>
+            <w:proofErr w:type="spellEnd"/>
+            <w:r>
+              <w:rPr>
+                <w:rFonts w:ascii="Times New Roman" w:hAnsi="Times New Roman"/>
+                <w:sz w:val="24"/>
+                <w:szCs w:val="24"/>
+                <w:lang w:val="en-US"/>
+              </w:rPr>
+              <w:t xml:space="preserve">, </w:t>
+            </w:r>
+            <w:proofErr w:type="spellStart"/>
+            <w:r>
+              <w:rPr>
+                <w:rFonts w:ascii="Times New Roman" w:hAnsi="Times New Roman"/>
+                <w:sz w:val="24"/>
+                <w:szCs w:val="24"/>
+                <w:lang w:val="en-US"/>
+              </w:rPr>
+              <w:t>CatBoost</w:t>
+            </w:r>
+            <w:proofErr w:type="spellEnd"/>
+            <w:r>
+              <w:rPr>
+                <w:rFonts w:ascii="Times New Roman" w:hAnsi="Times New Roman"/>
+                <w:sz w:val="24"/>
+                <w:szCs w:val="24"/>
+                <w:lang w:val="en-US"/>
+              </w:rPr>
+              <w:t xml:space="preserve">, matplotlib, seaborn, </w:t>
+            </w:r>
+            <w:proofErr w:type="spellStart"/>
+            <w:r>
+              <w:rPr>
+                <w:rFonts w:ascii="Times New Roman" w:hAnsi="Times New Roman"/>
+                <w:sz w:val="24"/>
+                <w:szCs w:val="24"/>
+                <w:lang w:val="en-US"/>
+              </w:rPr>
+              <w:t>shap</w:t>
+            </w:r>
+            <w:proofErr w:type="spellEnd"/>
+            <w:r>
+              <w:rPr>
+                <w:rFonts w:ascii="Times New Roman" w:hAnsi="Times New Roman"/>
+                <w:sz w:val="24"/>
+                <w:szCs w:val="24"/>
+                <w:lang w:val="en-US"/>
+              </w:rPr>
+              <w:t xml:space="preserve">. </w:t>
+            </w:r>
+            <w:r>
+              <w:rPr>
+                <w:rFonts w:ascii="Times New Roman" w:hAnsi="Times New Roman"/>
+                <w:sz w:val="24"/>
+                <w:szCs w:val="24"/>
+              </w:rPr>
+              <w:t>Реализована модульная архитектура (4 независимых модуля), сохранение знаний через JSON, автоматическая визуализация результатов</w:t>
+            </w:r>
+            <w:r>
+              <w:rPr>
+                <w:rFonts w:ascii="Times New Roman" w:hAnsi="Times New Roman"/>
+                <w:sz w:val="24"/>
+                <w:szCs w:val="24"/>
+              </w:rPr>
+              <w:t>.</w:t>
+            </w:r>
+          </w:p>
+        </w:tc>
+      </w:tr>
+      <w:tr>
+        <w:tc>
+          <w:tcPr>
+            <w:tcW w:w="529" w:type="pct"/>
+          </w:tcPr>
+          <w:p>
+            <w:pPr>
+              <w:jc w:val="both"/>
+              <w:rPr>
+                <w:rFonts w:ascii="Times New Roman" w:hAnsi="Times New Roman"/>
+                <w:sz w:val="24"/>
+                <w:szCs w:val="24"/>
+              </w:rPr>
+            </w:pPr>
+            <w:r>
               <w:rPr>
                 <w:rFonts w:ascii="Times New Roman" w:eastAsia="Times New Roman" w:hAnsi="Times New Roman"/>
                 <w:color w:val="000000"/>
@@ -2015,6 +2568,22 @@
                 <w:szCs w:val="24"/>
                 <w:lang w:eastAsia="ru-RU"/>
               </w:rPr>
+              <w:t>ОПК-6</w:t>
+            </w:r>
+          </w:p>
+        </w:tc>
+        <w:tc>
+          <w:tcPr>
+            <w:tcW w:w="3034" w:type="pct"/>
+          </w:tcPr>
+          <w:p>
+            <w:pPr>
+              <w:jc w:val="both"/>
+              <w:rPr>
+                <w:rFonts w:ascii="Times New Roman" w:hAnsi="Times New Roman"/>
+                <w:sz w:val="24"/>
+                <w:szCs w:val="24"/>
+              </w:rPr>
             </w:pPr>
             <w:r>
               <w:rPr>
@@ -2024,53 +2593,183 @@
                 <w:szCs w:val="24"/>
                 <w:lang w:eastAsia="ru-RU"/>
               </w:rPr>
-              <w:t>Способен применять фундаментальные знания, полученные в области математических и (или) естественных наук, и использовать их в профессиональной деятельности</w:t>
-            </w:r>
-          </w:p>
-        </w:tc>
-        <w:tc>
-          <w:tcPr>
-            <w:tcW w:w="2410" w:type="dxa"/>
-            <w:tcBorders>
-              <w:top w:val="single" w:sz="4" w:space="0" w:color="000000"/>
-              <w:left w:val="single" w:sz="4" w:space="0" w:color="000000"/>
-              <w:bottom w:val="single" w:sz="4" w:space="0" w:color="000000"/>
-              <w:right w:val="single" w:sz="4" w:space="0" w:color="000000"/>
-            </w:tcBorders>
-          </w:tcPr>
-          <w:p>
-            <w:pPr>
-              <w:spacing w:after="0" w:line="240" w:lineRule="auto"/>
-              <w:ind w:right="7718"/>
+              <w:t>Способен использовать в педагогической деятельности научные основы знаний в сфере информационно-коммуникационных технологий</w:t>
+            </w:r>
+          </w:p>
+        </w:tc>
+        <w:tc>
+          <w:tcPr>
+            <w:tcW w:w="1437" w:type="pct"/>
+          </w:tcPr>
+          <w:p>
+            <w:pPr>
               <w:jc w:val="both"/>
               <w:rPr>
                 <w:rFonts w:ascii="Times New Roman" w:hAnsi="Times New Roman"/>
                 <w:sz w:val="24"/>
                 <w:szCs w:val="24"/>
-                <w:highlight w:val="yellow"/>
-              </w:rPr>
-            </w:pPr>
+              </w:rPr>
+            </w:pPr>
+            <w:r>
+              <w:rPr>
+                <w:rFonts w:ascii="Times New Roman" w:hAnsi="Times New Roman"/>
+                <w:sz w:val="24"/>
+                <w:szCs w:val="24"/>
+              </w:rPr>
+              <w:t>Изучены и применены: теория ансамблевых методов (</w:t>
+            </w:r>
+            <w:proofErr w:type="spellStart"/>
+            <w:r>
+              <w:rPr>
+                <w:rFonts w:ascii="Times New Roman" w:hAnsi="Times New Roman"/>
+                <w:sz w:val="24"/>
+                <w:szCs w:val="24"/>
+              </w:rPr>
+              <w:t>Random</w:t>
+            </w:r>
+            <w:proofErr w:type="spellEnd"/>
+            <w:r>
+              <w:rPr>
+                <w:rFonts w:ascii="Times New Roman" w:hAnsi="Times New Roman"/>
+                <w:sz w:val="24"/>
+                <w:szCs w:val="24"/>
+              </w:rPr>
+              <w:t xml:space="preserve"> </w:t>
+            </w:r>
+            <w:proofErr w:type="spellStart"/>
+            <w:r>
+              <w:rPr>
+                <w:rFonts w:ascii="Times New Roman" w:hAnsi="Times New Roman"/>
+                <w:sz w:val="24"/>
+                <w:szCs w:val="24"/>
+              </w:rPr>
+              <w:t>Forest</w:t>
+            </w:r>
+            <w:proofErr w:type="spellEnd"/>
+            <w:r>
+              <w:rPr>
+                <w:rFonts w:ascii="Times New Roman" w:hAnsi="Times New Roman"/>
+                <w:sz w:val="24"/>
+                <w:szCs w:val="24"/>
+              </w:rPr>
+              <w:t xml:space="preserve">, градиентный </w:t>
+            </w:r>
+            <w:proofErr w:type="spellStart"/>
+            <w:r>
+              <w:rPr>
+                <w:rFonts w:ascii="Times New Roman" w:hAnsi="Times New Roman"/>
+                <w:sz w:val="24"/>
+                <w:szCs w:val="24"/>
+              </w:rPr>
+              <w:t>бустинг</w:t>
+            </w:r>
+            <w:proofErr w:type="spellEnd"/>
+            <w:r>
+              <w:rPr>
+                <w:rFonts w:ascii="Times New Roman" w:hAnsi="Times New Roman"/>
+                <w:sz w:val="24"/>
+                <w:szCs w:val="24"/>
+              </w:rPr>
+              <w:t xml:space="preserve">), методы интерпретации моделей (SHAP, </w:t>
+            </w:r>
+            <w:proofErr w:type="spellStart"/>
+            <w:r>
+              <w:rPr>
+                <w:rFonts w:ascii="Times New Roman" w:hAnsi="Times New Roman"/>
+                <w:sz w:val="24"/>
+                <w:szCs w:val="24"/>
+              </w:rPr>
+              <w:t>feature</w:t>
+            </w:r>
+            <w:proofErr w:type="spellEnd"/>
+            <w:r>
+              <w:rPr>
+                <w:rFonts w:ascii="Times New Roman" w:hAnsi="Times New Roman"/>
+                <w:sz w:val="24"/>
+                <w:szCs w:val="24"/>
+              </w:rPr>
+              <w:t xml:space="preserve"> </w:t>
+            </w:r>
+            <w:proofErr w:type="spellStart"/>
+            <w:r>
+              <w:rPr>
+                <w:rFonts w:ascii="Times New Roman" w:hAnsi="Times New Roman"/>
+                <w:sz w:val="24"/>
+                <w:szCs w:val="24"/>
+              </w:rPr>
+              <w:t>importance</w:t>
+            </w:r>
+            <w:proofErr w:type="spellEnd"/>
+            <w:r>
+              <w:rPr>
+                <w:rFonts w:ascii="Times New Roman" w:hAnsi="Times New Roman"/>
+                <w:sz w:val="24"/>
+                <w:szCs w:val="24"/>
+              </w:rPr>
+              <w:t>), методы предотвращения утечки данных (</w:t>
+            </w:r>
+            <w:proofErr w:type="spellStart"/>
+            <w:r>
+              <w:rPr>
+                <w:rFonts w:ascii="Times New Roman" w:hAnsi="Times New Roman"/>
+                <w:sz w:val="24"/>
+                <w:szCs w:val="24"/>
+              </w:rPr>
+              <w:t>TimeSeriesSplit</w:t>
+            </w:r>
+            <w:proofErr w:type="spellEnd"/>
+            <w:r>
+              <w:rPr>
+                <w:rFonts w:ascii="Times New Roman" w:hAnsi="Times New Roman"/>
+                <w:sz w:val="24"/>
+                <w:szCs w:val="24"/>
+              </w:rPr>
+              <w:t xml:space="preserve">, </w:t>
+            </w:r>
+            <w:proofErr w:type="spellStart"/>
+            <w:r>
+              <w:rPr>
+                <w:rFonts w:ascii="Times New Roman" w:hAnsi="Times New Roman"/>
+                <w:sz w:val="24"/>
+                <w:szCs w:val="24"/>
+              </w:rPr>
+              <w:t>fillna</w:t>
+            </w:r>
+            <w:proofErr w:type="spellEnd"/>
+            <w:r>
+              <w:rPr>
+                <w:rFonts w:ascii="Times New Roman" w:hAnsi="Times New Roman"/>
+                <w:sz w:val="24"/>
+                <w:szCs w:val="24"/>
+              </w:rPr>
+              <w:t xml:space="preserve"> внутри CV)</w:t>
+            </w:r>
+            <w:r>
+              <w:rPr>
+                <w:rFonts w:ascii="Times New Roman" w:hAnsi="Times New Roman"/>
+                <w:sz w:val="24"/>
+                <w:szCs w:val="24"/>
+              </w:rPr>
+              <w:t>.</w:t>
+            </w:r>
           </w:p>
         </w:tc>
       </w:tr>
       <w:tr>
-        <w:trPr>
-          <w:trHeight w:val="20"/>
-          <w:tblHeader/>
-        </w:trPr>
-        <w:tc>
-          <w:tcPr>
-            <w:tcW w:w="993" w:type="dxa"/>
-            <w:tcBorders>
-              <w:top w:val="single" w:sz="4" w:space="0" w:color="000000"/>
-              <w:left w:val="single" w:sz="4" w:space="0" w:color="000000"/>
-              <w:bottom w:val="single" w:sz="4" w:space="0" w:color="000000"/>
-              <w:right w:val="single" w:sz="4" w:space="0" w:color="000000"/>
-            </w:tcBorders>
-          </w:tcPr>
-          <w:p>
-            <w:pPr>
-              <w:spacing w:after="0" w:line="240" w:lineRule="auto"/>
+        <w:tc>
+          <w:tcPr>
+            <w:tcW w:w="529" w:type="pct"/>
+          </w:tcPr>
+          <w:p>
+            <w:pPr>
+              <w:jc w:val="both"/>
+              <w:rPr>
+                <w:rFonts w:ascii="Times New Roman" w:hAnsi="Times New Roman"/>
+                <w:sz w:val="24"/>
+                <w:szCs w:val="24"/>
+              </w:rPr>
+            </w:pPr>
+            <w:r>
               <w:rPr>
                 <w:rFonts w:ascii="Times New Roman" w:eastAsia="Times New Roman" w:hAnsi="Times New Roman"/>
                 <w:color w:val="000000"/>
@@ -2078,6 +2777,22 @@
                 <w:szCs w:val="24"/>
                 <w:lang w:eastAsia="ru-RU"/>
               </w:rPr>
+              <w:t>ПК-1</w:t>
+            </w:r>
+          </w:p>
+        </w:tc>
+        <w:tc>
+          <w:tcPr>
+            <w:tcW w:w="3034" w:type="pct"/>
+          </w:tcPr>
+          <w:p>
+            <w:pPr>
+              <w:jc w:val="both"/>
+              <w:rPr>
+                <w:rFonts w:ascii="Times New Roman" w:hAnsi="Times New Roman"/>
+                <w:sz w:val="24"/>
+                <w:szCs w:val="24"/>
+              </w:rPr>
             </w:pPr>
             <w:r>
               <w:rPr>
@@ -2087,23 +2802,121 @@
                 <w:szCs w:val="24"/>
                 <w:lang w:eastAsia="ru-RU"/>
               </w:rPr>
-              <w:t>ОПК-2</w:t>
-            </w:r>
-          </w:p>
-        </w:tc>
-        <w:tc>
-          <w:tcPr>
-            <w:tcW w:w="6095" w:type="dxa"/>
-            <w:tcBorders>
-              <w:top w:val="single" w:sz="4" w:space="0" w:color="000000"/>
-              <w:left w:val="single" w:sz="4" w:space="0" w:color="000000"/>
-              <w:bottom w:val="single" w:sz="4" w:space="0" w:color="000000"/>
-              <w:right w:val="single" w:sz="4" w:space="0" w:color="000000"/>
-            </w:tcBorders>
-          </w:tcPr>
-          <w:p>
-            <w:pPr>
-              <w:spacing w:after="0" w:line="240" w:lineRule="auto"/>
+              <w:t>Способен демонстрировать базовые знания математических и(или) естественных наук, программирования и информационных технологий</w:t>
+            </w:r>
+          </w:p>
+        </w:tc>
+        <w:tc>
+          <w:tcPr>
+            <w:tcW w:w="1437" w:type="pct"/>
+          </w:tcPr>
+          <w:p>
+            <w:pPr>
+              <w:jc w:val="both"/>
+              <w:rPr>
+                <w:rFonts w:ascii="Times New Roman" w:hAnsi="Times New Roman"/>
+                <w:sz w:val="24"/>
+                <w:szCs w:val="24"/>
+              </w:rPr>
+            </w:pPr>
+            <w:r>
+              <w:rPr>
+                <w:rFonts w:ascii="Times New Roman" w:hAnsi="Times New Roman"/>
+                <w:sz w:val="24"/>
+                <w:szCs w:val="24"/>
+              </w:rPr>
+              <w:t xml:space="preserve">Продемонстрированы навыки: ООП на Python, работа с </w:t>
+            </w:r>
+            <w:proofErr w:type="spellStart"/>
+            <w:r>
+              <w:rPr>
+                <w:rFonts w:ascii="Times New Roman" w:hAnsi="Times New Roman"/>
+                <w:sz w:val="24"/>
+                <w:szCs w:val="24"/>
+              </w:rPr>
+              <w:t>DataFrame</w:t>
+            </w:r>
+            <w:proofErr w:type="spellEnd"/>
+            <w:r>
+              <w:rPr>
+                <w:rFonts w:ascii="Times New Roman" w:hAnsi="Times New Roman"/>
+                <w:sz w:val="24"/>
+                <w:szCs w:val="24"/>
+              </w:rPr>
+              <w:t xml:space="preserve"> (</w:t>
+            </w:r>
+            <w:proofErr w:type="spellStart"/>
+            <w:r>
+              <w:rPr>
+                <w:rFonts w:ascii="Times New Roman" w:hAnsi="Times New Roman"/>
+                <w:sz w:val="24"/>
+                <w:szCs w:val="24"/>
+              </w:rPr>
+              <w:t>pandas</w:t>
+            </w:r>
+            <w:proofErr w:type="spellEnd"/>
+            <w:r>
+              <w:rPr>
+                <w:rFonts w:ascii="Times New Roman" w:hAnsi="Times New Roman"/>
+                <w:sz w:val="24"/>
+                <w:szCs w:val="24"/>
+              </w:rPr>
+              <w:t>), визуализация (</w:t>
+            </w:r>
+            <w:proofErr w:type="spellStart"/>
+            <w:r>
+              <w:rPr>
+                <w:rFonts w:ascii="Times New Roman" w:hAnsi="Times New Roman"/>
+                <w:sz w:val="24"/>
+                <w:szCs w:val="24"/>
+              </w:rPr>
+              <w:t>matplotlib</w:t>
+            </w:r>
+            <w:proofErr w:type="spellEnd"/>
+            <w:r>
+              <w:rPr>
+                <w:rFonts w:ascii="Times New Roman" w:hAnsi="Times New Roman"/>
+                <w:sz w:val="24"/>
+                <w:szCs w:val="24"/>
+              </w:rPr>
+              <w:t>/</w:t>
+            </w:r>
+            <w:proofErr w:type="spellStart"/>
+            <w:r>
+              <w:rPr>
+                <w:rFonts w:ascii="Times New Roman" w:hAnsi="Times New Roman"/>
+                <w:sz w:val="24"/>
+                <w:szCs w:val="24"/>
+              </w:rPr>
+              <w:t>seaborn</w:t>
+            </w:r>
+            <w:proofErr w:type="spellEnd"/>
+            <w:r>
+              <w:rPr>
+                <w:rFonts w:ascii="Times New Roman" w:hAnsi="Times New Roman"/>
+                <w:sz w:val="24"/>
+                <w:szCs w:val="24"/>
+              </w:rPr>
+              <w:t>), работа с JSON, написание функций с динамическими параметрами, обработка исключений</w:t>
+            </w:r>
+          </w:p>
+        </w:tc>
+      </w:tr>
+      <w:tr>
+        <w:tc>
+          <w:tcPr>
+            <w:tcW w:w="529" w:type="pct"/>
+          </w:tcPr>
+          <w:p>
+            <w:pPr>
+              <w:jc w:val="both"/>
+              <w:rPr>
+                <w:rFonts w:ascii="Times New Roman" w:hAnsi="Times New Roman"/>
+                <w:sz w:val="24"/>
+                <w:szCs w:val="24"/>
+              </w:rPr>
+            </w:pPr>
+            <w:r>
               <w:rPr>
                 <w:rFonts w:ascii="Times New Roman" w:eastAsia="Times New Roman" w:hAnsi="Times New Roman"/>
                 <w:color w:val="000000"/>
@@ -2111,6 +2924,23 @@
                 <w:szCs w:val="24"/>
                 <w:lang w:eastAsia="ru-RU"/>
               </w:rPr>
+              <w:lastRenderedPageBreak/>
+              <w:t>ПК-2</w:t>
+            </w:r>
+          </w:p>
+        </w:tc>
+        <w:tc>
+          <w:tcPr>
+            <w:tcW w:w="3034" w:type="pct"/>
+          </w:tcPr>
+          <w:p>
+            <w:pPr>
+              <w:jc w:val="both"/>
+              <w:rPr>
+                <w:rFonts w:ascii="Times New Roman" w:hAnsi="Times New Roman"/>
+                <w:sz w:val="24"/>
+                <w:szCs w:val="24"/>
+              </w:rPr>
             </w:pPr>
             <w:r>
               <w:rPr>
@@ -2120,53 +2950,197 @@
                 <w:szCs w:val="24"/>
                 <w:lang w:eastAsia="ru-RU"/>
               </w:rPr>
-              <w:t>Способен применять современный математический аппарат, связанный с проектированием, разработкой, реализацией и оценкой качества программных продуктов и программных комплексов в различных областях человеческой деятельности</w:t>
-            </w:r>
-          </w:p>
-        </w:tc>
-        <w:tc>
-          <w:tcPr>
-            <w:tcW w:w="2410" w:type="dxa"/>
-            <w:tcBorders>
-              <w:top w:val="single" w:sz="4" w:space="0" w:color="000000"/>
-              <w:left w:val="single" w:sz="4" w:space="0" w:color="000000"/>
-              <w:bottom w:val="single" w:sz="4" w:space="0" w:color="000000"/>
-              <w:right w:val="single" w:sz="4" w:space="0" w:color="000000"/>
-            </w:tcBorders>
-          </w:tcPr>
-          <w:p>
-            <w:pPr>
-              <w:spacing w:after="0" w:line="240" w:lineRule="auto"/>
-              <w:ind w:right="7718"/>
+              <w:t>Способен выявить естественнонаучную сущность проблем, возникающих в ходе профессиональной деятельности в области моделирования и анализа сложных естественных и искусственных систем, определять структуру программного обеспечения, методы и средства его проектирования на основе требований с учетом существующих ограничений</w:t>
+            </w:r>
+          </w:p>
+        </w:tc>
+        <w:tc>
+          <w:tcPr>
+            <w:tcW w:w="1437" w:type="pct"/>
+          </w:tcPr>
+          <w:p>
+            <w:pPr>
               <w:jc w:val="both"/>
               <w:rPr>
                 <w:rFonts w:ascii="Times New Roman" w:hAnsi="Times New Roman"/>
                 <w:sz w:val="24"/>
                 <w:szCs w:val="24"/>
-                <w:highlight w:val="yellow"/>
-              </w:rPr>
-            </w:pPr>
+              </w:rPr>
+            </w:pPr>
+            <w:r>
+              <w:rPr>
+                <w:rFonts w:ascii="Times New Roman" w:hAnsi="Times New Roman"/>
+                <w:sz w:val="24"/>
+                <w:szCs w:val="24"/>
+              </w:rPr>
+              <w:t xml:space="preserve">Выявлена проблема утечки данных (глобальный </w:t>
+            </w:r>
+            <w:proofErr w:type="spellStart"/>
+            <w:r>
+              <w:rPr>
+                <w:rFonts w:ascii="Times New Roman" w:hAnsi="Times New Roman"/>
+                <w:sz w:val="24"/>
+                <w:szCs w:val="24"/>
+              </w:rPr>
+              <w:t>fillna</w:t>
+            </w:r>
+            <w:proofErr w:type="spellEnd"/>
+            <w:r>
+              <w:rPr>
+                <w:rFonts w:ascii="Times New Roman" w:hAnsi="Times New Roman"/>
+                <w:sz w:val="24"/>
+                <w:szCs w:val="24"/>
+              </w:rPr>
+              <w:t xml:space="preserve"> до разделения на </w:t>
+            </w:r>
+            <w:proofErr w:type="spellStart"/>
+            <w:r>
+              <w:rPr>
+                <w:rFonts w:ascii="Times New Roman" w:hAnsi="Times New Roman"/>
+                <w:sz w:val="24"/>
+                <w:szCs w:val="24"/>
+              </w:rPr>
+              <w:t>train</w:t>
+            </w:r>
+            <w:proofErr w:type="spellEnd"/>
+            <w:r>
+              <w:rPr>
+                <w:rFonts w:ascii="Times New Roman" w:hAnsi="Times New Roman"/>
+                <w:sz w:val="24"/>
+                <w:szCs w:val="24"/>
+              </w:rPr>
+              <w:t>/</w:t>
+            </w:r>
+            <w:proofErr w:type="spellStart"/>
+            <w:r>
+              <w:rPr>
+                <w:rFonts w:ascii="Times New Roman" w:hAnsi="Times New Roman"/>
+                <w:sz w:val="24"/>
+                <w:szCs w:val="24"/>
+              </w:rPr>
+              <w:t>test</w:t>
+            </w:r>
+            <w:proofErr w:type="spellEnd"/>
+            <w:r>
+              <w:rPr>
+                <w:rFonts w:ascii="Times New Roman" w:hAnsi="Times New Roman"/>
+                <w:sz w:val="24"/>
+                <w:szCs w:val="24"/>
+              </w:rPr>
+              <w:t>) и предложено решение (</w:t>
+            </w:r>
+            <w:proofErr w:type="spellStart"/>
+            <w:r>
+              <w:rPr>
+                <w:rFonts w:ascii="Times New Roman" w:hAnsi="Times New Roman"/>
+                <w:sz w:val="24"/>
+                <w:szCs w:val="24"/>
+              </w:rPr>
+              <w:t>fillna</w:t>
+            </w:r>
+            <w:proofErr w:type="spellEnd"/>
+            <w:r>
+              <w:rPr>
+                <w:rFonts w:ascii="Times New Roman" w:hAnsi="Times New Roman"/>
+                <w:sz w:val="24"/>
+                <w:szCs w:val="24"/>
+              </w:rPr>
+              <w:t xml:space="preserve"> внутри кросс-валидации). Определена модульная структура ПО: загрузка данных</w:t>
+            </w:r>
+            <w:r>
+              <w:rPr>
+                <w:rFonts w:ascii="Times New Roman" w:hAnsi="Times New Roman"/>
+                <w:sz w:val="24"/>
+                <w:szCs w:val="24"/>
+              </w:rPr>
+              <w:t xml:space="preserve">, </w:t>
+            </w:r>
+            <w:proofErr w:type="spellStart"/>
+            <w:r>
+              <w:rPr>
+                <w:rFonts w:ascii="Times New Roman" w:hAnsi="Times New Roman"/>
+                <w:sz w:val="24"/>
+                <w:szCs w:val="24"/>
+              </w:rPr>
+              <w:t>feature</w:t>
+            </w:r>
+            <w:proofErr w:type="spellEnd"/>
+            <w:r>
+              <w:rPr>
+                <w:rFonts w:ascii="Times New Roman" w:hAnsi="Times New Roman"/>
+                <w:sz w:val="24"/>
+                <w:szCs w:val="24"/>
+              </w:rPr>
+              <w:t xml:space="preserve"> </w:t>
+            </w:r>
+            <w:proofErr w:type="spellStart"/>
+            <w:r>
+              <w:rPr>
+                <w:rFonts w:ascii="Times New Roman" w:hAnsi="Times New Roman"/>
+                <w:sz w:val="24"/>
+                <w:szCs w:val="24"/>
+              </w:rPr>
+              <w:t>engineering</w:t>
+            </w:r>
+            <w:proofErr w:type="spellEnd"/>
+            <w:r>
+              <w:rPr>
+                <w:rFonts w:ascii="Times New Roman" w:hAnsi="Times New Roman"/>
+                <w:sz w:val="24"/>
+                <w:szCs w:val="24"/>
+              </w:rPr>
+              <w:t xml:space="preserve">, </w:t>
+            </w:r>
+            <w:r>
+              <w:rPr>
+                <w:rFonts w:ascii="Times New Roman" w:hAnsi="Times New Roman"/>
+                <w:sz w:val="24"/>
+                <w:szCs w:val="24"/>
+              </w:rPr>
+              <w:t>поиск закономерностей</w:t>
+            </w:r>
+            <w:r>
+              <w:rPr>
+                <w:rFonts w:ascii="Times New Roman" w:hAnsi="Times New Roman"/>
+                <w:sz w:val="24"/>
+                <w:szCs w:val="24"/>
+              </w:rPr>
+              <w:t xml:space="preserve">, </w:t>
+            </w:r>
+            <w:r>
+              <w:rPr>
+                <w:rFonts w:ascii="Times New Roman" w:hAnsi="Times New Roman"/>
+                <w:sz w:val="24"/>
+                <w:szCs w:val="24"/>
+              </w:rPr>
+              <w:t>выбор модели</w:t>
+            </w:r>
+            <w:r>
+              <w:rPr>
+                <w:rFonts w:ascii="Times New Roman" w:hAnsi="Times New Roman"/>
+                <w:sz w:val="24"/>
+                <w:szCs w:val="24"/>
+              </w:rPr>
+              <w:t>.</w:t>
+            </w:r>
           </w:p>
         </w:tc>
       </w:tr>
       <w:tr>
-        <w:trPr>
-          <w:trHeight w:val="20"/>
-          <w:tblHeader/>
-        </w:trPr>
-        <w:tc>
-          <w:tcPr>
-            <w:tcW w:w="993" w:type="dxa"/>
-            <w:tcBorders>
-              <w:top w:val="single" w:sz="4" w:space="0" w:color="000000"/>
-              <w:left w:val="single" w:sz="4" w:space="0" w:color="000000"/>
-              <w:bottom w:val="single" w:sz="4" w:space="0" w:color="000000"/>
-              <w:right w:val="single" w:sz="4" w:space="0" w:color="000000"/>
-            </w:tcBorders>
-          </w:tcPr>
-          <w:p>
-            <w:pPr>
-              <w:spacing w:after="0" w:line="240" w:lineRule="auto"/>
+        <w:tc>
+          <w:tcPr>
+            <w:tcW w:w="529" w:type="pct"/>
+          </w:tcPr>
+          <w:p>
+            <w:pPr>
+              <w:jc w:val="both"/>
+              <w:rPr>
+                <w:rFonts w:ascii="Times New Roman" w:hAnsi="Times New Roman"/>
+                <w:sz w:val="24"/>
+                <w:szCs w:val="24"/>
+              </w:rPr>
+            </w:pPr>
+            <w:r>
               <w:rPr>
                 <w:rFonts w:ascii="Times New Roman" w:eastAsia="Times New Roman" w:hAnsi="Times New Roman"/>
                 <w:color w:val="000000"/>
@@ -2174,6 +3148,22 @@
                 <w:szCs w:val="24"/>
                 <w:lang w:eastAsia="ru-RU"/>
               </w:rPr>
+              <w:t>ПК-3</w:t>
+            </w:r>
+          </w:p>
+        </w:tc>
+        <w:tc>
+          <w:tcPr>
+            <w:tcW w:w="3034" w:type="pct"/>
+          </w:tcPr>
+          <w:p>
+            <w:pPr>
+              <w:jc w:val="both"/>
+              <w:rPr>
+                <w:rFonts w:ascii="Times New Roman" w:hAnsi="Times New Roman"/>
+                <w:sz w:val="24"/>
+                <w:szCs w:val="24"/>
+              </w:rPr>
             </w:pPr>
             <w:r>
               <w:rPr>
@@ -2183,23 +3173,111 @@
                 <w:szCs w:val="24"/>
                 <w:lang w:eastAsia="ru-RU"/>
               </w:rPr>
-              <w:t>ОПК-3</w:t>
-            </w:r>
-          </w:p>
-        </w:tc>
-        <w:tc>
-          <w:tcPr>
-            <w:tcW w:w="6095" w:type="dxa"/>
-            <w:tcBorders>
-              <w:top w:val="single" w:sz="4" w:space="0" w:color="000000"/>
-              <w:left w:val="single" w:sz="4" w:space="0" w:color="000000"/>
-              <w:bottom w:val="single" w:sz="4" w:space="0" w:color="000000"/>
-              <w:right w:val="single" w:sz="4" w:space="0" w:color="000000"/>
-            </w:tcBorders>
-          </w:tcPr>
-          <w:p>
-            <w:pPr>
-              <w:spacing w:after="0" w:line="240" w:lineRule="auto"/>
+              <w:t>Способен применять современные информационные технологии при проектировании, реализации, оценке качества и анализа эффективности математических моделей и(или) программного обеспечения для решения задач в различных предметных областях</w:t>
+            </w:r>
+          </w:p>
+        </w:tc>
+        <w:tc>
+          <w:tcPr>
+            <w:tcW w:w="1437" w:type="pct"/>
+          </w:tcPr>
+          <w:p>
+            <w:pPr>
+              <w:jc w:val="both"/>
+              <w:rPr>
+                <w:rFonts w:ascii="Times New Roman" w:hAnsi="Times New Roman"/>
+                <w:sz w:val="24"/>
+                <w:szCs w:val="24"/>
+              </w:rPr>
+            </w:pPr>
+            <w:r>
+              <w:rPr>
+                <w:rFonts w:ascii="Times New Roman" w:hAnsi="Times New Roman"/>
+                <w:sz w:val="24"/>
+                <w:szCs w:val="24"/>
+              </w:rPr>
+              <w:t xml:space="preserve">Проведён сравнительный анализ RF и </w:t>
+            </w:r>
+            <w:proofErr w:type="spellStart"/>
+            <w:r>
+              <w:rPr>
+                <w:rFonts w:ascii="Times New Roman" w:hAnsi="Times New Roman"/>
+                <w:sz w:val="24"/>
+                <w:szCs w:val="24"/>
+              </w:rPr>
+              <w:t>CatBoost</w:t>
+            </w:r>
+            <w:proofErr w:type="spellEnd"/>
+            <w:r>
+              <w:rPr>
+                <w:rFonts w:ascii="Times New Roman" w:hAnsi="Times New Roman"/>
+                <w:sz w:val="24"/>
+                <w:szCs w:val="24"/>
+              </w:rPr>
+              <w:t xml:space="preserve"> по 4 критериям. Разработан композитный скор (0.821 </w:t>
+            </w:r>
+            <w:proofErr w:type="spellStart"/>
+            <w:r>
+              <w:rPr>
+                <w:rFonts w:ascii="Times New Roman" w:hAnsi="Times New Roman"/>
+                <w:sz w:val="24"/>
+                <w:szCs w:val="24"/>
+              </w:rPr>
+              <w:t>vs</w:t>
+            </w:r>
+            <w:proofErr w:type="spellEnd"/>
+            <w:r>
+              <w:rPr>
+                <w:rFonts w:ascii="Times New Roman" w:hAnsi="Times New Roman"/>
+                <w:sz w:val="24"/>
+                <w:szCs w:val="24"/>
+              </w:rPr>
+              <w:t xml:space="preserve"> 0.392). Выполнена оценка стабильности важности признаков через корреляцию между </w:t>
+            </w:r>
+            <w:proofErr w:type="spellStart"/>
+            <w:r>
+              <w:rPr>
+                <w:rFonts w:ascii="Times New Roman" w:hAnsi="Times New Roman"/>
+                <w:sz w:val="24"/>
+                <w:szCs w:val="24"/>
+              </w:rPr>
+              <w:t>фолдами</w:t>
+            </w:r>
+            <w:proofErr w:type="spellEnd"/>
+            <w:r>
+              <w:rPr>
+                <w:rFonts w:ascii="Times New Roman" w:hAnsi="Times New Roman"/>
+                <w:sz w:val="24"/>
+                <w:szCs w:val="24"/>
+              </w:rPr>
+              <w:t>. Построены SHAP-графики интерпретации</w:t>
+            </w:r>
+            <w:r>
+              <w:rPr>
+                <w:rFonts w:ascii="Times New Roman" w:hAnsi="Times New Roman"/>
+                <w:sz w:val="24"/>
+                <w:szCs w:val="24"/>
+              </w:rPr>
+              <w:t>.</w:t>
+            </w:r>
+          </w:p>
+        </w:tc>
+      </w:tr>
+      <w:tr>
+        <w:tc>
+          <w:tcPr>
+            <w:tcW w:w="529" w:type="pct"/>
+          </w:tcPr>
+          <w:p>
+            <w:pPr>
+              <w:jc w:val="both"/>
+              <w:rPr>
+                <w:rFonts w:ascii="Times New Roman" w:hAnsi="Times New Roman"/>
+                <w:sz w:val="24"/>
+                <w:szCs w:val="24"/>
+              </w:rPr>
+            </w:pPr>
+            <w:r>
               <w:rPr>
                 <w:rFonts w:ascii="Times New Roman" w:eastAsia="Times New Roman" w:hAnsi="Times New Roman"/>
                 <w:color w:val="000000"/>
@@ -2207,6 +3285,22 @@
                 <w:szCs w:val="24"/>
                 <w:lang w:eastAsia="ru-RU"/>
               </w:rPr>
+              <w:t>ПК-4</w:t>
+            </w:r>
+          </w:p>
+        </w:tc>
+        <w:tc>
+          <w:tcPr>
+            <w:tcW w:w="3034" w:type="pct"/>
+          </w:tcPr>
+          <w:p>
+            <w:pPr>
+              <w:jc w:val="both"/>
+              <w:rPr>
+                <w:rFonts w:ascii="Times New Roman" w:hAnsi="Times New Roman"/>
+                <w:sz w:val="24"/>
+                <w:szCs w:val="24"/>
+              </w:rPr>
             </w:pPr>
             <w:r>
               <w:rPr>
@@ -2216,53 +3310,147 @@
                 <w:szCs w:val="24"/>
                 <w:lang w:eastAsia="ru-RU"/>
               </w:rPr>
-              <w:t>Способен применять современные информационные технологии, в том числе отечественные, при создании программных продуктов и программных комплексов различного назначения</w:t>
-            </w:r>
-          </w:p>
-        </w:tc>
-        <w:tc>
-          <w:tcPr>
-            <w:tcW w:w="2410" w:type="dxa"/>
-            <w:tcBorders>
-              <w:top w:val="single" w:sz="4" w:space="0" w:color="000000"/>
-              <w:left w:val="single" w:sz="4" w:space="0" w:color="000000"/>
-              <w:bottom w:val="single" w:sz="4" w:space="0" w:color="000000"/>
-              <w:right w:val="single" w:sz="4" w:space="0" w:color="000000"/>
-            </w:tcBorders>
-          </w:tcPr>
-          <w:p>
-            <w:pPr>
-              <w:spacing w:after="0" w:line="240" w:lineRule="auto"/>
-              <w:ind w:right="7718"/>
+              <w:t>Способен использовать знания современных программных средств, тенденции развития функций и архитектур проблемно-ориентированных программных систем и комплексов в профессиональной деятельности</w:t>
+            </w:r>
+          </w:p>
+        </w:tc>
+        <w:tc>
+          <w:tcPr>
+            <w:tcW w:w="1437" w:type="pct"/>
+          </w:tcPr>
+          <w:p>
+            <w:pPr>
               <w:jc w:val="both"/>
               <w:rPr>
                 <w:rFonts w:ascii="Times New Roman" w:hAnsi="Times New Roman"/>
                 <w:sz w:val="24"/>
                 <w:szCs w:val="24"/>
-                <w:highlight w:val="yellow"/>
-              </w:rPr>
-            </w:pPr>
+              </w:rPr>
+            </w:pPr>
+            <w:r>
+              <w:rPr>
+                <w:rFonts w:ascii="Times New Roman" w:hAnsi="Times New Roman"/>
+                <w:sz w:val="24"/>
+                <w:szCs w:val="24"/>
+              </w:rPr>
+              <w:t xml:space="preserve">Использованы: </w:t>
+            </w:r>
+            <w:proofErr w:type="spellStart"/>
+            <w:r>
+              <w:rPr>
+                <w:rFonts w:ascii="Times New Roman" w:hAnsi="Times New Roman"/>
+                <w:sz w:val="24"/>
+                <w:szCs w:val="24"/>
+              </w:rPr>
+              <w:t>CatBoost</w:t>
+            </w:r>
+            <w:proofErr w:type="spellEnd"/>
+            <w:r>
+              <w:rPr>
+                <w:rFonts w:ascii="Times New Roman" w:hAnsi="Times New Roman"/>
+                <w:sz w:val="24"/>
+                <w:szCs w:val="24"/>
+              </w:rPr>
+              <w:t xml:space="preserve"> (</w:t>
+            </w:r>
+            <w:proofErr w:type="spellStart"/>
+            <w:r>
+              <w:rPr>
+                <w:rFonts w:ascii="Times New Roman" w:hAnsi="Times New Roman"/>
+                <w:sz w:val="24"/>
+                <w:szCs w:val="24"/>
+              </w:rPr>
+              <w:t>ordered</w:t>
+            </w:r>
+            <w:proofErr w:type="spellEnd"/>
+            <w:r>
+              <w:rPr>
+                <w:rFonts w:ascii="Times New Roman" w:hAnsi="Times New Roman"/>
+                <w:sz w:val="24"/>
+                <w:szCs w:val="24"/>
+              </w:rPr>
+              <w:t xml:space="preserve"> </w:t>
+            </w:r>
+            <w:proofErr w:type="spellStart"/>
+            <w:r>
+              <w:rPr>
+                <w:rFonts w:ascii="Times New Roman" w:hAnsi="Times New Roman"/>
+                <w:sz w:val="24"/>
+                <w:szCs w:val="24"/>
+              </w:rPr>
+              <w:t>boosting</w:t>
+            </w:r>
+            <w:proofErr w:type="spellEnd"/>
+            <w:r>
+              <w:rPr>
+                <w:rFonts w:ascii="Times New Roman" w:hAnsi="Times New Roman"/>
+                <w:sz w:val="24"/>
+                <w:szCs w:val="24"/>
+              </w:rPr>
+              <w:t xml:space="preserve">, нативная обработка категорий), </w:t>
+            </w:r>
+            <w:proofErr w:type="spellStart"/>
+            <w:r>
+              <w:rPr>
+                <w:rFonts w:ascii="Times New Roman" w:hAnsi="Times New Roman"/>
+                <w:sz w:val="24"/>
+                <w:szCs w:val="24"/>
+              </w:rPr>
+              <w:t>LightGBM</w:t>
+            </w:r>
+            <w:proofErr w:type="spellEnd"/>
+            <w:r>
+              <w:rPr>
+                <w:rFonts w:ascii="Times New Roman" w:hAnsi="Times New Roman"/>
+                <w:sz w:val="24"/>
+                <w:szCs w:val="24"/>
+              </w:rPr>
+              <w:t xml:space="preserve">, </w:t>
+            </w:r>
+            <w:proofErr w:type="spellStart"/>
+            <w:r>
+              <w:rPr>
+                <w:rFonts w:ascii="Times New Roman" w:hAnsi="Times New Roman"/>
+                <w:sz w:val="24"/>
+                <w:szCs w:val="24"/>
+              </w:rPr>
+              <w:t>XGBoost</w:t>
+            </w:r>
+            <w:proofErr w:type="spellEnd"/>
+            <w:r>
+              <w:rPr>
+                <w:rFonts w:ascii="Times New Roman" w:hAnsi="Times New Roman"/>
+                <w:sz w:val="24"/>
+                <w:szCs w:val="24"/>
+              </w:rPr>
+              <w:t>. Изучены тенденции: переход от «чёрных ящиков» к интерпретируемым моделям (SHAP), консенсусный выбор моделей</w:t>
+            </w:r>
+            <w:r>
+              <w:rPr>
+                <w:rFonts w:ascii="Times New Roman" w:hAnsi="Times New Roman"/>
+                <w:sz w:val="24"/>
+                <w:szCs w:val="24"/>
+              </w:rPr>
+              <w:t>.</w:t>
+            </w:r>
           </w:p>
         </w:tc>
       </w:tr>
       <w:tr>
-        <w:trPr>
-          <w:trHeight w:val="20"/>
-          <w:tblHeader/>
-        </w:trPr>
-        <w:tc>
-          <w:tcPr>
-            <w:tcW w:w="993" w:type="dxa"/>
-            <w:tcBorders>
-              <w:top w:val="single" w:sz="4" w:space="0" w:color="000000"/>
-              <w:left w:val="single" w:sz="4" w:space="0" w:color="000000"/>
-              <w:bottom w:val="single" w:sz="4" w:space="0" w:color="000000"/>
-              <w:right w:val="single" w:sz="4" w:space="0" w:color="000000"/>
-            </w:tcBorders>
-          </w:tcPr>
-          <w:p>
-            <w:pPr>
-              <w:spacing w:after="0" w:line="240" w:lineRule="auto"/>
+        <w:tc>
+          <w:tcPr>
+            <w:tcW w:w="529" w:type="pct"/>
+          </w:tcPr>
+          <w:p>
+            <w:pPr>
+              <w:jc w:val="both"/>
+              <w:rPr>
+                <w:rFonts w:ascii="Times New Roman" w:hAnsi="Times New Roman"/>
+                <w:sz w:val="24"/>
+                <w:szCs w:val="24"/>
+              </w:rPr>
+            </w:pPr>
+            <w:r>
               <w:rPr>
                 <w:rFonts w:ascii="Times New Roman" w:eastAsia="Times New Roman" w:hAnsi="Times New Roman"/>
                 <w:color w:val="000000"/>
@@ -2270,6 +3458,22 @@
                 <w:szCs w:val="24"/>
                 <w:lang w:eastAsia="ru-RU"/>
               </w:rPr>
+              <w:t>ПК-6</w:t>
+            </w:r>
+          </w:p>
+        </w:tc>
+        <w:tc>
+          <w:tcPr>
+            <w:tcW w:w="3034" w:type="pct"/>
+          </w:tcPr>
+          <w:p>
+            <w:pPr>
+              <w:jc w:val="both"/>
+              <w:rPr>
+                <w:rFonts w:ascii="Times New Roman" w:hAnsi="Times New Roman"/>
+                <w:sz w:val="24"/>
+                <w:szCs w:val="24"/>
+              </w:rPr>
             </w:pPr>
             <w:r>
               <w:rPr>
@@ -2279,579 +3483,65 @@
                 <w:szCs w:val="24"/>
                 <w:lang w:eastAsia="ru-RU"/>
               </w:rPr>
-              <w:t>ОПК-6</w:t>
-            </w:r>
-          </w:p>
-        </w:tc>
-        <w:tc>
-          <w:tcPr>
-            <w:tcW w:w="6095" w:type="dxa"/>
-            <w:tcBorders>
-              <w:top w:val="single" w:sz="4" w:space="0" w:color="000000"/>
-              <w:left w:val="single" w:sz="4" w:space="0" w:color="000000"/>
-              <w:bottom w:val="single" w:sz="4" w:space="0" w:color="000000"/>
-              <w:right w:val="single" w:sz="4" w:space="0" w:color="000000"/>
-            </w:tcBorders>
-          </w:tcPr>
-          <w:p>
-            <w:pPr>
-              <w:spacing w:after="0" w:line="240" w:lineRule="auto"/>
-              <w:rPr>
-                <w:rFonts w:ascii="Times New Roman" w:eastAsia="Times New Roman" w:hAnsi="Times New Roman"/>
-                <w:color w:val="000000"/>
-                <w:sz w:val="24"/>
-                <w:szCs w:val="24"/>
-                <w:lang w:eastAsia="ru-RU"/>
-              </w:rPr>
-            </w:pPr>
-            <w:r>
-              <w:rPr>
-                <w:rFonts w:ascii="Times New Roman" w:eastAsia="Times New Roman" w:hAnsi="Times New Roman"/>
-                <w:color w:val="000000"/>
-                <w:sz w:val="24"/>
-                <w:szCs w:val="24"/>
-                <w:lang w:eastAsia="ru-RU"/>
-              </w:rPr>
-              <w:t>Способен использовать в педагогической деятельности научные основы знаний в сфере информационно-коммуникационных технологий</w:t>
-            </w:r>
-          </w:p>
-        </w:tc>
-        <w:tc>
-          <w:tcPr>
-            <w:tcW w:w="2410" w:type="dxa"/>
-            <w:tcBorders>
-              <w:top w:val="single" w:sz="4" w:space="0" w:color="000000"/>
-              <w:left w:val="single" w:sz="4" w:space="0" w:color="000000"/>
-              <w:bottom w:val="single" w:sz="4" w:space="0" w:color="000000"/>
-              <w:right w:val="single" w:sz="4" w:space="0" w:color="000000"/>
-            </w:tcBorders>
-          </w:tcPr>
-          <w:p>
-            <w:pPr>
-              <w:spacing w:after="0" w:line="240" w:lineRule="auto"/>
-              <w:ind w:right="7718"/>
+              <w:t>Способен использовать современные методы разработки программных систем и реализации конкретных алгоритмов математических моделей на базе языков программирования, баз данных и пакетов прикладных программ</w:t>
+            </w:r>
+          </w:p>
+        </w:tc>
+        <w:tc>
+          <w:tcPr>
+            <w:tcW w:w="1437" w:type="pct"/>
+          </w:tcPr>
+          <w:p>
+            <w:pPr>
               <w:jc w:val="both"/>
               <w:rPr>
                 <w:rFonts w:ascii="Times New Roman" w:hAnsi="Times New Roman"/>
                 <w:sz w:val="24"/>
                 <w:szCs w:val="24"/>
-                <w:highlight w:val="yellow"/>
-              </w:rPr>
-            </w:pPr>
-          </w:p>
-        </w:tc>
-      </w:tr>
-      <w:tr>
-        <w:trPr>
-          <w:trHeight w:val="20"/>
-          <w:tblHeader/>
-        </w:trPr>
-        <w:tc>
-          <w:tcPr>
-            <w:tcW w:w="993" w:type="dxa"/>
-            <w:tcBorders>
-              <w:top w:val="single" w:sz="4" w:space="0" w:color="000000"/>
-              <w:left w:val="single" w:sz="4" w:space="0" w:color="000000"/>
-              <w:bottom w:val="single" w:sz="4" w:space="0" w:color="000000"/>
-              <w:right w:val="single" w:sz="4" w:space="0" w:color="000000"/>
-            </w:tcBorders>
-          </w:tcPr>
-          <w:p>
-            <w:pPr>
-              <w:spacing w:after="0" w:line="240" w:lineRule="auto"/>
-              <w:rPr>
-                <w:rFonts w:ascii="Times New Roman" w:eastAsia="Times New Roman" w:hAnsi="Times New Roman"/>
-                <w:color w:val="000000"/>
-                <w:sz w:val="24"/>
-                <w:szCs w:val="24"/>
-                <w:lang w:eastAsia="ru-RU"/>
-              </w:rPr>
-            </w:pPr>
-            <w:r>
-              <w:rPr>
-                <w:rFonts w:ascii="Times New Roman" w:eastAsia="Times New Roman" w:hAnsi="Times New Roman"/>
-                <w:color w:val="000000"/>
-                <w:sz w:val="24"/>
-                <w:szCs w:val="24"/>
-                <w:lang w:eastAsia="ru-RU"/>
-              </w:rPr>
-              <w:t>ПК-1</w:t>
-            </w:r>
-          </w:p>
-        </w:tc>
-        <w:tc>
-          <w:tcPr>
-            <w:tcW w:w="6095" w:type="dxa"/>
-            <w:tcBorders>
-              <w:top w:val="single" w:sz="4" w:space="0" w:color="000000"/>
-              <w:left w:val="single" w:sz="4" w:space="0" w:color="000000"/>
-              <w:bottom w:val="single" w:sz="4" w:space="0" w:color="000000"/>
-              <w:right w:val="single" w:sz="4" w:space="0" w:color="000000"/>
-            </w:tcBorders>
-          </w:tcPr>
-          <w:p>
-            <w:pPr>
-              <w:spacing w:after="0" w:line="240" w:lineRule="auto"/>
-              <w:rPr>
-                <w:rFonts w:ascii="Times New Roman" w:eastAsia="Times New Roman" w:hAnsi="Times New Roman"/>
-                <w:color w:val="000000"/>
-                <w:sz w:val="24"/>
-                <w:szCs w:val="24"/>
-                <w:lang w:eastAsia="ru-RU"/>
-              </w:rPr>
-            </w:pPr>
-            <w:r>
-              <w:rPr>
-                <w:rFonts w:ascii="Times New Roman" w:eastAsia="Times New Roman" w:hAnsi="Times New Roman"/>
-                <w:color w:val="000000"/>
-                <w:sz w:val="24"/>
-                <w:szCs w:val="24"/>
-                <w:lang w:eastAsia="ru-RU"/>
-              </w:rPr>
-              <w:t>Способен демонстрировать базовые знания математических и(или) естественных наук, программирования и информационных технологий</w:t>
-            </w:r>
-          </w:p>
-        </w:tc>
-        <w:tc>
-          <w:tcPr>
-            <w:tcW w:w="2410" w:type="dxa"/>
-            <w:tcBorders>
-              <w:top w:val="single" w:sz="4" w:space="0" w:color="000000"/>
-              <w:left w:val="single" w:sz="4" w:space="0" w:color="000000"/>
-              <w:bottom w:val="single" w:sz="4" w:space="0" w:color="000000"/>
-              <w:right w:val="single" w:sz="4" w:space="0" w:color="000000"/>
-            </w:tcBorders>
-          </w:tcPr>
-          <w:p>
-            <w:pPr>
-              <w:spacing w:after="0" w:line="240" w:lineRule="auto"/>
-              <w:ind w:right="7718"/>
-              <w:jc w:val="both"/>
-              <w:rPr>
-                <w:rFonts w:ascii="Times New Roman" w:hAnsi="Times New Roman"/>
-                <w:sz w:val="24"/>
-                <w:szCs w:val="24"/>
-                <w:highlight w:val="yellow"/>
-              </w:rPr>
-            </w:pPr>
+              </w:rPr>
+            </w:pPr>
+            <w:r>
+              <w:rPr>
+                <w:rFonts w:ascii="Times New Roman" w:hAnsi="Times New Roman"/>
+                <w:sz w:val="24"/>
+                <w:szCs w:val="24"/>
+              </w:rPr>
+              <w:t>Реализованы на Python: алгоритм генерации парных и тройных комбинаций признаков (</w:t>
+            </w:r>
+            <w:proofErr w:type="spellStart"/>
+            <w:proofErr w:type="gramStart"/>
+            <w:r>
+              <w:rPr>
+                <w:rFonts w:ascii="Times New Roman" w:hAnsi="Times New Roman"/>
+                <w:sz w:val="24"/>
+                <w:szCs w:val="24"/>
+              </w:rPr>
+              <w:t>itertools.combinations</w:t>
+            </w:r>
+            <w:proofErr w:type="spellEnd"/>
+            <w:proofErr w:type="gramEnd"/>
+            <w:r>
+              <w:rPr>
+                <w:rFonts w:ascii="Times New Roman" w:hAnsi="Times New Roman"/>
+                <w:sz w:val="24"/>
+                <w:szCs w:val="24"/>
+              </w:rPr>
+              <w:t>), алгоритм расчёта синергии, алгоритм выбора оптимальной модели (композитный скор), алгоритм предотвращения утечки данных</w:t>
+            </w:r>
+            <w:r>
+              <w:rPr>
+                <w:rFonts w:ascii="Times New Roman" w:hAnsi="Times New Roman"/>
+                <w:sz w:val="24"/>
+                <w:szCs w:val="24"/>
+              </w:rPr>
+              <w:t>.</w:t>
+            </w:r>
           </w:p>
         </w:tc>
       </w:tr>
     </w:tbl>
     <w:p/>
     <w:p>
-      <w:r>
-        <w:br w:type="page"/>
-      </w:r>
-    </w:p>
-    <w:tbl>
-      <w:tblPr>
-        <w:tblW w:w="9498" w:type="dxa"/>
-        <w:tblInd w:w="-5" w:type="dxa"/>
-        <w:tblBorders>
-          <w:top w:val="single" w:sz="4" w:space="0" w:color="000000"/>
-          <w:left w:val="single" w:sz="4" w:space="0" w:color="000000"/>
-          <w:bottom w:val="single" w:sz="4" w:space="0" w:color="000000"/>
-          <w:right w:val="single" w:sz="4" w:space="0" w:color="000000"/>
-          <w:insideH w:val="single" w:sz="4" w:space="0" w:color="000000"/>
-          <w:insideV w:val="single" w:sz="4" w:space="0" w:color="000000"/>
-        </w:tblBorders>
-        <w:tblLayout w:type="fixed"/>
-        <w:tblLook w:val="00A0" w:firstRow="1" w:lastRow="0" w:firstColumn="1" w:lastColumn="0" w:noHBand="0" w:noVBand="0"/>
-      </w:tblPr>
-      <w:tblGrid>
-        <w:gridCol w:w="993"/>
-        <w:gridCol w:w="6095"/>
-        <w:gridCol w:w="2410"/>
-      </w:tblGrid>
-      <w:tr>
-        <w:trPr>
-          <w:trHeight w:val="20"/>
-          <w:tblHeader/>
-        </w:trPr>
-        <w:tc>
-          <w:tcPr>
-            <w:tcW w:w="993" w:type="dxa"/>
-            <w:tcBorders>
-              <w:top w:val="single" w:sz="4" w:space="0" w:color="000000"/>
-              <w:left w:val="single" w:sz="4" w:space="0" w:color="000000"/>
-              <w:bottom w:val="single" w:sz="4" w:space="0" w:color="000000"/>
-              <w:right w:val="single" w:sz="4" w:space="0" w:color="000000"/>
-            </w:tcBorders>
-          </w:tcPr>
-          <w:p>
-            <w:pPr>
-              <w:spacing w:after="0" w:line="240" w:lineRule="auto"/>
-              <w:rPr>
-                <w:rFonts w:ascii="Times New Roman" w:eastAsia="Times New Roman" w:hAnsi="Times New Roman"/>
-                <w:color w:val="000000"/>
-                <w:sz w:val="24"/>
-                <w:szCs w:val="24"/>
-                <w:lang w:eastAsia="ru-RU"/>
-              </w:rPr>
-            </w:pPr>
-            <w:r>
-              <w:rPr>
-                <w:rFonts w:ascii="Times New Roman" w:eastAsia="Times New Roman" w:hAnsi="Times New Roman"/>
-                <w:color w:val="000000"/>
-                <w:sz w:val="24"/>
-                <w:szCs w:val="24"/>
-                <w:lang w:eastAsia="ru-RU"/>
-              </w:rPr>
-              <w:lastRenderedPageBreak/>
-              <w:t>ПК-2</w:t>
-            </w:r>
-          </w:p>
-        </w:tc>
-        <w:tc>
-          <w:tcPr>
-            <w:tcW w:w="6095" w:type="dxa"/>
-            <w:tcBorders>
-              <w:top w:val="single" w:sz="4" w:space="0" w:color="000000"/>
-              <w:left w:val="single" w:sz="4" w:space="0" w:color="000000"/>
-              <w:bottom w:val="single" w:sz="4" w:space="0" w:color="000000"/>
-              <w:right w:val="single" w:sz="4" w:space="0" w:color="000000"/>
-            </w:tcBorders>
-          </w:tcPr>
-          <w:p>
-            <w:pPr>
-              <w:spacing w:after="0" w:line="240" w:lineRule="auto"/>
-              <w:rPr>
-                <w:rFonts w:ascii="Times New Roman" w:eastAsia="Times New Roman" w:hAnsi="Times New Roman"/>
-                <w:color w:val="000000"/>
-                <w:sz w:val="24"/>
-                <w:szCs w:val="24"/>
-                <w:lang w:eastAsia="ru-RU"/>
-              </w:rPr>
-            </w:pPr>
-            <w:r>
-              <w:rPr>
-                <w:rFonts w:ascii="Times New Roman" w:eastAsia="Times New Roman" w:hAnsi="Times New Roman"/>
-                <w:color w:val="000000"/>
-                <w:sz w:val="24"/>
-                <w:szCs w:val="24"/>
-                <w:lang w:eastAsia="ru-RU"/>
-              </w:rPr>
-              <w:t>Способен выявить естественнонаучную сущность проблем, возникающих в ходе профессиональной деятельности в области моделирования и анализа сложных естественных и искусственных систем, определять структуру программного обеспечения, методы и средства его проектирования на основе требований с учетом существующих ограничений</w:t>
-            </w:r>
-          </w:p>
-        </w:tc>
-        <w:tc>
-          <w:tcPr>
-            <w:tcW w:w="2410" w:type="dxa"/>
-            <w:tcBorders>
-              <w:top w:val="single" w:sz="4" w:space="0" w:color="000000"/>
-              <w:left w:val="single" w:sz="4" w:space="0" w:color="000000"/>
-              <w:bottom w:val="single" w:sz="4" w:space="0" w:color="000000"/>
-              <w:right w:val="single" w:sz="4" w:space="0" w:color="000000"/>
-            </w:tcBorders>
-          </w:tcPr>
-          <w:p>
-            <w:pPr>
-              <w:spacing w:after="0" w:line="240" w:lineRule="auto"/>
-              <w:ind w:right="7718"/>
-              <w:jc w:val="both"/>
-              <w:rPr>
-                <w:rFonts w:ascii="Times New Roman" w:hAnsi="Times New Roman"/>
-                <w:sz w:val="24"/>
-                <w:szCs w:val="24"/>
-                <w:highlight w:val="yellow"/>
-              </w:rPr>
-            </w:pPr>
-          </w:p>
-        </w:tc>
-      </w:tr>
-      <w:tr>
-        <w:trPr>
-          <w:trHeight w:val="20"/>
-          <w:tblHeader/>
-        </w:trPr>
-        <w:tc>
-          <w:tcPr>
-            <w:tcW w:w="993" w:type="dxa"/>
-            <w:tcBorders>
-              <w:top w:val="single" w:sz="4" w:space="0" w:color="000000"/>
-              <w:left w:val="single" w:sz="4" w:space="0" w:color="000000"/>
-              <w:bottom w:val="single" w:sz="4" w:space="0" w:color="000000"/>
-              <w:right w:val="single" w:sz="4" w:space="0" w:color="000000"/>
-            </w:tcBorders>
-          </w:tcPr>
-          <w:p>
-            <w:pPr>
-              <w:spacing w:after="0" w:line="240" w:lineRule="auto"/>
-              <w:rPr>
-                <w:rFonts w:ascii="Times New Roman" w:eastAsia="Times New Roman" w:hAnsi="Times New Roman"/>
-                <w:color w:val="000000"/>
-                <w:sz w:val="24"/>
-                <w:szCs w:val="24"/>
-                <w:lang w:eastAsia="ru-RU"/>
-              </w:rPr>
-            </w:pPr>
-            <w:r>
-              <w:rPr>
-                <w:rFonts w:ascii="Times New Roman" w:eastAsia="Times New Roman" w:hAnsi="Times New Roman"/>
-                <w:color w:val="000000"/>
-                <w:sz w:val="24"/>
-                <w:szCs w:val="24"/>
-                <w:lang w:eastAsia="ru-RU"/>
-              </w:rPr>
-              <w:t>ПК-3</w:t>
-            </w:r>
-          </w:p>
-        </w:tc>
-        <w:tc>
-          <w:tcPr>
-            <w:tcW w:w="6095" w:type="dxa"/>
-            <w:tcBorders>
-              <w:top w:val="single" w:sz="4" w:space="0" w:color="000000"/>
-              <w:left w:val="single" w:sz="4" w:space="0" w:color="000000"/>
-              <w:bottom w:val="single" w:sz="4" w:space="0" w:color="000000"/>
-              <w:right w:val="single" w:sz="4" w:space="0" w:color="000000"/>
-            </w:tcBorders>
-          </w:tcPr>
-          <w:p>
-            <w:pPr>
-              <w:spacing w:after="0" w:line="240" w:lineRule="auto"/>
-              <w:rPr>
-                <w:rFonts w:ascii="Times New Roman" w:eastAsia="Times New Roman" w:hAnsi="Times New Roman"/>
-                <w:color w:val="000000"/>
-                <w:sz w:val="24"/>
-                <w:szCs w:val="24"/>
-                <w:lang w:eastAsia="ru-RU"/>
-              </w:rPr>
-            </w:pPr>
-            <w:r>
-              <w:rPr>
-                <w:rFonts w:ascii="Times New Roman" w:eastAsia="Times New Roman" w:hAnsi="Times New Roman"/>
-                <w:color w:val="000000"/>
-                <w:sz w:val="24"/>
-                <w:szCs w:val="24"/>
-                <w:lang w:eastAsia="ru-RU"/>
-              </w:rPr>
-              <w:t>Способен применять современные информационные технологии при проектировании, реализации, оценке качества и анализа эффективности математических моделей и(или) программного обеспечения для решения задач в различных предметных областях</w:t>
-            </w:r>
-          </w:p>
-        </w:tc>
-        <w:tc>
-          <w:tcPr>
-            <w:tcW w:w="2410" w:type="dxa"/>
-            <w:tcBorders>
-              <w:top w:val="single" w:sz="4" w:space="0" w:color="000000"/>
-              <w:left w:val="single" w:sz="4" w:space="0" w:color="000000"/>
-              <w:bottom w:val="single" w:sz="4" w:space="0" w:color="000000"/>
-              <w:right w:val="single" w:sz="4" w:space="0" w:color="000000"/>
-            </w:tcBorders>
-          </w:tcPr>
-          <w:p>
-            <w:pPr>
-              <w:spacing w:after="0" w:line="240" w:lineRule="auto"/>
-              <w:ind w:right="7718"/>
-              <w:jc w:val="both"/>
-              <w:rPr>
-                <w:rFonts w:ascii="Times New Roman" w:hAnsi="Times New Roman"/>
-                <w:sz w:val="24"/>
-                <w:szCs w:val="24"/>
-                <w:highlight w:val="yellow"/>
-              </w:rPr>
-            </w:pPr>
-          </w:p>
-        </w:tc>
-      </w:tr>
-      <w:tr>
-        <w:trPr>
-          <w:trHeight w:val="20"/>
-          <w:tblHeader/>
-        </w:trPr>
-        <w:tc>
-          <w:tcPr>
-            <w:tcW w:w="993" w:type="dxa"/>
-            <w:tcBorders>
-              <w:top w:val="single" w:sz="4" w:space="0" w:color="000000"/>
-              <w:left w:val="single" w:sz="4" w:space="0" w:color="000000"/>
-              <w:bottom w:val="single" w:sz="4" w:space="0" w:color="000000"/>
-              <w:right w:val="single" w:sz="4" w:space="0" w:color="000000"/>
-            </w:tcBorders>
-          </w:tcPr>
-          <w:p>
-            <w:pPr>
-              <w:spacing w:after="0" w:line="240" w:lineRule="auto"/>
-              <w:rPr>
-                <w:rFonts w:ascii="Times New Roman" w:eastAsia="Times New Roman" w:hAnsi="Times New Roman"/>
-                <w:color w:val="000000"/>
-                <w:sz w:val="24"/>
-                <w:szCs w:val="24"/>
-                <w:lang w:eastAsia="ru-RU"/>
-              </w:rPr>
-            </w:pPr>
-            <w:r>
-              <w:rPr>
-                <w:rFonts w:ascii="Times New Roman" w:eastAsia="Times New Roman" w:hAnsi="Times New Roman"/>
-                <w:color w:val="000000"/>
-                <w:sz w:val="24"/>
-                <w:szCs w:val="24"/>
-                <w:lang w:eastAsia="ru-RU"/>
-              </w:rPr>
-              <w:t>ПК-4</w:t>
-            </w:r>
-          </w:p>
-        </w:tc>
-        <w:tc>
-          <w:tcPr>
-            <w:tcW w:w="6095" w:type="dxa"/>
-            <w:tcBorders>
-              <w:top w:val="single" w:sz="4" w:space="0" w:color="000000"/>
-              <w:left w:val="single" w:sz="4" w:space="0" w:color="000000"/>
-              <w:bottom w:val="single" w:sz="4" w:space="0" w:color="000000"/>
-              <w:right w:val="single" w:sz="4" w:space="0" w:color="000000"/>
-            </w:tcBorders>
-          </w:tcPr>
-          <w:p>
-            <w:pPr>
-              <w:spacing w:after="0" w:line="240" w:lineRule="auto"/>
-              <w:rPr>
-                <w:rFonts w:ascii="Times New Roman" w:eastAsia="Times New Roman" w:hAnsi="Times New Roman"/>
-                <w:color w:val="000000"/>
-                <w:sz w:val="24"/>
-                <w:szCs w:val="24"/>
-                <w:lang w:eastAsia="ru-RU"/>
-              </w:rPr>
-            </w:pPr>
-            <w:r>
-              <w:rPr>
-                <w:rFonts w:ascii="Times New Roman" w:eastAsia="Times New Roman" w:hAnsi="Times New Roman"/>
-                <w:color w:val="000000"/>
-                <w:sz w:val="24"/>
-                <w:szCs w:val="24"/>
-                <w:lang w:eastAsia="ru-RU"/>
-              </w:rPr>
-              <w:t>Способен использовать знания современных программных средств, тенденции развития функций и архитектур проблемно-ориентированных программных систем и комплексов в профессиональной деятельности</w:t>
-            </w:r>
-          </w:p>
-        </w:tc>
-        <w:tc>
-          <w:tcPr>
-            <w:tcW w:w="2410" w:type="dxa"/>
-            <w:tcBorders>
-              <w:top w:val="single" w:sz="4" w:space="0" w:color="000000"/>
-              <w:left w:val="single" w:sz="4" w:space="0" w:color="000000"/>
-              <w:bottom w:val="single" w:sz="4" w:space="0" w:color="000000"/>
-              <w:right w:val="single" w:sz="4" w:space="0" w:color="000000"/>
-            </w:tcBorders>
-          </w:tcPr>
-          <w:p>
-            <w:pPr>
-              <w:spacing w:after="0" w:line="240" w:lineRule="auto"/>
-              <w:ind w:right="7718"/>
-              <w:jc w:val="both"/>
-              <w:rPr>
-                <w:rFonts w:ascii="Times New Roman" w:hAnsi="Times New Roman"/>
-                <w:sz w:val="24"/>
-                <w:szCs w:val="24"/>
-                <w:highlight w:val="yellow"/>
-              </w:rPr>
-            </w:pPr>
-          </w:p>
-        </w:tc>
-      </w:tr>
-      <w:tr>
-        <w:trPr>
-          <w:trHeight w:val="20"/>
-          <w:tblHeader/>
-        </w:trPr>
-        <w:tc>
-          <w:tcPr>
-            <w:tcW w:w="993" w:type="dxa"/>
-            <w:tcBorders>
-              <w:top w:val="single" w:sz="4" w:space="0" w:color="000000"/>
-              <w:left w:val="single" w:sz="4" w:space="0" w:color="000000"/>
-              <w:bottom w:val="single" w:sz="4" w:space="0" w:color="000000"/>
-              <w:right w:val="single" w:sz="4" w:space="0" w:color="000000"/>
-            </w:tcBorders>
-          </w:tcPr>
-          <w:p>
-            <w:pPr>
-              <w:spacing w:after="0" w:line="240" w:lineRule="auto"/>
-              <w:rPr>
-                <w:rFonts w:ascii="Times New Roman" w:eastAsia="Times New Roman" w:hAnsi="Times New Roman"/>
-                <w:color w:val="000000"/>
-                <w:sz w:val="24"/>
-                <w:szCs w:val="24"/>
-                <w:lang w:eastAsia="ru-RU"/>
-              </w:rPr>
-            </w:pPr>
-            <w:r>
-              <w:rPr>
-                <w:rFonts w:ascii="Times New Roman" w:eastAsia="Times New Roman" w:hAnsi="Times New Roman"/>
-                <w:color w:val="000000"/>
-                <w:sz w:val="24"/>
-                <w:szCs w:val="24"/>
-                <w:lang w:eastAsia="ru-RU"/>
-              </w:rPr>
-              <w:t>ПК-6</w:t>
-            </w:r>
-          </w:p>
-        </w:tc>
-        <w:tc>
-          <w:tcPr>
-            <w:tcW w:w="6095" w:type="dxa"/>
-            <w:tcBorders>
-              <w:top w:val="single" w:sz="4" w:space="0" w:color="000000"/>
-              <w:left w:val="single" w:sz="4" w:space="0" w:color="000000"/>
-              <w:bottom w:val="single" w:sz="4" w:space="0" w:color="000000"/>
-              <w:right w:val="single" w:sz="4" w:space="0" w:color="000000"/>
-            </w:tcBorders>
-          </w:tcPr>
-          <w:p>
-            <w:pPr>
-              <w:spacing w:after="0" w:line="240" w:lineRule="auto"/>
-              <w:rPr>
-                <w:rFonts w:ascii="Times New Roman" w:eastAsia="Times New Roman" w:hAnsi="Times New Roman"/>
-                <w:color w:val="000000"/>
-                <w:sz w:val="24"/>
-                <w:szCs w:val="24"/>
-                <w:lang w:eastAsia="ru-RU"/>
-              </w:rPr>
-            </w:pPr>
-            <w:r>
-              <w:rPr>
-                <w:rFonts w:ascii="Times New Roman" w:eastAsia="Times New Roman" w:hAnsi="Times New Roman"/>
-                <w:color w:val="000000"/>
-                <w:sz w:val="24"/>
-                <w:szCs w:val="24"/>
-                <w:lang w:eastAsia="ru-RU"/>
-              </w:rPr>
-              <w:t>Способен использовать современные методы разработки программных систем и реализации конкретных алгоритмов математических моделей на базе языков программирования, баз данных и пакетов прикладных программ</w:t>
-            </w:r>
-          </w:p>
-        </w:tc>
-        <w:tc>
-          <w:tcPr>
-            <w:tcW w:w="2410" w:type="dxa"/>
-            <w:tcBorders>
-              <w:top w:val="single" w:sz="4" w:space="0" w:color="000000"/>
-              <w:left w:val="single" w:sz="4" w:space="0" w:color="000000"/>
-              <w:bottom w:val="single" w:sz="4" w:space="0" w:color="000000"/>
-              <w:right w:val="single" w:sz="4" w:space="0" w:color="000000"/>
-            </w:tcBorders>
-          </w:tcPr>
-          <w:p>
-            <w:pPr>
-              <w:spacing w:after="0" w:line="240" w:lineRule="auto"/>
-              <w:ind w:right="7718"/>
-              <w:jc w:val="both"/>
-              <w:rPr>
-                <w:rFonts w:ascii="Times New Roman" w:hAnsi="Times New Roman"/>
-                <w:sz w:val="24"/>
-                <w:szCs w:val="24"/>
-                <w:highlight w:val="yellow"/>
-              </w:rPr>
-            </w:pPr>
-          </w:p>
-        </w:tc>
-      </w:tr>
-    </w:tbl>
-    <w:p/>
-    <w:p>
       <w:pPr>
         <w:spacing w:after="0" w:line="240" w:lineRule="auto"/>
         <w:jc w:val="both"/>
@@ -2879,25 +3569,250 @@
         </w:rPr>
         <w:t xml:space="preserve"> работать в составе научно-исследовательского и производственного коллектива и решать задачи профессиональной деятельности</w:t>
       </w:r>
-    </w:p>
-    <w:p>
-      <w:pPr>
-        <w:spacing w:after="0" w:line="240" w:lineRule="auto"/>
-        <w:rPr>
-          <w:rFonts w:ascii="Times New Roman" w:hAnsi="Times New Roman"/>
-          <w:sz w:val="24"/>
-          <w:szCs w:val="24"/>
-        </w:rPr>
-      </w:pPr>
-      <w:r>
-        <w:rPr>
-          <w:rFonts w:ascii="Times New Roman" w:hAnsi="Times New Roman"/>
-          <w:sz w:val="24"/>
-          <w:szCs w:val="24"/>
-          <w:highlight w:val="yellow"/>
+      <w:r>
+        <w:rPr>
+          <w:rFonts w:ascii="Times New Roman" w:hAnsi="Times New Roman"/>
+          <w:sz w:val="24"/>
+          <w:szCs w:val="24"/>
           <w:lang w:eastAsia="ru-RU"/>
         </w:rPr>
-        <w:t>_____________________________________________________________________________________________</w:t>
+        <w:t>:</w:t>
+      </w:r>
+      <w:r>
+        <w:rPr>
+          <w:rFonts w:ascii="Times New Roman" w:hAnsi="Times New Roman"/>
+          <w:sz w:val="24"/>
+          <w:szCs w:val="24"/>
+          <w:lang w:eastAsia="ru-RU"/>
+        </w:rPr>
+        <w:t xml:space="preserve"> </w:t>
+      </w:r>
+      <w:r>
+        <w:rPr>
+          <w:rFonts w:ascii="Times New Roman" w:hAnsi="Times New Roman"/>
+          <w:sz w:val="24"/>
+          <w:szCs w:val="24"/>
+          <w:u w:val="single"/>
+          <w:lang w:eastAsia="ru-RU"/>
+        </w:rPr>
+        <w:t>обучение</w:t>
+      </w:r>
+      <w:r>
+        <w:rPr>
+          <w:rFonts w:ascii="Times New Roman" w:hAnsi="Times New Roman"/>
+          <w:sz w:val="24"/>
+          <w:szCs w:val="24"/>
+          <w:u w:val="single"/>
+          <w:lang w:eastAsia="ru-RU"/>
+        </w:rPr>
+        <w:t xml:space="preserve"> модели </w:t>
+      </w:r>
+      <w:proofErr w:type="spellStart"/>
+      <w:r>
+        <w:rPr>
+          <w:rFonts w:ascii="Times New Roman" w:hAnsi="Times New Roman"/>
+          <w:sz w:val="24"/>
+          <w:szCs w:val="24"/>
+          <w:u w:val="single"/>
+          <w:lang w:eastAsia="ru-RU"/>
+        </w:rPr>
+        <w:t>Random</w:t>
+      </w:r>
+      <w:proofErr w:type="spellEnd"/>
+      <w:r>
+        <w:rPr>
+          <w:rFonts w:ascii="Times New Roman" w:hAnsi="Times New Roman"/>
+          <w:sz w:val="24"/>
+          <w:szCs w:val="24"/>
+          <w:u w:val="single"/>
+          <w:lang w:eastAsia="ru-RU"/>
+        </w:rPr>
+        <w:t xml:space="preserve"> </w:t>
+      </w:r>
+      <w:proofErr w:type="spellStart"/>
+      <w:r>
+        <w:rPr>
+          <w:rFonts w:ascii="Times New Roman" w:hAnsi="Times New Roman"/>
+          <w:sz w:val="24"/>
+          <w:szCs w:val="24"/>
+          <w:u w:val="single"/>
+          <w:lang w:eastAsia="ru-RU"/>
+        </w:rPr>
+        <w:t>Forest</w:t>
+      </w:r>
+      <w:proofErr w:type="spellEnd"/>
+      <w:r>
+        <w:rPr>
+          <w:rFonts w:ascii="Times New Roman" w:hAnsi="Times New Roman"/>
+          <w:sz w:val="24"/>
+          <w:szCs w:val="24"/>
+          <w:u w:val="single"/>
+          <w:lang w:eastAsia="ru-RU"/>
+        </w:rPr>
+        <w:t xml:space="preserve"> и </w:t>
+      </w:r>
+      <w:proofErr w:type="spellStart"/>
+      <w:r>
+        <w:rPr>
+          <w:rFonts w:ascii="Times New Roman" w:hAnsi="Times New Roman"/>
+          <w:sz w:val="24"/>
+          <w:szCs w:val="24"/>
+          <w:u w:val="single"/>
+          <w:lang w:eastAsia="ru-RU"/>
+        </w:rPr>
+        <w:t>CatBoost</w:t>
+      </w:r>
+      <w:proofErr w:type="spellEnd"/>
+      <w:r>
+        <w:rPr>
+          <w:rFonts w:ascii="Times New Roman" w:hAnsi="Times New Roman"/>
+          <w:sz w:val="24"/>
+          <w:szCs w:val="24"/>
+          <w:u w:val="single"/>
+          <w:lang w:eastAsia="ru-RU"/>
+        </w:rPr>
+        <w:t xml:space="preserve">, </w:t>
+      </w:r>
+      <w:r>
+        <w:rPr>
+          <w:rFonts w:ascii="Times New Roman" w:hAnsi="Times New Roman"/>
+          <w:sz w:val="24"/>
+          <w:szCs w:val="24"/>
+          <w:u w:val="single"/>
+          <w:lang w:eastAsia="ru-RU"/>
+        </w:rPr>
+        <w:t>поиск</w:t>
+      </w:r>
+      <w:r>
+        <w:rPr>
+          <w:rFonts w:ascii="Times New Roman" w:hAnsi="Times New Roman"/>
+          <w:sz w:val="24"/>
+          <w:szCs w:val="24"/>
+          <w:u w:val="single"/>
+          <w:lang w:eastAsia="ru-RU"/>
+        </w:rPr>
+        <w:t xml:space="preserve"> закономерност</w:t>
+      </w:r>
+      <w:r>
+        <w:rPr>
+          <w:rFonts w:ascii="Times New Roman" w:hAnsi="Times New Roman"/>
+          <w:sz w:val="24"/>
+          <w:szCs w:val="24"/>
+          <w:u w:val="single"/>
+          <w:lang w:eastAsia="ru-RU"/>
+        </w:rPr>
+        <w:t>ей</w:t>
+      </w:r>
+      <w:r>
+        <w:rPr>
+          <w:rFonts w:ascii="Times New Roman" w:hAnsi="Times New Roman"/>
+          <w:sz w:val="24"/>
+          <w:szCs w:val="24"/>
+          <w:u w:val="single"/>
+          <w:lang w:eastAsia="ru-RU"/>
+        </w:rPr>
+        <w:t xml:space="preserve"> и синергии между факторами</w:t>
+      </w:r>
+      <w:r>
+        <w:rPr>
+          <w:rFonts w:ascii="Times New Roman" w:hAnsi="Times New Roman"/>
+          <w:sz w:val="24"/>
+          <w:szCs w:val="24"/>
+          <w:u w:val="single"/>
+          <w:lang w:eastAsia="ru-RU"/>
+        </w:rPr>
+        <w:t xml:space="preserve">, разработка </w:t>
+      </w:r>
+      <w:r>
+        <w:rPr>
+          <w:rFonts w:ascii="Times New Roman" w:hAnsi="Times New Roman"/>
+          <w:sz w:val="24"/>
+          <w:szCs w:val="24"/>
+          <w:u w:val="single"/>
+          <w:lang w:eastAsia="ru-RU"/>
+        </w:rPr>
+        <w:t>методологи</w:t>
+      </w:r>
+      <w:r>
+        <w:rPr>
+          <w:rFonts w:ascii="Times New Roman" w:hAnsi="Times New Roman"/>
+          <w:sz w:val="24"/>
+          <w:szCs w:val="24"/>
+          <w:u w:val="single"/>
+          <w:lang w:eastAsia="ru-RU"/>
+        </w:rPr>
+        <w:t>и</w:t>
+      </w:r>
+      <w:r>
+        <w:rPr>
+          <w:rFonts w:ascii="Times New Roman" w:hAnsi="Times New Roman"/>
+          <w:sz w:val="24"/>
+          <w:szCs w:val="24"/>
+          <w:u w:val="single"/>
+          <w:lang w:eastAsia="ru-RU"/>
+        </w:rPr>
+        <w:t xml:space="preserve"> </w:t>
+      </w:r>
+      <w:r>
+        <w:rPr>
+          <w:rFonts w:ascii="Times New Roman" w:hAnsi="Times New Roman"/>
+          <w:sz w:val="24"/>
+          <w:szCs w:val="24"/>
+          <w:u w:val="single"/>
+          <w:lang w:eastAsia="ru-RU"/>
+        </w:rPr>
+        <w:lastRenderedPageBreak/>
+        <w:t>выбора</w:t>
+      </w:r>
+      <w:r>
+        <w:rPr>
+          <w:rFonts w:ascii="Times New Roman" w:hAnsi="Times New Roman"/>
+          <w:sz w:val="24"/>
+          <w:szCs w:val="24"/>
+          <w:u w:val="single"/>
+          <w:lang w:eastAsia="ru-RU"/>
+        </w:rPr>
+        <w:t xml:space="preserve"> оптимальн</w:t>
+      </w:r>
+      <w:r>
+        <w:rPr>
+          <w:rFonts w:ascii="Times New Roman" w:hAnsi="Times New Roman"/>
+          <w:sz w:val="24"/>
+          <w:szCs w:val="24"/>
+          <w:u w:val="single"/>
+          <w:lang w:eastAsia="ru-RU"/>
+        </w:rPr>
+        <w:t>ой</w:t>
+      </w:r>
+      <w:r>
+        <w:rPr>
+          <w:rFonts w:ascii="Times New Roman" w:hAnsi="Times New Roman"/>
+          <w:sz w:val="24"/>
+          <w:szCs w:val="24"/>
+          <w:u w:val="single"/>
+          <w:lang w:eastAsia="ru-RU"/>
+        </w:rPr>
+        <w:t xml:space="preserve"> модел</w:t>
+      </w:r>
+      <w:r>
+        <w:rPr>
+          <w:rFonts w:ascii="Times New Roman" w:hAnsi="Times New Roman"/>
+          <w:sz w:val="24"/>
+          <w:szCs w:val="24"/>
+          <w:u w:val="single"/>
+          <w:lang w:eastAsia="ru-RU"/>
+        </w:rPr>
+        <w:t>и,</w:t>
+      </w:r>
+      <w:r>
+        <w:rPr>
+          <w:rFonts w:ascii="Times New Roman" w:hAnsi="Times New Roman"/>
+          <w:sz w:val="24"/>
+          <w:szCs w:val="24"/>
+          <w:u w:val="single"/>
+          <w:lang w:eastAsia="ru-RU"/>
+        </w:rPr>
+        <w:t xml:space="preserve"> разработать сервис на основе выбранной модели и подготовить отчет с выводами.</w:t>
       </w:r>
     </w:p>
     <w:p>
@@ -2936,23 +3851,50 @@
     </w:p>
     <w:p>
       <w:pPr>
+        <w:tabs>
+          <w:tab w:val="right" w:pos="9355"/>
+        </w:tabs>
         <w:spacing w:after="0" w:line="240" w:lineRule="auto"/>
         <w:jc w:val="both"/>
         <w:rPr>
           <w:rFonts w:ascii="Times New Roman" w:hAnsi="Times New Roman"/>
           <w:sz w:val="24"/>
           <w:szCs w:val="24"/>
-          <w:highlight w:val="yellow"/>
-        </w:rPr>
-      </w:pPr>
-      <w:r>
-        <w:rPr>
-          <w:rFonts w:ascii="Times New Roman" w:hAnsi="Times New Roman"/>
-          <w:sz w:val="24"/>
-          <w:szCs w:val="24"/>
-          <w:highlight w:val="yellow"/>
-        </w:rPr>
-        <w:t>Ознакомлен __________________________________________________________________________________</w:t>
+        </w:rPr>
+      </w:pPr>
+      <w:r>
+        <w:rPr>
+          <w:rFonts w:ascii="Times New Roman" w:hAnsi="Times New Roman"/>
+          <w:sz w:val="24"/>
+          <w:szCs w:val="24"/>
+        </w:rPr>
+        <w:t xml:space="preserve">Ознакомлен </w:t>
+      </w:r>
+      <w:r>
+        <w:rPr>
+          <w:rFonts w:ascii="Times New Roman" w:hAnsi="Times New Roman"/>
+          <w:sz w:val="24"/>
+          <w:szCs w:val="24"/>
+          <w:u w:val="single"/>
+        </w:rPr>
+        <w:t xml:space="preserve">                         </w:t>
+      </w:r>
+      <w:r>
+        <w:rPr>
+          <w:rFonts w:ascii="Times New Roman" w:hAnsi="Times New Roman"/>
+          <w:sz w:val="24"/>
+          <w:szCs w:val="24"/>
+        </w:rPr>
+        <w:t xml:space="preserve">                                 </w:t>
+      </w:r>
+      <w:r>
+        <w:rPr>
+          <w:rFonts w:ascii="Times New Roman" w:hAnsi="Times New Roman"/>
+          <w:sz w:val="24"/>
+          <w:szCs w:val="24"/>
+          <w:u w:val="single"/>
+        </w:rPr>
+        <w:t xml:space="preserve"> Яценко В.И.</w:t>
       </w:r>
     </w:p>
     <w:p>
@@ -2964,16 +3906,14 @@
           <w:i/>
           <w:sz w:val="24"/>
           <w:szCs w:val="24"/>
-          <w:highlight w:val="yellow"/>
-        </w:rPr>
-      </w:pPr>
-      <w:r>
-        <w:rPr>
-          <w:rFonts w:ascii="Times New Roman" w:hAnsi="Times New Roman"/>
-          <w:i/>
-          <w:sz w:val="24"/>
-          <w:szCs w:val="24"/>
-          <w:highlight w:val="yellow"/>
+        </w:rPr>
+      </w:pPr>
+      <w:r>
+        <w:rPr>
+          <w:rFonts w:ascii="Times New Roman" w:hAnsi="Times New Roman"/>
+          <w:i/>
+          <w:sz w:val="24"/>
+          <w:szCs w:val="24"/>
         </w:rPr>
         <w:t>подпись студента</w:t>
       </w:r>
@@ -2983,7 +3923,6 @@
           <w:i/>
           <w:sz w:val="24"/>
           <w:szCs w:val="24"/>
-          <w:highlight w:val="yellow"/>
         </w:rPr>
         <w:tab/>
       </w:r>
@@ -2993,7 +3932,6 @@
           <w:i/>
           <w:sz w:val="24"/>
           <w:szCs w:val="24"/>
-          <w:highlight w:val="yellow"/>
         </w:rPr>
         <w:tab/>
         <w:t xml:space="preserve">                                 расшифровка подписи (ФИО)</w:t>
@@ -3002,19 +3940,30 @@
     <w:p>
       <w:pPr>
         <w:spacing w:after="0" w:line="240" w:lineRule="auto"/>
-        <w:rPr>
-          <w:rFonts w:ascii="Times New Roman" w:hAnsi="Times New Roman"/>
+        <w:jc w:val="both"/>
+        <w:rPr>
+          <w:rFonts w:ascii="Times New Roman" w:hAnsi="Times New Roman"/>
+          <w:i/>
           <w:sz w:val="24"/>
           <w:szCs w:val="24"/>
           <w:highlight w:val="yellow"/>
         </w:rPr>
       </w:pPr>
-      <w:r>
-        <w:rPr>
-          <w:rFonts w:ascii="Times New Roman" w:hAnsi="Times New Roman"/>
-          <w:sz w:val="24"/>
-          <w:szCs w:val="24"/>
-          <w:highlight w:val="yellow"/>
+    </w:p>
+    <w:p>
+      <w:pPr>
+        <w:spacing w:after="0" w:line="240" w:lineRule="auto"/>
+        <w:rPr>
+          <w:rFonts w:ascii="Times New Roman" w:hAnsi="Times New Roman"/>
+          <w:sz w:val="24"/>
+          <w:szCs w:val="24"/>
+        </w:rPr>
+      </w:pPr>
+      <w:r>
+        <w:rPr>
+          <w:rFonts w:ascii="Times New Roman" w:hAnsi="Times New Roman"/>
+          <w:sz w:val="24"/>
+          <w:szCs w:val="24"/>
         </w:rPr>
         <w:t>Руководитель практики от факультета</w:t>
       </w:r>
@@ -3026,36 +3975,34 @@
           <w:rFonts w:ascii="Times New Roman" w:hAnsi="Times New Roman"/>
           <w:sz w:val="24"/>
           <w:szCs w:val="24"/>
-          <w:highlight w:val="yellow"/>
-        </w:rPr>
-      </w:pPr>
-      <w:r>
-        <w:rPr>
-          <w:rFonts w:ascii="Times New Roman" w:hAnsi="Times New Roman"/>
-          <w:sz w:val="24"/>
-          <w:szCs w:val="24"/>
-          <w:highlight w:val="yellow"/>
-        </w:rPr>
-        <w:t>_____________________________________________________________________________</w:t>
-      </w:r>
-    </w:p>
-    <w:p>
-      <w:pPr>
-        <w:spacing w:after="0" w:line="240" w:lineRule="auto"/>
-        <w:rPr>
-          <w:rFonts w:ascii="Times New Roman" w:hAnsi="Times New Roman"/>
-          <w:i/>
-          <w:sz w:val="24"/>
-          <w:szCs w:val="24"/>
-        </w:rPr>
-      </w:pPr>
-      <w:r>
-        <w:rPr>
-          <w:rFonts w:ascii="Times New Roman" w:hAnsi="Times New Roman"/>
-          <w:i/>
-          <w:sz w:val="24"/>
-          <w:szCs w:val="24"/>
-          <w:highlight w:val="yellow"/>
+        </w:rPr>
+      </w:pPr>
+      <w:r>
+        <w:rPr>
+          <w:rFonts w:ascii="Times New Roman" w:hAnsi="Times New Roman"/>
+          <w:sz w:val="24"/>
+          <w:szCs w:val="24"/>
+          <w:u w:val="single"/>
+        </w:rPr>
+        <w:t>доц., канд. пед. наук______________________________________ Добровольская Н.Ю.</w:t>
+      </w:r>
+    </w:p>
+    <w:p>
+      <w:pPr>
+        <w:spacing w:after="0" w:line="240" w:lineRule="auto"/>
+        <w:rPr>
+          <w:rFonts w:ascii="Times New Roman" w:hAnsi="Times New Roman"/>
+          <w:i/>
+          <w:sz w:val="20"/>
+          <w:szCs w:val="20"/>
+        </w:rPr>
+      </w:pPr>
+      <w:r>
+        <w:rPr>
+          <w:rFonts w:ascii="Times New Roman" w:hAnsi="Times New Roman"/>
+          <w:i/>
+          <w:sz w:val="20"/>
+          <w:szCs w:val="20"/>
         </w:rPr>
         <w:t>ученое звание, должность</w:t>
       </w:r>
@@ -3063,9 +4010,8 @@
         <w:rPr>
           <w:rFonts w:ascii="Times New Roman" w:hAnsi="Times New Roman"/>
           <w:i/>
-          <w:sz w:val="24"/>
-          <w:szCs w:val="24"/>
-          <w:highlight w:val="yellow"/>
+          <w:sz w:val="20"/>
+          <w:szCs w:val="20"/>
         </w:rPr>
         <w:tab/>
       </w:r>
@@ -3073,9 +4019,8 @@
         <w:rPr>
           <w:rFonts w:ascii="Times New Roman" w:hAnsi="Times New Roman"/>
           <w:i/>
-          <w:sz w:val="24"/>
-          <w:szCs w:val="24"/>
-          <w:highlight w:val="yellow"/>
+          <w:sz w:val="20"/>
+          <w:szCs w:val="20"/>
         </w:rPr>
         <w:tab/>
       </w:r>
@@ -3083,9 +4028,8 @@
         <w:rPr>
           <w:rFonts w:ascii="Times New Roman" w:hAnsi="Times New Roman"/>
           <w:i/>
-          <w:sz w:val="24"/>
-          <w:szCs w:val="24"/>
-          <w:highlight w:val="yellow"/>
+          <w:sz w:val="20"/>
+          <w:szCs w:val="20"/>
         </w:rPr>
         <w:tab/>
         <w:t xml:space="preserve">   </w:t>
@@ -3094,43 +4038,91 @@
         <w:rPr>
           <w:rFonts w:ascii="Times New Roman" w:hAnsi="Times New Roman"/>
           <w:i/>
+          <w:sz w:val="20"/>
+          <w:szCs w:val="20"/>
+        </w:rPr>
+        <w:tab/>
+        <w:t xml:space="preserve">  </w:t>
+      </w:r>
+      <w:proofErr w:type="gramStart"/>
+      <w:r>
+        <w:rPr>
+          <w:rFonts w:ascii="Times New Roman" w:hAnsi="Times New Roman"/>
+          <w:i/>
+          <w:sz w:val="20"/>
+          <w:szCs w:val="20"/>
+        </w:rPr>
+        <w:t xml:space="preserve">   (</w:t>
+      </w:r>
+      <w:proofErr w:type="gramEnd"/>
+      <w:r>
+        <w:rPr>
+          <w:rFonts w:ascii="Times New Roman" w:hAnsi="Times New Roman"/>
+          <w:i/>
+          <w:sz w:val="20"/>
+          <w:szCs w:val="20"/>
+        </w:rPr>
+        <w:t xml:space="preserve">подпись) </w:t>
+      </w:r>
+      <w:r>
+        <w:rPr>
+          <w:rFonts w:ascii="Times New Roman" w:hAnsi="Times New Roman"/>
+          <w:i/>
+          <w:sz w:val="20"/>
+          <w:szCs w:val="20"/>
+        </w:rPr>
+        <w:tab/>
+      </w:r>
+      <w:r>
+        <w:rPr>
+          <w:rFonts w:ascii="Times New Roman" w:hAnsi="Times New Roman"/>
+          <w:i/>
+          <w:sz w:val="20"/>
+          <w:szCs w:val="20"/>
+        </w:rPr>
+        <w:tab/>
+        <w:t xml:space="preserve"> </w:t>
+      </w:r>
+      <w:proofErr w:type="gramStart"/>
+      <w:r>
+        <w:rPr>
+          <w:rFonts w:ascii="Times New Roman" w:hAnsi="Times New Roman"/>
+          <w:i/>
+          <w:sz w:val="20"/>
+          <w:szCs w:val="20"/>
+        </w:rPr>
+        <w:t xml:space="preserve">   (</w:t>
+      </w:r>
+      <w:proofErr w:type="gramEnd"/>
+      <w:r>
+        <w:rPr>
+          <w:rFonts w:ascii="Times New Roman" w:hAnsi="Times New Roman"/>
+          <w:i/>
+          <w:sz w:val="20"/>
+          <w:szCs w:val="20"/>
+        </w:rPr>
+        <w:t>Ф.И.О)</w:t>
+      </w:r>
+      <w:r>
+        <w:rPr>
+          <w:rFonts w:ascii="Times New Roman" w:hAnsi="Times New Roman"/>
+          <w:i/>
+          <w:sz w:val="20"/>
+          <w:szCs w:val="20"/>
+        </w:rPr>
+        <w:t xml:space="preserve"> </w:t>
+      </w:r>
+    </w:p>
+    <w:p>
+      <w:pPr>
+        <w:spacing w:after="0" w:line="240" w:lineRule="auto"/>
+        <w:rPr>
+          <w:rFonts w:ascii="Times New Roman" w:hAnsi="Times New Roman"/>
           <w:sz w:val="24"/>
           <w:szCs w:val="24"/>
           <w:highlight w:val="yellow"/>
         </w:rPr>
-        <w:tab/>
-        <w:t xml:space="preserve">     (подпись) </w:t>
-      </w:r>
-      <w:r>
-        <w:rPr>
-          <w:rFonts w:ascii="Times New Roman" w:hAnsi="Times New Roman"/>
-          <w:i/>
-          <w:sz w:val="24"/>
-          <w:szCs w:val="24"/>
-          <w:highlight w:val="yellow"/>
-        </w:rPr>
-        <w:tab/>
-      </w:r>
-      <w:r>
-        <w:rPr>
-          <w:rFonts w:ascii="Times New Roman" w:hAnsi="Times New Roman"/>
-          <w:i/>
-          <w:sz w:val="24"/>
-          <w:szCs w:val="24"/>
-          <w:highlight w:val="yellow"/>
-        </w:rPr>
-        <w:tab/>
-        <w:t xml:space="preserve">    (Ф.И.О)</w:t>
-      </w:r>
-      <w:r>
-        <w:rPr>
-          <w:rFonts w:ascii="Times New Roman" w:hAnsi="Times New Roman"/>
-          <w:i/>
-          <w:sz w:val="24"/>
-          <w:szCs w:val="24"/>
-        </w:rPr>
-        <w:t xml:space="preserve"> </w:t>
-      </w:r>
+      </w:pPr>
     </w:p>
     <w:p>
       <w:pPr>
@@ -3232,8 +4224,9 @@
           <w:highlight w:val="yellow"/>
         </w:rPr>
         <w:tab/>
-        <w:t xml:space="preserve">     (подпись) </w:t>
-      </w:r>
+        <w:t xml:space="preserve">  </w:t>
+      </w:r>
+      <w:proofErr w:type="gramStart"/>
       <w:r>
         <w:rPr>
           <w:rFonts w:ascii="Times New Roman" w:hAnsi="Times New Roman"/>
@@ -3242,6 +4235,27 @@
           <w:szCs w:val="24"/>
           <w:highlight w:val="yellow"/>
         </w:rPr>
+        <w:t xml:space="preserve">   (</w:t>
+      </w:r>
+      <w:proofErr w:type="gramEnd"/>
+      <w:r>
+        <w:rPr>
+          <w:rFonts w:ascii="Times New Roman" w:hAnsi="Times New Roman"/>
+          <w:i/>
+          <w:sz w:val="24"/>
+          <w:szCs w:val="24"/>
+          <w:highlight w:val="yellow"/>
+        </w:rPr>
+        <w:t xml:space="preserve">подпись) </w:t>
+      </w:r>
+      <w:r>
+        <w:rPr>
+          <w:rFonts w:ascii="Times New Roman" w:hAnsi="Times New Roman"/>
+          <w:i/>
+          <w:sz w:val="24"/>
+          <w:szCs w:val="24"/>
+          <w:highlight w:val="yellow"/>
+        </w:rPr>
         <w:tab/>
       </w:r>
       <w:r>
@@ -3253,7 +4267,29 @@
           <w:highlight w:val="yellow"/>
         </w:rPr>
         <w:tab/>
-        <w:t xml:space="preserve">    (Ф.И.О)</w:t>
+        <w:t xml:space="preserve"> </w:t>
+      </w:r>
+      <w:proofErr w:type="gramStart"/>
+      <w:r>
+        <w:rPr>
+          <w:rFonts w:ascii="Times New Roman" w:hAnsi="Times New Roman"/>
+          <w:i/>
+          <w:sz w:val="24"/>
+          <w:szCs w:val="24"/>
+          <w:highlight w:val="yellow"/>
+        </w:rPr>
+        <w:t xml:space="preserve">   (</w:t>
+      </w:r>
+      <w:proofErr w:type="gramEnd"/>
+      <w:r>
+        <w:rPr>
+          <w:rFonts w:ascii="Times New Roman" w:hAnsi="Times New Roman"/>
+          <w:i/>
+          <w:sz w:val="24"/>
+          <w:szCs w:val="24"/>
+          <w:highlight w:val="yellow"/>
+        </w:rPr>
+        <w:t>Ф.И.О)</w:t>
       </w:r>
       <w:r>
         <w:rPr>
@@ -3473,6 +4509,27 @@
     </w:p>
     <w:p>
       <w:pPr>
+        <w:rPr>
+          <w:rFonts w:ascii="Times New Roman" w:hAnsi="Times New Roman"/>
+          <w:b/>
+          <w:bCs/>
+          <w:sz w:val="24"/>
+          <w:szCs w:val="24"/>
+        </w:rPr>
+      </w:pPr>
+      <w:r>
+        <w:rPr>
+          <w:rFonts w:ascii="Times New Roman" w:hAnsi="Times New Roman"/>
+          <w:b/>
+          <w:bCs/>
+          <w:sz w:val="24"/>
+          <w:szCs w:val="24"/>
+        </w:rPr>
+        <w:br w:type="page"/>
+      </w:r>
+    </w:p>
+    <w:p>
+      <w:pPr>
         <w:spacing w:after="0" w:line="240" w:lineRule="auto"/>
         <w:jc w:val="center"/>
         <w:rPr>
@@ -3481,8 +4538,6 @@
           <w:szCs w:val="24"/>
         </w:rPr>
       </w:pPr>
-      <w:bookmarkStart w:id="0" w:name="_GoBack"/>
-      <w:bookmarkEnd w:id="0"/>
       <w:r>
         <w:rPr>
           <w:rFonts w:ascii="Times New Roman" w:hAnsi="Times New Roman"/>
@@ -3548,7 +4603,25 @@
                 <w:sz w:val="22"/>
                 <w:szCs w:val="22"/>
               </w:rPr>
-              <w:t>№ п.п.</w:t>
+              <w:t xml:space="preserve">№ </w:t>
+            </w:r>
+            <w:proofErr w:type="spellStart"/>
+            <w:r>
+              <w:rPr>
+                <w:rFonts w:ascii="Times New Roman" w:eastAsia="PMingLiU" w:hAnsi="Times New Roman" w:cs="Times New Roman"/>
+                <w:sz w:val="22"/>
+                <w:szCs w:val="22"/>
+              </w:rPr>
+              <w:t>п.п</w:t>
+            </w:r>
+            <w:proofErr w:type="spellEnd"/>
+            <w:r>
+              <w:rPr>
+                <w:rFonts w:ascii="Times New Roman" w:eastAsia="PMingLiU" w:hAnsi="Times New Roman" w:cs="Times New Roman"/>
+                <w:sz w:val="22"/>
+                <w:szCs w:val="22"/>
+              </w:rPr>
+              <w:t>.</w:t>
             </w:r>
           </w:p>
         </w:tc>
@@ -3861,6 +4934,12 @@
                 <w:rFonts w:ascii="Times New Roman" w:hAnsi="Times New Roman"/>
               </w:rPr>
             </w:pPr>
+            <w:r>
+              <w:rPr>
+                <w:rFonts w:ascii="Times New Roman" w:hAnsi="Times New Roman"/>
+              </w:rPr>
+              <w:t>Изучение предметной области и факторов, влияющих на выполнение транспортного плана. Знакомство с данными предприятия</w:t>
+            </w:r>
           </w:p>
         </w:tc>
         <w:tc>
@@ -3882,6 +4961,12 @@
                 <w:rFonts w:ascii="Times New Roman" w:hAnsi="Times New Roman"/>
               </w:rPr>
             </w:pPr>
+            <w:r>
+              <w:rPr>
+                <w:rFonts w:ascii="Times New Roman" w:hAnsi="Times New Roman"/>
+              </w:rPr>
+              <w:t>30.06–01.07</w:t>
+            </w:r>
           </w:p>
         </w:tc>
         <w:tc>
@@ -3965,6 +5050,12 @@
                 <w:rFonts w:ascii="Times New Roman" w:hAnsi="Times New Roman"/>
               </w:rPr>
             </w:pPr>
+            <w:r>
+              <w:rPr>
+                <w:rFonts w:ascii="Times New Roman" w:hAnsi="Times New Roman"/>
+              </w:rPr>
+              <w:t>Загрузка данных, предобработка, создание признаков. Разведочный анализ: корреляции, топ-факторы</w:t>
+            </w:r>
           </w:p>
         </w:tc>
         <w:tc>
@@ -3987,6 +5078,12 @@
                 <w:rFonts w:ascii="Times New Roman" w:hAnsi="Times New Roman"/>
               </w:rPr>
             </w:pPr>
+            <w:r>
+              <w:rPr>
+                <w:rFonts w:ascii="Times New Roman" w:hAnsi="Times New Roman"/>
+              </w:rPr>
+              <w:t>02.07–04.07</w:t>
+            </w:r>
           </w:p>
         </w:tc>
         <w:tc>
@@ -4070,6 +5167,26 @@
                 <w:rFonts w:ascii="Times New Roman" w:hAnsi="Times New Roman"/>
               </w:rPr>
             </w:pPr>
+            <w:r>
+              <w:rPr>
+                <w:rFonts w:ascii="Times New Roman" w:hAnsi="Times New Roman"/>
+              </w:rPr>
+              <w:t xml:space="preserve">Обучение моделей RF и </w:t>
+            </w:r>
+            <w:proofErr w:type="spellStart"/>
+            <w:r>
+              <w:rPr>
+                <w:rFonts w:ascii="Times New Roman" w:hAnsi="Times New Roman"/>
+              </w:rPr>
+              <w:t>CatBoost</w:t>
+            </w:r>
+            <w:proofErr w:type="spellEnd"/>
+            <w:r>
+              <w:rPr>
+                <w:rFonts w:ascii="Times New Roman" w:hAnsi="Times New Roman"/>
+              </w:rPr>
+              <w:t>. Генерация парных и тройных комбинаций, поиск синергий</w:t>
+            </w:r>
           </w:p>
         </w:tc>
         <w:tc>
@@ -4091,6 +5208,12 @@
                 <w:rFonts w:ascii="Times New Roman" w:hAnsi="Times New Roman"/>
               </w:rPr>
             </w:pPr>
+            <w:r>
+              <w:rPr>
+                <w:rFonts w:ascii="Times New Roman" w:hAnsi="Times New Roman"/>
+              </w:rPr>
+              <w:t>05.07–08.07</w:t>
+            </w:r>
           </w:p>
         </w:tc>
         <w:tc>
@@ -4174,6 +5297,12 @@
                 <w:rFonts w:ascii="Times New Roman" w:hAnsi="Times New Roman"/>
               </w:rPr>
             </w:pPr>
+            <w:r>
+              <w:rPr>
+                <w:rFonts w:ascii="Times New Roman" w:hAnsi="Times New Roman"/>
+              </w:rPr>
+              <w:t>Выявление и устранение утечки данных. Разработка методологии выбора оптимальной модели</w:t>
+            </w:r>
           </w:p>
         </w:tc>
         <w:tc>
@@ -4195,6 +5324,12 @@
                 <w:rFonts w:ascii="Times New Roman" w:hAnsi="Times New Roman"/>
               </w:rPr>
             </w:pPr>
+            <w:r>
+              <w:rPr>
+                <w:rFonts w:ascii="Times New Roman" w:hAnsi="Times New Roman"/>
+              </w:rPr>
+              <w:t>09.07–11.07</w:t>
+            </w:r>
           </w:p>
         </w:tc>
         <w:tc>
@@ -4278,6 +5413,12 @@
                 <w:rFonts w:ascii="Times New Roman" w:hAnsi="Times New Roman"/>
               </w:rPr>
             </w:pPr>
+            <w:r>
+              <w:rPr>
+                <w:rFonts w:ascii="Times New Roman" w:hAnsi="Times New Roman"/>
+              </w:rPr>
+              <w:t>Сравнение моделей по 4 критериям согласованности, выбор победителя. SHAP-анализ, визуализация</w:t>
+            </w:r>
           </w:p>
         </w:tc>
         <w:tc>
@@ -4299,6 +5440,12 @@
                 <w:rFonts w:ascii="Times New Roman" w:hAnsi="Times New Roman"/>
               </w:rPr>
             </w:pPr>
+            <w:r>
+              <w:rPr>
+                <w:rFonts w:ascii="Times New Roman" w:hAnsi="Times New Roman"/>
+              </w:rPr>
+              <w:t>12.07–15.07</w:t>
+            </w:r>
           </w:p>
         </w:tc>
         <w:tc>
@@ -4386,31 +5533,7 @@
               <w:rPr>
                 <w:rFonts w:ascii="Times New Roman" w:hAnsi="Times New Roman"/>
               </w:rPr>
-              <w:t>Оформление результатов проведенного исследования и их согласование с руководителем (с</w:t>
-            </w:r>
-            <w:r>
-              <w:rPr>
-                <w:rFonts w:ascii="Times New Roman" w:hAnsi="Times New Roman"/>
-              </w:rPr>
-              <w:t xml:space="preserve">оставление отчета о прохождении </w:t>
-            </w:r>
-            <w:r>
-              <w:rPr>
-                <w:rFonts w:ascii="Times New Roman" w:hAnsi="Times New Roman"/>
-              </w:rPr>
-              <w:t>производственной практики (</w:t>
-            </w:r>
-            <w:r>
-              <w:rPr>
-                <w:rFonts w:ascii="Times New Roman" w:hAnsi="Times New Roman"/>
-              </w:rPr>
-              <w:t>технологическая (проектно-технологическая) практика</w:t>
-            </w:r>
-            <w:r>
-              <w:rPr>
-                <w:rFonts w:ascii="Times New Roman" w:hAnsi="Times New Roman"/>
-              </w:rPr>
-              <w:t>)</w:t>
+              <w:t>Документирование результатов, сохранение JSON. Разработка архитектуры сервиса прогнозирования</w:t>
             </w:r>
           </w:p>
         </w:tc>
@@ -4433,6 +5556,12 @@
                 <w:rFonts w:ascii="Times New Roman" w:hAnsi="Times New Roman"/>
               </w:rPr>
             </w:pPr>
+            <w:r>
+              <w:rPr>
+                <w:rFonts w:ascii="Times New Roman" w:hAnsi="Times New Roman"/>
+              </w:rPr>
+              <w:t>16.07–18.07</w:t>
+            </w:r>
           </w:p>
         </w:tc>
         <w:tc>
@@ -4459,7 +5588,7 @@
       </w:tr>
       <w:tr>
         <w:trPr>
-          <w:trHeight w:val="545"/>
+          <w:trHeight w:val="701"/>
           <w:jc w:val="center"/>
         </w:trPr>
         <w:tc>
@@ -4511,15 +5640,40 @@
           <w:p>
             <w:pPr>
               <w:framePr w:wrap="notBeside" w:vAnchor="text" w:hAnchor="page" w:x="916" w:y="633"/>
-              <w:rPr>
-                <w:rFonts w:ascii="Times New Roman" w:hAnsi="Times New Roman"/>
-              </w:rPr>
-            </w:pPr>
-            <w:r>
-              <w:rPr>
-                <w:rFonts w:ascii="Times New Roman" w:hAnsi="Times New Roman"/>
-              </w:rPr>
-              <w:t>Защита отчета</w:t>
+              <w:ind w:left="117"/>
+              <w:rPr>
+                <w:rFonts w:ascii="Times New Roman" w:hAnsi="Times New Roman"/>
+              </w:rPr>
+            </w:pPr>
+            <w:r>
+              <w:rPr>
+                <w:rFonts w:ascii="Times New Roman" w:hAnsi="Times New Roman"/>
+              </w:rPr>
+              <w:t>Оформление результатов проведенного исследования и их согласование с руководителем (с</w:t>
+            </w:r>
+            <w:r>
+              <w:rPr>
+                <w:rFonts w:ascii="Times New Roman" w:hAnsi="Times New Roman"/>
+              </w:rPr>
+              <w:t xml:space="preserve">оставление отчета о прохождении </w:t>
+            </w:r>
+            <w:r>
+              <w:rPr>
+                <w:rFonts w:ascii="Times New Roman" w:hAnsi="Times New Roman"/>
+              </w:rPr>
+              <w:t>производственной практики (</w:t>
+            </w:r>
+            <w:r>
+              <w:rPr>
+                <w:rFonts w:ascii="Times New Roman" w:hAnsi="Times New Roman"/>
+              </w:rPr>
+              <w:t>технологическая (проектно-технологическая) практика</w:t>
+            </w:r>
+            <w:r>
+              <w:rPr>
+                <w:rFonts w:ascii="Times New Roman" w:hAnsi="Times New Roman"/>
+              </w:rPr>
+              <w:t>)</w:t>
             </w:r>
           </w:p>
         </w:tc>
@@ -4546,13 +5700,7 @@
               <w:rPr>
                 <w:rFonts w:ascii="Times New Roman" w:hAnsi="Times New Roman"/>
               </w:rPr>
-              <w:t>26.07.202</w:t>
-            </w:r>
-            <w:r>
-              <w:rPr>
-                <w:rFonts w:ascii="Times New Roman" w:hAnsi="Times New Roman"/>
-              </w:rPr>
-              <w:t>6</w:t>
+              <w:t>19.07–23.07</w:t>
             </w:r>
           </w:p>
         </w:tc>
@@ -4578,6 +5726,127 @@
           </w:p>
         </w:tc>
       </w:tr>
+      <w:tr>
+        <w:trPr>
+          <w:trHeight w:val="545"/>
+          <w:jc w:val="center"/>
+        </w:trPr>
+        <w:tc>
+          <w:tcPr>
+            <w:tcW w:w="861" w:type="dxa"/>
+            <w:tcBorders>
+              <w:top w:val="single" w:sz="4" w:space="0" w:color="auto"/>
+              <w:left w:val="single" w:sz="4" w:space="0" w:color="auto"/>
+              <w:bottom w:val="single" w:sz="4" w:space="0" w:color="auto"/>
+              <w:right w:val="single" w:sz="4" w:space="0" w:color="auto"/>
+            </w:tcBorders>
+            <w:shd w:val="clear" w:color="auto" w:fill="FFFFFF"/>
+          </w:tcPr>
+          <w:p>
+            <w:pPr>
+              <w:pStyle w:val="80"/>
+              <w:framePr w:wrap="notBeside" w:vAnchor="text" w:hAnchor="page" w:x="916" w:y="633"/>
+              <w:shd w:val="clear" w:color="auto" w:fill="auto"/>
+              <w:spacing w:line="240" w:lineRule="auto"/>
+              <w:ind w:right="300"/>
+              <w:jc w:val="center"/>
+              <w:rPr>
+                <w:rFonts w:ascii="Times New Roman" w:eastAsia="PMingLiU" w:hAnsi="Times New Roman" w:cs="Times New Roman"/>
+                <w:sz w:val="22"/>
+                <w:szCs w:val="22"/>
+              </w:rPr>
+            </w:pPr>
+            <w:r>
+              <w:rPr>
+                <w:rFonts w:ascii="Times New Roman" w:eastAsia="PMingLiU" w:hAnsi="Times New Roman" w:cs="Times New Roman"/>
+                <w:sz w:val="22"/>
+                <w:szCs w:val="22"/>
+              </w:rPr>
+              <w:t>9</w:t>
+            </w:r>
+          </w:p>
+        </w:tc>
+        <w:tc>
+          <w:tcPr>
+            <w:tcW w:w="3929" w:type="dxa"/>
+            <w:tcBorders>
+              <w:top w:val="single" w:sz="4" w:space="0" w:color="auto"/>
+              <w:left w:val="single" w:sz="4" w:space="0" w:color="auto"/>
+              <w:bottom w:val="single" w:sz="4" w:space="0" w:color="auto"/>
+              <w:right w:val="single" w:sz="4" w:space="0" w:color="auto"/>
+            </w:tcBorders>
+            <w:shd w:val="clear" w:color="auto" w:fill="FFFFFF"/>
+          </w:tcPr>
+          <w:p>
+            <w:pPr>
+              <w:framePr w:wrap="notBeside" w:vAnchor="text" w:hAnchor="page" w:x="916" w:y="633"/>
+              <w:rPr>
+                <w:rFonts w:ascii="Times New Roman" w:hAnsi="Times New Roman"/>
+              </w:rPr>
+            </w:pPr>
+            <w:r>
+              <w:rPr>
+                <w:rFonts w:ascii="Times New Roman" w:hAnsi="Times New Roman"/>
+              </w:rPr>
+              <w:t>Защита отчета</w:t>
+            </w:r>
+          </w:p>
+        </w:tc>
+        <w:tc>
+          <w:tcPr>
+            <w:tcW w:w="2009" w:type="dxa"/>
+            <w:tcBorders>
+              <w:top w:val="single" w:sz="4" w:space="0" w:color="auto"/>
+              <w:left w:val="single" w:sz="4" w:space="0" w:color="auto"/>
+              <w:bottom w:val="single" w:sz="4" w:space="0" w:color="auto"/>
+              <w:right w:val="single" w:sz="4" w:space="0" w:color="auto"/>
+            </w:tcBorders>
+            <w:shd w:val="clear" w:color="auto" w:fill="FFFFFF"/>
+          </w:tcPr>
+          <w:p>
+            <w:pPr>
+              <w:framePr w:wrap="notBeside" w:vAnchor="text" w:hAnchor="page" w:x="916" w:y="633"/>
+              <w:jc w:val="center"/>
+              <w:rPr>
+                <w:rFonts w:ascii="Times New Roman" w:hAnsi="Times New Roman"/>
+              </w:rPr>
+            </w:pPr>
+            <w:r>
+              <w:rPr>
+                <w:rFonts w:ascii="Times New Roman" w:hAnsi="Times New Roman"/>
+              </w:rPr>
+              <w:t>26.07.202</w:t>
+            </w:r>
+            <w:r>
+              <w:rPr>
+                <w:rFonts w:ascii="Times New Roman" w:hAnsi="Times New Roman"/>
+              </w:rPr>
+              <w:t>6</w:t>
+            </w:r>
+          </w:p>
+        </w:tc>
+        <w:tc>
+          <w:tcPr>
+            <w:tcW w:w="3402" w:type="dxa"/>
+            <w:tcBorders>
+              <w:top w:val="single" w:sz="4" w:space="0" w:color="auto"/>
+              <w:left w:val="single" w:sz="4" w:space="0" w:color="auto"/>
+              <w:bottom w:val="single" w:sz="4" w:space="0" w:color="auto"/>
+              <w:right w:val="single" w:sz="4" w:space="0" w:color="auto"/>
+            </w:tcBorders>
+            <w:shd w:val="clear" w:color="auto" w:fill="FFFFFF"/>
+          </w:tcPr>
+          <w:p>
+            <w:pPr>
+              <w:framePr w:wrap="notBeside" w:vAnchor="text" w:hAnchor="page" w:x="916" w:y="633"/>
+              <w:jc w:val="center"/>
+              <w:rPr>
+                <w:rFonts w:ascii="Times New Roman" w:hAnsi="Times New Roman"/>
+              </w:rPr>
+            </w:pPr>
+          </w:p>
+        </w:tc>
+      </w:tr>
     </w:tbl>
     <w:p>
       <w:pPr>
@@ -4613,10 +5882,9 @@
       </w:r>
       <w:r>
         <w:rPr>
-          <w:highlight w:val="yellow"/>
           <w:u w:val="single"/>
         </w:rPr>
-        <w:t>Иванов П.В.</w:t>
+        <w:t>Яценко В.И.</w:t>
       </w:r>
     </w:p>
     <w:p>
@@ -4756,46 +6024,34 @@
           <w:rFonts w:ascii="Times New Roman" w:hAnsi="Times New Roman"/>
           <w:sz w:val="24"/>
           <w:szCs w:val="24"/>
-          <w:highlight w:val="yellow"/>
-        </w:rPr>
-      </w:pPr>
-      <w:r>
-        <w:rPr>
-          <w:rFonts w:ascii="Times New Roman" w:hAnsi="Times New Roman"/>
-          <w:sz w:val="24"/>
-          <w:szCs w:val="24"/>
-          <w:highlight w:val="yellow"/>
-        </w:rPr>
-        <w:t xml:space="preserve">Руководитель практики </w:t>
-      </w:r>
-      <w:r>
-        <w:rPr>
-          <w:rFonts w:ascii="Times New Roman" w:hAnsi="Times New Roman"/>
-          <w:sz w:val="24"/>
-          <w:szCs w:val="24"/>
-          <w:highlight w:val="yellow"/>
-        </w:rPr>
-        <w:t>от факультета</w:t>
-      </w:r>
-    </w:p>
-    <w:p>
-      <w:pPr>
-        <w:spacing w:after="0" w:line="240" w:lineRule="auto"/>
-        <w:rPr>
-          <w:rFonts w:ascii="Times New Roman" w:hAnsi="Times New Roman"/>
-          <w:sz w:val="24"/>
-          <w:szCs w:val="24"/>
-          <w:highlight w:val="yellow"/>
-        </w:rPr>
-      </w:pPr>
-      <w:r>
-        <w:rPr>
-          <w:rFonts w:ascii="Times New Roman" w:hAnsi="Times New Roman"/>
-          <w:sz w:val="24"/>
-          <w:szCs w:val="24"/>
-          <w:highlight w:val="yellow"/>
-        </w:rPr>
-        <w:t>_____________________________________________________________________________</w:t>
+        </w:rPr>
+      </w:pPr>
+      <w:r>
+        <w:rPr>
+          <w:rFonts w:ascii="Times New Roman" w:hAnsi="Times New Roman"/>
+          <w:sz w:val="24"/>
+          <w:szCs w:val="24"/>
+        </w:rPr>
+        <w:t>Руководитель практики от факультета</w:t>
+      </w:r>
+    </w:p>
+    <w:p>
+      <w:pPr>
+        <w:spacing w:after="0" w:line="240" w:lineRule="auto"/>
+        <w:rPr>
+          <w:rFonts w:ascii="Times New Roman" w:hAnsi="Times New Roman"/>
+          <w:sz w:val="24"/>
+          <w:szCs w:val="24"/>
+        </w:rPr>
+      </w:pPr>
+      <w:r>
+        <w:rPr>
+          <w:rFonts w:ascii="Times New Roman" w:hAnsi="Times New Roman"/>
+          <w:sz w:val="24"/>
+          <w:szCs w:val="24"/>
+          <w:u w:val="single"/>
+        </w:rPr>
+        <w:t>доц., канд. пед. наук______________________________________ Добровольская Н.Ю.</w:t>
       </w:r>
     </w:p>
     <w:p>
@@ -4814,7 +6070,6 @@
           <w:i/>
           <w:sz w:val="20"/>
           <w:szCs w:val="20"/>
-          <w:highlight w:val="yellow"/>
         </w:rPr>
         <w:t>ученое звание, должность</w:t>
       </w:r>
@@ -4824,7 +6079,6 @@
           <w:i/>
           <w:sz w:val="20"/>
           <w:szCs w:val="20"/>
-          <w:highlight w:val="yellow"/>
         </w:rPr>
         <w:tab/>
       </w:r>
@@ -4834,7 +6088,6 @@
           <w:i/>
           <w:sz w:val="20"/>
           <w:szCs w:val="20"/>
-          <w:highlight w:val="yellow"/>
         </w:rPr>
         <w:tab/>
       </w:r>
@@ -4844,7 +6097,6 @@
           <w:i/>
           <w:sz w:val="20"/>
           <w:szCs w:val="20"/>
-          <w:highlight w:val="yellow"/>
         </w:rPr>
         <w:tab/>
         <w:t xml:space="preserve">   </w:t>
@@ -4855,31 +6107,68 @@
           <w:i/>
           <w:sz w:val="20"/>
           <w:szCs w:val="20"/>
-          <w:highlight w:val="yellow"/>
         </w:rPr>
         <w:tab/>
-        <w:t xml:space="preserve">     (подпись) </w:t>
-      </w:r>
+        <w:t xml:space="preserve">  </w:t>
+      </w:r>
+      <w:proofErr w:type="gramStart"/>
       <w:r>
         <w:rPr>
           <w:rFonts w:ascii="Times New Roman" w:hAnsi="Times New Roman"/>
           <w:i/>
           <w:sz w:val="20"/>
           <w:szCs w:val="20"/>
-          <w:highlight w:val="yellow"/>
-        </w:rPr>
-        <w:tab/>
-      </w:r>
+        </w:rPr>
+        <w:t xml:space="preserve">   (</w:t>
+      </w:r>
+      <w:proofErr w:type="gramEnd"/>
       <w:r>
         <w:rPr>
           <w:rFonts w:ascii="Times New Roman" w:hAnsi="Times New Roman"/>
           <w:i/>
           <w:sz w:val="20"/>
           <w:szCs w:val="20"/>
-          <w:highlight w:val="yellow"/>
+        </w:rPr>
+        <w:t xml:space="preserve">подпись) </w:t>
+      </w:r>
+      <w:r>
+        <w:rPr>
+          <w:rFonts w:ascii="Times New Roman" w:hAnsi="Times New Roman"/>
+          <w:i/>
+          <w:sz w:val="20"/>
+          <w:szCs w:val="20"/>
         </w:rPr>
         <w:tab/>
-        <w:t xml:space="preserve">    (Ф.И.О)</w:t>
+      </w:r>
+      <w:r>
+        <w:rPr>
+          <w:rFonts w:ascii="Times New Roman" w:hAnsi="Times New Roman"/>
+          <w:i/>
+          <w:sz w:val="20"/>
+          <w:szCs w:val="20"/>
+        </w:rPr>
+        <w:tab/>
+        <w:t xml:space="preserve"> </w:t>
+      </w:r>
+      <w:proofErr w:type="gramStart"/>
+      <w:r>
+        <w:rPr>
+          <w:rFonts w:ascii="Times New Roman" w:hAnsi="Times New Roman"/>
+          <w:i/>
+          <w:sz w:val="20"/>
+          <w:szCs w:val="20"/>
+        </w:rPr>
+        <w:t xml:space="preserve">   (</w:t>
+      </w:r>
+      <w:proofErr w:type="gramEnd"/>
+      <w:r>
+        <w:rPr>
+          <w:rFonts w:ascii="Times New Roman" w:hAnsi="Times New Roman"/>
+          <w:i/>
+          <w:sz w:val="20"/>
+          <w:szCs w:val="20"/>
+        </w:rPr>
+        <w:t>Ф.И.О)</w:t>
       </w:r>
       <w:r>
         <w:rPr>
@@ -4982,14 +6271,32 @@
           <w:highlight w:val="yellow"/>
         </w:rPr>
         <w:tab/>
-        <w:t xml:space="preserve">     (подпись) </w:t>
-      </w:r>
+        <w:t xml:space="preserve">  </w:t>
+      </w:r>
+      <w:proofErr w:type="gramStart"/>
       <w:r>
         <w:rPr>
           <w:rFonts w:ascii="Times New Roman" w:hAnsi="Times New Roman"/>
           <w:i/>
           <w:highlight w:val="yellow"/>
         </w:rPr>
+        <w:t xml:space="preserve">   (</w:t>
+      </w:r>
+      <w:proofErr w:type="gramEnd"/>
+      <w:r>
+        <w:rPr>
+          <w:rFonts w:ascii="Times New Roman" w:hAnsi="Times New Roman"/>
+          <w:i/>
+          <w:highlight w:val="yellow"/>
+        </w:rPr>
+        <w:t xml:space="preserve">подпись) </w:t>
+      </w:r>
+      <w:r>
+        <w:rPr>
+          <w:rFonts w:ascii="Times New Roman" w:hAnsi="Times New Roman"/>
+          <w:i/>
+          <w:highlight w:val="yellow"/>
+        </w:rPr>
         <w:tab/>
       </w:r>
       <w:r>
@@ -4999,79 +6306,33 @@
           <w:highlight w:val="yellow"/>
         </w:rPr>
         <w:tab/>
-        <w:t xml:space="preserve">    (Ф.И.О)</w:t>
-      </w:r>
-      <w:r>
-        <w:rPr>
-          <w:rFonts w:ascii="Times New Roman" w:hAnsi="Times New Roman"/>
-          <w:i/>
-        </w:rPr>
         <w:t xml:space="preserve"> </w:t>
       </w:r>
-    </w:p>
-    <w:p>
-      <w:pPr>
-        <w:shd w:val="clear" w:color="auto" w:fill="FFFFFF"/>
-        <w:tabs>
-          <w:tab w:val="left" w:leader="underscore" w:pos="5482"/>
-        </w:tabs>
-        <w:suppressAutoHyphens/>
-        <w:spacing w:after="360" w:line="360" w:lineRule="auto"/>
-        <w:jc w:val="center"/>
-        <w:rPr>
-          <w:rFonts w:ascii="Times New Roman" w:hAnsi="Times New Roman"/>
-          <w:sz w:val="28"/>
-          <w:szCs w:val="28"/>
-        </w:rPr>
-      </w:pPr>
-    </w:p>
-    <w:p>
-      <w:pPr>
-        <w:shd w:val="clear" w:color="auto" w:fill="FFFFFF"/>
-        <w:tabs>
-          <w:tab w:val="left" w:leader="underscore" w:pos="5482"/>
-        </w:tabs>
-        <w:suppressAutoHyphens/>
-        <w:spacing w:after="360" w:line="360" w:lineRule="auto"/>
-        <w:jc w:val="center"/>
-        <w:rPr>
-          <w:rFonts w:ascii="Times New Roman" w:hAnsi="Times New Roman"/>
-          <w:sz w:val="28"/>
-          <w:szCs w:val="28"/>
-        </w:rPr>
-      </w:pPr>
-    </w:p>
-    <w:p>
-      <w:pPr>
-        <w:shd w:val="clear" w:color="auto" w:fill="FFFFFF"/>
-        <w:tabs>
-          <w:tab w:val="left" w:leader="underscore" w:pos="5482"/>
-        </w:tabs>
-        <w:suppressAutoHyphens/>
-        <w:spacing w:after="360" w:line="360" w:lineRule="auto"/>
-        <w:jc w:val="center"/>
-        <w:rPr>
-          <w:rFonts w:ascii="Times New Roman" w:hAnsi="Times New Roman"/>
-          <w:sz w:val="28"/>
-          <w:szCs w:val="28"/>
-        </w:rPr>
-      </w:pPr>
-    </w:p>
-    <w:p>
-      <w:pPr>
-        <w:shd w:val="clear" w:color="auto" w:fill="FFFFFF"/>
-        <w:tabs>
-          <w:tab w:val="left" w:leader="underscore" w:pos="5482"/>
-        </w:tabs>
-        <w:suppressAutoHyphens/>
-        <w:spacing w:after="360" w:line="360" w:lineRule="auto"/>
-        <w:jc w:val="center"/>
-        <w:rPr>
-          <w:rFonts w:ascii="Times New Roman" w:hAnsi="Times New Roman"/>
-          <w:sz w:val="28"/>
-          <w:szCs w:val="28"/>
-        </w:rPr>
-      </w:pPr>
+      <w:proofErr w:type="gramStart"/>
+      <w:r>
+        <w:rPr>
+          <w:rFonts w:ascii="Times New Roman" w:hAnsi="Times New Roman"/>
+          <w:i/>
+          <w:highlight w:val="yellow"/>
+        </w:rPr>
+        <w:t xml:space="preserve">   (</w:t>
+      </w:r>
+      <w:proofErr w:type="gramEnd"/>
+      <w:r>
+        <w:rPr>
+          <w:rFonts w:ascii="Times New Roman" w:hAnsi="Times New Roman"/>
+          <w:i/>
+          <w:highlight w:val="yellow"/>
+        </w:rPr>
+        <w:t>Ф.И.О)</w:t>
+      </w:r>
+      <w:r>
+        <w:rPr>
+          <w:rFonts w:ascii="Times New Roman" w:hAnsi="Times New Roman"/>
+          <w:i/>
+        </w:rPr>
+        <w:t xml:space="preserve"> </w:t>
+      </w:r>
     </w:p>
     <w:p>
       <w:pPr>
@@ -5195,115 +6456,14 @@
           <w:szCs w:val="28"/>
         </w:rPr>
       </w:pPr>
-    </w:p>
-    <w:p>
-      <w:pPr>
-        <w:shd w:val="clear" w:color="auto" w:fill="FFFFFF"/>
-        <w:tabs>
-          <w:tab w:val="left" w:leader="underscore" w:pos="5482"/>
-        </w:tabs>
-        <w:suppressAutoHyphens/>
-        <w:spacing w:after="0" w:line="360" w:lineRule="auto"/>
-        <w:jc w:val="both"/>
+      <w:r>
         <w:rPr>
           <w:rFonts w:ascii="Times New Roman" w:hAnsi="Times New Roman"/>
           <w:sz w:val="28"/>
           <w:szCs w:val="28"/>
         </w:rPr>
-      </w:pPr>
-    </w:p>
-    <w:p>
-      <w:pPr>
-        <w:shd w:val="clear" w:color="auto" w:fill="FFFFFF"/>
-        <w:tabs>
-          <w:tab w:val="left" w:leader="underscore" w:pos="5482"/>
-        </w:tabs>
-        <w:suppressAutoHyphens/>
-        <w:spacing w:after="0" w:line="360" w:lineRule="auto"/>
-        <w:jc w:val="both"/>
-        <w:rPr>
-          <w:rFonts w:ascii="Times New Roman" w:hAnsi="Times New Roman"/>
-          <w:i/>
-          <w:sz w:val="28"/>
-          <w:szCs w:val="28"/>
-        </w:rPr>
-      </w:pPr>
-      <w:r>
-        <w:rPr>
-          <w:rFonts w:ascii="Times New Roman" w:hAnsi="Times New Roman"/>
-          <w:i/>
-          <w:sz w:val="28"/>
-          <w:szCs w:val="28"/>
-          <w:highlight w:val="yellow"/>
-        </w:rPr>
-        <w:t>… коротко</w:t>
-      </w:r>
-      <w:r>
-        <w:rPr>
-          <w:rFonts w:ascii="Times New Roman" w:hAnsi="Times New Roman"/>
-          <w:i/>
-          <w:sz w:val="28"/>
-          <w:szCs w:val="28"/>
-        </w:rPr>
-        <w:t xml:space="preserve"> </w:t>
-      </w:r>
-      <w:r>
-        <w:rPr>
-          <w:rFonts w:ascii="Times New Roman" w:hAnsi="Times New Roman"/>
-          <w:i/>
-          <w:sz w:val="28"/>
-          <w:szCs w:val="28"/>
-        </w:rPr>
-        <w:t>(где проходила практика, какая стояла задача…)</w:t>
-      </w:r>
-    </w:p>
-    <w:p>
-      <w:pPr>
-        <w:shd w:val="clear" w:color="auto" w:fill="FFFFFF"/>
-        <w:tabs>
-          <w:tab w:val="left" w:leader="underscore" w:pos="5482"/>
-        </w:tabs>
-        <w:suppressAutoHyphens/>
-        <w:spacing w:after="0" w:line="360" w:lineRule="auto"/>
-        <w:jc w:val="both"/>
-        <w:rPr>
-          <w:rFonts w:ascii="Times New Roman" w:hAnsi="Times New Roman"/>
-          <w:sz w:val="28"/>
-          <w:szCs w:val="28"/>
-        </w:rPr>
-      </w:pPr>
-    </w:p>
-    <w:p>
-      <w:pPr>
-        <w:shd w:val="clear" w:color="auto" w:fill="FFFFFF"/>
-        <w:tabs>
-          <w:tab w:val="left" w:leader="underscore" w:pos="5482"/>
-        </w:tabs>
-        <w:suppressAutoHyphens/>
-        <w:spacing w:after="0" w:line="360" w:lineRule="auto"/>
-        <w:jc w:val="both"/>
-        <w:rPr>
-          <w:rFonts w:ascii="Times New Roman" w:hAnsi="Times New Roman"/>
-          <w:sz w:val="28"/>
-          <w:szCs w:val="28"/>
-        </w:rPr>
-      </w:pPr>
-    </w:p>
-    <w:p>
-      <w:pPr>
-        <w:shd w:val="clear" w:color="auto" w:fill="FFFFFF"/>
-        <w:tabs>
-          <w:tab w:val="left" w:leader="underscore" w:pos="5482"/>
-        </w:tabs>
-        <w:suppressAutoHyphens/>
-        <w:spacing w:after="0" w:line="360" w:lineRule="auto"/>
-        <w:jc w:val="both"/>
-        <w:rPr>
-          <w:rFonts w:ascii="Times New Roman" w:hAnsi="Times New Roman"/>
-          <w:sz w:val="28"/>
-          <w:szCs w:val="28"/>
-        </w:rPr>
-      </w:pPr>
+        <w:t>Практика проходилась в компании ООО «Рус Интер Сервис». Основной задачей являлось прогнозирование выполнения транспортного плана с использованием методов машинного обучения.</w:t>
+      </w:r>
     </w:p>
     <w:p>
       <w:pPr>
@@ -5361,10 +6521,9 @@
           <w:spacing w:val="-1"/>
           <w:sz w:val="28"/>
           <w:szCs w:val="28"/>
-          <w:highlight w:val="yellow"/>
           <w:lang w:eastAsia="ar-SA"/>
         </w:rPr>
-        <w:t>__________________</w:t>
+        <w:t xml:space="preserve">Яценко Вероникой Игоревной </w:t>
       </w:r>
       <w:r>
         <w:rPr>
@@ -5375,7 +6534,7 @@
           <w:szCs w:val="28"/>
           <w:lang w:eastAsia="ar-SA"/>
         </w:rPr>
-        <w:t xml:space="preserve"> заслуживает оценки "отлично".</w:t>
+        <w:t>заслуживает оценки "отлично".</w:t>
       </w:r>
     </w:p>
     <w:p>
@@ -5385,7 +6544,6 @@
         <w:autoSpaceDN w:val="0"/>
         <w:adjustRightInd w:val="0"/>
         <w:spacing w:after="0" w:line="240" w:lineRule="auto"/>
-        <w:ind w:left="1260" w:hanging="1260"/>
         <w:rPr>
           <w:rFonts w:ascii="Times New Roman" w:eastAsia="Times New Roman" w:hAnsi="Times New Roman"/>
           <w:sz w:val="28"/>
@@ -5401,7 +6559,6 @@
         <w:autoSpaceDN w:val="0"/>
         <w:adjustRightInd w:val="0"/>
         <w:spacing w:after="0" w:line="240" w:lineRule="auto"/>
-        <w:ind w:left="1260" w:hanging="1260"/>
         <w:rPr>
           <w:rFonts w:ascii="Times New Roman" w:eastAsia="Times New Roman" w:hAnsi="Times New Roman"/>
           <w:sz w:val="28"/>
@@ -5412,33 +6569,26 @@
     </w:p>
     <w:p>
       <w:pPr>
-        <w:suppressAutoHyphens/>
-        <w:autoSpaceDE w:val="0"/>
-        <w:autoSpaceDN w:val="0"/>
-        <w:adjustRightInd w:val="0"/>
-        <w:spacing w:after="0" w:line="240" w:lineRule="auto"/>
-        <w:ind w:left="1260" w:hanging="1260"/>
+        <w:spacing w:after="0" w:line="360" w:lineRule="auto"/>
+        <w:ind w:firstLine="720"/>
+        <w:jc w:val="both"/>
+        <w:rPr>
+          <w:rFonts w:ascii="Times New Roman" w:eastAsia="Times New Roman" w:hAnsi="Times New Roman"/>
+          <w:i/>
+          <w:sz w:val="20"/>
+          <w:szCs w:val="20"/>
+          <w:lang w:eastAsia="ar-SA"/>
+        </w:rPr>
+      </w:pPr>
+      <w:r>
         <w:rPr>
           <w:rFonts w:ascii="Times New Roman" w:eastAsia="Times New Roman" w:hAnsi="Times New Roman"/>
           <w:sz w:val="28"/>
           <w:szCs w:val="28"/>
           <w:lang w:eastAsia="ar-SA"/>
         </w:rPr>
-      </w:pPr>
-    </w:p>
-    <w:p>
-      <w:pPr>
-        <w:spacing w:after="0" w:line="360" w:lineRule="auto"/>
-        <w:ind w:firstLine="720"/>
-        <w:jc w:val="both"/>
-        <w:rPr>
-          <w:rFonts w:ascii="Times New Roman" w:eastAsia="Times New Roman" w:hAnsi="Times New Roman"/>
-          <w:i/>
-          <w:sz w:val="20"/>
-          <w:szCs w:val="20"/>
-          <w:lang w:eastAsia="ar-SA"/>
-        </w:rPr>
-      </w:pPr>
+        <w:tab/>
+      </w:r>
       <w:r>
         <w:rPr>
           <w:rFonts w:ascii="Times New Roman" w:eastAsia="Times New Roman" w:hAnsi="Times New Roman"/>
@@ -5475,15 +6625,6 @@
         </w:rPr>
         <w:tab/>
       </w:r>
-      <w:r>
-        <w:rPr>
-          <w:rFonts w:ascii="Times New Roman" w:eastAsia="Times New Roman" w:hAnsi="Times New Roman"/>
-          <w:sz w:val="28"/>
-          <w:szCs w:val="28"/>
-          <w:lang w:eastAsia="ar-SA"/>
-        </w:rPr>
-        <w:tab/>
-      </w:r>
     </w:p>
     <w:p>
       <w:pPr>
@@ -5565,14 +6706,32 @@
           <w:highlight w:val="yellow"/>
         </w:rPr>
         <w:tab/>
-        <w:t xml:space="preserve">     (подпись) </w:t>
-      </w:r>
+        <w:t xml:space="preserve">  </w:t>
+      </w:r>
+      <w:proofErr w:type="gramStart"/>
       <w:r>
         <w:rPr>
           <w:rFonts w:ascii="Times New Roman" w:hAnsi="Times New Roman"/>
           <w:i/>
           <w:highlight w:val="yellow"/>
         </w:rPr>
+        <w:t xml:space="preserve">   (</w:t>
+      </w:r>
+      <w:proofErr w:type="gramEnd"/>
+      <w:r>
+        <w:rPr>
+          <w:rFonts w:ascii="Times New Roman" w:hAnsi="Times New Roman"/>
+          <w:i/>
+          <w:highlight w:val="yellow"/>
+        </w:rPr>
+        <w:t xml:space="preserve">подпись) </w:t>
+      </w:r>
+      <w:r>
+        <w:rPr>
+          <w:rFonts w:ascii="Times New Roman" w:hAnsi="Times New Roman"/>
+          <w:i/>
+          <w:highlight w:val="yellow"/>
+        </w:rPr>
         <w:tab/>
       </w:r>
       <w:r>
@@ -5582,7 +6741,25 @@
           <w:highlight w:val="yellow"/>
         </w:rPr>
         <w:tab/>
-        <w:t xml:space="preserve">    (Ф.И.О)</w:t>
+        <w:t xml:space="preserve"> </w:t>
+      </w:r>
+      <w:proofErr w:type="gramStart"/>
+      <w:r>
+        <w:rPr>
+          <w:rFonts w:ascii="Times New Roman" w:hAnsi="Times New Roman"/>
+          <w:i/>
+          <w:highlight w:val="yellow"/>
+        </w:rPr>
+        <w:t xml:space="preserve">   (</w:t>
+      </w:r>
+      <w:proofErr w:type="gramEnd"/>
+      <w:r>
+        <w:rPr>
+          <w:rFonts w:ascii="Times New Roman" w:hAnsi="Times New Roman"/>
+          <w:i/>
+          <w:highlight w:val="yellow"/>
+        </w:rPr>
+        <w:t>Ф.И.О)</w:t>
       </w:r>
       <w:r>
         <w:rPr>
@@ -5706,6 +6883,19 @@
     </w:p>
     <w:p>
       <w:pPr>
+        <w:rPr>
+          <w:rFonts w:ascii="Times New Roman" w:hAnsi="Times New Roman"/>
+        </w:rPr>
+      </w:pPr>
+      <w:r>
+        <w:rPr>
+          <w:rFonts w:ascii="Times New Roman" w:hAnsi="Times New Roman"/>
+        </w:rPr>
+        <w:br w:type="page"/>
+      </w:r>
+    </w:p>
+    <w:p>
+      <w:pPr>
         <w:spacing w:after="0" w:line="240" w:lineRule="auto"/>
         <w:jc w:val="center"/>
         <w:rPr>
@@ -5800,9 +6990,20 @@
       <w:r>
         <w:rPr>
           <w:rFonts w:ascii="Times New Roman" w:hAnsi="Times New Roman"/>
-          <w:highlight w:val="yellow"/>
-        </w:rPr>
-        <w:t>Фамилия И.О студента _____________</w:t>
+        </w:rPr>
+        <w:t xml:space="preserve">Фамилия И.О студента </w:t>
+      </w:r>
+      <w:r>
+        <w:rPr>
+          <w:rFonts w:ascii="Times New Roman" w:hAnsi="Times New Roman"/>
+        </w:rPr>
+        <w:t>Яценко</w:t>
+      </w:r>
+      <w:r>
+        <w:rPr>
+          <w:rFonts w:ascii="Times New Roman" w:hAnsi="Times New Roman"/>
+        </w:rPr>
+        <w:t xml:space="preserve"> В.И.</w:t>
       </w:r>
     </w:p>
     <w:p>
@@ -6642,14 +7843,32 @@
           <w:highlight w:val="yellow"/>
         </w:rPr>
         <w:tab/>
-        <w:t xml:space="preserve">     (подпись) </w:t>
-      </w:r>
+        <w:t xml:space="preserve">  </w:t>
+      </w:r>
+      <w:proofErr w:type="gramStart"/>
       <w:r>
         <w:rPr>
           <w:rFonts w:ascii="Times New Roman" w:hAnsi="Times New Roman"/>
           <w:i/>
           <w:highlight w:val="yellow"/>
         </w:rPr>
+        <w:t xml:space="preserve">   (</w:t>
+      </w:r>
+      <w:proofErr w:type="gramEnd"/>
+      <w:r>
+        <w:rPr>
+          <w:rFonts w:ascii="Times New Roman" w:hAnsi="Times New Roman"/>
+          <w:i/>
+          <w:highlight w:val="yellow"/>
+        </w:rPr>
+        <w:t xml:space="preserve">подпись) </w:t>
+      </w:r>
+      <w:r>
+        <w:rPr>
+          <w:rFonts w:ascii="Times New Roman" w:hAnsi="Times New Roman"/>
+          <w:i/>
+          <w:highlight w:val="yellow"/>
+        </w:rPr>
         <w:tab/>
       </w:r>
       <w:r>
@@ -6659,7 +7878,25 @@
           <w:highlight w:val="yellow"/>
         </w:rPr>
         <w:tab/>
-        <w:t xml:space="preserve">    (Ф.И.О)</w:t>
+        <w:t xml:space="preserve"> </w:t>
+      </w:r>
+      <w:proofErr w:type="gramStart"/>
+      <w:r>
+        <w:rPr>
+          <w:rFonts w:ascii="Times New Roman" w:hAnsi="Times New Roman"/>
+          <w:i/>
+          <w:highlight w:val="yellow"/>
+        </w:rPr>
+        <w:t xml:space="preserve">   (</w:t>
+      </w:r>
+      <w:proofErr w:type="gramEnd"/>
+      <w:r>
+        <w:rPr>
+          <w:rFonts w:ascii="Times New Roman" w:hAnsi="Times New Roman"/>
+          <w:i/>
+          <w:highlight w:val="yellow"/>
+        </w:rPr>
+        <w:t>Ф.И.О)</w:t>
       </w:r>
       <w:r>
         <w:rPr>
@@ -7318,7 +8555,25 @@
                 <w:color w:val="000000"/>
                 <w:lang w:eastAsia="ru-RU"/>
               </w:rPr>
-              <w:t>Способен осуществлять деловую коммуникацию в устной и письменной формах на государственном языке Российской Федерации и иностранном(ых) языке(ах)</w:t>
+              <w:t>Способен осуществлять деловую коммуникацию в устной и письменной формах на государственном языке Российской Федерации и иностранном(</w:t>
+            </w:r>
+            <w:proofErr w:type="spellStart"/>
+            <w:r>
+              <w:rPr>
+                <w:rFonts w:ascii="Times New Roman" w:eastAsia="Times New Roman" w:hAnsi="Times New Roman"/>
+                <w:color w:val="000000"/>
+                <w:lang w:eastAsia="ru-RU"/>
+              </w:rPr>
+              <w:t>ых</w:t>
+            </w:r>
+            <w:proofErr w:type="spellEnd"/>
+            <w:r>
+              <w:rPr>
+                <w:rFonts w:ascii="Times New Roman" w:eastAsia="Times New Roman" w:hAnsi="Times New Roman"/>
+                <w:color w:val="000000"/>
+                <w:lang w:eastAsia="ru-RU"/>
+              </w:rPr>
+              <w:t>) языке(ах)</w:t>
             </w:r>
           </w:p>
         </w:tc>
@@ -8730,46 +9985,34 @@
           <w:rFonts w:ascii="Times New Roman" w:hAnsi="Times New Roman"/>
           <w:sz w:val="24"/>
           <w:szCs w:val="24"/>
-          <w:highlight w:val="yellow"/>
-        </w:rPr>
-      </w:pPr>
-      <w:r>
-        <w:rPr>
-          <w:rFonts w:ascii="Times New Roman" w:hAnsi="Times New Roman"/>
-          <w:sz w:val="24"/>
-          <w:szCs w:val="24"/>
-          <w:highlight w:val="yellow"/>
-        </w:rPr>
-        <w:t xml:space="preserve">Руководитель практики </w:t>
-      </w:r>
-      <w:r>
-        <w:rPr>
-          <w:rFonts w:ascii="Times New Roman" w:hAnsi="Times New Roman"/>
-          <w:sz w:val="24"/>
-          <w:szCs w:val="24"/>
-          <w:highlight w:val="yellow"/>
-        </w:rPr>
-        <w:t>от факультета</w:t>
-      </w:r>
-    </w:p>
-    <w:p>
-      <w:pPr>
-        <w:spacing w:after="0" w:line="240" w:lineRule="auto"/>
-        <w:rPr>
-          <w:rFonts w:ascii="Times New Roman" w:hAnsi="Times New Roman"/>
-          <w:sz w:val="24"/>
-          <w:szCs w:val="24"/>
-          <w:highlight w:val="yellow"/>
-        </w:rPr>
-      </w:pPr>
-      <w:r>
-        <w:rPr>
-          <w:rFonts w:ascii="Times New Roman" w:hAnsi="Times New Roman"/>
-          <w:sz w:val="24"/>
-          <w:szCs w:val="24"/>
-          <w:highlight w:val="yellow"/>
-        </w:rPr>
-        <w:t>_____________________________________________________________________________</w:t>
+        </w:rPr>
+      </w:pPr>
+      <w:r>
+        <w:rPr>
+          <w:rFonts w:ascii="Times New Roman" w:hAnsi="Times New Roman"/>
+          <w:sz w:val="24"/>
+          <w:szCs w:val="24"/>
+        </w:rPr>
+        <w:t>Руководитель практики от факультета</w:t>
+      </w:r>
+    </w:p>
+    <w:p>
+      <w:pPr>
+        <w:spacing w:after="0" w:line="240" w:lineRule="auto"/>
+        <w:rPr>
+          <w:rFonts w:ascii="Times New Roman" w:hAnsi="Times New Roman"/>
+          <w:sz w:val="24"/>
+          <w:szCs w:val="24"/>
+        </w:rPr>
+      </w:pPr>
+      <w:r>
+        <w:rPr>
+          <w:rFonts w:ascii="Times New Roman" w:hAnsi="Times New Roman"/>
+          <w:sz w:val="24"/>
+          <w:szCs w:val="24"/>
+          <w:u w:val="single"/>
+        </w:rPr>
+        <w:t>доц., канд. пед. наук______________________________________ Добровольская Н.Ю.</w:t>
       </w:r>
     </w:p>
     <w:p>
@@ -8788,7 +10031,6 @@
           <w:i/>
           <w:sz w:val="20"/>
           <w:szCs w:val="20"/>
-          <w:highlight w:val="yellow"/>
         </w:rPr>
         <w:t>ученое звание, должность</w:t>
       </w:r>
@@ -8798,7 +10040,6 @@
           <w:i/>
           <w:sz w:val="20"/>
           <w:szCs w:val="20"/>
-          <w:highlight w:val="yellow"/>
         </w:rPr>
         <w:tab/>
       </w:r>
@@ -8808,7 +10049,6 @@
           <w:i/>
           <w:sz w:val="20"/>
           <w:szCs w:val="20"/>
-          <w:highlight w:val="yellow"/>
         </w:rPr>
         <w:tab/>
       </w:r>
@@ -8818,7 +10058,6 @@
           <w:i/>
           <w:sz w:val="20"/>
           <w:szCs w:val="20"/>
-          <w:highlight w:val="yellow"/>
         </w:rPr>
         <w:tab/>
         <w:t xml:space="preserve">   </w:t>
@@ -8829,31 +10068,29 @@
           <w:i/>
           <w:sz w:val="20"/>
           <w:szCs w:val="20"/>
-          <w:highlight w:val="yellow"/>
         </w:rPr>
         <w:tab/>
-        <w:t xml:space="preserve">     (подпись) </w:t>
-      </w:r>
+        <w:t xml:space="preserve">  </w:t>
+      </w:r>
+      <w:proofErr w:type="gramStart"/>
       <w:r>
         <w:rPr>
           <w:rFonts w:ascii="Times New Roman" w:hAnsi="Times New Roman"/>
           <w:i/>
           <w:sz w:val="20"/>
           <w:szCs w:val="20"/>
-          <w:highlight w:val="yellow"/>
-        </w:rPr>
-        <w:tab/>
-      </w:r>
+        </w:rPr>
+        <w:t xml:space="preserve">   (</w:t>
+      </w:r>
+      <w:proofErr w:type="gramEnd"/>
       <w:r>
         <w:rPr>
           <w:rFonts w:ascii="Times New Roman" w:hAnsi="Times New Roman"/>
           <w:i/>
           <w:sz w:val="20"/>
           <w:szCs w:val="20"/>
-          <w:highlight w:val="yellow"/>
-        </w:rPr>
-        <w:tab/>
-        <w:t xml:space="preserve">    (Ф.И.О)</w:t>
+        </w:rPr>
+        <w:t xml:space="preserve">подпись) </w:t>
       </w:r>
       <w:r>
         <w:rPr>
@@ -8862,6 +10099,45 @@
           <w:sz w:val="20"/>
           <w:szCs w:val="20"/>
         </w:rPr>
+        <w:tab/>
+      </w:r>
+      <w:r>
+        <w:rPr>
+          <w:rFonts w:ascii="Times New Roman" w:hAnsi="Times New Roman"/>
+          <w:i/>
+          <w:sz w:val="20"/>
+          <w:szCs w:val="20"/>
+        </w:rPr>
+        <w:tab/>
+        <w:t xml:space="preserve"> </w:t>
+      </w:r>
+      <w:proofErr w:type="gramStart"/>
+      <w:r>
+        <w:rPr>
+          <w:rFonts w:ascii="Times New Roman" w:hAnsi="Times New Roman"/>
+          <w:i/>
+          <w:sz w:val="20"/>
+          <w:szCs w:val="20"/>
+        </w:rPr>
+        <w:t xml:space="preserve">   (</w:t>
+      </w:r>
+      <w:proofErr w:type="gramEnd"/>
+      <w:r>
+        <w:rPr>
+          <w:rFonts w:ascii="Times New Roman" w:hAnsi="Times New Roman"/>
+          <w:i/>
+          <w:sz w:val="20"/>
+          <w:szCs w:val="20"/>
+        </w:rPr>
+        <w:t>Ф.И.О)</w:t>
+      </w:r>
+      <w:r>
+        <w:rPr>
+          <w:rFonts w:ascii="Times New Roman" w:hAnsi="Times New Roman"/>
+          <w:i/>
+          <w:sz w:val="20"/>
+          <w:szCs w:val="20"/>
+        </w:rPr>
         <w:t xml:space="preserve"> </w:t>
       </w:r>
     </w:p>
@@ -9057,7 +10333,6 @@
     </w:p>
     <w:p>
       <w:pPr>
-        <w:jc w:val="center"/>
         <w:rPr>
           <w:rFonts w:ascii="Times New Roman" w:hAnsi="Times New Roman"/>
           <w:sz w:val="28"/>
@@ -9074,31 +10349,13 @@
           <w:szCs w:val="28"/>
         </w:rPr>
       </w:pPr>
-    </w:p>
-    <w:p>
-      <w:pPr>
+      <w:r>
         <w:rPr>
           <w:rFonts w:ascii="Times New Roman" w:hAnsi="Times New Roman"/>
           <w:sz w:val="28"/>
           <w:szCs w:val="28"/>
         </w:rPr>
-      </w:pPr>
-    </w:p>
-    <w:p>
-      <w:pPr>
-        <w:jc w:val="center"/>
-        <w:rPr>
-          <w:rFonts w:ascii="Times New Roman" w:hAnsi="Times New Roman"/>
-          <w:sz w:val="28"/>
-          <w:szCs w:val="28"/>
-        </w:rPr>
-      </w:pPr>
-      <w:r>
-        <w:rPr>
-          <w:rFonts w:ascii="Times New Roman" w:hAnsi="Times New Roman"/>
-          <w:sz w:val="28"/>
-          <w:szCs w:val="28"/>
-        </w:rPr>
+        <w:lastRenderedPageBreak/>
         <w:t>Сведения о прохождении инструктажа по ознакомлению с требованиями охраны</w:t>
       </w:r>
       <w:r>
@@ -9143,10 +10400,9 @@
           <w:rFonts w:ascii="Times New Roman" w:hAnsi="Times New Roman"/>
           <w:sz w:val="28"/>
           <w:szCs w:val="28"/>
-          <w:highlight w:val="yellow"/>
           <w:u w:val="single"/>
         </w:rPr>
-        <w:t>________________________________________</w:t>
+        <w:t>ООО «Рус Интер Сервис»</w:t>
       </w:r>
     </w:p>
     <w:p>
@@ -10103,7 +11359,7 @@
 </file>
 
 <file path=word/endnotes.xml><?xml version="1.0" encoding="utf-8"?>
-<w:endnotes xmlns:wpc="http://schemas.microsoft.com/office/word/2010/wordprocessingCanvas" xmlns:mc="http://schemas.openxmlformats.org/markup-compatibility/2006" xmlns:o="urn:schemas-microsoft-com:office:office" xmlns:r="http://schemas.openxmlformats.org/officeDocument/2006/relationships" xmlns:m="http://schemas.openxmlformats.org/officeDocument/2006/math" xmlns:v="urn:schemas-microsoft-com:vml" xmlns:wp14="http://schemas.microsoft.com/office/word/2010/wordprocessingDrawing" xmlns:wp="http://schemas.openxmlformats.org/drawingml/2006/wordprocessingDrawing" xmlns:w10="urn:schemas-microsoft-com:office:word" xmlns:w="http://schemas.openxmlformats.org/wordprocessingml/2006/main" xmlns:w14="http://schemas.microsoft.com/office/word/2010/wordml" xmlns:w15="http://schemas.microsoft.com/office/word/2012/wordml" xmlns:wpg="http://schemas.microsoft.com/office/word/2010/wordprocessingGroup" xmlns:wpi="http://schemas.microsoft.com/office/word/2010/wordprocessingInk" xmlns:wne="http://schemas.microsoft.com/office/word/2006/wordml" xmlns:wps="http://schemas.microsoft.com/office/word/2010/wordprocessingShape" mc:Ignorable="w14 w15 wp14">
+<w:endnotes xmlns:wpc="http://schemas.microsoft.com/office/word/2010/wordprocessingCanvas" xmlns:cx="http://schemas.microsoft.com/office/drawing/2014/chartex" xmlns:cx1="http://schemas.microsoft.com/office/drawing/2015/9/8/chartex" xmlns:cx2="http://schemas.microsoft.com/office/drawing/2015/10/21/chartex" xmlns:cx3="http://schemas.microsoft.com/office/drawing/2016/5/9/chartex" xmlns:cx4="http://schemas.microsoft.com/office/drawing/2016/5/10/chartex" xmlns:cx5="http://schemas.microsoft.com/office/drawing/2016/5/11/chartex" xmlns:cx6="http://schemas.microsoft.com/office/drawing/2016/5/12/chartex" xmlns:cx7="http://schemas.microsoft.com/office/drawing/2016/5/13/chartex" xmlns:cx8="http://schemas.microsoft.com/office/drawing/2016/5/14/chartex" xmlns:mc="http://schemas.openxmlformats.org/markup-compatibility/2006" xmlns:aink="http://schemas.microsoft.com/office/drawing/2016/ink" xmlns:am3d="http://schemas.microsoft.com/office/drawing/2017/model3d" xmlns:o="urn:schemas-microsoft-com:office:office" xmlns:oel="http://schemas.microsoft.com/office/2019/extlst" xmlns:r="http://schemas.openxmlformats.org/officeDocument/2006/relationships" xmlns:m="http://schemas.openxmlformats.org/officeDocument/2006/math" xmlns:v="urn:schemas-microsoft-com:vml" xmlns:wp14="http://schemas.microsoft.com/office/word/2010/wordprocessingDrawing" xmlns:wp="http://schemas.openxmlformats.org/drawingml/2006/wordprocessingDrawing" xmlns:w10="urn:schemas-microsoft-com:office:word" xmlns:w="http://schemas.openxmlformats.org/wordprocessingml/2006/main" xmlns:w14="http://schemas.microsoft.com/office/word/2010/wordml" xmlns:w15="http://schemas.microsoft.com/office/word/2012/wordml" xmlns:w16cex="http://schemas.microsoft.com/office/word/2018/wordml/cex" xmlns:w16cid="http://schemas.microsoft.com/office/word/2016/wordml/cid" xmlns:w16="http://schemas.microsoft.com/office/word/2018/wordml" xmlns:w16du="http://schemas.microsoft.com/office/word/2023/wordml/word16du" xmlns:w16sdtdh="http://schemas.microsoft.com/office/word/2020/wordml/sdtdatahash" xmlns:w16sdtfl="http://schemas.microsoft.com/office/word/2024/wordml/sdtformatlock" xmlns:w16se="http://schemas.microsoft.com/office/word/2015/wordml/symex" xmlns:wpg="http://schemas.microsoft.com/office/word/2010/wordprocessingGroup" xmlns:wpi="http://schemas.microsoft.com/office/word/2010/wordprocessingInk" xmlns:wne="http://schemas.microsoft.com/office/word/2006/wordml" xmlns:wps="http://schemas.microsoft.com/office/word/2010/wordprocessingShape" mc:Ignorable="w14 w15 w16se w16cid w16 w16cex w16sdtdh w16sdtfl w16du wp14">
   <w:endnote w:type="separator" w:id="-1">
     <w:p>
       <w:pPr>
@@ -10128,7 +11384,7 @@
 </file>
 
 <file path=word/footnotes.xml><?xml version="1.0" encoding="utf-8"?>
-<w:footnotes xmlns:wpc="http://schemas.microsoft.com/office/word/2010/wordprocessingCanvas" xmlns:mc="http://schemas.openxmlformats.org/markup-compatibility/2006" xmlns:o="urn:schemas-microsoft-com:office:office" xmlns:r="http://schemas.openxmlformats.org/officeDocument/2006/relationships" xmlns:m="http://schemas.openxmlformats.org/officeDocument/2006/math" xmlns:v="urn:schemas-microsoft-com:vml" xmlns:wp14="http://schemas.microsoft.com/office/word/2010/wordprocessingDrawing" xmlns:wp="http://schemas.openxmlformats.org/drawingml/2006/wordprocessingDrawing" xmlns:w10="urn:schemas-microsoft-com:office:word" xmlns:w="http://schemas.openxmlformats.org/wordprocessingml/2006/main" xmlns:w14="http://schemas.microsoft.com/office/word/2010/wordml" xmlns:w15="http://schemas.microsoft.com/office/word/2012/wordml" xmlns:wpg="http://schemas.microsoft.com/office/word/2010/wordprocessingGroup" xmlns:wpi="http://schemas.microsoft.com/office/word/2010/wordprocessingInk" xmlns:wne="http://schemas.microsoft.com/office/word/2006/wordml" xmlns:wps="http://schemas.microsoft.com/office/word/2010/wordprocessingShape" mc:Ignorable="w14 w15 wp14">
+<w:footnotes xmlns:wpc="http://schemas.microsoft.com/office/word/2010/wordprocessingCanvas" xmlns:cx="http://schemas.microsoft.com/office/drawing/2014/chartex" xmlns:cx1="http://schemas.microsoft.com/office/drawing/2015/9/8/chartex" xmlns:cx2="http://schemas.microsoft.com/office/drawing/2015/10/21/chartex" xmlns:cx3="http://schemas.microsoft.com/office/drawing/2016/5/9/chartex" xmlns:cx4="http://schemas.microsoft.com/office/drawing/2016/5/10/chartex" xmlns:cx5="http://schemas.microsoft.com/office/drawing/2016/5/11/chartex" xmlns:cx6="http://schemas.microsoft.com/office/drawing/2016/5/12/chartex" xmlns:cx7="http://schemas.microsoft.com/office/drawing/2016/5/13/chartex" xmlns:cx8="http://schemas.microsoft.com/office/drawing/2016/5/14/chartex" xmlns:mc="http://schemas.openxmlformats.org/markup-compatibility/2006" xmlns:aink="http://schemas.microsoft.com/office/drawing/2016/ink" xmlns:am3d="http://schemas.microsoft.com/office/drawing/2017/model3d" xmlns:o="urn:schemas-microsoft-com:office:office" xmlns:oel="http://schemas.microsoft.com/office/2019/extlst" xmlns:r="http://schemas.openxmlformats.org/officeDocument/2006/relationships" xmlns:m="http://schemas.openxmlformats.org/officeDocument/2006/math" xmlns:v="urn:schemas-microsoft-com:vml" xmlns:wp14="http://schemas.microsoft.com/office/word/2010/wordprocessingDrawing" xmlns:wp="http://schemas.openxmlformats.org/drawingml/2006/wordprocessingDrawing" xmlns:w10="urn:schemas-microsoft-com:office:word" xmlns:w="http://schemas.openxmlformats.org/wordprocessingml/2006/main" xmlns:w14="http://schemas.microsoft.com/office/word/2010/wordml" xmlns:w15="http://schemas.microsoft.com/office/word/2012/wordml" xmlns:w16cex="http://schemas.microsoft.com/office/word/2018/wordml/cex" xmlns:w16cid="http://schemas.microsoft.com/office/word/2016/wordml/cid" xmlns:w16="http://schemas.microsoft.com/office/word/2018/wordml" xmlns:w16du="http://schemas.microsoft.com/office/word/2023/wordml/word16du" xmlns:w16sdtdh="http://schemas.microsoft.com/office/word/2020/wordml/sdtdatahash" xmlns:w16sdtfl="http://schemas.microsoft.com/office/word/2024/wordml/sdtformatlock" xmlns:w16se="http://schemas.microsoft.com/office/word/2015/wordml/symex" xmlns:wpg="http://schemas.microsoft.com/office/word/2010/wordprocessingGroup" xmlns:wpi="http://schemas.microsoft.com/office/word/2010/wordprocessingInk" xmlns:wne="http://schemas.microsoft.com/office/word/2006/wordml" xmlns:wps="http://schemas.microsoft.com/office/word/2010/wordprocessingShape" mc:Ignorable="w14 w15 w16se w16cid w16 w16cex w16sdtdh w16sdtfl w16du wp14">
   <w:footnote w:type="separator" w:id="-1">
     <w:p>
       <w:pPr>
@@ -10153,7 +11409,7 @@
 </file>
 
 <file path=word/numbering.xml><?xml version="1.0" encoding="utf-8"?>
-<w:numbering xmlns:wpc="http://schemas.microsoft.com/office/word/2010/wordprocessingCanvas" xmlns:mc="http://schemas.openxmlformats.org/markup-compatibility/2006" xmlns:o="urn:schemas-microsoft-com:office:office" xmlns:r="http://schemas.openxmlformats.org/officeDocument/2006/relationships" xmlns:m="http://schemas.openxmlformats.org/officeDocument/2006/math" xmlns:v="urn:schemas-microsoft-com:vml" xmlns:wp14="http://schemas.microsoft.com/office/word/2010/wordprocessingDrawing" xmlns:wp="http://schemas.openxmlformats.org/drawingml/2006/wordprocessingDrawing" xmlns:w10="urn:schemas-microsoft-com:office:word" xmlns:w="http://schemas.openxmlformats.org/wordprocessingml/2006/main" xmlns:w14="http://schemas.microsoft.com/office/word/2010/wordml" xmlns:w15="http://schemas.microsoft.com/office/word/2012/wordml" xmlns:wpg="http://schemas.microsoft.com/office/word/2010/wordprocessingGroup" xmlns:wpi="http://schemas.microsoft.com/office/word/2010/wordprocessingInk" xmlns:wne="http://schemas.microsoft.com/office/word/2006/wordml" xmlns:wps="http://schemas.microsoft.com/office/word/2010/wordprocessingShape" mc:Ignorable="w14 w15 wp14">
+<w:numbering xmlns:wpc="http://schemas.microsoft.com/office/word/2010/wordprocessingCanvas" xmlns:cx="http://schemas.microsoft.com/office/drawing/2014/chartex" xmlns:cx1="http://schemas.microsoft.com/office/drawing/2015/9/8/chartex" xmlns:cx2="http://schemas.microsoft.com/office/drawing/2015/10/21/chartex" xmlns:cx3="http://schemas.microsoft.com/office/drawing/2016/5/9/chartex" xmlns:cx4="http://schemas.microsoft.com/office/drawing/2016/5/10/chartex" xmlns:cx5="http://schemas.microsoft.com/office/drawing/2016/5/11/chartex" xmlns:cx6="http://schemas.microsoft.com/office/drawing/2016/5/12/chartex" xmlns:cx7="http://schemas.microsoft.com/office/drawing/2016/5/13/chartex" xmlns:cx8="http://schemas.microsoft.com/office/drawing/2016/5/14/chartex" xmlns:mc="http://schemas.openxmlformats.org/markup-compatibility/2006" xmlns:aink="http://schemas.microsoft.com/office/drawing/2016/ink" xmlns:am3d="http://schemas.microsoft.com/office/drawing/2017/model3d" xmlns:o="urn:schemas-microsoft-com:office:office" xmlns:oel="http://schemas.microsoft.com/office/2019/extlst" xmlns:r="http://schemas.openxmlformats.org/officeDocument/2006/relationships" xmlns:m="http://schemas.openxmlformats.org/officeDocument/2006/math" xmlns:v="urn:schemas-microsoft-com:vml" xmlns:wp14="http://schemas.microsoft.com/office/word/2010/wordprocessingDrawing" xmlns:wp="http://schemas.openxmlformats.org/drawingml/2006/wordprocessingDrawing" xmlns:w10="urn:schemas-microsoft-com:office:word" xmlns:w="http://schemas.openxmlformats.org/wordprocessingml/2006/main" xmlns:w14="http://schemas.microsoft.com/office/word/2010/wordml" xmlns:w15="http://schemas.microsoft.com/office/word/2012/wordml" xmlns:w16cex="http://schemas.microsoft.com/office/word/2018/wordml/cex" xmlns:w16cid="http://schemas.microsoft.com/office/word/2016/wordml/cid" xmlns:w16="http://schemas.microsoft.com/office/word/2018/wordml" xmlns:w16du="http://schemas.microsoft.com/office/word/2023/wordml/word16du" xmlns:w16sdtdh="http://schemas.microsoft.com/office/word/2020/wordml/sdtdatahash" xmlns:w16sdtfl="http://schemas.microsoft.com/office/word/2024/wordml/sdtformatlock" xmlns:w16se="http://schemas.microsoft.com/office/word/2015/wordml/symex" xmlns:wpg="http://schemas.microsoft.com/office/word/2010/wordprocessingGroup" xmlns:wpi="http://schemas.microsoft.com/office/word/2010/wordprocessingInk" xmlns:wne="http://schemas.microsoft.com/office/word/2006/wordml" xmlns:wps="http://schemas.microsoft.com/office/word/2010/wordprocessingShape" mc:Ignorable="w14 w15 w16se w16cid w16 w16cex w16sdtdh w16sdtfl w16du wp14">
   <w:abstractNum w:abstractNumId="0" w15:restartNumberingAfterBreak="0">
     <w:nsid w:val="010A1D81"/>
     <w:multiLevelType w:val="hybridMultilevel"/>
@@ -10806,22 +12062,22 @@
       </w:rPr>
     </w:lvl>
   </w:abstractNum>
-  <w:num w:numId="1">
+  <w:num w:numId="1" w16cid:durableId="1365134065">
     <w:abstractNumId w:val="5"/>
   </w:num>
-  <w:num w:numId="2">
+  <w:num w:numId="2" w16cid:durableId="1377506806">
     <w:abstractNumId w:val="1"/>
   </w:num>
-  <w:num w:numId="3">
+  <w:num w:numId="3" w16cid:durableId="666589338">
     <w:abstractNumId w:val="2"/>
   </w:num>
-  <w:num w:numId="4">
+  <w:num w:numId="4" w16cid:durableId="1806696488">
     <w:abstractNumId w:val="3"/>
   </w:num>
-  <w:num w:numId="5">
+  <w:num w:numId="5" w16cid:durableId="1262756877">
     <w:abstractNumId w:val="4"/>
   </w:num>
-  <w:num w:numId="6">
+  <w:num w:numId="6" w16cid:durableId="294482678">
     <w:abstractNumId w:val="3"/>
     <w:lvlOverride w:ilvl="0">
       <w:startOverride w:val="1"/>
@@ -10851,14 +12107,14 @@
       <w:startOverride w:val="1"/>
     </w:lvlOverride>
   </w:num>
-  <w:num w:numId="7">
+  <w:num w:numId="7" w16cid:durableId="914364350">
     <w:abstractNumId w:val="0"/>
   </w:num>
 </w:numbering>
 </file>
 
 <file path=word/styles.xml><?xml version="1.0" encoding="utf-8"?>
-<w:styles xmlns:mc="http://schemas.openxmlformats.org/markup-compatibility/2006" xmlns:r="http://schemas.openxmlformats.org/officeDocument/2006/relationships" xmlns:w="http://schemas.openxmlformats.org/wordprocessingml/2006/main" xmlns:w14="http://schemas.microsoft.com/office/word/2010/wordml" xmlns:w15="http://schemas.microsoft.com/office/word/2012/wordml" mc:Ignorable="w14 w15">
+<w:styles xmlns:mc="http://schemas.openxmlformats.org/markup-compatibility/2006" xmlns:r="http://schemas.openxmlformats.org/officeDocument/2006/relationships" xmlns:w="http://schemas.openxmlformats.org/wordprocessingml/2006/main" xmlns:w14="http://schemas.microsoft.com/office/word/2010/wordml" xmlns:w15="http://schemas.microsoft.com/office/word/2012/wordml" xmlns:w16cex="http://schemas.microsoft.com/office/word/2018/wordml/cex" xmlns:w16cid="http://schemas.microsoft.com/office/word/2016/wordml/cid" xmlns:w16="http://schemas.microsoft.com/office/word/2018/wordml" xmlns:w16du="http://schemas.microsoft.com/office/word/2023/wordml/word16du" xmlns:w16sdtdh="http://schemas.microsoft.com/office/word/2020/wordml/sdtdatahash" xmlns:w16sdtfl="http://schemas.microsoft.com/office/word/2024/wordml/sdtformatlock" xmlns:w16se="http://schemas.microsoft.com/office/word/2015/wordml/symex" mc:Ignorable="w14 w15 w16se w16cid w16 w16cex w16sdtdh w16sdtfl w16du">
   <w:docDefaults>
     <w:rPrDefault>
       <w:rPr>
@@ -10874,7 +12130,7 @@
       </w:pPr>
     </w:pPrDefault>
   </w:docDefaults>
-  <w:latentStyles w:defLockedState="0" w:defUIPriority="99" w:defSemiHidden="0" w:defUnhideWhenUsed="0" w:defQFormat="0" w:count="371">
+  <w:latentStyles w:defLockedState="0" w:defUIPriority="99" w:defSemiHidden="0" w:defUnhideWhenUsed="0" w:defQFormat="0" w:count="376">
     <w:lsdException w:name="Normal" w:uiPriority="0" w:qFormat="1"/>
     <w:lsdException w:name="heading 1" w:uiPriority="9" w:qFormat="1"/>
     <w:lsdException w:name="heading 2" w:semiHidden="1" w:uiPriority="9" w:unhideWhenUsed="1" w:qFormat="1"/>
@@ -11246,11 +12502,16 @@
     <w:lsdException w:name="List Table 5 Dark Accent 6" w:uiPriority="50"/>
     <w:lsdException w:name="List Table 6 Colorful Accent 6" w:uiPriority="51"/>
     <w:lsdException w:name="List Table 7 Colorful Accent 6" w:uiPriority="52"/>
+    <w:lsdException w:name="Mention" w:semiHidden="1" w:unhideWhenUsed="1"/>
+    <w:lsdException w:name="Smart Hyperlink" w:semiHidden="1" w:unhideWhenUsed="1"/>
+    <w:lsdException w:name="Hashtag" w:semiHidden="1" w:unhideWhenUsed="1"/>
+    <w:lsdException w:name="Unresolved Mention" w:semiHidden="1" w:unhideWhenUsed="1"/>
+    <w:lsdException w:name="Smart Link" w:semiHidden="1" w:unhideWhenUsed="1"/>
   </w:latentStyles>
   <w:style w:type="paragraph" w:default="1" w:styleId="a">
     <w:name w:val="Normal"/>
     <w:qFormat/>
-    <w:rsid w:val="002C2E31"/>
+    <w:rsid w:val="002824B9"/>
     <w:rPr>
       <w:rFonts w:ascii="Calibri" w:eastAsia="PMingLiU" w:hAnsi="Calibri" w:cs="Times New Roman"/>
     </w:rPr>
@@ -11281,7 +12542,6 @@
   <w:style w:type="character" w:default="1" w:styleId="a0">
     <w:name w:val="Default Paragraph Font"/>
     <w:uiPriority w:val="1"/>
-    <w:semiHidden/>
     <w:unhideWhenUsed/>
   </w:style>
   <w:style w:type="table" w:default="1" w:styleId="a1">

--- a/Отчётность по летней практике.docx
+++ b/Отчётность по летней практике.docx
@@ -604,16 +604,6 @@
           <w:szCs w:val="24"/>
         </w:rPr>
       </w:pPr>
-    </w:p>
-    <w:p>
-      <w:pPr>
-        <w:spacing w:after="0" w:line="240" w:lineRule="auto"/>
-        <w:rPr>
-          <w:rFonts w:ascii="Times New Roman" w:hAnsi="Times New Roman"/>
-          <w:sz w:val="24"/>
-          <w:szCs w:val="24"/>
-        </w:rPr>
-      </w:pPr>
       <w:r>
         <w:rPr>
           <w:rFonts w:ascii="Times New Roman" w:hAnsi="Times New Roman"/>
@@ -1207,6 +1197,25 @@
           <w:szCs w:val="24"/>
         </w:rPr>
         <w:t>г.</w:t>
+      </w:r>
+    </w:p>
+    <w:p>
+      <w:pPr>
+        <w:rPr>
+          <w:rFonts w:ascii="Times New Roman" w:hAnsi="Times New Roman"/>
+          <w:b/>
+          <w:sz w:val="24"/>
+          <w:szCs w:val="24"/>
+        </w:rPr>
+      </w:pPr>
+      <w:r>
+        <w:rPr>
+          <w:rFonts w:ascii="Times New Roman" w:hAnsi="Times New Roman"/>
+          <w:b/>
+          <w:sz w:val="24"/>
+          <w:szCs w:val="24"/>
+        </w:rPr>
+        <w:br w:type="page"/>
       </w:r>
     </w:p>
     <w:p>
@@ -3595,8 +3604,9 @@
           <w:u w:val="single"/>
           <w:lang w:eastAsia="ru-RU"/>
         </w:rPr>
-        <w:t>обучение</w:t>
-      </w:r>
+        <w:t xml:space="preserve">обучение модели </w:t>
+      </w:r>
+      <w:proofErr w:type="spellStart"/>
       <w:r>
         <w:rPr>
           <w:rFonts w:ascii="Times New Roman" w:hAnsi="Times New Roman"/>
@@ -3605,9 +3615,9 @@
           <w:u w:val="single"/>
           <w:lang w:eastAsia="ru-RU"/>
         </w:rPr>
-        <w:t xml:space="preserve"> модели </w:t>
-      </w:r>
-      <w:proofErr w:type="spellStart"/>
+        <w:t>Random</w:t>
+      </w:r>
+      <w:proofErr w:type="spellEnd"/>
       <w:r>
         <w:rPr>
           <w:rFonts w:ascii="Times New Roman" w:hAnsi="Times New Roman"/>
@@ -3616,9 +3626,9 @@
           <w:u w:val="single"/>
           <w:lang w:eastAsia="ru-RU"/>
         </w:rPr>
-        <w:t>Random</w:t>
-      </w:r>
-      <w:proofErr w:type="spellEnd"/>
+        <w:t xml:space="preserve"> </w:t>
+      </w:r>
+      <w:proofErr w:type="spellStart"/>
       <w:r>
         <w:rPr>
           <w:rFonts w:ascii="Times New Roman" w:hAnsi="Times New Roman"/>
@@ -3627,9 +3637,9 @@
           <w:u w:val="single"/>
           <w:lang w:eastAsia="ru-RU"/>
         </w:rPr>
-        <w:t xml:space="preserve"> </w:t>
-      </w:r>
-      <w:proofErr w:type="spellStart"/>
+        <w:t>Forest</w:t>
+      </w:r>
+      <w:proofErr w:type="spellEnd"/>
       <w:r>
         <w:rPr>
           <w:rFonts w:ascii="Times New Roman" w:hAnsi="Times New Roman"/>
@@ -3638,9 +3648,9 @@
           <w:u w:val="single"/>
           <w:lang w:eastAsia="ru-RU"/>
         </w:rPr>
-        <w:t>Forest</w:t>
-      </w:r>
-      <w:proofErr w:type="spellEnd"/>
+        <w:t xml:space="preserve"> и </w:t>
+      </w:r>
+      <w:proofErr w:type="spellStart"/>
       <w:r>
         <w:rPr>
           <w:rFonts w:ascii="Times New Roman" w:hAnsi="Times New Roman"/>
@@ -3649,9 +3659,9 @@
           <w:u w:val="single"/>
           <w:lang w:eastAsia="ru-RU"/>
         </w:rPr>
-        <w:t xml:space="preserve"> и </w:t>
-      </w:r>
-      <w:proofErr w:type="spellStart"/>
+        <w:t>CatBoost</w:t>
+      </w:r>
+      <w:proofErr w:type="spellEnd"/>
       <w:r>
         <w:rPr>
           <w:rFonts w:ascii="Times New Roman" w:hAnsi="Times New Roman"/>
@@ -3660,9 +3670,8 @@
           <w:u w:val="single"/>
           <w:lang w:eastAsia="ru-RU"/>
         </w:rPr>
-        <w:t>CatBoost</w:t>
-      </w:r>
-      <w:proofErr w:type="spellEnd"/>
+        <w:t xml:space="preserve">, поиск закономерностей и синергии между факторами, разработка методологии </w:t>
+      </w:r>
       <w:r>
         <w:rPr>
           <w:rFonts w:ascii="Times New Roman" w:hAnsi="Times New Roman"/>
@@ -3671,138 +3680,8 @@
           <w:u w:val="single"/>
           <w:lang w:eastAsia="ru-RU"/>
         </w:rPr>
-        <w:t xml:space="preserve">, </w:t>
-      </w:r>
-      <w:r>
-        <w:rPr>
-          <w:rFonts w:ascii="Times New Roman" w:hAnsi="Times New Roman"/>
-          <w:sz w:val="24"/>
-          <w:szCs w:val="24"/>
-          <w:u w:val="single"/>
-          <w:lang w:eastAsia="ru-RU"/>
-        </w:rPr>
-        <w:t>поиск</w:t>
-      </w:r>
-      <w:r>
-        <w:rPr>
-          <w:rFonts w:ascii="Times New Roman" w:hAnsi="Times New Roman"/>
-          <w:sz w:val="24"/>
-          <w:szCs w:val="24"/>
-          <w:u w:val="single"/>
-          <w:lang w:eastAsia="ru-RU"/>
-        </w:rPr>
-        <w:t xml:space="preserve"> закономерност</w:t>
-      </w:r>
-      <w:r>
-        <w:rPr>
-          <w:rFonts w:ascii="Times New Roman" w:hAnsi="Times New Roman"/>
-          <w:sz w:val="24"/>
-          <w:szCs w:val="24"/>
-          <w:u w:val="single"/>
-          <w:lang w:eastAsia="ru-RU"/>
-        </w:rPr>
-        <w:t>ей</w:t>
-      </w:r>
-      <w:r>
-        <w:rPr>
-          <w:rFonts w:ascii="Times New Roman" w:hAnsi="Times New Roman"/>
-          <w:sz w:val="24"/>
-          <w:szCs w:val="24"/>
-          <w:u w:val="single"/>
-          <w:lang w:eastAsia="ru-RU"/>
-        </w:rPr>
-        <w:t xml:space="preserve"> и синергии между факторами</w:t>
-      </w:r>
-      <w:r>
-        <w:rPr>
-          <w:rFonts w:ascii="Times New Roman" w:hAnsi="Times New Roman"/>
-          <w:sz w:val="24"/>
-          <w:szCs w:val="24"/>
-          <w:u w:val="single"/>
-          <w:lang w:eastAsia="ru-RU"/>
-        </w:rPr>
-        <w:t xml:space="preserve">, разработка </w:t>
-      </w:r>
-      <w:r>
-        <w:rPr>
-          <w:rFonts w:ascii="Times New Roman" w:hAnsi="Times New Roman"/>
-          <w:sz w:val="24"/>
-          <w:szCs w:val="24"/>
-          <w:u w:val="single"/>
-          <w:lang w:eastAsia="ru-RU"/>
-        </w:rPr>
-        <w:t>методологи</w:t>
-      </w:r>
-      <w:r>
-        <w:rPr>
-          <w:rFonts w:ascii="Times New Roman" w:hAnsi="Times New Roman"/>
-          <w:sz w:val="24"/>
-          <w:szCs w:val="24"/>
-          <w:u w:val="single"/>
-          <w:lang w:eastAsia="ru-RU"/>
-        </w:rPr>
-        <w:t>и</w:t>
-      </w:r>
-      <w:r>
-        <w:rPr>
-          <w:rFonts w:ascii="Times New Roman" w:hAnsi="Times New Roman"/>
-          <w:sz w:val="24"/>
-          <w:szCs w:val="24"/>
-          <w:u w:val="single"/>
-          <w:lang w:eastAsia="ru-RU"/>
-        </w:rPr>
-        <w:t xml:space="preserve"> </w:t>
-      </w:r>
-      <w:r>
-        <w:rPr>
-          <w:rFonts w:ascii="Times New Roman" w:hAnsi="Times New Roman"/>
-          <w:sz w:val="24"/>
-          <w:szCs w:val="24"/>
-          <w:u w:val="single"/>
-          <w:lang w:eastAsia="ru-RU"/>
-        </w:rPr>
         <w:lastRenderedPageBreak/>
-        <w:t>выбора</w:t>
-      </w:r>
-      <w:r>
-        <w:rPr>
-          <w:rFonts w:ascii="Times New Roman" w:hAnsi="Times New Roman"/>
-          <w:sz w:val="24"/>
-          <w:szCs w:val="24"/>
-          <w:u w:val="single"/>
-          <w:lang w:eastAsia="ru-RU"/>
-        </w:rPr>
-        <w:t xml:space="preserve"> оптимальн</w:t>
-      </w:r>
-      <w:r>
-        <w:rPr>
-          <w:rFonts w:ascii="Times New Roman" w:hAnsi="Times New Roman"/>
-          <w:sz w:val="24"/>
-          <w:szCs w:val="24"/>
-          <w:u w:val="single"/>
-          <w:lang w:eastAsia="ru-RU"/>
-        </w:rPr>
-        <w:t>ой</w:t>
-      </w:r>
-      <w:r>
-        <w:rPr>
-          <w:rFonts w:ascii="Times New Roman" w:hAnsi="Times New Roman"/>
-          <w:sz w:val="24"/>
-          <w:szCs w:val="24"/>
-          <w:u w:val="single"/>
-          <w:lang w:eastAsia="ru-RU"/>
-        </w:rPr>
-        <w:t xml:space="preserve"> модел</w:t>
-      </w:r>
-      <w:r>
-        <w:rPr>
-          <w:rFonts w:ascii="Times New Roman" w:hAnsi="Times New Roman"/>
-          <w:sz w:val="24"/>
-          <w:szCs w:val="24"/>
-          <w:u w:val="single"/>
-          <w:lang w:eastAsia="ru-RU"/>
-        </w:rPr>
-        <w:t>и,</w:t>
+        <w:t>выбора оптимальной модели,</w:t>
       </w:r>
       <w:r>
         <w:rPr>
@@ -6341,6 +6220,3067 @@
           <w:tab w:val="left" w:leader="underscore" w:pos="5482"/>
         </w:tabs>
         <w:suppressAutoHyphens/>
+        <w:spacing w:after="0" w:line="360" w:lineRule="auto"/>
+        <w:ind w:firstLine="709"/>
+        <w:jc w:val="center"/>
+        <w:rPr>
+          <w:rFonts w:ascii="Times New Roman" w:hAnsi="Times New Roman"/>
+          <w:b/>
+          <w:bCs/>
+          <w:sz w:val="28"/>
+          <w:szCs w:val="28"/>
+        </w:rPr>
+      </w:pPr>
+      <w:r>
+        <w:rPr>
+          <w:rFonts w:ascii="Times New Roman" w:hAnsi="Times New Roman"/>
+          <w:b/>
+          <w:bCs/>
+          <w:sz w:val="28"/>
+          <w:szCs w:val="28"/>
+        </w:rPr>
+        <w:lastRenderedPageBreak/>
+        <w:t>ВВЕДЕНИЕ</w:t>
+      </w:r>
+    </w:p>
+    <w:p>
+      <w:pPr>
+        <w:shd w:val="clear" w:color="auto" w:fill="FFFFFF"/>
+        <w:tabs>
+          <w:tab w:val="left" w:leader="underscore" w:pos="5482"/>
+        </w:tabs>
+        <w:suppressAutoHyphens/>
+        <w:spacing w:after="0" w:line="360" w:lineRule="auto"/>
+        <w:ind w:firstLine="709"/>
+        <w:jc w:val="center"/>
+        <w:rPr>
+          <w:rFonts w:ascii="Times New Roman" w:hAnsi="Times New Roman"/>
+          <w:b/>
+          <w:bCs/>
+          <w:sz w:val="28"/>
+          <w:szCs w:val="28"/>
+        </w:rPr>
+      </w:pPr>
+    </w:p>
+    <w:p>
+      <w:pPr>
+        <w:shd w:val="clear" w:color="auto" w:fill="FFFFFF"/>
+        <w:tabs>
+          <w:tab w:val="left" w:leader="underscore" w:pos="5482"/>
+        </w:tabs>
+        <w:suppressAutoHyphens/>
+        <w:spacing w:after="0" w:line="360" w:lineRule="auto"/>
+        <w:ind w:firstLine="709"/>
+        <w:jc w:val="both"/>
+        <w:rPr>
+          <w:rFonts w:ascii="Times New Roman" w:hAnsi="Times New Roman"/>
+          <w:sz w:val="28"/>
+          <w:szCs w:val="28"/>
+        </w:rPr>
+      </w:pPr>
+      <w:r>
+        <w:rPr>
+          <w:rFonts w:ascii="Times New Roman" w:hAnsi="Times New Roman"/>
+          <w:sz w:val="28"/>
+          <w:szCs w:val="28"/>
+        </w:rPr>
+        <w:t>Производственная</w:t>
+      </w:r>
+      <w:r>
+        <w:rPr>
+          <w:rFonts w:ascii="Times New Roman" w:hAnsi="Times New Roman"/>
+          <w:sz w:val="28"/>
+          <w:szCs w:val="28"/>
+        </w:rPr>
+        <w:t xml:space="preserve"> практика проходила в офисе компании ООО «Рус Интер Сервис», расположенного по адресу город Краснодар, улица К</w:t>
+      </w:r>
+      <w:r>
+        <w:rPr>
+          <w:rFonts w:ascii="Times New Roman" w:hAnsi="Times New Roman"/>
+          <w:sz w:val="28"/>
+          <w:szCs w:val="28"/>
+        </w:rPr>
+        <w:t>а</w:t>
+      </w:r>
+      <w:r>
+        <w:rPr>
+          <w:rFonts w:ascii="Times New Roman" w:hAnsi="Times New Roman"/>
+          <w:sz w:val="28"/>
+          <w:szCs w:val="28"/>
+        </w:rPr>
+        <w:t>линина, д. 321.</w:t>
+      </w:r>
+    </w:p>
+    <w:p>
+      <w:pPr>
+        <w:shd w:val="clear" w:color="auto" w:fill="FFFFFF"/>
+        <w:tabs>
+          <w:tab w:val="left" w:leader="underscore" w:pos="5482"/>
+        </w:tabs>
+        <w:suppressAutoHyphens/>
+        <w:spacing w:after="0" w:line="360" w:lineRule="auto"/>
+        <w:ind w:firstLine="709"/>
+        <w:jc w:val="both"/>
+        <w:rPr>
+          <w:rFonts w:ascii="Times New Roman" w:hAnsi="Times New Roman"/>
+          <w:sz w:val="28"/>
+          <w:szCs w:val="28"/>
+        </w:rPr>
+      </w:pPr>
+      <w:r>
+        <w:rPr>
+          <w:rFonts w:ascii="Times New Roman" w:hAnsi="Times New Roman"/>
+          <w:sz w:val="28"/>
+          <w:szCs w:val="28"/>
+        </w:rPr>
+        <w:t xml:space="preserve">Практику от предприятия курировал руководитель </w:t>
+      </w:r>
+      <w:r>
+        <w:rPr>
+          <w:rFonts w:ascii="Times New Roman" w:hAnsi="Times New Roman"/>
+          <w:sz w:val="28"/>
+          <w:szCs w:val="28"/>
+          <w:lang w:val="en-US"/>
+        </w:rPr>
+        <w:t>IT</w:t>
+      </w:r>
+      <w:r>
+        <w:rPr>
+          <w:rFonts w:ascii="Times New Roman" w:hAnsi="Times New Roman"/>
+          <w:sz w:val="28"/>
+          <w:szCs w:val="28"/>
+        </w:rPr>
+        <w:t>-</w:t>
+      </w:r>
+      <w:proofErr w:type="gramStart"/>
+      <w:r>
+        <w:rPr>
+          <w:rFonts w:ascii="Times New Roman" w:hAnsi="Times New Roman"/>
+          <w:sz w:val="28"/>
+          <w:szCs w:val="28"/>
+        </w:rPr>
+        <w:t>отдела</w:t>
+      </w:r>
+      <w:r>
+        <w:rPr>
+          <w:rFonts w:ascii="Times New Roman" w:hAnsi="Times New Roman"/>
+          <w:sz w:val="28"/>
+          <w:szCs w:val="28"/>
+        </w:rPr>
+        <w:t xml:space="preserve"> .</w:t>
+      </w:r>
+      <w:proofErr w:type="gramEnd"/>
+      <w:r>
+        <w:rPr>
+          <w:rFonts w:ascii="Times New Roman" w:hAnsi="Times New Roman"/>
+          <w:sz w:val="28"/>
+          <w:szCs w:val="28"/>
+        </w:rPr>
+        <w:t xml:space="preserve"> Период прохождения практики</w:t>
+      </w:r>
+      <w:r>
+        <w:rPr>
+          <w:rFonts w:ascii="Times New Roman" w:hAnsi="Times New Roman"/>
+          <w:sz w:val="28"/>
+          <w:szCs w:val="28"/>
+        </w:rPr>
+        <w:t>:</w:t>
+      </w:r>
+      <w:r>
+        <w:rPr>
+          <w:rFonts w:ascii="Times New Roman" w:hAnsi="Times New Roman"/>
+          <w:sz w:val="28"/>
+          <w:szCs w:val="28"/>
+        </w:rPr>
+        <w:t xml:space="preserve"> с 29.06.2026 по 26.07.2026.</w:t>
+      </w:r>
+    </w:p>
+    <w:p>
+      <w:pPr>
+        <w:shd w:val="clear" w:color="auto" w:fill="FFFFFF"/>
+        <w:tabs>
+          <w:tab w:val="left" w:leader="underscore" w:pos="5482"/>
+        </w:tabs>
+        <w:suppressAutoHyphens/>
+        <w:spacing w:after="0" w:line="360" w:lineRule="auto"/>
+        <w:ind w:firstLine="709"/>
+        <w:jc w:val="both"/>
+        <w:rPr>
+          <w:rFonts w:ascii="Times New Roman" w:hAnsi="Times New Roman"/>
+          <w:sz w:val="28"/>
+          <w:szCs w:val="28"/>
+        </w:rPr>
+      </w:pPr>
+      <w:r>
+        <w:rPr>
+          <w:rFonts w:ascii="Times New Roman" w:hAnsi="Times New Roman"/>
+          <w:sz w:val="28"/>
+          <w:szCs w:val="28"/>
+        </w:rPr>
+        <w:t xml:space="preserve">В ходе прохождения практики мною осуществлялась разработка и внедрение веб-сервиса интеллектуального предиктивного моделирования и симуляции логистических маршрутов. Разработанный сервис представляет собой программный комплекс на базе веб-фреймворка </w:t>
+      </w:r>
+      <w:proofErr w:type="spellStart"/>
+      <w:r>
+        <w:rPr>
+          <w:rFonts w:ascii="Times New Roman" w:hAnsi="Times New Roman"/>
+          <w:sz w:val="28"/>
+          <w:szCs w:val="28"/>
+        </w:rPr>
+        <w:t>Flask</w:t>
+      </w:r>
+      <w:proofErr w:type="spellEnd"/>
+      <w:r>
+        <w:rPr>
+          <w:rFonts w:ascii="Times New Roman" w:hAnsi="Times New Roman"/>
+          <w:sz w:val="28"/>
+          <w:szCs w:val="28"/>
+        </w:rPr>
+        <w:t>, агрегирующий модели машинного обучения для автоматизированной оценки рисков срыва рейсов, недовыпуска транспортных средств и интерпретации ключевых факторов влияния.</w:t>
+      </w:r>
+    </w:p>
+    <w:p>
+      <w:pPr>
+        <w:shd w:val="clear" w:color="auto" w:fill="FFFFFF"/>
+        <w:tabs>
+          <w:tab w:val="left" w:leader="underscore" w:pos="5482"/>
+        </w:tabs>
+        <w:suppressAutoHyphens/>
+        <w:spacing w:after="0" w:line="360" w:lineRule="auto"/>
+        <w:ind w:firstLine="709"/>
+        <w:jc w:val="both"/>
+        <w:rPr>
+          <w:rFonts w:ascii="Times New Roman" w:hAnsi="Times New Roman"/>
+          <w:sz w:val="28"/>
+          <w:szCs w:val="28"/>
+        </w:rPr>
+      </w:pPr>
+      <w:r>
+        <w:rPr>
+          <w:rFonts w:ascii="Times New Roman" w:hAnsi="Times New Roman"/>
+          <w:sz w:val="28"/>
+          <w:szCs w:val="28"/>
+        </w:rPr>
+        <w:t>Прежняя реализация аналитических инструментов компании опиралась на статические алгоритмы и разрозненные Excel-отчеты, что замедляло принятие диспетчерских решений, не позволяло оценивать синергетический эффект негативных факторов (например, сочетание экстремальных погодных условий и высокого износа арендованной техники) и не обеспечивало прозрачности прогнозов, снижая доверие конечных пользователей к автоматизированным рекомендациям.</w:t>
+      </w:r>
+    </w:p>
+    <w:p>
+      <w:pPr>
+        <w:shd w:val="clear" w:color="auto" w:fill="FFFFFF"/>
+        <w:tabs>
+          <w:tab w:val="left" w:leader="underscore" w:pos="5482"/>
+        </w:tabs>
+        <w:suppressAutoHyphens/>
+        <w:spacing w:after="0" w:line="360" w:lineRule="auto"/>
+        <w:ind w:firstLine="709"/>
+        <w:jc w:val="both"/>
+        <w:rPr>
+          <w:rFonts w:ascii="Times New Roman" w:hAnsi="Times New Roman"/>
+          <w:sz w:val="28"/>
+          <w:szCs w:val="28"/>
+        </w:rPr>
+      </w:pPr>
+      <w:r>
+        <w:rPr>
+          <w:rFonts w:ascii="Times New Roman" w:hAnsi="Times New Roman"/>
+          <w:sz w:val="28"/>
+          <w:szCs w:val="28"/>
+        </w:rPr>
+        <w:t xml:space="preserve">Разработанный сервис базируется на стеке технологий интеллектуального анализа данных. В качестве ядра прогнозной модели применен алгоритм градиентного </w:t>
+      </w:r>
+      <w:proofErr w:type="spellStart"/>
+      <w:r>
+        <w:rPr>
+          <w:rFonts w:ascii="Times New Roman" w:hAnsi="Times New Roman"/>
+          <w:sz w:val="28"/>
+          <w:szCs w:val="28"/>
+        </w:rPr>
+        <w:t>бустинга</w:t>
+      </w:r>
+      <w:proofErr w:type="spellEnd"/>
+      <w:r>
+        <w:rPr>
+          <w:rFonts w:ascii="Times New Roman" w:hAnsi="Times New Roman"/>
+          <w:sz w:val="28"/>
+          <w:szCs w:val="28"/>
+        </w:rPr>
+        <w:t xml:space="preserve"> </w:t>
+      </w:r>
+      <w:proofErr w:type="spellStart"/>
+      <w:r>
+        <w:rPr>
+          <w:rFonts w:ascii="Times New Roman" w:hAnsi="Times New Roman"/>
+          <w:sz w:val="28"/>
+          <w:szCs w:val="28"/>
+        </w:rPr>
+        <w:t>CatBoost</w:t>
+      </w:r>
+      <w:proofErr w:type="spellEnd"/>
+      <w:r>
+        <w:rPr>
+          <w:rFonts w:ascii="Times New Roman" w:hAnsi="Times New Roman"/>
+          <w:sz w:val="28"/>
+          <w:szCs w:val="28"/>
+        </w:rPr>
+        <w:t xml:space="preserve"> </w:t>
+      </w:r>
+      <w:proofErr w:type="spellStart"/>
+      <w:r>
+        <w:rPr>
+          <w:rFonts w:ascii="Times New Roman" w:hAnsi="Times New Roman"/>
+          <w:sz w:val="28"/>
+          <w:szCs w:val="28"/>
+        </w:rPr>
+        <w:t>Regressor</w:t>
+      </w:r>
+      <w:proofErr w:type="spellEnd"/>
+      <w:r>
+        <w:rPr>
+          <w:rFonts w:ascii="Times New Roman" w:hAnsi="Times New Roman"/>
+          <w:sz w:val="28"/>
+          <w:szCs w:val="28"/>
+        </w:rPr>
+        <w:t>, эффективно обрабатывающий как числовые, так и категориальные признаки (идентификаторы маршрутов, сезонность). Для предобработки данных и борьбы с выбросами внедрено робастное масштабирование (</w:t>
+      </w:r>
+      <w:proofErr w:type="spellStart"/>
+      <w:r>
+        <w:rPr>
+          <w:rFonts w:ascii="Times New Roman" w:hAnsi="Times New Roman"/>
+          <w:sz w:val="28"/>
+          <w:szCs w:val="28"/>
+        </w:rPr>
+        <w:t>RobustScaler</w:t>
+      </w:r>
+      <w:proofErr w:type="spellEnd"/>
+      <w:r>
+        <w:rPr>
+          <w:rFonts w:ascii="Times New Roman" w:hAnsi="Times New Roman"/>
+          <w:sz w:val="28"/>
+          <w:szCs w:val="28"/>
+        </w:rPr>
+        <w:t xml:space="preserve">). С целью интерпретации прогнозов в режиме реального времени реализован расчет значений SHAP встроенным методом </w:t>
+      </w:r>
+      <w:proofErr w:type="spellStart"/>
+      <w:r>
+        <w:rPr>
+          <w:rFonts w:ascii="Times New Roman" w:hAnsi="Times New Roman"/>
+          <w:sz w:val="28"/>
+          <w:szCs w:val="28"/>
+        </w:rPr>
+        <w:t>CatBoost</w:t>
+      </w:r>
+      <w:proofErr w:type="spellEnd"/>
+      <w:r>
+        <w:rPr>
+          <w:rFonts w:ascii="Times New Roman" w:hAnsi="Times New Roman"/>
+          <w:sz w:val="28"/>
+          <w:szCs w:val="28"/>
+        </w:rPr>
+        <w:t xml:space="preserve"> (</w:t>
+      </w:r>
+      <w:proofErr w:type="spellStart"/>
+      <w:r>
+        <w:rPr>
+          <w:rFonts w:ascii="Times New Roman" w:hAnsi="Times New Roman"/>
+          <w:sz w:val="28"/>
+          <w:szCs w:val="28"/>
+        </w:rPr>
+        <w:t>get_feature_importance</w:t>
+      </w:r>
+      <w:proofErr w:type="spellEnd"/>
+      <w:r>
+        <w:rPr>
+          <w:rFonts w:ascii="Times New Roman" w:hAnsi="Times New Roman"/>
+          <w:sz w:val="28"/>
+          <w:szCs w:val="28"/>
+        </w:rPr>
+        <w:t xml:space="preserve"> с типом </w:t>
+      </w:r>
+      <w:proofErr w:type="spellStart"/>
+      <w:r>
+        <w:rPr>
+          <w:rFonts w:ascii="Times New Roman" w:hAnsi="Times New Roman"/>
+          <w:sz w:val="28"/>
+          <w:szCs w:val="28"/>
+        </w:rPr>
+        <w:t>ShapValues</w:t>
+      </w:r>
+      <w:proofErr w:type="spellEnd"/>
+      <w:r>
+        <w:rPr>
+          <w:rFonts w:ascii="Times New Roman" w:hAnsi="Times New Roman"/>
+          <w:sz w:val="28"/>
+          <w:szCs w:val="28"/>
+        </w:rPr>
+        <w:t xml:space="preserve">), определяющим топ-5 факторов влияния для каждого симулируемого рейса. Пользовательский интерфейс симулятора и API </w:t>
+      </w:r>
+      <w:r>
+        <w:rPr>
+          <w:rFonts w:ascii="Times New Roman" w:hAnsi="Times New Roman"/>
+          <w:sz w:val="28"/>
+          <w:szCs w:val="28"/>
+        </w:rPr>
+        <w:lastRenderedPageBreak/>
+        <w:t>построены на базе веб-технологий с асинхронным взаимодействием. Архитектурно аналитический модуль выделен в самостоятельный легковесный сервис, который может быть развернут в микросервисной среде.</w:t>
+      </w:r>
+    </w:p>
+    <w:p>
+      <w:pPr>
+        <w:shd w:val="clear" w:color="auto" w:fill="FFFFFF"/>
+        <w:tabs>
+          <w:tab w:val="left" w:leader="underscore" w:pos="5482"/>
+        </w:tabs>
+        <w:suppressAutoHyphens/>
+        <w:spacing w:after="0" w:line="360" w:lineRule="auto"/>
+        <w:ind w:firstLine="709"/>
+        <w:jc w:val="both"/>
+        <w:rPr>
+          <w:rFonts w:ascii="Times New Roman" w:hAnsi="Times New Roman"/>
+          <w:sz w:val="28"/>
+          <w:szCs w:val="28"/>
+        </w:rPr>
+      </w:pPr>
+      <w:r>
+        <w:rPr>
+          <w:rFonts w:ascii="Times New Roman" w:hAnsi="Times New Roman"/>
+          <w:sz w:val="28"/>
+          <w:szCs w:val="28"/>
+        </w:rPr>
+        <w:t xml:space="preserve">Технический эффект заключается в обеспечении оперативного проведения симуляций с временем отклика менее секунды, а также в минимизации ошибок за счет автоматической обработки пропусков, типизации признаков и валидации входных параметров. Достигнуты следующие метрики качества: средняя абсолютная ошибка прогноза (MAE) </w:t>
+      </w:r>
+      <w:r>
+        <w:rPr>
+          <w:rFonts w:ascii="Times New Roman" w:hAnsi="Times New Roman"/>
+          <w:sz w:val="28"/>
+          <w:szCs w:val="28"/>
+        </w:rPr>
+        <w:t>–</w:t>
+      </w:r>
+      <w:r>
+        <w:rPr>
+          <w:rFonts w:ascii="Times New Roman" w:hAnsi="Times New Roman"/>
+          <w:sz w:val="28"/>
+          <w:szCs w:val="28"/>
+        </w:rPr>
+        <w:t xml:space="preserve"> 3.84%, коэффициент детерминации R²</w:t>
+      </w:r>
+      <w:r>
+        <w:rPr>
+          <w:rFonts w:ascii="Times New Roman" w:hAnsi="Times New Roman"/>
+          <w:sz w:val="28"/>
+          <w:szCs w:val="28"/>
+        </w:rPr>
+        <w:t xml:space="preserve"> </w:t>
+      </w:r>
+      <w:r>
+        <w:rPr>
+          <w:rFonts w:ascii="Times New Roman" w:hAnsi="Times New Roman"/>
+          <w:sz w:val="28"/>
+          <w:szCs w:val="28"/>
+        </w:rPr>
+        <w:t>–</w:t>
+      </w:r>
+      <w:r>
+        <w:rPr>
+          <w:rFonts w:ascii="Times New Roman" w:hAnsi="Times New Roman"/>
+          <w:sz w:val="28"/>
+          <w:szCs w:val="28"/>
+        </w:rPr>
+        <w:t xml:space="preserve"> 0.94, точность классификации рисков </w:t>
+      </w:r>
+      <w:r>
+        <w:rPr>
+          <w:rFonts w:ascii="Times New Roman" w:hAnsi="Times New Roman"/>
+          <w:sz w:val="28"/>
+          <w:szCs w:val="28"/>
+        </w:rPr>
+        <w:t>–</w:t>
+      </w:r>
+      <w:r>
+        <w:rPr>
+          <w:rFonts w:ascii="Times New Roman" w:hAnsi="Times New Roman"/>
+          <w:sz w:val="28"/>
+          <w:szCs w:val="28"/>
+        </w:rPr>
+        <w:t xml:space="preserve"> 90.8%.</w:t>
+      </w:r>
+    </w:p>
+    <w:p>
+      <w:pPr>
+        <w:shd w:val="clear" w:color="auto" w:fill="FFFFFF"/>
+        <w:tabs>
+          <w:tab w:val="left" w:leader="underscore" w:pos="5482"/>
+        </w:tabs>
+        <w:suppressAutoHyphens/>
+        <w:spacing w:after="0" w:line="360" w:lineRule="auto"/>
+        <w:ind w:firstLine="709"/>
+        <w:jc w:val="both"/>
+        <w:rPr>
+          <w:rFonts w:ascii="Times New Roman" w:hAnsi="Times New Roman"/>
+          <w:sz w:val="28"/>
+          <w:szCs w:val="28"/>
+        </w:rPr>
+      </w:pPr>
+      <w:r>
+        <w:rPr>
+          <w:rFonts w:ascii="Times New Roman" w:hAnsi="Times New Roman"/>
+          <w:sz w:val="28"/>
+          <w:szCs w:val="28"/>
+        </w:rPr>
+        <w:t>Экономический эффект выражается в снижении издержек на эксплуатацию арендуемого автопарка, минимизации штрафов за срыв планов выпуска машин благодаря раннему предупреждению о критических рисках, а также в сокращении времени аналитиков на подготовку предиктивных сценариев.</w:t>
+      </w:r>
+    </w:p>
+    <w:p>
+      <w:pPr>
+        <w:shd w:val="clear" w:color="auto" w:fill="FFFFFF"/>
+        <w:tabs>
+          <w:tab w:val="left" w:leader="underscore" w:pos="5482"/>
+        </w:tabs>
+        <w:suppressAutoHyphens/>
+        <w:spacing w:after="0" w:line="360" w:lineRule="auto"/>
+        <w:ind w:firstLine="709"/>
+        <w:jc w:val="both"/>
+        <w:rPr>
+          <w:rFonts w:ascii="Times New Roman" w:hAnsi="Times New Roman"/>
+          <w:sz w:val="28"/>
+          <w:szCs w:val="28"/>
+        </w:rPr>
+      </w:pPr>
+      <w:r>
+        <w:rPr>
+          <w:rFonts w:ascii="Times New Roman" w:hAnsi="Times New Roman"/>
+          <w:sz w:val="28"/>
+          <w:szCs w:val="28"/>
+        </w:rPr>
+        <w:t>Организационный эффект заключается в повышении прозрачности принимаемых решений: интерактивный вывод SHAP-объяснений и предупреждений об опасных синергиях позволяет диспетчерам действовать превентивно, обеспечивая стабильность транспортного сообщения и повышая надежность компании на рынке логистических услуг.</w:t>
+      </w:r>
+    </w:p>
+    <w:p>
+      <w:pPr>
+        <w:shd w:val="clear" w:color="auto" w:fill="FFFFFF"/>
+        <w:tabs>
+          <w:tab w:val="left" w:leader="underscore" w:pos="5482"/>
+        </w:tabs>
+        <w:suppressAutoHyphens/>
+        <w:spacing w:after="0" w:line="360" w:lineRule="auto"/>
+        <w:ind w:firstLine="709"/>
+        <w:jc w:val="both"/>
+        <w:rPr>
+          <w:rFonts w:ascii="Times New Roman" w:hAnsi="Times New Roman"/>
+          <w:sz w:val="28"/>
+          <w:szCs w:val="28"/>
+        </w:rPr>
+      </w:pPr>
+      <w:r>
+        <w:rPr>
+          <w:rFonts w:ascii="Times New Roman" w:hAnsi="Times New Roman"/>
+          <w:sz w:val="28"/>
+          <w:szCs w:val="28"/>
+        </w:rPr>
+        <w:t>Целью работы являлась разработка, обучение и интеграция в веб-среду предиктивного ML-сервиса симуляции транспортных маршрутов в соответствии с техническими требованиями и математическими критериями точности.</w:t>
+      </w:r>
+    </w:p>
+    <w:p>
+      <w:pPr>
+        <w:shd w:val="clear" w:color="auto" w:fill="FFFFFF"/>
+        <w:tabs>
+          <w:tab w:val="left" w:leader="underscore" w:pos="5482"/>
+        </w:tabs>
+        <w:suppressAutoHyphens/>
+        <w:spacing w:after="0" w:line="360" w:lineRule="auto"/>
+        <w:ind w:firstLine="709"/>
+        <w:rPr>
+          <w:rFonts w:ascii="Times New Roman" w:hAnsi="Times New Roman"/>
+          <w:sz w:val="28"/>
+          <w:szCs w:val="28"/>
+        </w:rPr>
+      </w:pPr>
+    </w:p>
+    <w:p>
+      <w:pPr>
+        <w:rPr>
+          <w:rFonts w:ascii="Times New Roman" w:hAnsi="Times New Roman"/>
+          <w:sz w:val="28"/>
+          <w:szCs w:val="28"/>
+        </w:rPr>
+      </w:pPr>
+      <w:r>
+        <w:rPr>
+          <w:rFonts w:ascii="Times New Roman" w:hAnsi="Times New Roman"/>
+          <w:sz w:val="28"/>
+          <w:szCs w:val="28"/>
+        </w:rPr>
+        <w:br w:type="page"/>
+      </w:r>
+    </w:p>
+    <w:p>
+      <w:pPr>
+        <w:shd w:val="clear" w:color="auto" w:fill="FFFFFF"/>
+        <w:tabs>
+          <w:tab w:val="left" w:leader="underscore" w:pos="5482"/>
+        </w:tabs>
+        <w:suppressAutoHyphens/>
+        <w:spacing w:after="0" w:line="360" w:lineRule="auto"/>
+        <w:ind w:firstLine="709"/>
+        <w:rPr>
+          <w:rFonts w:ascii="Times New Roman" w:hAnsi="Times New Roman"/>
+          <w:b/>
+          <w:bCs/>
+          <w:sz w:val="28"/>
+          <w:szCs w:val="28"/>
+        </w:rPr>
+      </w:pPr>
+      <w:r>
+        <w:rPr>
+          <w:rFonts w:ascii="Times New Roman" w:hAnsi="Times New Roman"/>
+          <w:b/>
+          <w:bCs/>
+          <w:sz w:val="28"/>
+          <w:szCs w:val="28"/>
+        </w:rPr>
+        <w:lastRenderedPageBreak/>
+        <w:t>1 О предприятии</w:t>
+      </w:r>
+    </w:p>
+    <w:p>
+      <w:pPr>
+        <w:shd w:val="clear" w:color="auto" w:fill="FFFFFF"/>
+        <w:tabs>
+          <w:tab w:val="left" w:leader="underscore" w:pos="5482"/>
+        </w:tabs>
+        <w:suppressAutoHyphens/>
+        <w:spacing w:after="0" w:line="360" w:lineRule="auto"/>
+        <w:ind w:firstLine="709"/>
+        <w:rPr>
+          <w:rFonts w:ascii="Times New Roman" w:hAnsi="Times New Roman"/>
+          <w:sz w:val="28"/>
+          <w:szCs w:val="28"/>
+        </w:rPr>
+      </w:pPr>
+    </w:p>
+    <w:p>
+      <w:pPr>
+        <w:shd w:val="clear" w:color="auto" w:fill="FFFFFF"/>
+        <w:tabs>
+          <w:tab w:val="left" w:leader="underscore" w:pos="5482"/>
+        </w:tabs>
+        <w:suppressAutoHyphens/>
+        <w:spacing w:after="0" w:line="360" w:lineRule="auto"/>
+        <w:ind w:firstLine="709"/>
+        <w:jc w:val="both"/>
+        <w:rPr>
+          <w:rFonts w:ascii="Times New Roman" w:hAnsi="Times New Roman"/>
+          <w:sz w:val="28"/>
+          <w:szCs w:val="28"/>
+        </w:rPr>
+      </w:pPr>
+      <w:r>
+        <w:rPr>
+          <w:rFonts w:ascii="Times New Roman" w:hAnsi="Times New Roman"/>
+          <w:sz w:val="28"/>
+          <w:szCs w:val="28"/>
+        </w:rPr>
+        <w:t xml:space="preserve">Общество с ограниченной ответственностью «Рус Интер Сервис» (ООО «Рус Интер Сервис») — современная российская ИТ-компания, осуществляющая свою деятельность в г. Краснодаре. Профильным направлением деятельности организации является проектирование, разработка, внедрение и последующее техническое сопровождение комплексных программных продуктов и автоматизированных систем для коммерческих и государственных предприятий. </w:t>
+      </w:r>
+    </w:p>
+    <w:p>
+      <w:pPr>
+        <w:shd w:val="clear" w:color="auto" w:fill="FFFFFF"/>
+        <w:tabs>
+          <w:tab w:val="left" w:leader="underscore" w:pos="5482"/>
+        </w:tabs>
+        <w:suppressAutoHyphens/>
+        <w:spacing w:after="0" w:line="360" w:lineRule="auto"/>
+        <w:ind w:firstLine="709"/>
+        <w:jc w:val="both"/>
+        <w:rPr>
+          <w:rFonts w:ascii="Times New Roman" w:hAnsi="Times New Roman"/>
+          <w:sz w:val="28"/>
+          <w:szCs w:val="28"/>
+        </w:rPr>
+      </w:pPr>
+      <w:r>
+        <w:rPr>
+          <w:rFonts w:ascii="Times New Roman" w:hAnsi="Times New Roman"/>
+          <w:sz w:val="28"/>
+          <w:szCs w:val="28"/>
+        </w:rPr>
+        <w:t>Компания обладает обширным практическим опытом в сфере автоматизации сложных бизнес-процессов. Ключевыми партнерами и клиентами ООО «Рус Интер Сервис» выступают крупнейшие инфраструктурные и логистические структуры Юга России, среди которых:</w:t>
+      </w:r>
+    </w:p>
+    <w:p>
+      <w:pPr>
+        <w:pStyle w:val="a3"/>
+        <w:numPr>
+          <w:ilvl w:val="0"/>
+          <w:numId w:val="9"/>
+        </w:numPr>
+        <w:shd w:val="clear" w:color="auto" w:fill="FFFFFF"/>
+        <w:suppressAutoHyphens/>
+        <w:spacing w:after="0" w:line="360" w:lineRule="auto"/>
+        <w:ind w:left="0" w:firstLine="709"/>
+        <w:jc w:val="both"/>
+        <w:rPr>
+          <w:rFonts w:ascii="Times New Roman" w:hAnsi="Times New Roman"/>
+          <w:sz w:val="28"/>
+          <w:szCs w:val="28"/>
+        </w:rPr>
+      </w:pPr>
+      <w:r>
+        <w:rPr>
+          <w:rFonts w:ascii="Times New Roman" w:hAnsi="Times New Roman"/>
+          <w:sz w:val="28"/>
+          <w:szCs w:val="28"/>
+        </w:rPr>
+        <w:t xml:space="preserve"> </w:t>
+      </w:r>
+      <w:r>
+        <w:rPr>
+          <w:rFonts w:ascii="Times New Roman" w:hAnsi="Times New Roman"/>
+          <w:sz w:val="28"/>
+          <w:szCs w:val="28"/>
+        </w:rPr>
+        <w:t>АРОР СРО «Союз транспортников Кубани» (крупнейшее профессиональное сообщество перевозчиков региона);</w:t>
+      </w:r>
+    </w:p>
+    <w:p>
+      <w:pPr>
+        <w:pStyle w:val="a3"/>
+        <w:numPr>
+          <w:ilvl w:val="0"/>
+          <w:numId w:val="9"/>
+        </w:numPr>
+        <w:shd w:val="clear" w:color="auto" w:fill="FFFFFF"/>
+        <w:suppressAutoHyphens/>
+        <w:spacing w:after="0" w:line="360" w:lineRule="auto"/>
+        <w:ind w:left="0" w:firstLine="709"/>
+        <w:jc w:val="both"/>
+        <w:rPr>
+          <w:rFonts w:ascii="Times New Roman" w:hAnsi="Times New Roman"/>
+          <w:sz w:val="28"/>
+          <w:szCs w:val="28"/>
+        </w:rPr>
+      </w:pPr>
+      <w:r>
+        <w:rPr>
+          <w:rFonts w:ascii="Times New Roman" w:hAnsi="Times New Roman"/>
+          <w:sz w:val="28"/>
+          <w:szCs w:val="28"/>
+        </w:rPr>
+        <w:t xml:space="preserve"> </w:t>
+      </w:r>
+      <w:r>
+        <w:rPr>
+          <w:rFonts w:ascii="Times New Roman" w:hAnsi="Times New Roman"/>
+          <w:sz w:val="28"/>
+          <w:szCs w:val="28"/>
+        </w:rPr>
+        <w:t>Региональные операторы билетных систем (включая проекты интеграции со «</w:t>
+      </w:r>
+      <w:proofErr w:type="spellStart"/>
+      <w:r>
+        <w:rPr>
+          <w:rFonts w:ascii="Times New Roman" w:hAnsi="Times New Roman"/>
+          <w:sz w:val="28"/>
+          <w:szCs w:val="28"/>
+        </w:rPr>
+        <w:t>СберТройка</w:t>
+      </w:r>
+      <w:proofErr w:type="spellEnd"/>
+      <w:r>
+        <w:rPr>
+          <w:rFonts w:ascii="Times New Roman" w:hAnsi="Times New Roman"/>
+          <w:sz w:val="28"/>
+          <w:szCs w:val="28"/>
+        </w:rPr>
+        <w:t>»);</w:t>
+      </w:r>
+    </w:p>
+    <w:p>
+      <w:pPr>
+        <w:pStyle w:val="a3"/>
+        <w:numPr>
+          <w:ilvl w:val="0"/>
+          <w:numId w:val="9"/>
+        </w:numPr>
+        <w:shd w:val="clear" w:color="auto" w:fill="FFFFFF"/>
+        <w:suppressAutoHyphens/>
+        <w:spacing w:after="0" w:line="360" w:lineRule="auto"/>
+        <w:ind w:left="0" w:firstLine="709"/>
+        <w:jc w:val="both"/>
+        <w:rPr>
+          <w:rFonts w:ascii="Times New Roman" w:hAnsi="Times New Roman"/>
+          <w:sz w:val="28"/>
+          <w:szCs w:val="28"/>
+        </w:rPr>
+      </w:pPr>
+      <w:r>
+        <w:rPr>
+          <w:rFonts w:ascii="Times New Roman" w:hAnsi="Times New Roman"/>
+          <w:sz w:val="28"/>
+          <w:szCs w:val="28"/>
+        </w:rPr>
+        <w:t xml:space="preserve"> </w:t>
+      </w:r>
+      <w:r>
+        <w:rPr>
+          <w:rFonts w:ascii="Times New Roman" w:hAnsi="Times New Roman"/>
+          <w:sz w:val="28"/>
+          <w:szCs w:val="28"/>
+        </w:rPr>
+        <w:t>Ведущие автотранспортные предприятия города Краснодара и Краснодарского края (ООО «</w:t>
+      </w:r>
+      <w:proofErr w:type="spellStart"/>
+      <w:r>
+        <w:rPr>
+          <w:rFonts w:ascii="Times New Roman" w:hAnsi="Times New Roman"/>
+          <w:sz w:val="28"/>
+          <w:szCs w:val="28"/>
+        </w:rPr>
+        <w:t>Краснодаравтотранс</w:t>
+      </w:r>
+      <w:proofErr w:type="spellEnd"/>
+      <w:r>
+        <w:rPr>
+          <w:rFonts w:ascii="Times New Roman" w:hAnsi="Times New Roman"/>
+          <w:sz w:val="28"/>
+          <w:szCs w:val="28"/>
+        </w:rPr>
+        <w:t>», ООО «Мегаполис», ООО «Кубань», ООО «</w:t>
+      </w:r>
+      <w:proofErr w:type="spellStart"/>
+      <w:r>
+        <w:rPr>
+          <w:rFonts w:ascii="Times New Roman" w:hAnsi="Times New Roman"/>
+          <w:sz w:val="28"/>
+          <w:szCs w:val="28"/>
+        </w:rPr>
+        <w:t>Технотранс</w:t>
+      </w:r>
+      <w:proofErr w:type="spellEnd"/>
+      <w:r>
+        <w:rPr>
+          <w:rFonts w:ascii="Times New Roman" w:hAnsi="Times New Roman"/>
+          <w:sz w:val="28"/>
+          <w:szCs w:val="28"/>
+        </w:rPr>
+        <w:t>-Юг», ООО «</w:t>
+      </w:r>
+      <w:proofErr w:type="spellStart"/>
+      <w:r>
+        <w:rPr>
+          <w:rFonts w:ascii="Times New Roman" w:hAnsi="Times New Roman"/>
+          <w:sz w:val="28"/>
+          <w:szCs w:val="28"/>
+        </w:rPr>
+        <w:t>Автоальянс</w:t>
+      </w:r>
+      <w:proofErr w:type="spellEnd"/>
+      <w:r>
+        <w:rPr>
+          <w:rFonts w:ascii="Times New Roman" w:hAnsi="Times New Roman"/>
+          <w:sz w:val="28"/>
+          <w:szCs w:val="28"/>
+        </w:rPr>
+        <w:t>» и др.).</w:t>
+      </w:r>
+    </w:p>
+    <w:p>
+      <w:pPr>
+        <w:pStyle w:val="a3"/>
+        <w:shd w:val="clear" w:color="auto" w:fill="FFFFFF"/>
+        <w:suppressAutoHyphens/>
+        <w:spacing w:after="0" w:line="360" w:lineRule="auto"/>
+        <w:ind w:left="0" w:firstLine="709"/>
+        <w:jc w:val="both"/>
+        <w:rPr>
+          <w:rFonts w:ascii="Times New Roman" w:hAnsi="Times New Roman"/>
+          <w:sz w:val="28"/>
+          <w:szCs w:val="28"/>
+        </w:rPr>
+      </w:pPr>
+      <w:r>
+        <w:rPr>
+          <w:rFonts w:ascii="Times New Roman" w:hAnsi="Times New Roman"/>
+          <w:sz w:val="28"/>
+          <w:szCs w:val="28"/>
+        </w:rPr>
+        <w:t>Специфика работы с крупными транспортными узлами и</w:t>
+      </w:r>
+      <w:r>
+        <w:rPr>
+          <w:rFonts w:ascii="Times New Roman" w:hAnsi="Times New Roman"/>
+          <w:sz w:val="28"/>
+          <w:szCs w:val="28"/>
+        </w:rPr>
+        <w:t xml:space="preserve"> </w:t>
+      </w:r>
+      <w:r>
+        <w:rPr>
+          <w:rFonts w:ascii="Times New Roman" w:hAnsi="Times New Roman"/>
+          <w:sz w:val="28"/>
+          <w:szCs w:val="28"/>
+        </w:rPr>
+        <w:t xml:space="preserve">автопарками обуславливает фокус компании на разработку высоконагруженных интеллектуальных систем. Внедрение предиктивных модулей (таких как разработанный в рамках практики аналитический </w:t>
+      </w:r>
+      <w:proofErr w:type="spellStart"/>
+      <w:r>
+        <w:rPr>
+          <w:rFonts w:ascii="Times New Roman" w:hAnsi="Times New Roman"/>
+          <w:sz w:val="28"/>
+          <w:szCs w:val="28"/>
+        </w:rPr>
+        <w:t>Flask</w:t>
+      </w:r>
+      <w:proofErr w:type="spellEnd"/>
+      <w:r>
+        <w:rPr>
+          <w:rFonts w:ascii="Times New Roman" w:hAnsi="Times New Roman"/>
+          <w:sz w:val="28"/>
+          <w:szCs w:val="28"/>
+        </w:rPr>
+        <w:t>-сервис прогнозирования рисков и симуляции рейсов) позволяет клиентам ООО «Рус Интер Сервис» оптимизировать логистические цепочки, минимизировать простои техники и снижать издержки.</w:t>
+      </w:r>
+    </w:p>
+    <w:p>
+      <w:pPr>
+        <w:rPr>
+          <w:rFonts w:ascii="Times New Roman" w:hAnsi="Times New Roman"/>
+          <w:sz w:val="28"/>
+          <w:szCs w:val="28"/>
+        </w:rPr>
+      </w:pPr>
+      <w:r>
+        <w:rPr>
+          <w:rFonts w:ascii="Times New Roman" w:hAnsi="Times New Roman"/>
+          <w:sz w:val="28"/>
+          <w:szCs w:val="28"/>
+        </w:rPr>
+        <w:br w:type="page"/>
+      </w:r>
+    </w:p>
+    <w:p>
+      <w:pPr>
+        <w:shd w:val="clear" w:color="auto" w:fill="FFFFFF"/>
+        <w:tabs>
+          <w:tab w:val="left" w:leader="underscore" w:pos="5482"/>
+        </w:tabs>
+        <w:suppressAutoHyphens/>
+        <w:spacing w:after="0" w:line="360" w:lineRule="auto"/>
+        <w:ind w:firstLine="709"/>
+        <w:jc w:val="both"/>
+        <w:rPr>
+          <w:rFonts w:ascii="Times New Roman" w:hAnsi="Times New Roman"/>
+          <w:b/>
+          <w:bCs/>
+          <w:sz w:val="28"/>
+          <w:szCs w:val="28"/>
+        </w:rPr>
+      </w:pPr>
+      <w:r>
+        <w:rPr>
+          <w:rFonts w:ascii="Times New Roman" w:hAnsi="Times New Roman"/>
+          <w:b/>
+          <w:bCs/>
+          <w:sz w:val="28"/>
+          <w:szCs w:val="28"/>
+        </w:rPr>
+        <w:lastRenderedPageBreak/>
+        <w:t>2 Инструментарий</w:t>
+      </w:r>
+    </w:p>
+    <w:p>
+      <w:pPr>
+        <w:shd w:val="clear" w:color="auto" w:fill="FFFFFF"/>
+        <w:tabs>
+          <w:tab w:val="left" w:leader="underscore" w:pos="5482"/>
+        </w:tabs>
+        <w:suppressAutoHyphens/>
+        <w:spacing w:after="0" w:line="360" w:lineRule="auto"/>
+        <w:ind w:firstLine="709"/>
+        <w:jc w:val="both"/>
+        <w:rPr>
+          <w:rFonts w:ascii="Times New Roman" w:hAnsi="Times New Roman"/>
+          <w:b/>
+          <w:bCs/>
+          <w:sz w:val="28"/>
+          <w:szCs w:val="28"/>
+        </w:rPr>
+      </w:pPr>
+    </w:p>
+    <w:p>
+      <w:pPr>
+        <w:shd w:val="clear" w:color="auto" w:fill="FFFFFF"/>
+        <w:tabs>
+          <w:tab w:val="left" w:leader="underscore" w:pos="5482"/>
+        </w:tabs>
+        <w:suppressAutoHyphens/>
+        <w:spacing w:after="0" w:line="360" w:lineRule="auto"/>
+        <w:ind w:firstLine="709"/>
+        <w:jc w:val="both"/>
+        <w:rPr>
+          <w:rFonts w:ascii="Times New Roman" w:hAnsi="Times New Roman"/>
+          <w:sz w:val="28"/>
+          <w:szCs w:val="28"/>
+        </w:rPr>
+      </w:pPr>
+      <w:r>
+        <w:rPr>
+          <w:rFonts w:ascii="Times New Roman" w:hAnsi="Times New Roman"/>
+          <w:sz w:val="28"/>
+          <w:szCs w:val="28"/>
+        </w:rPr>
+        <w:t>Рассмотрим основные программные инструменты, библиотеки и среды разработки, использованные во время прохождения производственной практики для реализации аналитического веб-сервиса.</w:t>
+      </w:r>
+    </w:p>
+    <w:p>
+      <w:pPr>
+        <w:shd w:val="clear" w:color="auto" w:fill="FFFFFF"/>
+        <w:tabs>
+          <w:tab w:val="left" w:leader="underscore" w:pos="5482"/>
+        </w:tabs>
+        <w:suppressAutoHyphens/>
+        <w:spacing w:after="0" w:line="360" w:lineRule="auto"/>
+        <w:ind w:firstLine="709"/>
+        <w:jc w:val="both"/>
+        <w:rPr>
+          <w:rFonts w:ascii="Times New Roman" w:hAnsi="Times New Roman"/>
+          <w:sz w:val="28"/>
+          <w:szCs w:val="28"/>
+        </w:rPr>
+      </w:pPr>
+      <w:r>
+        <w:rPr>
+          <w:rFonts w:ascii="Times New Roman" w:hAnsi="Times New Roman"/>
+          <w:sz w:val="28"/>
+          <w:szCs w:val="28"/>
+        </w:rPr>
+        <w:t xml:space="preserve">Разработка аналитического веб-сервиса выполнялась на языке Python с использованием интегрированных сред разработки </w:t>
+      </w:r>
+      <w:proofErr w:type="spellStart"/>
+      <w:r>
+        <w:rPr>
+          <w:rFonts w:ascii="Times New Roman" w:hAnsi="Times New Roman"/>
+          <w:sz w:val="28"/>
+          <w:szCs w:val="28"/>
+        </w:rPr>
+        <w:t>PyCharm</w:t>
+      </w:r>
+      <w:proofErr w:type="spellEnd"/>
+      <w:r>
+        <w:rPr>
+          <w:rFonts w:ascii="Times New Roman" w:hAnsi="Times New Roman"/>
+          <w:sz w:val="28"/>
+          <w:szCs w:val="28"/>
+        </w:rPr>
+        <w:t xml:space="preserve"> Professional и Visual Studio Code. Управление изолированными виртуальными окружениями и зависимостями пакетов осуществлялось через дистрибутив </w:t>
+      </w:r>
+      <w:proofErr w:type="spellStart"/>
+      <w:r>
+        <w:rPr>
+          <w:rFonts w:ascii="Times New Roman" w:hAnsi="Times New Roman"/>
+          <w:sz w:val="28"/>
+          <w:szCs w:val="28"/>
+        </w:rPr>
+        <w:t>Anaconda</w:t>
+      </w:r>
+      <w:proofErr w:type="spellEnd"/>
+      <w:r>
+        <w:rPr>
+          <w:rFonts w:ascii="Times New Roman" w:hAnsi="Times New Roman"/>
+          <w:sz w:val="28"/>
+          <w:szCs w:val="28"/>
+        </w:rPr>
+        <w:t xml:space="preserve"> (утилита </w:t>
+      </w:r>
+      <w:proofErr w:type="spellStart"/>
+      <w:r>
+        <w:rPr>
+          <w:rFonts w:ascii="Times New Roman" w:hAnsi="Times New Roman"/>
+          <w:sz w:val="28"/>
+          <w:szCs w:val="28"/>
+        </w:rPr>
+        <w:t>conda</w:t>
+      </w:r>
+      <w:proofErr w:type="spellEnd"/>
+      <w:r>
+        <w:rPr>
+          <w:rFonts w:ascii="Times New Roman" w:hAnsi="Times New Roman"/>
+          <w:sz w:val="28"/>
+          <w:szCs w:val="28"/>
+        </w:rPr>
+        <w:t xml:space="preserve">). Контроль версий и совместная работа над исходным кодом реализованы на базе распределенной системы </w:t>
+      </w:r>
+      <w:proofErr w:type="spellStart"/>
+      <w:r>
+        <w:rPr>
+          <w:rFonts w:ascii="Times New Roman" w:hAnsi="Times New Roman"/>
+          <w:sz w:val="28"/>
+          <w:szCs w:val="28"/>
+        </w:rPr>
+        <w:t>Git</w:t>
+      </w:r>
+      <w:proofErr w:type="spellEnd"/>
+      <w:r>
+        <w:rPr>
+          <w:rFonts w:ascii="Times New Roman" w:hAnsi="Times New Roman"/>
+          <w:sz w:val="28"/>
+          <w:szCs w:val="28"/>
+        </w:rPr>
+        <w:t xml:space="preserve"> с размещением удаленного репозитория на платформе </w:t>
+      </w:r>
+      <w:proofErr w:type="spellStart"/>
+      <w:r>
+        <w:rPr>
+          <w:rFonts w:ascii="Times New Roman" w:hAnsi="Times New Roman"/>
+          <w:sz w:val="28"/>
+          <w:szCs w:val="28"/>
+        </w:rPr>
+        <w:t>GitHub</w:t>
+      </w:r>
+      <w:proofErr w:type="spellEnd"/>
+      <w:r>
+        <w:rPr>
+          <w:rFonts w:ascii="Times New Roman" w:hAnsi="Times New Roman"/>
+          <w:sz w:val="28"/>
+          <w:szCs w:val="28"/>
+        </w:rPr>
+        <w:t>.</w:t>
+      </w:r>
+    </w:p>
+    <w:p>
+      <w:pPr>
+        <w:shd w:val="clear" w:color="auto" w:fill="FFFFFF"/>
+        <w:tabs>
+          <w:tab w:val="left" w:leader="underscore" w:pos="5482"/>
+        </w:tabs>
+        <w:suppressAutoHyphens/>
+        <w:spacing w:after="0" w:line="360" w:lineRule="auto"/>
+        <w:ind w:firstLine="709"/>
+        <w:jc w:val="both"/>
+        <w:rPr>
+          <w:rFonts w:ascii="Times New Roman" w:hAnsi="Times New Roman"/>
+          <w:sz w:val="28"/>
+          <w:szCs w:val="28"/>
+        </w:rPr>
+      </w:pPr>
+      <w:r>
+        <w:rPr>
+          <w:rFonts w:ascii="Times New Roman" w:hAnsi="Times New Roman"/>
+          <w:sz w:val="28"/>
+          <w:szCs w:val="28"/>
+        </w:rPr>
+        <w:t xml:space="preserve">Математическим ядром предиктивного модуля является алгоритм градиентного </w:t>
+      </w:r>
+      <w:proofErr w:type="spellStart"/>
+      <w:r>
+        <w:rPr>
+          <w:rFonts w:ascii="Times New Roman" w:hAnsi="Times New Roman"/>
+          <w:sz w:val="28"/>
+          <w:szCs w:val="28"/>
+        </w:rPr>
+        <w:t>бустинга</w:t>
+      </w:r>
+      <w:proofErr w:type="spellEnd"/>
+      <w:r>
+        <w:rPr>
+          <w:rFonts w:ascii="Times New Roman" w:hAnsi="Times New Roman"/>
+          <w:sz w:val="28"/>
+          <w:szCs w:val="28"/>
+        </w:rPr>
+        <w:t xml:space="preserve"> над решающими деревьями, реализованный с помощью класса </w:t>
+      </w:r>
+      <w:proofErr w:type="spellStart"/>
+      <w:r>
+        <w:rPr>
+          <w:rFonts w:ascii="Times New Roman" w:hAnsi="Times New Roman"/>
+          <w:sz w:val="28"/>
+          <w:szCs w:val="28"/>
+        </w:rPr>
+        <w:t>CatBoostRegressor</w:t>
+      </w:r>
+      <w:proofErr w:type="spellEnd"/>
+      <w:r>
+        <w:rPr>
+          <w:rFonts w:ascii="Times New Roman" w:hAnsi="Times New Roman"/>
+          <w:sz w:val="28"/>
+          <w:szCs w:val="28"/>
+        </w:rPr>
+        <w:t xml:space="preserve"> из библиотеки </w:t>
+      </w:r>
+      <w:proofErr w:type="spellStart"/>
+      <w:r>
+        <w:rPr>
+          <w:rFonts w:ascii="Times New Roman" w:hAnsi="Times New Roman"/>
+          <w:sz w:val="28"/>
+          <w:szCs w:val="28"/>
+        </w:rPr>
+        <w:t>CatBoost</w:t>
+      </w:r>
+      <w:proofErr w:type="spellEnd"/>
+      <w:r>
+        <w:rPr>
+          <w:rFonts w:ascii="Times New Roman" w:hAnsi="Times New Roman"/>
+          <w:sz w:val="28"/>
+          <w:szCs w:val="28"/>
+        </w:rPr>
+        <w:t xml:space="preserve">. Выбор данной библиотеки обусловлен встроенной поддержкой нативного кодирования категориальных признаков (идентификаторы маршрутов, сезонность) без увеличения размерности признакового пространства. Загрузка, первичная фильтрация и матричные преобразования табличных данных выполнялись средствами библиотек </w:t>
+      </w:r>
+      <w:proofErr w:type="spellStart"/>
+      <w:r>
+        <w:rPr>
+          <w:rFonts w:ascii="Times New Roman" w:hAnsi="Times New Roman"/>
+          <w:sz w:val="28"/>
+          <w:szCs w:val="28"/>
+        </w:rPr>
+        <w:t>Pandas</w:t>
+      </w:r>
+      <w:proofErr w:type="spellEnd"/>
+      <w:r>
+        <w:rPr>
+          <w:rFonts w:ascii="Times New Roman" w:hAnsi="Times New Roman"/>
+          <w:sz w:val="28"/>
+          <w:szCs w:val="28"/>
+        </w:rPr>
+        <w:t xml:space="preserve"> и </w:t>
+      </w:r>
+      <w:proofErr w:type="spellStart"/>
+      <w:r>
+        <w:rPr>
+          <w:rFonts w:ascii="Times New Roman" w:hAnsi="Times New Roman"/>
+          <w:sz w:val="28"/>
+          <w:szCs w:val="28"/>
+        </w:rPr>
+        <w:t>NumPy</w:t>
+      </w:r>
+      <w:proofErr w:type="spellEnd"/>
+      <w:r>
+        <w:rPr>
+          <w:rFonts w:ascii="Times New Roman" w:hAnsi="Times New Roman"/>
+          <w:sz w:val="28"/>
+          <w:szCs w:val="28"/>
+        </w:rPr>
+        <w:t>.</w:t>
+      </w:r>
+    </w:p>
+    <w:p>
+      <w:pPr>
+        <w:shd w:val="clear" w:color="auto" w:fill="FFFFFF"/>
+        <w:tabs>
+          <w:tab w:val="left" w:leader="underscore" w:pos="5482"/>
+        </w:tabs>
+        <w:suppressAutoHyphens/>
+        <w:spacing w:after="0" w:line="360" w:lineRule="auto"/>
+        <w:ind w:firstLine="709"/>
+        <w:jc w:val="both"/>
+        <w:rPr>
+          <w:rFonts w:ascii="Times New Roman" w:hAnsi="Times New Roman"/>
+          <w:sz w:val="28"/>
+          <w:szCs w:val="28"/>
+        </w:rPr>
+      </w:pPr>
+      <w:r>
+        <w:rPr>
+          <w:rFonts w:ascii="Times New Roman" w:hAnsi="Times New Roman"/>
+          <w:sz w:val="28"/>
+          <w:szCs w:val="28"/>
+        </w:rPr>
+        <w:t xml:space="preserve">Для предобработки данных использовалась библиотека </w:t>
+      </w:r>
+      <w:proofErr w:type="spellStart"/>
+      <w:r>
+        <w:rPr>
+          <w:rFonts w:ascii="Times New Roman" w:hAnsi="Times New Roman"/>
+          <w:sz w:val="28"/>
+          <w:szCs w:val="28"/>
+        </w:rPr>
+        <w:t>Scikit-learn</w:t>
+      </w:r>
+      <w:proofErr w:type="spellEnd"/>
+      <w:r>
+        <w:rPr>
+          <w:rFonts w:ascii="Times New Roman" w:hAnsi="Times New Roman"/>
+          <w:sz w:val="28"/>
+          <w:szCs w:val="28"/>
+        </w:rPr>
+        <w:t xml:space="preserve">. Разделение исходного датасета на обучающую и </w:t>
+      </w:r>
+      <w:proofErr w:type="spellStart"/>
+      <w:r>
+        <w:rPr>
+          <w:rFonts w:ascii="Times New Roman" w:hAnsi="Times New Roman"/>
+          <w:sz w:val="28"/>
+          <w:szCs w:val="28"/>
+        </w:rPr>
+        <w:t>валидационную</w:t>
+      </w:r>
+      <w:proofErr w:type="spellEnd"/>
+      <w:r>
+        <w:rPr>
+          <w:rFonts w:ascii="Times New Roman" w:hAnsi="Times New Roman"/>
+          <w:sz w:val="28"/>
+          <w:szCs w:val="28"/>
+        </w:rPr>
+        <w:t xml:space="preserve"> выборки выполнено с помощью функции </w:t>
+      </w:r>
+      <w:proofErr w:type="spellStart"/>
+      <w:r>
+        <w:rPr>
+          <w:rFonts w:ascii="Times New Roman" w:hAnsi="Times New Roman"/>
+          <w:sz w:val="28"/>
+          <w:szCs w:val="28"/>
+        </w:rPr>
+        <w:t>train_test_split</w:t>
+      </w:r>
+      <w:proofErr w:type="spellEnd"/>
+      <w:r>
+        <w:rPr>
+          <w:rFonts w:ascii="Times New Roman" w:hAnsi="Times New Roman"/>
+          <w:sz w:val="28"/>
+          <w:szCs w:val="28"/>
+        </w:rPr>
+        <w:t xml:space="preserve"> (модуль </w:t>
+      </w:r>
+      <w:proofErr w:type="spellStart"/>
+      <w:proofErr w:type="gramStart"/>
+      <w:r>
+        <w:rPr>
+          <w:rFonts w:ascii="Times New Roman" w:hAnsi="Times New Roman"/>
+          <w:sz w:val="28"/>
+          <w:szCs w:val="28"/>
+        </w:rPr>
+        <w:t>sklearn.model</w:t>
+      </w:r>
+      <w:proofErr w:type="gramEnd"/>
+      <w:r>
+        <w:rPr>
+          <w:rFonts w:ascii="Times New Roman" w:hAnsi="Times New Roman"/>
+          <w:sz w:val="28"/>
+          <w:szCs w:val="28"/>
+        </w:rPr>
+        <w:t>_selection</w:t>
+      </w:r>
+      <w:proofErr w:type="spellEnd"/>
+      <w:r>
+        <w:rPr>
+          <w:rFonts w:ascii="Times New Roman" w:hAnsi="Times New Roman"/>
+          <w:sz w:val="28"/>
+          <w:szCs w:val="28"/>
+        </w:rPr>
+        <w:t xml:space="preserve">). Масштабирование числовых признаков реализовано классом </w:t>
+      </w:r>
+      <w:proofErr w:type="spellStart"/>
+      <w:r>
+        <w:rPr>
+          <w:rFonts w:ascii="Times New Roman" w:hAnsi="Times New Roman"/>
+          <w:sz w:val="28"/>
+          <w:szCs w:val="28"/>
+        </w:rPr>
+        <w:t>RobustScaler</w:t>
+      </w:r>
+      <w:proofErr w:type="spellEnd"/>
+      <w:r>
+        <w:rPr>
+          <w:rFonts w:ascii="Times New Roman" w:hAnsi="Times New Roman"/>
+          <w:sz w:val="28"/>
+          <w:szCs w:val="28"/>
+        </w:rPr>
+        <w:t xml:space="preserve"> (</w:t>
+      </w:r>
+      <w:proofErr w:type="spellStart"/>
+      <w:proofErr w:type="gramStart"/>
+      <w:r>
+        <w:rPr>
+          <w:rFonts w:ascii="Times New Roman" w:hAnsi="Times New Roman"/>
+          <w:sz w:val="28"/>
+          <w:szCs w:val="28"/>
+        </w:rPr>
+        <w:t>sklearn.preprocessing</w:t>
+      </w:r>
+      <w:proofErr w:type="spellEnd"/>
+      <w:proofErr w:type="gramEnd"/>
+      <w:r>
+        <w:rPr>
+          <w:rFonts w:ascii="Times New Roman" w:hAnsi="Times New Roman"/>
+          <w:sz w:val="28"/>
+          <w:szCs w:val="28"/>
+        </w:rPr>
+        <w:t xml:space="preserve">), использующим </w:t>
+      </w:r>
+      <w:proofErr w:type="spellStart"/>
+      <w:r>
+        <w:rPr>
+          <w:rFonts w:ascii="Times New Roman" w:hAnsi="Times New Roman"/>
+          <w:sz w:val="28"/>
+          <w:szCs w:val="28"/>
+        </w:rPr>
+        <w:t>межквартильный</w:t>
+      </w:r>
+      <w:proofErr w:type="spellEnd"/>
+      <w:r>
+        <w:rPr>
+          <w:rFonts w:ascii="Times New Roman" w:hAnsi="Times New Roman"/>
+          <w:sz w:val="28"/>
+          <w:szCs w:val="28"/>
+        </w:rPr>
+        <w:t xml:space="preserve"> размах (</w:t>
+      </w:r>
+      <m:oMath>
+        <m:r>
+          <w:rPr>
+            <w:rFonts w:ascii="Cambria Math" w:hAnsi="Cambria Math"/>
+            <w:sz w:val="28"/>
+            <w:szCs w:val="28"/>
+          </w:rPr>
+          <m:t>IQR</m:t>
+        </m:r>
+      </m:oMath>
+      <w:r>
+        <w:rPr>
+          <w:rFonts w:ascii="Times New Roman" w:hAnsi="Times New Roman"/>
+          <w:sz w:val="28"/>
+          <w:szCs w:val="28"/>
+        </w:rPr>
+        <w:t xml:space="preserve">), что обеспечило устойчивость модели к экстремальным выбросам в логах рейсов автопарка. Оценка точности регрессии проводилась по метрикам </w:t>
+      </w:r>
+      <m:oMath>
+        <m:r>
+          <w:rPr>
+            <w:rFonts w:ascii="Cambria Math" w:hAnsi="Cambria Math"/>
+            <w:sz w:val="28"/>
+            <w:szCs w:val="28"/>
+          </w:rPr>
+          <m:t>MAE</m:t>
+        </m:r>
+      </m:oMath>
+      <w:r>
+        <w:rPr>
+          <w:rFonts w:ascii="Times New Roman" w:hAnsi="Times New Roman"/>
+          <w:sz w:val="28"/>
+          <w:szCs w:val="28"/>
+        </w:rPr>
+        <w:t xml:space="preserve">, </w:t>
+      </w:r>
+      <m:oMath>
+        <m:r>
+          <w:rPr>
+            <w:rFonts w:ascii="Cambria Math" w:hAnsi="Cambria Math"/>
+            <w:sz w:val="28"/>
+            <w:szCs w:val="28"/>
+          </w:rPr>
+          <m:t>MSE</m:t>
+        </m:r>
+      </m:oMath>
+      <w:r>
+        <w:rPr>
+          <w:rFonts w:ascii="Times New Roman" w:hAnsi="Times New Roman"/>
+          <w:sz w:val="28"/>
+          <w:szCs w:val="28"/>
+        </w:rPr>
+        <w:t xml:space="preserve"> и коэффициенту детерминации </w:t>
+      </w:r>
+      <m:oMath>
+        <m:sSup>
+          <m:sSupPr>
+            <m:ctrlPr>
+              <w:rPr>
+                <w:rFonts w:ascii="Cambria Math" w:hAnsi="Cambria Math"/>
+                <w:sz w:val="28"/>
+                <w:szCs w:val="28"/>
+              </w:rPr>
+            </m:ctrlPr>
+          </m:sSupPr>
+          <m:e>
+            <m:r>
+              <w:rPr>
+                <w:rFonts w:ascii="Cambria Math" w:hAnsi="Cambria Math"/>
+                <w:sz w:val="28"/>
+                <w:szCs w:val="28"/>
+              </w:rPr>
+              <m:t>R</m:t>
+            </m:r>
+          </m:e>
+          <m:sup>
+            <m:r>
+              <w:rPr>
+                <w:rFonts w:ascii="Cambria Math" w:hAnsi="Cambria Math"/>
+                <w:sz w:val="28"/>
+                <w:szCs w:val="28"/>
+              </w:rPr>
+              <m:t>2</m:t>
+            </m:r>
+          </m:sup>
+        </m:sSup>
+      </m:oMath>
+      <w:r>
+        <w:rPr>
+          <w:rFonts w:ascii="Times New Roman" w:hAnsi="Times New Roman"/>
+          <w:sz w:val="28"/>
+          <w:szCs w:val="28"/>
+        </w:rPr>
+        <w:t>.</w:t>
+      </w:r>
+    </w:p>
+    <w:p>
+      <w:pPr>
+        <w:shd w:val="clear" w:color="auto" w:fill="FFFFFF"/>
+        <w:tabs>
+          <w:tab w:val="left" w:leader="underscore" w:pos="5482"/>
+        </w:tabs>
+        <w:suppressAutoHyphens/>
+        <w:spacing w:after="0" w:line="360" w:lineRule="auto"/>
+        <w:ind w:firstLine="709"/>
+        <w:jc w:val="both"/>
+        <w:rPr>
+          <w:rFonts w:ascii="Times New Roman" w:hAnsi="Times New Roman"/>
+          <w:sz w:val="28"/>
+          <w:szCs w:val="28"/>
+        </w:rPr>
+      </w:pPr>
+      <w:r>
+        <w:rPr>
+          <w:rFonts w:ascii="Times New Roman" w:hAnsi="Times New Roman"/>
+          <w:sz w:val="28"/>
+          <w:szCs w:val="28"/>
+        </w:rPr>
+        <w:t xml:space="preserve">Интерпретация прогнозов модели и оценка вклада каждого фактора в финальный индекс риска реализованы на основе кооперативной теории игр с помощью библиотеки SHAP. Для исключения конфликтов памяти при </w:t>
+      </w:r>
+      <w:r>
+        <w:rPr>
+          <w:rFonts w:ascii="Times New Roman" w:hAnsi="Times New Roman"/>
+          <w:sz w:val="28"/>
+          <w:szCs w:val="28"/>
+        </w:rPr>
+        <w:lastRenderedPageBreak/>
+        <w:t xml:space="preserve">интеграции и ускорения вычислений стандартный </w:t>
+      </w:r>
+      <w:proofErr w:type="spellStart"/>
+      <w:r>
+        <w:rPr>
+          <w:rFonts w:ascii="Times New Roman" w:hAnsi="Times New Roman"/>
+          <w:sz w:val="28"/>
+          <w:szCs w:val="28"/>
+        </w:rPr>
+        <w:t>TreeExplainer</w:t>
+      </w:r>
+      <w:proofErr w:type="spellEnd"/>
+      <w:r>
+        <w:rPr>
+          <w:rFonts w:ascii="Times New Roman" w:hAnsi="Times New Roman"/>
+          <w:sz w:val="28"/>
+          <w:szCs w:val="28"/>
+        </w:rPr>
+        <w:t xml:space="preserve"> заменен на встроенный в C++ ядро </w:t>
+      </w:r>
+      <w:proofErr w:type="spellStart"/>
+      <w:r>
+        <w:rPr>
+          <w:rFonts w:ascii="Times New Roman" w:hAnsi="Times New Roman"/>
+          <w:sz w:val="28"/>
+          <w:szCs w:val="28"/>
+        </w:rPr>
+        <w:t>CatBoost</w:t>
+      </w:r>
+      <w:proofErr w:type="spellEnd"/>
+      <w:r>
+        <w:rPr>
+          <w:rFonts w:ascii="Times New Roman" w:hAnsi="Times New Roman"/>
+          <w:sz w:val="28"/>
+          <w:szCs w:val="28"/>
+        </w:rPr>
+        <w:t xml:space="preserve"> метод расчета ценностей </w:t>
+      </w:r>
+      <w:proofErr w:type="spellStart"/>
+      <w:r>
+        <w:rPr>
+          <w:rFonts w:ascii="Times New Roman" w:hAnsi="Times New Roman"/>
+          <w:sz w:val="28"/>
+          <w:szCs w:val="28"/>
+        </w:rPr>
+        <w:t>Шапли</w:t>
+      </w:r>
+      <w:proofErr w:type="spellEnd"/>
+      <w:r>
+        <w:rPr>
+          <w:rFonts w:ascii="Times New Roman" w:hAnsi="Times New Roman"/>
+          <w:sz w:val="28"/>
+          <w:szCs w:val="28"/>
+        </w:rPr>
+        <w:t>.</w:t>
+      </w:r>
+    </w:p>
+    <w:p>
+      <w:pPr>
+        <w:shd w:val="clear" w:color="auto" w:fill="FFFFFF"/>
+        <w:tabs>
+          <w:tab w:val="left" w:leader="underscore" w:pos="5482"/>
+        </w:tabs>
+        <w:suppressAutoHyphens/>
+        <w:spacing w:after="0" w:line="360" w:lineRule="auto"/>
+        <w:ind w:firstLine="709"/>
+        <w:jc w:val="both"/>
+        <w:rPr>
+          <w:rFonts w:ascii="Times New Roman" w:hAnsi="Times New Roman"/>
+          <w:sz w:val="28"/>
+          <w:szCs w:val="28"/>
+        </w:rPr>
+      </w:pPr>
+      <w:r>
+        <w:rPr>
+          <w:rFonts w:ascii="Times New Roman" w:hAnsi="Times New Roman"/>
+          <w:sz w:val="28"/>
+          <w:szCs w:val="28"/>
+        </w:rPr>
+        <w:t xml:space="preserve">Развертывание веб-сервиса и организация программных интерфейсов выполнены на базе </w:t>
+      </w:r>
+      <w:proofErr w:type="spellStart"/>
+      <w:r>
+        <w:rPr>
+          <w:rFonts w:ascii="Times New Roman" w:hAnsi="Times New Roman"/>
+          <w:sz w:val="28"/>
+          <w:szCs w:val="28"/>
+        </w:rPr>
+        <w:t>микрофреймворка</w:t>
+      </w:r>
+      <w:proofErr w:type="spellEnd"/>
+      <w:r>
+        <w:rPr>
+          <w:rFonts w:ascii="Times New Roman" w:hAnsi="Times New Roman"/>
+          <w:sz w:val="28"/>
+          <w:szCs w:val="28"/>
+        </w:rPr>
+        <w:t xml:space="preserve"> </w:t>
+      </w:r>
+      <w:proofErr w:type="spellStart"/>
+      <w:r>
+        <w:rPr>
+          <w:rFonts w:ascii="Times New Roman" w:hAnsi="Times New Roman"/>
+          <w:sz w:val="28"/>
+          <w:szCs w:val="28"/>
+        </w:rPr>
+        <w:t>Flask</w:t>
+      </w:r>
+      <w:proofErr w:type="spellEnd"/>
+      <w:r>
+        <w:rPr>
+          <w:rFonts w:ascii="Times New Roman" w:hAnsi="Times New Roman"/>
+          <w:sz w:val="28"/>
+          <w:szCs w:val="28"/>
+        </w:rPr>
+        <w:t>. На стороне сервера реализован REST API, обеспечивающий прием входных параметров симуляции, их валидацию и передачу в модель в формате JSON. Интерактивный интерфейс диспетчера построен с использованием асинхронных HTTP-запросов (AJAX/</w:t>
+      </w:r>
+      <w:proofErr w:type="spellStart"/>
+      <w:r>
+        <w:rPr>
+          <w:rFonts w:ascii="Times New Roman" w:hAnsi="Times New Roman"/>
+          <w:sz w:val="28"/>
+          <w:szCs w:val="28"/>
+        </w:rPr>
+        <w:t>Fetch</w:t>
+      </w:r>
+      <w:proofErr w:type="spellEnd"/>
+      <w:r>
+        <w:rPr>
+          <w:rFonts w:ascii="Times New Roman" w:hAnsi="Times New Roman"/>
+          <w:sz w:val="28"/>
+          <w:szCs w:val="28"/>
+        </w:rPr>
+        <w:t xml:space="preserve"> API), что позволяет выводить результаты предсказания и SHAP-визуализации факторов в режиме реального времени без перезагрузки веб-страницы.</w:t>
+      </w:r>
+    </w:p>
+    <w:p>
+      <w:pPr>
+        <w:shd w:val="clear" w:color="auto" w:fill="FFFFFF"/>
+        <w:tabs>
+          <w:tab w:val="left" w:leader="underscore" w:pos="5482"/>
+        </w:tabs>
+        <w:suppressAutoHyphens/>
+        <w:spacing w:after="0" w:line="360" w:lineRule="auto"/>
+        <w:ind w:firstLine="709"/>
+        <w:jc w:val="both"/>
+        <w:rPr>
+          <w:rFonts w:ascii="Times New Roman" w:hAnsi="Times New Roman"/>
+          <w:sz w:val="28"/>
+          <w:szCs w:val="28"/>
+        </w:rPr>
+      </w:pPr>
+    </w:p>
+    <w:p>
+      <w:pPr>
+        <w:rPr>
+          <w:rFonts w:ascii="Times New Roman" w:hAnsi="Times New Roman"/>
+          <w:sz w:val="28"/>
+          <w:szCs w:val="28"/>
+        </w:rPr>
+      </w:pPr>
+      <w:r>
+        <w:rPr>
+          <w:rFonts w:ascii="Times New Roman" w:hAnsi="Times New Roman"/>
+          <w:sz w:val="28"/>
+          <w:szCs w:val="28"/>
+        </w:rPr>
+        <w:br w:type="page"/>
+      </w:r>
+    </w:p>
+    <w:p>
+      <w:pPr>
+        <w:spacing w:after="0" w:line="360" w:lineRule="auto"/>
+        <w:ind w:firstLine="709"/>
+        <w:jc w:val="both"/>
+        <w:rPr>
+          <w:rFonts w:ascii="Times New Roman" w:hAnsi="Times New Roman"/>
+          <w:b/>
+          <w:bCs/>
+          <w:sz w:val="28"/>
+          <w:szCs w:val="28"/>
+        </w:rPr>
+      </w:pPr>
+      <w:r>
+        <w:rPr>
+          <w:rFonts w:ascii="Times New Roman" w:hAnsi="Times New Roman"/>
+          <w:b/>
+          <w:bCs/>
+          <w:sz w:val="28"/>
+          <w:szCs w:val="28"/>
+        </w:rPr>
+        <w:lastRenderedPageBreak/>
+        <w:t>3. Реализованные задачи</w:t>
+      </w:r>
+    </w:p>
+    <w:p>
+      <w:pPr>
+        <w:spacing w:after="0" w:line="360" w:lineRule="auto"/>
+        <w:ind w:firstLine="709"/>
+        <w:jc w:val="both"/>
+        <w:rPr>
+          <w:rFonts w:ascii="Times New Roman" w:hAnsi="Times New Roman"/>
+          <w:b/>
+          <w:bCs/>
+          <w:sz w:val="28"/>
+          <w:szCs w:val="28"/>
+        </w:rPr>
+      </w:pPr>
+    </w:p>
+    <w:p>
+      <w:pPr>
+        <w:spacing w:after="0" w:line="360" w:lineRule="auto"/>
+        <w:ind w:firstLine="709"/>
+        <w:jc w:val="both"/>
+        <w:rPr>
+          <w:rFonts w:ascii="Times New Roman" w:hAnsi="Times New Roman"/>
+          <w:sz w:val="28"/>
+          <w:szCs w:val="28"/>
+        </w:rPr>
+      </w:pPr>
+      <w:r>
+        <w:rPr>
+          <w:rFonts w:ascii="Times New Roman" w:hAnsi="Times New Roman"/>
+          <w:sz w:val="28"/>
+          <w:szCs w:val="28"/>
+        </w:rPr>
+        <w:t>В данном разделе представлен обзор ключевых задач, выполненных в рамках проекта. Для каждой из них приведено описание, а также обоснован выбор используемых подходов и технологий.</w:t>
+      </w:r>
+    </w:p>
+    <w:p>
+      <w:pPr>
+        <w:spacing w:after="0" w:line="360" w:lineRule="auto"/>
+        <w:ind w:firstLine="709"/>
+        <w:jc w:val="both"/>
+        <w:rPr>
+          <w:rFonts w:ascii="Times New Roman" w:hAnsi="Times New Roman"/>
+          <w:sz w:val="28"/>
+          <w:szCs w:val="28"/>
+        </w:rPr>
+      </w:pPr>
+    </w:p>
+    <w:p>
+      <w:pPr>
+        <w:spacing w:after="0" w:line="360" w:lineRule="auto"/>
+        <w:ind w:firstLine="709"/>
+        <w:jc w:val="both"/>
+        <w:rPr>
+          <w:rFonts w:ascii="Times New Roman" w:hAnsi="Times New Roman"/>
+          <w:b/>
+          <w:bCs/>
+          <w:sz w:val="28"/>
+          <w:szCs w:val="28"/>
+        </w:rPr>
+      </w:pPr>
+      <w:r>
+        <w:rPr>
+          <w:rFonts w:ascii="Times New Roman" w:hAnsi="Times New Roman"/>
+          <w:b/>
+          <w:bCs/>
+          <w:sz w:val="28"/>
+          <w:szCs w:val="28"/>
+        </w:rPr>
+        <w:t xml:space="preserve">3.1 Предобработка данных и </w:t>
+      </w:r>
+      <w:proofErr w:type="spellStart"/>
+      <w:r>
+        <w:rPr>
+          <w:rFonts w:ascii="Times New Roman" w:hAnsi="Times New Roman"/>
+          <w:b/>
+          <w:bCs/>
+          <w:sz w:val="28"/>
+          <w:szCs w:val="28"/>
+        </w:rPr>
+        <w:t>Feature</w:t>
+      </w:r>
+      <w:proofErr w:type="spellEnd"/>
+      <w:r>
+        <w:rPr>
+          <w:rFonts w:ascii="Times New Roman" w:hAnsi="Times New Roman"/>
+          <w:b/>
+          <w:bCs/>
+          <w:sz w:val="28"/>
+          <w:szCs w:val="28"/>
+        </w:rPr>
+        <w:t xml:space="preserve"> Engineering</w:t>
+      </w:r>
+    </w:p>
+    <w:p>
+      <w:pPr>
+        <w:spacing w:after="0" w:line="360" w:lineRule="auto"/>
+        <w:ind w:firstLine="709"/>
+        <w:jc w:val="both"/>
+        <w:rPr>
+          <w:rFonts w:ascii="Times New Roman" w:hAnsi="Times New Roman"/>
+          <w:b/>
+          <w:bCs/>
+          <w:sz w:val="28"/>
+          <w:szCs w:val="28"/>
+        </w:rPr>
+      </w:pPr>
+    </w:p>
+    <w:p>
+      <w:pPr>
+        <w:spacing w:after="0" w:line="360" w:lineRule="auto"/>
+        <w:ind w:firstLine="709"/>
+        <w:jc w:val="both"/>
+        <w:rPr>
+          <w:rFonts w:ascii="Times New Roman" w:hAnsi="Times New Roman"/>
+          <w:sz w:val="28"/>
+          <w:szCs w:val="28"/>
+        </w:rPr>
+      </w:pPr>
+      <w:r>
+        <w:rPr>
+          <w:rFonts w:ascii="Times New Roman" w:hAnsi="Times New Roman"/>
+          <w:sz w:val="28"/>
+          <w:szCs w:val="28"/>
+        </w:rPr>
+        <w:t>Первичной задачей являлась подготовка исходных данных к моделированию. Исходный датасет содержал 26 124 записи о ежедневном выполнении транспортного плана с 55 маршрутов за период с января 2025 по май 2026 года.</w:t>
+      </w:r>
+    </w:p>
+    <w:p>
+      <w:pPr>
+        <w:spacing w:after="0" w:line="360" w:lineRule="auto"/>
+        <w:ind w:firstLine="709"/>
+        <w:jc w:val="both"/>
+        <w:rPr>
+          <w:rFonts w:ascii="Times New Roman" w:hAnsi="Times New Roman"/>
+          <w:sz w:val="28"/>
+          <w:szCs w:val="28"/>
+        </w:rPr>
+      </w:pPr>
+      <w:r>
+        <w:rPr>
+          <w:rFonts w:ascii="Times New Roman" w:hAnsi="Times New Roman"/>
+          <w:sz w:val="28"/>
+          <w:szCs w:val="28"/>
+        </w:rPr>
+        <w:t xml:space="preserve">На этапе предобработки реализовано: заполнение пропусков медианными значениями с изоляцией внутри кросс-валидации для предотвращения утечки данных, фильтрация выбросов целевой переменной, приведение типов. Создано 69 признаков, включая бинарные флаги погодных условий (Мороз, Жара, </w:t>
+      </w:r>
+      <w:proofErr w:type="spellStart"/>
+      <w:r>
+        <w:rPr>
+          <w:rFonts w:ascii="Times New Roman" w:hAnsi="Times New Roman"/>
+          <w:sz w:val="28"/>
+          <w:szCs w:val="28"/>
+        </w:rPr>
+        <w:t>СильныйВетер</w:t>
+      </w:r>
+      <w:proofErr w:type="spellEnd"/>
+      <w:r>
+        <w:rPr>
+          <w:rFonts w:ascii="Times New Roman" w:hAnsi="Times New Roman"/>
+          <w:sz w:val="28"/>
+          <w:szCs w:val="28"/>
+        </w:rPr>
+        <w:t xml:space="preserve">) на основе квантильных порогов, календарные признаки (Выходной, Праздник, Предпраздничный), лаговые переменные (погода за предыдущий день), а также агрегированные характеристики автопарка (доли своих и арендованных машин, средняя плановая стоимость, возрастные флаги). Для масштабирования длины маршрута применён </w:t>
+      </w:r>
+      <w:proofErr w:type="spellStart"/>
+      <w:r>
+        <w:rPr>
+          <w:rFonts w:ascii="Times New Roman" w:hAnsi="Times New Roman"/>
+          <w:sz w:val="28"/>
+          <w:szCs w:val="28"/>
+        </w:rPr>
+        <w:t>RobustScaler</w:t>
+      </w:r>
+      <w:proofErr w:type="spellEnd"/>
+      <w:r>
+        <w:rPr>
+          <w:rFonts w:ascii="Times New Roman" w:hAnsi="Times New Roman"/>
+          <w:sz w:val="28"/>
+          <w:szCs w:val="28"/>
+        </w:rPr>
+        <w:t>, устойчивый к выбросам.</w:t>
+      </w:r>
+    </w:p>
+    <w:p>
+      <w:pPr>
+        <w:spacing w:after="0" w:line="360" w:lineRule="auto"/>
+        <w:ind w:firstLine="709"/>
+        <w:jc w:val="both"/>
+        <w:rPr>
+          <w:rFonts w:ascii="Times New Roman" w:hAnsi="Times New Roman"/>
+          <w:sz w:val="28"/>
+          <w:szCs w:val="28"/>
+        </w:rPr>
+      </w:pPr>
+    </w:p>
+    <w:p>
+      <w:pPr>
+        <w:spacing w:after="0" w:line="360" w:lineRule="auto"/>
+        <w:ind w:firstLine="709"/>
+        <w:jc w:val="both"/>
+        <w:rPr>
+          <w:rFonts w:ascii="Times New Roman" w:hAnsi="Times New Roman"/>
+          <w:b/>
+          <w:bCs/>
+          <w:sz w:val="28"/>
+          <w:szCs w:val="28"/>
+        </w:rPr>
+      </w:pPr>
+      <w:r>
+        <w:rPr>
+          <w:rFonts w:ascii="Times New Roman" w:hAnsi="Times New Roman"/>
+          <w:b/>
+          <w:bCs/>
+          <w:sz w:val="28"/>
+          <w:szCs w:val="28"/>
+        </w:rPr>
+        <w:t>3.2 Модуль поиска закономерностей и синергий</w:t>
+      </w:r>
+    </w:p>
+    <w:p>
+      <w:pPr>
+        <w:spacing w:after="0" w:line="360" w:lineRule="auto"/>
+        <w:ind w:firstLine="709"/>
+        <w:jc w:val="both"/>
+        <w:rPr>
+          <w:rFonts w:ascii="Times New Roman" w:hAnsi="Times New Roman"/>
+          <w:b/>
+          <w:bCs/>
+          <w:sz w:val="28"/>
+          <w:szCs w:val="28"/>
+        </w:rPr>
+      </w:pPr>
+    </w:p>
+    <w:p>
+      <w:pPr>
+        <w:spacing w:after="0" w:line="360" w:lineRule="auto"/>
+        <w:ind w:firstLine="709"/>
+        <w:jc w:val="both"/>
+        <w:rPr>
+          <w:rFonts w:ascii="Times New Roman" w:hAnsi="Times New Roman"/>
+          <w:sz w:val="28"/>
+          <w:szCs w:val="28"/>
+        </w:rPr>
+      </w:pPr>
+      <w:r>
+        <w:rPr>
+          <w:rFonts w:ascii="Times New Roman" w:hAnsi="Times New Roman"/>
+          <w:sz w:val="28"/>
+          <w:szCs w:val="28"/>
+        </w:rPr>
+        <w:t xml:space="preserve">Для выявления скрытых зависимостей реализован многоэтапный анализ. На первом этапе выполнен расчёт ранговой корреляции </w:t>
+      </w:r>
+      <w:proofErr w:type="spellStart"/>
+      <w:r>
+        <w:rPr>
+          <w:rFonts w:ascii="Times New Roman" w:hAnsi="Times New Roman"/>
+          <w:sz w:val="28"/>
+          <w:szCs w:val="28"/>
+        </w:rPr>
+        <w:t>Спирмена</w:t>
+      </w:r>
+      <w:proofErr w:type="spellEnd"/>
+      <w:r>
+        <w:rPr>
+          <w:rFonts w:ascii="Times New Roman" w:hAnsi="Times New Roman"/>
+          <w:sz w:val="28"/>
+          <w:szCs w:val="28"/>
+        </w:rPr>
+        <w:t xml:space="preserve"> между всеми признаками и целевой переменной, что позволило выделить наиболее влиятельные факторы без предположений о линейности связей. На втором этапе сгенерированы все возможные парные и тройные комбинации </w:t>
+      </w:r>
+      <w:r>
+        <w:rPr>
+          <w:rFonts w:ascii="Times New Roman" w:hAnsi="Times New Roman"/>
+          <w:sz w:val="28"/>
+          <w:szCs w:val="28"/>
+        </w:rPr>
+        <w:lastRenderedPageBreak/>
+        <w:t>бинарных флагов (946 и 13 244 комбинаций соответственно) с расчётом их эффектов и синергий напрямую по данным.</w:t>
+      </w:r>
+    </w:p>
+    <w:p>
+      <w:pPr>
+        <w:spacing w:after="0" w:line="360" w:lineRule="auto"/>
+        <w:ind w:firstLine="709"/>
+        <w:jc w:val="both"/>
+        <w:rPr>
+          <w:rFonts w:ascii="Times New Roman" w:hAnsi="Times New Roman"/>
+          <w:sz w:val="28"/>
+          <w:szCs w:val="28"/>
+        </w:rPr>
+      </w:pPr>
+      <w:r>
+        <w:rPr>
+          <w:rFonts w:ascii="Times New Roman" w:hAnsi="Times New Roman"/>
+          <w:sz w:val="28"/>
+          <w:szCs w:val="28"/>
+        </w:rPr>
+        <w:t xml:space="preserve">Модель </w:t>
+      </w:r>
+      <w:proofErr w:type="spellStart"/>
+      <w:r>
+        <w:rPr>
+          <w:rFonts w:ascii="Times New Roman" w:hAnsi="Times New Roman"/>
+          <w:sz w:val="28"/>
+          <w:szCs w:val="28"/>
+        </w:rPr>
+        <w:t>CatBoost</w:t>
+      </w:r>
+      <w:proofErr w:type="spellEnd"/>
+      <w:r>
+        <w:rPr>
+          <w:rFonts w:ascii="Times New Roman" w:hAnsi="Times New Roman"/>
+          <w:sz w:val="28"/>
+          <w:szCs w:val="28"/>
+        </w:rPr>
+        <w:t xml:space="preserve"> </w:t>
+      </w:r>
+      <w:proofErr w:type="spellStart"/>
+      <w:r>
+        <w:rPr>
+          <w:rFonts w:ascii="Times New Roman" w:hAnsi="Times New Roman"/>
+          <w:sz w:val="28"/>
+          <w:szCs w:val="28"/>
+        </w:rPr>
+        <w:t>Regressor</w:t>
+      </w:r>
+      <w:proofErr w:type="spellEnd"/>
+      <w:r>
+        <w:rPr>
+          <w:rFonts w:ascii="Times New Roman" w:hAnsi="Times New Roman"/>
+          <w:sz w:val="28"/>
+          <w:szCs w:val="28"/>
+        </w:rPr>
+        <w:t xml:space="preserve"> использовалась для ранжирования комбинаций по важности, после чего для наиболее значимых рассчитывались величины эффектов (отклонение среднего выполнения в группе от общей базы) и синергий (разница между реальным эффектом комбинации и суммой эффектов отдельных факторов). Результаты сохранялись в структурированные JSON-файлы для последующей верификации.</w:t>
+      </w:r>
+    </w:p>
+    <w:p>
+      <w:pPr>
+        <w:spacing w:after="0" w:line="360" w:lineRule="auto"/>
+        <w:ind w:firstLine="709"/>
+        <w:jc w:val="both"/>
+        <w:rPr>
+          <w:rFonts w:ascii="Times New Roman" w:hAnsi="Times New Roman"/>
+          <w:sz w:val="28"/>
+          <w:szCs w:val="28"/>
+        </w:rPr>
+      </w:pPr>
+    </w:p>
+    <w:p>
+      <w:pPr>
+        <w:spacing w:after="0" w:line="360" w:lineRule="auto"/>
+        <w:ind w:firstLine="709"/>
+        <w:jc w:val="both"/>
+        <w:rPr>
+          <w:rFonts w:ascii="Times New Roman" w:hAnsi="Times New Roman"/>
+          <w:b/>
+          <w:bCs/>
+          <w:sz w:val="28"/>
+          <w:szCs w:val="28"/>
+        </w:rPr>
+      </w:pPr>
+      <w:r>
+        <w:rPr>
+          <w:rFonts w:ascii="Times New Roman" w:hAnsi="Times New Roman"/>
+          <w:b/>
+          <w:bCs/>
+          <w:sz w:val="28"/>
+          <w:szCs w:val="28"/>
+        </w:rPr>
+        <w:t>3.3 Модуль выбора оптимальной модели</w:t>
+      </w:r>
+    </w:p>
+    <w:p>
+      <w:pPr>
+        <w:spacing w:after="0" w:line="360" w:lineRule="auto"/>
+        <w:ind w:firstLine="709"/>
+        <w:jc w:val="both"/>
+        <w:rPr>
+          <w:rFonts w:ascii="Times New Roman" w:hAnsi="Times New Roman"/>
+          <w:b/>
+          <w:bCs/>
+          <w:sz w:val="28"/>
+          <w:szCs w:val="28"/>
+        </w:rPr>
+      </w:pPr>
+    </w:p>
+    <w:p>
+      <w:pPr>
+        <w:spacing w:after="0" w:line="360" w:lineRule="auto"/>
+        <w:ind w:firstLine="709"/>
+        <w:jc w:val="both"/>
+        <w:rPr>
+          <w:rFonts w:ascii="Times New Roman" w:hAnsi="Times New Roman"/>
+          <w:sz w:val="28"/>
+          <w:szCs w:val="28"/>
+        </w:rPr>
+      </w:pPr>
+      <w:r>
+        <w:rPr>
+          <w:rFonts w:ascii="Times New Roman" w:hAnsi="Times New Roman"/>
+          <w:sz w:val="28"/>
+          <w:szCs w:val="28"/>
+        </w:rPr>
+        <w:t>Разработана методология сравнения моделей по четырём критериям согласованности с ранее найденными закономерностями: совпадение топ-факторов, близость величин эффектов, воспроизводимость синергий и соотношение важности признаков парка к маршруту. Финальный скор модели рассчитывался как взвешенная сумма точности (40%) и согласованности (60%).</w:t>
+      </w:r>
+    </w:p>
+    <w:p>
+      <w:pPr>
+        <w:spacing w:after="0" w:line="360" w:lineRule="auto"/>
+        <w:ind w:firstLine="709"/>
+        <w:jc w:val="both"/>
+        <w:rPr>
+          <w:rFonts w:ascii="Times New Roman" w:hAnsi="Times New Roman"/>
+          <w:sz w:val="28"/>
+          <w:szCs w:val="28"/>
+        </w:rPr>
+      </w:pPr>
+      <w:r>
+        <w:rPr>
+          <w:rFonts w:ascii="Times New Roman" w:hAnsi="Times New Roman"/>
+          <w:sz w:val="28"/>
+          <w:szCs w:val="28"/>
+        </w:rPr>
+        <w:t xml:space="preserve">По результатам сравнительного анализа </w:t>
+      </w:r>
+      <w:proofErr w:type="spellStart"/>
+      <w:r>
+        <w:rPr>
+          <w:rFonts w:ascii="Times New Roman" w:hAnsi="Times New Roman"/>
+          <w:sz w:val="28"/>
+          <w:szCs w:val="28"/>
+        </w:rPr>
+        <w:t>CatBoost</w:t>
+      </w:r>
+      <w:proofErr w:type="spellEnd"/>
+      <w:r>
+        <w:rPr>
+          <w:rFonts w:ascii="Times New Roman" w:hAnsi="Times New Roman"/>
+          <w:sz w:val="28"/>
+          <w:szCs w:val="28"/>
+        </w:rPr>
+        <w:t xml:space="preserve"> </w:t>
+      </w:r>
+      <w:proofErr w:type="spellStart"/>
+      <w:r>
+        <w:rPr>
+          <w:rFonts w:ascii="Times New Roman" w:hAnsi="Times New Roman"/>
+          <w:sz w:val="28"/>
+          <w:szCs w:val="28"/>
+        </w:rPr>
+        <w:t>Regressor</w:t>
+      </w:r>
+      <w:proofErr w:type="spellEnd"/>
+      <w:r>
+        <w:rPr>
+          <w:rFonts w:ascii="Times New Roman" w:hAnsi="Times New Roman"/>
+          <w:sz w:val="28"/>
+          <w:szCs w:val="28"/>
+        </w:rPr>
+        <w:t xml:space="preserve"> показал финальный скор 0.821 против 0.392 у </w:t>
+      </w:r>
+      <w:proofErr w:type="spellStart"/>
+      <w:r>
+        <w:rPr>
+          <w:rFonts w:ascii="Times New Roman" w:hAnsi="Times New Roman"/>
+          <w:sz w:val="28"/>
+          <w:szCs w:val="28"/>
+        </w:rPr>
+        <w:t>Random</w:t>
+      </w:r>
+      <w:proofErr w:type="spellEnd"/>
+      <w:r>
+        <w:rPr>
+          <w:rFonts w:ascii="Times New Roman" w:hAnsi="Times New Roman"/>
+          <w:sz w:val="28"/>
+          <w:szCs w:val="28"/>
+        </w:rPr>
+        <w:t xml:space="preserve"> </w:t>
+      </w:r>
+      <w:proofErr w:type="spellStart"/>
+      <w:r>
+        <w:rPr>
+          <w:rFonts w:ascii="Times New Roman" w:hAnsi="Times New Roman"/>
+          <w:sz w:val="28"/>
+          <w:szCs w:val="28"/>
+        </w:rPr>
+        <w:t>Forest</w:t>
+      </w:r>
+      <w:proofErr w:type="spellEnd"/>
+      <w:r>
+        <w:rPr>
+          <w:rFonts w:ascii="Times New Roman" w:hAnsi="Times New Roman"/>
+          <w:sz w:val="28"/>
+          <w:szCs w:val="28"/>
+        </w:rPr>
+        <w:t xml:space="preserve"> при MAE 2.66% и R² 0.97 на тестовой выборке. Модель подтвердила ключевую гипотезу проекта: признаки автопарка и возраста важнее идентификатора маршрута (соотношение 1.52).</w:t>
+      </w:r>
+    </w:p>
+    <w:p>
+      <w:pPr>
+        <w:spacing w:after="0" w:line="360" w:lineRule="auto"/>
+        <w:ind w:firstLine="709"/>
+        <w:jc w:val="both"/>
+        <w:rPr>
+          <w:rFonts w:ascii="Times New Roman" w:hAnsi="Times New Roman"/>
+          <w:sz w:val="28"/>
+          <w:szCs w:val="28"/>
+        </w:rPr>
+      </w:pPr>
+    </w:p>
+    <w:p>
+      <w:pPr>
+        <w:spacing w:after="0" w:line="360" w:lineRule="auto"/>
+        <w:ind w:firstLine="709"/>
+        <w:jc w:val="both"/>
+        <w:rPr>
+          <w:rFonts w:ascii="Times New Roman" w:hAnsi="Times New Roman"/>
+          <w:b/>
+          <w:bCs/>
+          <w:sz w:val="28"/>
+          <w:szCs w:val="28"/>
+        </w:rPr>
+      </w:pPr>
+      <w:r>
+        <w:rPr>
+          <w:rFonts w:ascii="Times New Roman" w:hAnsi="Times New Roman"/>
+          <w:b/>
+          <w:bCs/>
+          <w:sz w:val="28"/>
+          <w:szCs w:val="28"/>
+        </w:rPr>
+        <w:t>3.4 Веб-сервис симуляции рисков</w:t>
+      </w:r>
+    </w:p>
+    <w:p>
+      <w:pPr>
+        <w:spacing w:after="0" w:line="360" w:lineRule="auto"/>
+        <w:ind w:firstLine="709"/>
+        <w:jc w:val="both"/>
+        <w:rPr>
+          <w:rFonts w:ascii="Times New Roman" w:hAnsi="Times New Roman"/>
+          <w:b/>
+          <w:bCs/>
+          <w:sz w:val="28"/>
+          <w:szCs w:val="28"/>
+        </w:rPr>
+      </w:pPr>
+    </w:p>
+    <w:p>
+      <w:pPr>
+        <w:spacing w:after="0" w:line="360" w:lineRule="auto"/>
+        <w:ind w:firstLine="709"/>
+        <w:jc w:val="both"/>
+        <w:rPr>
+          <w:rFonts w:ascii="Times New Roman" w:hAnsi="Times New Roman"/>
+          <w:sz w:val="28"/>
+          <w:szCs w:val="28"/>
+        </w:rPr>
+      </w:pPr>
+      <w:r>
+        <w:rPr>
+          <w:rFonts w:ascii="Times New Roman" w:hAnsi="Times New Roman"/>
+          <w:sz w:val="28"/>
+          <w:szCs w:val="28"/>
+        </w:rPr>
+        <w:t xml:space="preserve">На основе обученной модели разработан веб-сервис на фреймворке </w:t>
+      </w:r>
+      <w:proofErr w:type="spellStart"/>
+      <w:r>
+        <w:rPr>
+          <w:rFonts w:ascii="Times New Roman" w:hAnsi="Times New Roman"/>
+          <w:sz w:val="28"/>
+          <w:szCs w:val="28"/>
+        </w:rPr>
+        <w:t>Flask</w:t>
+      </w:r>
+      <w:proofErr w:type="spellEnd"/>
+      <w:r>
+        <w:rPr>
+          <w:rFonts w:ascii="Times New Roman" w:hAnsi="Times New Roman"/>
+          <w:sz w:val="28"/>
+          <w:szCs w:val="28"/>
+        </w:rPr>
+        <w:t>, предоставляющий веб-интерфейс и REST API для проведения симуляций. Сервис позволяет пользователю задать параметры рейса (дата, температура, осадки, количество своих и арендованных машин, возраст парка, длина маршрута) и получить прогноз процента выполнения плана.</w:t>
+      </w:r>
+    </w:p>
+    <w:p>
+      <w:pPr>
+        <w:spacing w:after="0" w:line="360" w:lineRule="auto"/>
+        <w:ind w:firstLine="709"/>
+        <w:jc w:val="both"/>
+        <w:rPr>
+          <w:rFonts w:ascii="Times New Roman" w:hAnsi="Times New Roman"/>
+          <w:sz w:val="28"/>
+          <w:szCs w:val="28"/>
+        </w:rPr>
+      </w:pPr>
+      <w:r>
+        <w:rPr>
+          <w:rFonts w:ascii="Times New Roman" w:hAnsi="Times New Roman"/>
+          <w:sz w:val="28"/>
+          <w:szCs w:val="28"/>
+        </w:rPr>
+        <w:lastRenderedPageBreak/>
+        <w:t xml:space="preserve">Для интерпретации прогнозов реализован расчет SHAP-значений встроенным методом </w:t>
+      </w:r>
+      <w:proofErr w:type="spellStart"/>
+      <w:r>
+        <w:rPr>
+          <w:rFonts w:ascii="Times New Roman" w:hAnsi="Times New Roman"/>
+          <w:sz w:val="28"/>
+          <w:szCs w:val="28"/>
+        </w:rPr>
+        <w:t>CatBoost</w:t>
+      </w:r>
+      <w:proofErr w:type="spellEnd"/>
+      <w:r>
+        <w:rPr>
+          <w:rFonts w:ascii="Times New Roman" w:hAnsi="Times New Roman"/>
+          <w:sz w:val="28"/>
+          <w:szCs w:val="28"/>
+        </w:rPr>
+        <w:t xml:space="preserve"> (</w:t>
+      </w:r>
+      <w:proofErr w:type="spellStart"/>
+      <w:r>
+        <w:rPr>
+          <w:rFonts w:ascii="Times New Roman" w:hAnsi="Times New Roman"/>
+          <w:sz w:val="28"/>
+          <w:szCs w:val="28"/>
+        </w:rPr>
+        <w:t>get_feature_importance</w:t>
+      </w:r>
+      <w:proofErr w:type="spellEnd"/>
+      <w:r>
+        <w:rPr>
+          <w:rFonts w:ascii="Times New Roman" w:hAnsi="Times New Roman"/>
+          <w:sz w:val="28"/>
+          <w:szCs w:val="28"/>
+        </w:rPr>
+        <w:t> с типом </w:t>
+      </w:r>
+      <w:proofErr w:type="spellStart"/>
+      <w:r>
+        <w:rPr>
+          <w:rFonts w:ascii="Times New Roman" w:hAnsi="Times New Roman"/>
+          <w:sz w:val="28"/>
+          <w:szCs w:val="28"/>
+        </w:rPr>
+        <w:t>ShapValues</w:t>
+      </w:r>
+      <w:proofErr w:type="spellEnd"/>
+      <w:r>
+        <w:rPr>
+          <w:rFonts w:ascii="Times New Roman" w:hAnsi="Times New Roman"/>
+          <w:sz w:val="28"/>
+          <w:szCs w:val="28"/>
+        </w:rPr>
+        <w:t>), определяющим топ-5 факторов влияния с указанием направления и величины вклада каждого признака. Дополнительно внедрена проверка опасных синергий: при обнаружении комбинаций факторов, исторически приводивших к значительному снижению выполнения (например, сочетание жары, старого парка и арендованных машин), пользователю выводится предупреждение с рекомендацией.</w:t>
+      </w:r>
+    </w:p>
+    <w:p>
+      <w:pPr>
+        <w:spacing w:after="0" w:line="360" w:lineRule="auto"/>
+        <w:ind w:firstLine="709"/>
+        <w:jc w:val="both"/>
+        <w:rPr>
+          <w:rFonts w:ascii="Times New Roman" w:hAnsi="Times New Roman"/>
+          <w:sz w:val="28"/>
+          <w:szCs w:val="28"/>
+        </w:rPr>
+      </w:pPr>
+      <w:r>
+        <w:rPr>
+          <w:rFonts w:ascii="Times New Roman" w:hAnsi="Times New Roman"/>
+          <w:sz w:val="28"/>
+          <w:szCs w:val="28"/>
+        </w:rPr>
+        <w:t>Взаимодействие между фронтендом и бэкендом построено на асинхронных запросах (</w:t>
+      </w:r>
+      <w:proofErr w:type="spellStart"/>
+      <w:r>
+        <w:rPr>
+          <w:rFonts w:ascii="Times New Roman" w:hAnsi="Times New Roman"/>
+          <w:sz w:val="28"/>
+          <w:szCs w:val="28"/>
+        </w:rPr>
+        <w:t>Fetch</w:t>
+      </w:r>
+      <w:proofErr w:type="spellEnd"/>
+      <w:r>
+        <w:rPr>
+          <w:rFonts w:ascii="Times New Roman" w:hAnsi="Times New Roman"/>
+          <w:sz w:val="28"/>
+          <w:szCs w:val="28"/>
+        </w:rPr>
+        <w:t xml:space="preserve"> API) с передачей данных в формате JSON. Модель загружается из </w:t>
+      </w:r>
+      <w:proofErr w:type="spellStart"/>
+      <w:r>
+        <w:rPr>
+          <w:rFonts w:ascii="Times New Roman" w:hAnsi="Times New Roman"/>
+          <w:sz w:val="28"/>
+          <w:szCs w:val="28"/>
+        </w:rPr>
+        <w:t>предобученного</w:t>
+      </w:r>
+      <w:proofErr w:type="spellEnd"/>
+      <w:r>
+        <w:rPr>
+          <w:rFonts w:ascii="Times New Roman" w:hAnsi="Times New Roman"/>
+          <w:sz w:val="28"/>
+          <w:szCs w:val="28"/>
+        </w:rPr>
+        <w:t xml:space="preserve"> файла, что обеспечивает время запуска сервиса менее одной секунды.</w:t>
+      </w:r>
+    </w:p>
+    <w:p>
+      <w:pPr>
+        <w:spacing w:after="0" w:line="360" w:lineRule="auto"/>
+        <w:ind w:firstLine="709"/>
+        <w:jc w:val="both"/>
+        <w:rPr>
+          <w:rFonts w:ascii="Times New Roman" w:hAnsi="Times New Roman"/>
+          <w:sz w:val="28"/>
+          <w:szCs w:val="28"/>
+        </w:rPr>
+      </w:pPr>
+      <w:r>
+        <w:rPr>
+          <w:rFonts w:ascii="Times New Roman" w:hAnsi="Times New Roman"/>
+          <w:sz w:val="28"/>
+          <w:szCs w:val="28"/>
+        </w:rPr>
+        <w:t>Валидация модели на тестовой выборке (апрель-май 2026, 2 921 запись) показала MAE 3.84%, R² 0.94, точность классификации рисков 90.8%. Средняя ошибка прогноза составила −0.56%, что свидетельствует об отсутствии систематического завышения или занижения.</w:t>
+      </w:r>
+    </w:p>
+    <w:p>
+      <w:pPr>
+        <w:spacing w:after="0" w:line="360" w:lineRule="auto"/>
+        <w:ind w:firstLine="709"/>
+        <w:jc w:val="both"/>
+        <w:rPr>
+          <w:rFonts w:ascii="Times New Roman" w:hAnsi="Times New Roman"/>
+          <w:sz w:val="28"/>
+          <w:szCs w:val="28"/>
+        </w:rPr>
+      </w:pPr>
+    </w:p>
+    <w:p>
+      <w:pPr>
+        <w:spacing w:after="0" w:line="360" w:lineRule="auto"/>
+        <w:ind w:firstLine="709"/>
+        <w:jc w:val="both"/>
+        <w:rPr>
+          <w:rFonts w:ascii="Times New Roman" w:hAnsi="Times New Roman"/>
+          <w:b/>
+          <w:bCs/>
+          <w:sz w:val="28"/>
+          <w:szCs w:val="28"/>
+        </w:rPr>
+      </w:pPr>
+      <w:r>
+        <w:rPr>
+          <w:rFonts w:ascii="Times New Roman" w:hAnsi="Times New Roman"/>
+          <w:b/>
+          <w:bCs/>
+          <w:sz w:val="28"/>
+          <w:szCs w:val="28"/>
+        </w:rPr>
+        <w:t>3.5 Техническая реализация</w:t>
+      </w:r>
+    </w:p>
+    <w:p>
+      <w:pPr>
+        <w:spacing w:after="0" w:line="360" w:lineRule="auto"/>
+        <w:ind w:firstLine="709"/>
+        <w:jc w:val="both"/>
+        <w:rPr>
+          <w:rFonts w:ascii="Times New Roman" w:hAnsi="Times New Roman"/>
+          <w:b/>
+          <w:bCs/>
+          <w:sz w:val="28"/>
+          <w:szCs w:val="28"/>
+        </w:rPr>
+      </w:pPr>
+    </w:p>
+    <w:p>
+      <w:pPr>
+        <w:spacing w:after="0" w:line="360" w:lineRule="auto"/>
+        <w:ind w:firstLine="709"/>
+        <w:jc w:val="both"/>
+        <w:rPr>
+          <w:rFonts w:ascii="Times New Roman" w:hAnsi="Times New Roman"/>
+          <w:sz w:val="28"/>
+          <w:szCs w:val="28"/>
+        </w:rPr>
+      </w:pPr>
+      <w:r>
+        <w:rPr>
+          <w:rFonts w:ascii="Times New Roman" w:hAnsi="Times New Roman"/>
+          <w:sz w:val="28"/>
+          <w:szCs w:val="28"/>
+        </w:rPr>
+        <w:t>Архитектура сервиса следует принципу разделения ответственности: слой предобработки (</w:t>
+      </w:r>
+      <w:proofErr w:type="spellStart"/>
+      <w:r>
+        <w:rPr>
+          <w:rFonts w:ascii="Times New Roman" w:hAnsi="Times New Roman"/>
+          <w:sz w:val="28"/>
+          <w:szCs w:val="28"/>
+        </w:rPr>
+        <w:t>create_features</w:t>
+      </w:r>
+      <w:proofErr w:type="spellEnd"/>
+      <w:r>
+        <w:rPr>
+          <w:rFonts w:ascii="Times New Roman" w:hAnsi="Times New Roman"/>
+          <w:sz w:val="28"/>
+          <w:szCs w:val="28"/>
+        </w:rPr>
+        <w:t>) преобразует пользовательский ввод в 69 признаков, слой модели выполняет прогноз и расчет SHAP, слой представления рендерит HTML-шаблон и обновляет интерфейс без перезагрузки страницы.</w:t>
+      </w:r>
+    </w:p>
+    <w:p>
+      <w:pPr>
+        <w:spacing w:after="0" w:line="360" w:lineRule="auto"/>
+        <w:ind w:firstLine="709"/>
+        <w:jc w:val="both"/>
+        <w:rPr>
+          <w:rFonts w:ascii="Times New Roman" w:hAnsi="Times New Roman"/>
+          <w:sz w:val="28"/>
+          <w:szCs w:val="28"/>
+        </w:rPr>
+      </w:pPr>
+      <w:r>
+        <w:rPr>
+          <w:rFonts w:ascii="Times New Roman" w:hAnsi="Times New Roman"/>
+          <w:sz w:val="28"/>
+          <w:szCs w:val="28"/>
+        </w:rPr>
+        <w:t xml:space="preserve">Для предотвращения утечки данных в </w:t>
+      </w:r>
+      <w:proofErr w:type="spellStart"/>
+      <w:r>
+        <w:rPr>
+          <w:rFonts w:ascii="Times New Roman" w:hAnsi="Times New Roman"/>
+          <w:sz w:val="28"/>
+          <w:szCs w:val="28"/>
+        </w:rPr>
+        <w:t>пайплайне</w:t>
+      </w:r>
+      <w:proofErr w:type="spellEnd"/>
+      <w:r>
+        <w:rPr>
+          <w:rFonts w:ascii="Times New Roman" w:hAnsi="Times New Roman"/>
+          <w:sz w:val="28"/>
+          <w:szCs w:val="28"/>
+        </w:rPr>
+        <w:t xml:space="preserve"> обучения заполнение пропусков вынесено внутрь циклов кросс-валидации </w:t>
+      </w:r>
+      <w:proofErr w:type="spellStart"/>
+      <w:r>
+        <w:rPr>
+          <w:rFonts w:ascii="Times New Roman" w:hAnsi="Times New Roman"/>
+          <w:sz w:val="28"/>
+          <w:szCs w:val="28"/>
+        </w:rPr>
+        <w:t>TimeSeriesSplit</w:t>
+      </w:r>
+      <w:proofErr w:type="spellEnd"/>
+      <w:r>
+        <w:rPr>
+          <w:rFonts w:ascii="Times New Roman" w:hAnsi="Times New Roman"/>
+          <w:sz w:val="28"/>
+          <w:szCs w:val="28"/>
+        </w:rPr>
+        <w:t xml:space="preserve"> с расчетом медиан исключительно по тренировочным </w:t>
+      </w:r>
+      <w:proofErr w:type="spellStart"/>
+      <w:r>
+        <w:rPr>
+          <w:rFonts w:ascii="Times New Roman" w:hAnsi="Times New Roman"/>
+          <w:sz w:val="28"/>
+          <w:szCs w:val="28"/>
+        </w:rPr>
+        <w:t>фолдам</w:t>
+      </w:r>
+      <w:proofErr w:type="spellEnd"/>
+      <w:r>
+        <w:rPr>
+          <w:rFonts w:ascii="Times New Roman" w:hAnsi="Times New Roman"/>
+          <w:sz w:val="28"/>
+          <w:szCs w:val="28"/>
+        </w:rPr>
+        <w:t>. Модель сохраняется в формате </w:t>
+      </w:r>
+      <w:proofErr w:type="spellStart"/>
+      <w:r>
+        <w:rPr>
+          <w:rFonts w:ascii="Times New Roman" w:hAnsi="Times New Roman"/>
+          <w:sz w:val="28"/>
+          <w:szCs w:val="28"/>
+        </w:rPr>
+        <w:t>cbm</w:t>
+      </w:r>
+      <w:proofErr w:type="spellEnd"/>
+      <w:r>
+        <w:rPr>
+          <w:rFonts w:ascii="Times New Roman" w:hAnsi="Times New Roman"/>
+          <w:sz w:val="28"/>
+          <w:szCs w:val="28"/>
+        </w:rPr>
+        <w:t xml:space="preserve"> и загружается при старте сервиса, исключая необходимость переобучения. Параметры предобработки (пороги квантилей, </w:t>
+      </w:r>
+      <w:proofErr w:type="spellStart"/>
+      <w:r>
+        <w:rPr>
+          <w:rFonts w:ascii="Times New Roman" w:hAnsi="Times New Roman"/>
+          <w:sz w:val="28"/>
+          <w:szCs w:val="28"/>
+        </w:rPr>
+        <w:t>scaler</w:t>
+      </w:r>
+      <w:proofErr w:type="spellEnd"/>
+      <w:r>
+        <w:rPr>
+          <w:rFonts w:ascii="Times New Roman" w:hAnsi="Times New Roman"/>
+          <w:sz w:val="28"/>
+          <w:szCs w:val="28"/>
+        </w:rPr>
+        <w:t xml:space="preserve">, медианы) </w:t>
+      </w:r>
+      <w:proofErr w:type="spellStart"/>
+      <w:r>
+        <w:rPr>
+          <w:rFonts w:ascii="Times New Roman" w:hAnsi="Times New Roman"/>
+          <w:sz w:val="28"/>
+          <w:szCs w:val="28"/>
+        </w:rPr>
+        <w:t>сериализованы</w:t>
+      </w:r>
+      <w:proofErr w:type="spellEnd"/>
+      <w:r>
+        <w:rPr>
+          <w:rFonts w:ascii="Times New Roman" w:hAnsi="Times New Roman"/>
+          <w:sz w:val="28"/>
+          <w:szCs w:val="28"/>
+        </w:rPr>
+        <w:t xml:space="preserve"> через </w:t>
+      </w:r>
+      <w:proofErr w:type="spellStart"/>
+      <w:r>
+        <w:rPr>
+          <w:rFonts w:ascii="Times New Roman" w:hAnsi="Times New Roman"/>
+          <w:sz w:val="28"/>
+          <w:szCs w:val="28"/>
+        </w:rPr>
+        <w:t>pickle</w:t>
+      </w:r>
+      <w:proofErr w:type="spellEnd"/>
+      <w:r>
+        <w:rPr>
+          <w:rFonts w:ascii="Times New Roman" w:hAnsi="Times New Roman"/>
+          <w:sz w:val="28"/>
+          <w:szCs w:val="28"/>
+        </w:rPr>
+        <w:t xml:space="preserve"> и загружаются вместе с моделью, обеспечивая идентичность признаков при обучении и </w:t>
+      </w:r>
+      <w:proofErr w:type="spellStart"/>
+      <w:r>
+        <w:rPr>
+          <w:rFonts w:ascii="Times New Roman" w:hAnsi="Times New Roman"/>
+          <w:sz w:val="28"/>
+          <w:szCs w:val="28"/>
+        </w:rPr>
+        <w:t>инференсе</w:t>
+      </w:r>
+      <w:proofErr w:type="spellEnd"/>
+      <w:r>
+        <w:rPr>
+          <w:rFonts w:ascii="Times New Roman" w:hAnsi="Times New Roman"/>
+          <w:sz w:val="28"/>
+          <w:szCs w:val="28"/>
+        </w:rPr>
+        <w:t>.</w:t>
+      </w:r>
+    </w:p>
+    <w:p>
+      <w:pPr>
+        <w:spacing w:after="0" w:line="360" w:lineRule="auto"/>
+        <w:ind w:firstLine="709"/>
+        <w:jc w:val="center"/>
+        <w:rPr>
+          <w:rFonts w:ascii="Times New Roman" w:hAnsi="Times New Roman"/>
+          <w:b/>
+          <w:bCs/>
+          <w:sz w:val="28"/>
+          <w:szCs w:val="28"/>
+        </w:rPr>
+      </w:pPr>
+      <w:r>
+        <w:rPr>
+          <w:rFonts w:ascii="Times New Roman" w:hAnsi="Times New Roman"/>
+          <w:b/>
+          <w:bCs/>
+          <w:sz w:val="28"/>
+          <w:szCs w:val="28"/>
+        </w:rPr>
+        <w:br w:type="page"/>
+      </w:r>
+      <w:r>
+        <w:rPr>
+          <w:rFonts w:ascii="Times New Roman" w:hAnsi="Times New Roman"/>
+          <w:b/>
+          <w:bCs/>
+          <w:sz w:val="28"/>
+          <w:szCs w:val="28"/>
+        </w:rPr>
+        <w:lastRenderedPageBreak/>
+        <w:t>ЗАКЛЮЧЕНИЕ</w:t>
+      </w:r>
+    </w:p>
+    <w:p>
+      <w:pPr>
+        <w:spacing w:after="0" w:line="360" w:lineRule="auto"/>
+        <w:ind w:firstLine="709"/>
+        <w:jc w:val="center"/>
+        <w:rPr>
+          <w:rFonts w:ascii="Times New Roman" w:hAnsi="Times New Roman"/>
+          <w:b/>
+          <w:bCs/>
+          <w:sz w:val="28"/>
+          <w:szCs w:val="28"/>
+        </w:rPr>
+      </w:pPr>
+    </w:p>
+    <w:p>
+      <w:pPr>
+        <w:spacing w:after="0" w:line="360" w:lineRule="auto"/>
+        <w:ind w:firstLine="709"/>
+        <w:jc w:val="both"/>
+        <w:rPr>
+          <w:rFonts w:ascii="Times New Roman" w:hAnsi="Times New Roman"/>
+          <w:sz w:val="28"/>
+          <w:szCs w:val="28"/>
+        </w:rPr>
+      </w:pPr>
+      <w:r>
+        <w:rPr>
+          <w:rFonts w:ascii="Times New Roman" w:hAnsi="Times New Roman"/>
+          <w:sz w:val="28"/>
+          <w:szCs w:val="28"/>
+        </w:rPr>
+        <w:t xml:space="preserve">В ходе производственной практики была изучена предметная область транспортного планирования и выполнена разработка интеллектуального сервиса предиктивного моделирования для оценки рисков выполнения плана выпуска подвижного состава. Все поставленные задачи были успешно решены: реализован многоэтапный анализ данных с поиском скрытых закономерностей и синергетических эффектов, разработана методология выбора оптимальной модели машинного обучения на основе консенсуса с найденными закономерностями, обучена и валидирована модель </w:t>
+      </w:r>
+      <w:proofErr w:type="spellStart"/>
+      <w:r>
+        <w:rPr>
+          <w:rFonts w:ascii="Times New Roman" w:hAnsi="Times New Roman"/>
+          <w:sz w:val="28"/>
+          <w:szCs w:val="28"/>
+        </w:rPr>
+        <w:t>CatBoost</w:t>
+      </w:r>
+      <w:proofErr w:type="spellEnd"/>
+      <w:r>
+        <w:rPr>
+          <w:rFonts w:ascii="Times New Roman" w:hAnsi="Times New Roman"/>
+          <w:sz w:val="28"/>
+          <w:szCs w:val="28"/>
+        </w:rPr>
+        <w:t xml:space="preserve"> </w:t>
+      </w:r>
+      <w:proofErr w:type="spellStart"/>
+      <w:r>
+        <w:rPr>
+          <w:rFonts w:ascii="Times New Roman" w:hAnsi="Times New Roman"/>
+          <w:sz w:val="28"/>
+          <w:szCs w:val="28"/>
+        </w:rPr>
+        <w:t>Regressor</w:t>
+      </w:r>
+      <w:proofErr w:type="spellEnd"/>
+      <w:r>
+        <w:rPr>
+          <w:rFonts w:ascii="Times New Roman" w:hAnsi="Times New Roman"/>
+          <w:sz w:val="28"/>
+          <w:szCs w:val="28"/>
+        </w:rPr>
+        <w:t>, а также создан веб-сервис симуляции рисков с интерактивной интерпретацией прогнозов.</w:t>
+      </w:r>
+    </w:p>
+    <w:p>
+      <w:pPr>
+        <w:spacing w:after="0" w:line="360" w:lineRule="auto"/>
+        <w:ind w:firstLine="709"/>
+        <w:jc w:val="both"/>
+        <w:rPr>
+          <w:rFonts w:ascii="Times New Roman" w:hAnsi="Times New Roman"/>
+          <w:sz w:val="28"/>
+          <w:szCs w:val="28"/>
+        </w:rPr>
+      </w:pPr>
+      <w:r>
+        <w:rPr>
+          <w:rFonts w:ascii="Times New Roman" w:hAnsi="Times New Roman"/>
+          <w:sz w:val="28"/>
+          <w:szCs w:val="28"/>
+        </w:rPr>
+        <w:t xml:space="preserve">В процессе решения практических задач были закреплены и углублены знания в области машинного обучения: предобработка временных рядов с предотвращением утечки данных, </w:t>
+      </w:r>
+      <w:proofErr w:type="spellStart"/>
+      <w:r>
+        <w:rPr>
+          <w:rFonts w:ascii="Times New Roman" w:hAnsi="Times New Roman"/>
+          <w:sz w:val="28"/>
+          <w:szCs w:val="28"/>
+        </w:rPr>
+        <w:t>Feature</w:t>
+      </w:r>
+      <w:proofErr w:type="spellEnd"/>
+      <w:r>
+        <w:rPr>
+          <w:rFonts w:ascii="Times New Roman" w:hAnsi="Times New Roman"/>
+          <w:sz w:val="28"/>
+          <w:szCs w:val="28"/>
+        </w:rPr>
+        <w:t xml:space="preserve"> Engineering для транспортных данных, обучение и сравнение ансамблевых моделей, интерпретация прогнозов с использованием SHAP-значений. Кроме того, был получен опыт проектирования и развертывания веб-сервисов на </w:t>
+      </w:r>
+      <w:proofErr w:type="spellStart"/>
+      <w:r>
+        <w:rPr>
+          <w:rFonts w:ascii="Times New Roman" w:hAnsi="Times New Roman"/>
+          <w:sz w:val="28"/>
+          <w:szCs w:val="28"/>
+        </w:rPr>
+        <w:t>Flask</w:t>
+      </w:r>
+      <w:proofErr w:type="spellEnd"/>
+      <w:r>
+        <w:rPr>
+          <w:rFonts w:ascii="Times New Roman" w:hAnsi="Times New Roman"/>
+          <w:sz w:val="28"/>
+          <w:szCs w:val="28"/>
+        </w:rPr>
+        <w:t xml:space="preserve"> с REST API, интеграции ML-моделей в </w:t>
+      </w:r>
+      <w:proofErr w:type="spellStart"/>
+      <w:r>
+        <w:rPr>
+          <w:rFonts w:ascii="Times New Roman" w:hAnsi="Times New Roman"/>
+          <w:sz w:val="28"/>
+          <w:szCs w:val="28"/>
+        </w:rPr>
+        <w:t>production</w:t>
+      </w:r>
+      <w:proofErr w:type="spellEnd"/>
+      <w:r>
+        <w:rPr>
+          <w:rFonts w:ascii="Times New Roman" w:hAnsi="Times New Roman"/>
+          <w:sz w:val="28"/>
+          <w:szCs w:val="28"/>
+        </w:rPr>
+        <w:t xml:space="preserve">-подобную среду, работы с библиотеками </w:t>
+      </w:r>
+      <w:proofErr w:type="spellStart"/>
+      <w:r>
+        <w:rPr>
+          <w:rFonts w:ascii="Times New Roman" w:hAnsi="Times New Roman"/>
+          <w:sz w:val="28"/>
+          <w:szCs w:val="28"/>
+        </w:rPr>
+        <w:t>pandas</w:t>
+      </w:r>
+      <w:proofErr w:type="spellEnd"/>
+      <w:r>
+        <w:rPr>
+          <w:rFonts w:ascii="Times New Roman" w:hAnsi="Times New Roman"/>
+          <w:sz w:val="28"/>
+          <w:szCs w:val="28"/>
+        </w:rPr>
+        <w:t xml:space="preserve">, </w:t>
+      </w:r>
+      <w:proofErr w:type="spellStart"/>
+      <w:r>
+        <w:rPr>
+          <w:rFonts w:ascii="Times New Roman" w:hAnsi="Times New Roman"/>
+          <w:sz w:val="28"/>
+          <w:szCs w:val="28"/>
+        </w:rPr>
+        <w:t>scikit-learn</w:t>
+      </w:r>
+      <w:proofErr w:type="spellEnd"/>
+      <w:r>
+        <w:rPr>
+          <w:rFonts w:ascii="Times New Roman" w:hAnsi="Times New Roman"/>
+          <w:sz w:val="28"/>
+          <w:szCs w:val="28"/>
+        </w:rPr>
+        <w:t xml:space="preserve">, </w:t>
+      </w:r>
+      <w:proofErr w:type="spellStart"/>
+      <w:r>
+        <w:rPr>
+          <w:rFonts w:ascii="Times New Roman" w:hAnsi="Times New Roman"/>
+          <w:sz w:val="28"/>
+          <w:szCs w:val="28"/>
+        </w:rPr>
+        <w:t>CatBoost</w:t>
+      </w:r>
+      <w:proofErr w:type="spellEnd"/>
+      <w:r>
+        <w:rPr>
+          <w:rFonts w:ascii="Times New Roman" w:hAnsi="Times New Roman"/>
+          <w:sz w:val="28"/>
+          <w:szCs w:val="28"/>
+        </w:rPr>
+        <w:t>, SHAP.</w:t>
+      </w:r>
+    </w:p>
+    <w:p>
+      <w:pPr>
+        <w:spacing w:after="0" w:line="360" w:lineRule="auto"/>
+        <w:ind w:firstLine="709"/>
+        <w:jc w:val="both"/>
+        <w:rPr>
+          <w:rFonts w:ascii="Times New Roman" w:hAnsi="Times New Roman"/>
+          <w:sz w:val="28"/>
+          <w:szCs w:val="28"/>
+        </w:rPr>
+      </w:pPr>
+      <w:r>
+        <w:rPr>
+          <w:rFonts w:ascii="Times New Roman" w:hAnsi="Times New Roman"/>
+          <w:sz w:val="28"/>
+          <w:szCs w:val="28"/>
+        </w:rPr>
+        <w:t>Разработанный сервис обеспечивает точность прогноза MAE 3.84% и точность классификации рисков 90.8%, что подтверждает его практическую применимость для оперативного планирования и снижения издержек, связанных с недовыпуском транспортных средств.</w:t>
+      </w:r>
+    </w:p>
+    <w:p>
+      <w:pPr>
+        <w:rPr>
+          <w:rFonts w:ascii="Times New Roman" w:hAnsi="Times New Roman"/>
+          <w:b/>
+          <w:bCs/>
+          <w:sz w:val="28"/>
+          <w:szCs w:val="28"/>
+        </w:rPr>
+      </w:pPr>
+    </w:p>
+    <w:p>
+      <w:pPr>
+        <w:rPr>
+          <w:rFonts w:ascii="Times New Roman" w:hAnsi="Times New Roman"/>
+          <w:b/>
+          <w:bCs/>
+          <w:sz w:val="28"/>
+          <w:szCs w:val="28"/>
+        </w:rPr>
+      </w:pPr>
+      <w:r>
+        <w:rPr>
+          <w:rFonts w:ascii="Times New Roman" w:hAnsi="Times New Roman"/>
+          <w:b/>
+          <w:bCs/>
+          <w:sz w:val="28"/>
+          <w:szCs w:val="28"/>
+        </w:rPr>
+        <w:br w:type="page"/>
+      </w:r>
+    </w:p>
+    <w:p>
+      <w:pPr>
+        <w:jc w:val="center"/>
+        <w:rPr>
+          <w:rFonts w:ascii="Times New Roman" w:hAnsi="Times New Roman"/>
+          <w:b/>
+          <w:bCs/>
+          <w:sz w:val="28"/>
+          <w:szCs w:val="28"/>
+        </w:rPr>
+      </w:pPr>
+      <w:r>
+        <w:rPr>
+          <w:rFonts w:ascii="Times New Roman" w:hAnsi="Times New Roman"/>
+          <w:b/>
+          <w:bCs/>
+          <w:sz w:val="28"/>
+          <w:szCs w:val="28"/>
+        </w:rPr>
+        <w:lastRenderedPageBreak/>
+        <w:t>СПИСОК ИСПОЛЬЗОВАННЫХ ИСТОЧНИКОВ</w:t>
+      </w:r>
+    </w:p>
+    <w:p>
+      <w:pPr>
+        <w:shd w:val="clear" w:color="auto" w:fill="FFFFFF"/>
+        <w:tabs>
+          <w:tab w:val="left" w:leader="underscore" w:pos="5482"/>
+        </w:tabs>
+        <w:suppressAutoHyphens/>
+        <w:spacing w:after="360" w:line="360" w:lineRule="auto"/>
+        <w:rPr>
+          <w:rFonts w:ascii="Times New Roman" w:hAnsi="Times New Roman"/>
+          <w:sz w:val="28"/>
+          <w:szCs w:val="28"/>
+        </w:rPr>
+      </w:pPr>
+    </w:p>
+    <w:p>
+      <w:pPr>
+        <w:rPr>
+          <w:rFonts w:ascii="Times New Roman" w:hAnsi="Times New Roman"/>
+          <w:sz w:val="28"/>
+          <w:szCs w:val="28"/>
+        </w:rPr>
+      </w:pPr>
+      <w:r>
+        <w:rPr>
+          <w:rFonts w:ascii="Times New Roman" w:hAnsi="Times New Roman"/>
+          <w:sz w:val="28"/>
+          <w:szCs w:val="28"/>
+        </w:rPr>
+        <w:br w:type="page"/>
+      </w:r>
+    </w:p>
+    <w:p>
+      <w:pPr>
+        <w:shd w:val="clear" w:color="auto" w:fill="FFFFFF"/>
+        <w:tabs>
+          <w:tab w:val="left" w:leader="underscore" w:pos="5482"/>
+        </w:tabs>
+        <w:suppressAutoHyphens/>
         <w:spacing w:after="360" w:line="360" w:lineRule="auto"/>
         <w:jc w:val="center"/>
         <w:rPr>
@@ -10391,48 +13331,120 @@
           <w:rFonts w:ascii="Times New Roman" w:hAnsi="Times New Roman"/>
           <w:sz w:val="28"/>
           <w:szCs w:val="28"/>
+        </w:rPr>
+        <w:t xml:space="preserve">Место прохождения практики </w:t>
+      </w:r>
+      <w:r>
+        <w:rPr>
+          <w:rFonts w:ascii="Times New Roman" w:hAnsi="Times New Roman"/>
+          <w:sz w:val="28"/>
+          <w:szCs w:val="28"/>
+          <w:u w:val="single"/>
+        </w:rPr>
+        <w:t>ООО «Рус Интер Сервис»</w:t>
+      </w:r>
+    </w:p>
+    <w:p>
+      <w:pPr>
+        <w:spacing w:after="0" w:line="240" w:lineRule="auto"/>
+        <w:rPr>
+          <w:rFonts w:ascii="Times New Roman" w:hAnsi="Times New Roman"/>
+          <w:sz w:val="28"/>
+          <w:szCs w:val="28"/>
           <w:highlight w:val="yellow"/>
         </w:rPr>
-        <w:t xml:space="preserve">Место прохождения практики </w:t>
-      </w:r>
-      <w:r>
-        <w:rPr>
-          <w:rFonts w:ascii="Times New Roman" w:hAnsi="Times New Roman"/>
-          <w:sz w:val="28"/>
-          <w:szCs w:val="28"/>
-          <w:u w:val="single"/>
-        </w:rPr>
-        <w:t>ООО «Рус Интер Сервис»</w:t>
-      </w:r>
-    </w:p>
-    <w:p>
-      <w:pPr>
-        <w:spacing w:after="0" w:line="240" w:lineRule="auto"/>
-        <w:rPr>
-          <w:rFonts w:ascii="Times New Roman" w:hAnsi="Times New Roman"/>
-          <w:sz w:val="28"/>
-          <w:szCs w:val="28"/>
-          <w:highlight w:val="yellow"/>
-        </w:rPr>
-      </w:pPr>
-    </w:p>
-    <w:p>
-      <w:pPr>
-        <w:spacing w:after="0" w:line="240" w:lineRule="auto"/>
-        <w:rPr>
-          <w:rFonts w:ascii="Times New Roman" w:hAnsi="Times New Roman"/>
-          <w:sz w:val="28"/>
-          <w:szCs w:val="28"/>
-        </w:rPr>
-      </w:pPr>
-      <w:r>
-        <w:rPr>
-          <w:rFonts w:ascii="Times New Roman" w:hAnsi="Times New Roman"/>
-          <w:sz w:val="28"/>
-          <w:szCs w:val="28"/>
-          <w:highlight w:val="yellow"/>
-        </w:rPr>
-        <w:t>Студент _______________________________________________________</w:t>
+      </w:pPr>
+    </w:p>
+    <w:p>
+      <w:pPr>
+        <w:spacing w:after="0" w:line="240" w:lineRule="auto"/>
+        <w:rPr>
+          <w:rFonts w:ascii="Times New Roman" w:hAnsi="Times New Roman"/>
+          <w:sz w:val="28"/>
+          <w:szCs w:val="28"/>
+        </w:rPr>
+      </w:pPr>
+      <w:r>
+        <w:rPr>
+          <w:rFonts w:ascii="Times New Roman" w:hAnsi="Times New Roman"/>
+          <w:noProof/>
+          <w:sz w:val="28"/>
+          <w:szCs w:val="28"/>
+        </w:rPr>
+        <mc:AlternateContent>
+          <mc:Choice Requires="wps">
+            <w:drawing>
+              <wp:anchor distT="0" distB="0" distL="114300" distR="114300" simplePos="0" relativeHeight="251659264" behindDoc="0" locked="0" layoutInCell="1" allowOverlap="1" wp14:anchorId="17E68646" wp14:editId="3554C1EB">
+                <wp:simplePos x="0" y="0"/>
+                <wp:positionH relativeFrom="column">
+                  <wp:posOffset>684663</wp:posOffset>
+                </wp:positionH>
+                <wp:positionV relativeFrom="paragraph">
+                  <wp:posOffset>198755</wp:posOffset>
+                </wp:positionV>
+                <wp:extent cx="5220586" cy="0"/>
+                <wp:effectExtent l="0" t="0" r="0" b="0"/>
+                <wp:wrapNone/>
+                <wp:docPr id="1554485602" name="Прямая соединительная линия 2"/>
+                <wp:cNvGraphicFramePr/>
+                <a:graphic xmlns:a="http://schemas.openxmlformats.org/drawingml/2006/main">
+                  <a:graphicData uri="http://schemas.microsoft.com/office/word/2010/wordprocessingShape">
+                    <wps:wsp>
+                      <wps:cNvCnPr/>
+                      <wps:spPr>
+                        <a:xfrm>
+                          <a:off x="0" y="0"/>
+                          <a:ext cx="5220586" cy="0"/>
+                        </a:xfrm>
+                        <a:prstGeom prst="line">
+                          <a:avLst/>
+                        </a:prstGeom>
+                      </wps:spPr>
+                      <wps:style>
+                        <a:lnRef idx="1">
+                          <a:schemeClr val="dk1"/>
+                        </a:lnRef>
+                        <a:fillRef idx="0">
+                          <a:schemeClr val="dk1"/>
+                        </a:fillRef>
+                        <a:effectRef idx="0">
+                          <a:schemeClr val="dk1"/>
+                        </a:effectRef>
+                        <a:fontRef idx="minor">
+                          <a:schemeClr val="tx1"/>
+                        </a:fontRef>
+                      </wps:style>
+                      <wps:bodyPr/>
+                    </wps:wsp>
+                  </a:graphicData>
+                </a:graphic>
+              </wp:anchor>
+            </w:drawing>
+          </mc:Choice>
+          <mc:Fallback>
+            <w:pict>
+              <v:line w14:anchorId="2B16C1C8" id="Прямая соединительная линия 2" o:spid="_x0000_s1026" style="position:absolute;z-index:251659264;visibility:visible;mso-wrap-style:square;mso-wrap-distance-left:9pt;mso-wrap-distance-top:0;mso-wrap-distance-right:9pt;mso-wrap-distance-bottom:0;mso-position-horizontal:absolute;mso-position-horizontal-relative:text;mso-position-vertical:absolute;mso-position-vertical-relative:text" from="53.9pt,15.65pt" to="464.95pt,15.65pt" o:gfxdata="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" strokecolor="black [3200]" strokeweight=".5pt">
+                <v:stroke joinstyle="miter"/>
+              </v:line>
+            </w:pict>
+          </mc:Fallback>
+        </mc:AlternateContent>
+      </w:r>
+      <w:r>
+        <w:rPr>
+          <w:rFonts w:ascii="Times New Roman" w:hAnsi="Times New Roman"/>
+          <w:sz w:val="28"/>
+          <w:szCs w:val="28"/>
+        </w:rPr>
+        <w:t xml:space="preserve">Студент </w:t>
+      </w:r>
+      <w:r>
+        <w:rPr>
+          <w:rFonts w:ascii="Times New Roman" w:hAnsi="Times New Roman"/>
+          <w:sz w:val="28"/>
+          <w:szCs w:val="28"/>
+        </w:rPr>
+        <w:t xml:space="preserve">                           Яценко Вероника Игоревна</w:t>
       </w:r>
     </w:p>
     <w:p>
@@ -12059,6 +15071,268 @@
       <w:rPr>
         <w:rFonts w:cs="Times New Roman" w:hint="default"/>
         <w:b w:val="0"/>
+      </w:rPr>
+    </w:lvl>
+  </w:abstractNum>
+  <w:abstractNum w:abstractNumId="6" w15:restartNumberingAfterBreak="0">
+    <w:nsid w:val="63BB5A47"/>
+    <w:multiLevelType w:val="multilevel"/>
+    <w:tmpl w:val="14DEFEBE"/>
+    <w:lvl w:ilvl="0">
+      <w:start w:val="1"/>
+      <w:numFmt w:val="bullet"/>
+      <w:lvlText w:val=""/>
+      <w:lvlJc w:val="left"/>
+      <w:pPr>
+        <w:tabs>
+          <w:tab w:val="num" w:pos="720"/>
+        </w:tabs>
+        <w:ind w:left="720" w:hanging="360"/>
+      </w:pPr>
+      <w:rPr>
+        <w:rFonts w:ascii="Symbol" w:hAnsi="Symbol" w:hint="default"/>
+        <w:sz w:val="20"/>
+      </w:rPr>
+    </w:lvl>
+    <w:lvl w:ilvl="1" w:tentative="1">
+      <w:start w:val="1"/>
+      <w:numFmt w:val="bullet"/>
+      <w:lvlText w:val="o"/>
+      <w:lvlJc w:val="left"/>
+      <w:pPr>
+        <w:tabs>
+          <w:tab w:val="num" w:pos="1440"/>
+        </w:tabs>
+        <w:ind w:left="1440" w:hanging="360"/>
+      </w:pPr>
+      <w:rPr>
+        <w:rFonts w:ascii="Courier New" w:hAnsi="Courier New" w:hint="default"/>
+        <w:sz w:val="20"/>
+      </w:rPr>
+    </w:lvl>
+    <w:lvl w:ilvl="2" w:tentative="1">
+      <w:start w:val="1"/>
+      <w:numFmt w:val="bullet"/>
+      <w:lvlText w:val=""/>
+      <w:lvlJc w:val="left"/>
+      <w:pPr>
+        <w:tabs>
+          <w:tab w:val="num" w:pos="2160"/>
+        </w:tabs>
+        <w:ind w:left="2160" w:hanging="360"/>
+      </w:pPr>
+      <w:rPr>
+        <w:rFonts w:ascii="Wingdings" w:hAnsi="Wingdings" w:hint="default"/>
+        <w:sz w:val="20"/>
+      </w:rPr>
+    </w:lvl>
+    <w:lvl w:ilvl="3" w:tentative="1">
+      <w:start w:val="1"/>
+      <w:numFmt w:val="bullet"/>
+      <w:lvlText w:val=""/>
+      <w:lvlJc w:val="left"/>
+      <w:pPr>
+        <w:tabs>
+          <w:tab w:val="num" w:pos="2880"/>
+        </w:tabs>
+        <w:ind w:left="2880" w:hanging="360"/>
+      </w:pPr>
+      <w:rPr>
+        <w:rFonts w:ascii="Wingdings" w:hAnsi="Wingdings" w:hint="default"/>
+        <w:sz w:val="20"/>
+      </w:rPr>
+    </w:lvl>
+    <w:lvl w:ilvl="4" w:tentative="1">
+      <w:start w:val="1"/>
+      <w:numFmt w:val="bullet"/>
+      <w:lvlText w:val=""/>
+      <w:lvlJc w:val="left"/>
+      <w:pPr>
+        <w:tabs>
+          <w:tab w:val="num" w:pos="3600"/>
+        </w:tabs>
+        <w:ind w:left="3600" w:hanging="360"/>
+      </w:pPr>
+      <w:rPr>
+        <w:rFonts w:ascii="Wingdings" w:hAnsi="Wingdings" w:hint="default"/>
+        <w:sz w:val="20"/>
+      </w:rPr>
+    </w:lvl>
+    <w:lvl w:ilvl="5" w:tentative="1">
+      <w:start w:val="1"/>
+      <w:numFmt w:val="bullet"/>
+      <w:lvlText w:val=""/>
+      <w:lvlJc w:val="left"/>
+      <w:pPr>
+        <w:tabs>
+          <w:tab w:val="num" w:pos="4320"/>
+        </w:tabs>
+        <w:ind w:left="4320" w:hanging="360"/>
+      </w:pPr>
+      <w:rPr>
+        <w:rFonts w:ascii="Wingdings" w:hAnsi="Wingdings" w:hint="default"/>
+        <w:sz w:val="20"/>
+      </w:rPr>
+    </w:lvl>
+    <w:lvl w:ilvl="6" w:tentative="1">
+      <w:start w:val="1"/>
+      <w:numFmt w:val="bullet"/>
+      <w:lvlText w:val=""/>
+      <w:lvlJc w:val="left"/>
+      <w:pPr>
+        <w:tabs>
+          <w:tab w:val="num" w:pos="5040"/>
+        </w:tabs>
+        <w:ind w:left="5040" w:hanging="360"/>
+      </w:pPr>
+      <w:rPr>
+        <w:rFonts w:ascii="Wingdings" w:hAnsi="Wingdings" w:hint="default"/>
+        <w:sz w:val="20"/>
+      </w:rPr>
+    </w:lvl>
+    <w:lvl w:ilvl="7" w:tentative="1">
+      <w:start w:val="1"/>
+      <w:numFmt w:val="bullet"/>
+      <w:lvlText w:val=""/>
+      <w:lvlJc w:val="left"/>
+      <w:pPr>
+        <w:tabs>
+          <w:tab w:val="num" w:pos="5760"/>
+        </w:tabs>
+        <w:ind w:left="5760" w:hanging="360"/>
+      </w:pPr>
+      <w:rPr>
+        <w:rFonts w:ascii="Wingdings" w:hAnsi="Wingdings" w:hint="default"/>
+        <w:sz w:val="20"/>
+      </w:rPr>
+    </w:lvl>
+    <w:lvl w:ilvl="8" w:tentative="1">
+      <w:start w:val="1"/>
+      <w:numFmt w:val="bullet"/>
+      <w:lvlText w:val=""/>
+      <w:lvlJc w:val="left"/>
+      <w:pPr>
+        <w:tabs>
+          <w:tab w:val="num" w:pos="6480"/>
+        </w:tabs>
+        <w:ind w:left="6480" w:hanging="360"/>
+      </w:pPr>
+      <w:rPr>
+        <w:rFonts w:ascii="Wingdings" w:hAnsi="Wingdings" w:hint="default"/>
+        <w:sz w:val="20"/>
+      </w:rPr>
+    </w:lvl>
+  </w:abstractNum>
+  <w:abstractNum w:abstractNumId="7" w15:restartNumberingAfterBreak="0">
+    <w:nsid w:val="70D85B70"/>
+    <w:multiLevelType w:val="hybridMultilevel"/>
+    <w:tmpl w:val="1DE2AE72"/>
+    <w:lvl w:ilvl="0" w:tplc="9E78E38C">
+      <w:start w:val="1"/>
+      <w:numFmt w:val="bullet"/>
+      <w:lvlText w:val=""/>
+      <w:lvlJc w:val="left"/>
+      <w:pPr>
+        <w:ind w:left="1429" w:hanging="360"/>
+      </w:pPr>
+      <w:rPr>
+        <w:rFonts w:ascii="Symbol" w:hAnsi="Symbol" w:hint="default"/>
+      </w:rPr>
+    </w:lvl>
+    <w:lvl w:ilvl="1" w:tplc="04190003" w:tentative="1">
+      <w:start w:val="1"/>
+      <w:numFmt w:val="bullet"/>
+      <w:lvlText w:val="o"/>
+      <w:lvlJc w:val="left"/>
+      <w:pPr>
+        <w:ind w:left="2149" w:hanging="360"/>
+      </w:pPr>
+      <w:rPr>
+        <w:rFonts w:ascii="Courier New" w:hAnsi="Courier New" w:cs="Courier New" w:hint="default"/>
+      </w:rPr>
+    </w:lvl>
+    <w:lvl w:ilvl="2" w:tplc="04190005" w:tentative="1">
+      <w:start w:val="1"/>
+      <w:numFmt w:val="bullet"/>
+      <w:lvlText w:val=""/>
+      <w:lvlJc w:val="left"/>
+      <w:pPr>
+        <w:ind w:left="2869" w:hanging="360"/>
+      </w:pPr>
+      <w:rPr>
+        <w:rFonts w:ascii="Wingdings" w:hAnsi="Wingdings" w:hint="default"/>
+      </w:rPr>
+    </w:lvl>
+    <w:lvl w:ilvl="3" w:tplc="04190001" w:tentative="1">
+      <w:start w:val="1"/>
+      <w:numFmt w:val="bullet"/>
+      <w:lvlText w:val=""/>
+      <w:lvlJc w:val="left"/>
+      <w:pPr>
+        <w:ind w:left="3589" w:hanging="360"/>
+      </w:pPr>
+      <w:rPr>
+        <w:rFonts w:ascii="Symbol" w:hAnsi="Symbol" w:hint="default"/>
+      </w:rPr>
+    </w:lvl>
+    <w:lvl w:ilvl="4" w:tplc="04190003" w:tentative="1">
+      <w:start w:val="1"/>
+      <w:numFmt w:val="bullet"/>
+      <w:lvlText w:val="o"/>
+      <w:lvlJc w:val="left"/>
+      <w:pPr>
+        <w:ind w:left="4309" w:hanging="360"/>
+      </w:pPr>
+      <w:rPr>
+        <w:rFonts w:ascii="Courier New" w:hAnsi="Courier New" w:cs="Courier New" w:hint="default"/>
+      </w:rPr>
+    </w:lvl>
+    <w:lvl w:ilvl="5" w:tplc="04190005" w:tentative="1">
+      <w:start w:val="1"/>
+      <w:numFmt w:val="bullet"/>
+      <w:lvlText w:val=""/>
+      <w:lvlJc w:val="left"/>
+      <w:pPr>
+        <w:ind w:left="5029" w:hanging="360"/>
+      </w:pPr>
+      <w:rPr>
+        <w:rFonts w:ascii="Wingdings" w:hAnsi="Wingdings" w:hint="default"/>
+      </w:rPr>
+    </w:lvl>
+    <w:lvl w:ilvl="6" w:tplc="04190001" w:tentative="1">
+      <w:start w:val="1"/>
+      <w:numFmt w:val="bullet"/>
+      <w:lvlText w:val=""/>
+      <w:lvlJc w:val="left"/>
+      <w:pPr>
+        <w:ind w:left="5749" w:hanging="360"/>
+      </w:pPr>
+      <w:rPr>
+        <w:rFonts w:ascii="Symbol" w:hAnsi="Symbol" w:hint="default"/>
+      </w:rPr>
+    </w:lvl>
+    <w:lvl w:ilvl="7" w:tplc="04190003" w:tentative="1">
+      <w:start w:val="1"/>
+      <w:numFmt w:val="bullet"/>
+      <w:lvlText w:val="o"/>
+      <w:lvlJc w:val="left"/>
+      <w:pPr>
+        <w:ind w:left="6469" w:hanging="360"/>
+      </w:pPr>
+      <w:rPr>
+        <w:rFonts w:ascii="Courier New" w:hAnsi="Courier New" w:cs="Courier New" w:hint="default"/>
+      </w:rPr>
+    </w:lvl>
+    <w:lvl w:ilvl="8" w:tplc="04190005" w:tentative="1">
+      <w:start w:val="1"/>
+      <w:numFmt w:val="bullet"/>
+      <w:lvlText w:val=""/>
+      <w:lvlJc w:val="left"/>
+      <w:pPr>
+        <w:ind w:left="7189" w:hanging="360"/>
+      </w:pPr>
+      <w:rPr>
+        <w:rFonts w:ascii="Wingdings" w:hAnsi="Wingdings" w:hint="default"/>
       </w:rPr>
     </w:lvl>
   </w:abstractNum>
@@ -12109,6 +15383,12 @@
   </w:num>
   <w:num w:numId="7" w16cid:durableId="914364350">
     <w:abstractNumId w:val="0"/>
+  </w:num>
+  <w:num w:numId="8" w16cid:durableId="1144855615">
+    <w:abstractNumId w:val="6"/>
+  </w:num>
+  <w:num w:numId="9" w16cid:durableId="1913461567">
+    <w:abstractNumId w:val="7"/>
   </w:num>
 </w:numbering>
 </file>
@@ -12539,6 +15819,52 @@
       <w:szCs w:val="28"/>
     </w:rPr>
   </w:style>
+  <w:style w:type="paragraph" w:styleId="2">
+    <w:name w:val="heading 2"/>
+    <w:basedOn w:val="a"/>
+    <w:next w:val="a"/>
+    <w:link w:val="20"/>
+    <w:uiPriority w:val="9"/>
+    <w:semiHidden/>
+    <w:unhideWhenUsed/>
+    <w:qFormat/>
+    <w:rsid w:val="00F174DF"/>
+    <w:pPr>
+      <w:keepNext/>
+      <w:keepLines/>
+      <w:spacing w:before="40" w:after="0"/>
+      <w:outlineLvl w:val="1"/>
+    </w:pPr>
+    <w:rPr>
+      <w:rFonts w:asciiTheme="majorHAnsi" w:eastAsiaTheme="majorEastAsia" w:hAnsiTheme="majorHAnsi" w:cstheme="majorBidi"/>
+      <w:color w:val="2E74B5" w:themeColor="accent1" w:themeShade="BF"/>
+      <w:sz w:val="26"/>
+      <w:szCs w:val="26"/>
+    </w:rPr>
+  </w:style>
+  <w:style w:type="paragraph" w:styleId="3">
+    <w:name w:val="heading 3"/>
+    <w:basedOn w:val="a"/>
+    <w:next w:val="a"/>
+    <w:link w:val="30"/>
+    <w:uiPriority w:val="9"/>
+    <w:semiHidden/>
+    <w:unhideWhenUsed/>
+    <w:qFormat/>
+    <w:rsid w:val="009176D8"/>
+    <w:pPr>
+      <w:keepNext/>
+      <w:keepLines/>
+      <w:spacing w:before="40" w:after="0"/>
+      <w:outlineLvl w:val="2"/>
+    </w:pPr>
+    <w:rPr>
+      <w:rFonts w:asciiTheme="majorHAnsi" w:eastAsiaTheme="majorEastAsia" w:hAnsiTheme="majorHAnsi" w:cstheme="majorBidi"/>
+      <w:color w:val="1F4D78" w:themeColor="accent1" w:themeShade="7F"/>
+      <w:sz w:val="24"/>
+      <w:szCs w:val="24"/>
+    </w:rPr>
+  </w:style>
   <w:style w:type="character" w:default="1" w:styleId="a0">
     <w:name w:val="Default Paragraph Font"/>
     <w:uiPriority w:val="1"/>
@@ -12609,7 +15935,7 @@
   <w:style w:type="character" w:customStyle="1" w:styleId="a6">
     <w:name w:val="Основной текст_"/>
     <w:basedOn w:val="a0"/>
-    <w:link w:val="2"/>
+    <w:link w:val="21"/>
     <w:locked/>
     <w:rsid w:val="00DD2063"/>
     <w:rPr>
@@ -12618,7 +15944,7 @@
       <w:shd w:val="clear" w:color="auto" w:fill="FFFFFF"/>
     </w:rPr>
   </w:style>
-  <w:style w:type="paragraph" w:customStyle="1" w:styleId="2">
+  <w:style w:type="paragraph" w:customStyle="1" w:styleId="21">
     <w:name w:val="Основной текст2"/>
     <w:basedOn w:val="a"/>
     <w:link w:val="a6"/>
@@ -12828,6 +16154,34 @@
     <w:rsid w:val="00480E7A"/>
     <w:rPr>
       <w:rFonts w:ascii="Calibri" w:eastAsia="PMingLiU" w:hAnsi="Calibri" w:cs="Times New Roman"/>
+    </w:rPr>
+  </w:style>
+  <w:style w:type="character" w:customStyle="1" w:styleId="20">
+    <w:name w:val="Заголовок 2 Знак"/>
+    <w:basedOn w:val="a0"/>
+    <w:link w:val="2"/>
+    <w:uiPriority w:val="9"/>
+    <w:semiHidden/>
+    <w:rsid w:val="00F174DF"/>
+    <w:rPr>
+      <w:rFonts w:asciiTheme="majorHAnsi" w:eastAsiaTheme="majorEastAsia" w:hAnsiTheme="majorHAnsi" w:cstheme="majorBidi"/>
+      <w:color w:val="2E74B5" w:themeColor="accent1" w:themeShade="BF"/>
+      <w:sz w:val="26"/>
+      <w:szCs w:val="26"/>
+    </w:rPr>
+  </w:style>
+  <w:style w:type="character" w:customStyle="1" w:styleId="30">
+    <w:name w:val="Заголовок 3 Знак"/>
+    <w:basedOn w:val="a0"/>
+    <w:link w:val="3"/>
+    <w:uiPriority w:val="9"/>
+    <w:semiHidden/>
+    <w:rsid w:val="009176D8"/>
+    <w:rPr>
+      <w:rFonts w:asciiTheme="majorHAnsi" w:eastAsiaTheme="majorEastAsia" w:hAnsiTheme="majorHAnsi" w:cstheme="majorBidi"/>
+      <w:color w:val="1F4D78" w:themeColor="accent1" w:themeShade="7F"/>
+      <w:sz w:val="24"/>
+      <w:szCs w:val="24"/>
     </w:rPr>
   </w:style>
 </w:styles>
